--- a/docs/pl06.docx
+++ b/docs/pl06.docx
@@ -631,7 +631,7 @@
           <w:tab w:val="right" w:leader="dot" w:pos="9356"/>
         </w:tabs>
         <w:spacing w:before="120" w:after="0" w:line="240" w:lineRule="auto"/>
-        <w:ind w:left="1134"/>
+        <w:ind w:left="1418" w:hanging="284"/>
         <w:rPr>
           <w:rFonts w:ascii="Times New Roman" w:eastAsia="Calibri" w:hAnsi="Times New Roman" w:cs="Times New Roman"/>
           <w:sz w:val="26"/>
@@ -703,21 +703,15 @@
         </w:rPr>
         <w:t>22653991</w:t>
       </w:r>
-    </w:p>
-    <w:p>
-      <w:pPr>
-        <w:tabs>
-          <w:tab w:val="right" w:leader="dot" w:pos="9356"/>
-        </w:tabs>
-        <w:spacing w:before="120" w:after="0" w:line="240" w:lineRule="auto"/>
-        <w:ind w:left="1134"/>
-        <w:rPr>
-          <w:rFonts w:ascii="Times New Roman" w:eastAsia="Calibri" w:hAnsi="Times New Roman" w:cs="Times New Roman"/>
-          <w:sz w:val="26"/>
-          <w:szCs w:val="26"/>
-          <w:lang w:val="vi-VN"/>
-        </w:rPr>
-      </w:pPr>
+      <w:r>
+        <w:rPr>
+          <w:rFonts w:ascii="Times New Roman" w:eastAsia="Calibri" w:hAnsi="Times New Roman" w:cs="Times New Roman"/>
+          <w:sz w:val="26"/>
+          <w:szCs w:val="26"/>
+          <w:lang w:val="vi-VN"/>
+        </w:rPr>
+        <w:br/>
+      </w:r>
       <w:r>
         <w:rPr>
           <w:rFonts w:ascii="Times New Roman" w:eastAsia="Calibri" w:hAnsi="Times New Roman" w:cs="Times New Roman"/>
@@ -743,7 +737,17 @@
             <w:sz w:val="26"/>
             <w:szCs w:val="26"/>
           </w:rPr>
-          <w:t>tiesen243@gmail.com</w:t>
+          <w:t>tiesen243@tiesen</w:t>
+        </w:r>
+        <w:r>
+          <w:rPr>
+            <w:rStyle w:val="Hyperlink"/>
+            <w:rFonts w:ascii="Times New Roman" w:eastAsia="Times New Roman" w:hAnsi="Times New Roman" w:cs="Times New Roman"/>
+            <w:sz w:val="26"/>
+            <w:szCs w:val="26"/>
+            <w:lang w:val="vi-VN"/>
+          </w:rPr>
+          <w:t>.id.vn</w:t>
         </w:r>
       </w:hyperlink>
       <w:r>
@@ -779,7 +783,7 @@
           <w:tab w:val="right" w:leader="dot" w:pos="9356"/>
         </w:tabs>
         <w:spacing w:before="120" w:after="0" w:line="240" w:lineRule="auto"/>
-        <w:ind w:left="1134"/>
+        <w:ind w:left="1418" w:hanging="284"/>
         <w:rPr>
           <w:rFonts w:ascii="Times New Roman" w:eastAsia="Calibri" w:hAnsi="Times New Roman" w:cs="Times New Roman"/>
           <w:sz w:val="26"/>
@@ -839,21 +843,15 @@
         </w:rPr>
         <w:t>22637811</w:t>
       </w:r>
-    </w:p>
-    <w:p>
-      <w:pPr>
-        <w:tabs>
-          <w:tab w:val="right" w:leader="dot" w:pos="9356"/>
-        </w:tabs>
-        <w:spacing w:before="120" w:after="0" w:line="240" w:lineRule="auto"/>
-        <w:ind w:left="1134"/>
-        <w:rPr>
-          <w:rFonts w:ascii="Times New Roman" w:eastAsia="Calibri" w:hAnsi="Times New Roman" w:cs="Times New Roman"/>
-          <w:sz w:val="26"/>
-          <w:szCs w:val="26"/>
-          <w:lang w:val="vi-VN"/>
-        </w:rPr>
-      </w:pPr>
+      <w:r>
+        <w:rPr>
+          <w:rFonts w:ascii="Times New Roman" w:eastAsia="Calibri" w:hAnsi="Times New Roman" w:cs="Times New Roman"/>
+          <w:sz w:val="26"/>
+          <w:szCs w:val="26"/>
+          <w:lang w:val="vi-VN"/>
+        </w:rPr>
+        <w:br/>
+      </w:r>
       <w:r>
         <w:rPr>
           <w:rFonts w:ascii="Times New Roman" w:eastAsia="Calibri" w:hAnsi="Times New Roman" w:cs="Times New Roman"/>
@@ -878,7 +876,7 @@
             <w:sz w:val="26"/>
             <w:szCs w:val="26"/>
           </w:rPr>
-          <w:t>abc@gmail.com</w:t>
+          <w:t>ninjahuykunfbi@gmail.com</w:t>
         </w:r>
       </w:hyperlink>
       <w:r>
@@ -904,7 +902,7 @@
           <w:sz w:val="26"/>
           <w:szCs w:val="26"/>
         </w:rPr>
-        <w:t>09xxxxxxxx</w:t>
+        <w:t>0767400600</w:t>
       </w:r>
     </w:p>
     <w:p>
@@ -941,24 +939,23 @@
     <w:p>
       <w:pPr>
         <w:tabs>
-          <w:tab w:val="left" w:pos="1134"/>
-          <w:tab w:val="left" w:leader="dot" w:pos="6379"/>
-          <w:tab w:val="left" w:leader="dot" w:pos="9356"/>
+          <w:tab w:val="left" w:leader="dot" w:pos="6521"/>
         </w:tabs>
         <w:spacing w:before="120" w:after="0" w:line="240" w:lineRule="auto"/>
-        <w:rPr>
-          <w:rFonts w:ascii="Times New Roman" w:eastAsia="Calibri" w:hAnsi="Times New Roman" w:cs="Times New Roman"/>
-          <w:sz w:val="26"/>
-          <w:szCs w:val="26"/>
-        </w:rPr>
-      </w:pPr>
-      <w:r>
-        <w:rPr>
-          <w:rFonts w:ascii="Times New Roman" w:eastAsia="Calibri" w:hAnsi="Times New Roman" w:cs="Times New Roman"/>
-          <w:sz w:val="26"/>
-          <w:szCs w:val="26"/>
-        </w:rPr>
-        <w:tab/>
+        <w:ind w:left="1418" w:hanging="284"/>
+        <w:rPr>
+          <w:rFonts w:ascii="Times New Roman" w:eastAsia="Calibri" w:hAnsi="Times New Roman" w:cs="Times New Roman"/>
+          <w:sz w:val="26"/>
+          <w:szCs w:val="26"/>
+          <w:lang w:val="vi-VN"/>
+        </w:rPr>
+      </w:pPr>
+      <w:r>
+        <w:rPr>
+          <w:rFonts w:ascii="Times New Roman" w:eastAsia="Calibri" w:hAnsi="Times New Roman" w:cs="Times New Roman"/>
+          <w:sz w:val="26"/>
+          <w:szCs w:val="26"/>
+        </w:rPr>
         <w:t>1. Họ và tên:</w:t>
       </w:r>
       <w:r>
@@ -984,8 +981,16 @@
           <w:rFonts w:ascii="Times New Roman" w:eastAsia="Calibri" w:hAnsi="Times New Roman" w:cs="Times New Roman"/>
           <w:sz w:val="26"/>
           <w:szCs w:val="26"/>
+          <w:lang w:val="vi-VN"/>
         </w:rPr>
         <w:tab/>
+      </w:r>
+      <w:r>
+        <w:rPr>
+          <w:rFonts w:ascii="Times New Roman" w:eastAsia="Calibri" w:hAnsi="Times New Roman" w:cs="Times New Roman"/>
+          <w:sz w:val="26"/>
+          <w:szCs w:val="26"/>
+        </w:rPr>
         <w:t>Học vị/Học hàm:</w:t>
       </w:r>
       <w:r>
@@ -1001,111 +1006,92 @@
           <w:rFonts w:ascii="Times New Roman" w:eastAsia="Calibri" w:hAnsi="Times New Roman" w:cs="Times New Roman"/>
           <w:sz w:val="26"/>
           <w:szCs w:val="26"/>
-        </w:rPr>
-        <w:tab/>
-      </w:r>
-      <w:r>
-        <w:rPr>
-          <w:rFonts w:ascii="Times New Roman" w:eastAsia="Calibri" w:hAnsi="Times New Roman" w:cs="Times New Roman"/>
-          <w:sz w:val="26"/>
-          <w:szCs w:val="26"/>
-        </w:rPr>
-        <w:t xml:space="preserve"> </w:t>
+          <w:lang w:val="vi-VN"/>
+        </w:rPr>
+        <w:br/>
+      </w:r>
+      <w:r>
+        <w:rPr>
+          <w:rFonts w:ascii="Times New Roman" w:eastAsia="Calibri" w:hAnsi="Times New Roman" w:cs="Times New Roman"/>
+          <w:sz w:val="26"/>
+          <w:szCs w:val="26"/>
+        </w:rPr>
+        <w:t xml:space="preserve">Đơn vị công tác: </w:t>
+      </w:r>
+      <w:r>
+        <w:rPr>
+          <w:rFonts w:ascii="Times New Roman" w:eastAsia="Calibri" w:hAnsi="Times New Roman" w:cs="Times New Roman"/>
+          <w:sz w:val="26"/>
+          <w:szCs w:val="26"/>
+        </w:rPr>
+        <w:t>Trường Đại học Công nghiệp Thành phố Hồ Chí Minh</w:t>
       </w:r>
     </w:p>
     <w:p>
       <w:pPr>
         <w:tabs>
-          <w:tab w:val="left" w:pos="1276"/>
-          <w:tab w:val="left" w:leader="dot" w:pos="10490"/>
+          <w:tab w:val="left" w:leader="dot" w:pos="6521"/>
+          <w:tab w:val="right" w:leader="dot" w:pos="9356"/>
         </w:tabs>
         <w:spacing w:before="120" w:after="0" w:line="240" w:lineRule="auto"/>
-        <w:rPr>
-          <w:rFonts w:ascii="Times New Roman" w:eastAsia="Calibri" w:hAnsi="Times New Roman" w:cs="Times New Roman"/>
-          <w:sz w:val="26"/>
-          <w:szCs w:val="26"/>
-        </w:rPr>
-      </w:pPr>
-      <w:r>
-        <w:rPr>
-          <w:rFonts w:ascii="Times New Roman" w:eastAsia="Calibri" w:hAnsi="Times New Roman" w:cs="Times New Roman"/>
-          <w:sz w:val="26"/>
-          <w:szCs w:val="26"/>
+        <w:ind w:left="1418" w:hanging="284"/>
+        <w:rPr>
+          <w:rFonts w:ascii="Times New Roman" w:eastAsia="Calibri" w:hAnsi="Times New Roman" w:cs="Times New Roman"/>
+          <w:sz w:val="26"/>
+          <w:szCs w:val="26"/>
+          <w:lang w:val="vi-VN"/>
+        </w:rPr>
+      </w:pPr>
+      <w:r>
+        <w:rPr>
+          <w:rFonts w:ascii="Times New Roman" w:eastAsia="Calibri" w:hAnsi="Times New Roman" w:cs="Times New Roman"/>
+          <w:sz w:val="26"/>
+          <w:szCs w:val="26"/>
+        </w:rPr>
+        <w:t>2. Họ và tên:</w:t>
+      </w:r>
+      <w:r>
+        <w:rPr>
+          <w:rFonts w:ascii="Times New Roman" w:eastAsia="Calibri" w:hAnsi="Times New Roman" w:cs="Times New Roman"/>
+          <w:sz w:val="26"/>
+          <w:szCs w:val="26"/>
+          <w:lang w:val="vi-VN"/>
         </w:rPr>
         <w:tab/>
-        <w:t xml:space="preserve">  Đơn vị công tác: </w:t>
-      </w:r>
-      <w:r>
-        <w:rPr>
-          <w:rFonts w:ascii="Times New Roman" w:eastAsia="Calibri" w:hAnsi="Times New Roman" w:cs="Times New Roman"/>
-          <w:sz w:val="26"/>
-          <w:szCs w:val="26"/>
-        </w:rPr>
-        <w:t>Trường Đại học Công nghiệp Thành phố Hồ Chí Minh</w:t>
-      </w:r>
-    </w:p>
-    <w:p>
-      <w:pPr>
-        <w:tabs>
-          <w:tab w:val="left" w:pos="1134"/>
-          <w:tab w:val="left" w:leader="dot" w:pos="6379"/>
-          <w:tab w:val="left" w:leader="dot" w:pos="9356"/>
-        </w:tabs>
-        <w:spacing w:before="120" w:after="0" w:line="240" w:lineRule="auto"/>
-        <w:rPr>
-          <w:rFonts w:ascii="Times New Roman" w:eastAsia="Calibri" w:hAnsi="Times New Roman" w:cs="Times New Roman"/>
-          <w:sz w:val="26"/>
-          <w:szCs w:val="26"/>
-        </w:rPr>
-      </w:pPr>
-      <w:r>
-        <w:rPr>
-          <w:rFonts w:ascii="Times New Roman" w:eastAsia="Calibri" w:hAnsi="Times New Roman" w:cs="Times New Roman"/>
-          <w:sz w:val="26"/>
-          <w:szCs w:val="26"/>
+      </w:r>
+      <w:r>
+        <w:rPr>
+          <w:rFonts w:ascii="Times New Roman" w:eastAsia="Calibri" w:hAnsi="Times New Roman" w:cs="Times New Roman"/>
+          <w:sz w:val="26"/>
+          <w:szCs w:val="26"/>
+        </w:rPr>
+        <w:t>Học vị/Học hàm:</w:t>
+      </w:r>
+      <w:r>
+        <w:rPr>
+          <w:rFonts w:ascii="Times New Roman" w:eastAsia="Calibri" w:hAnsi="Times New Roman" w:cs="Times New Roman"/>
+          <w:sz w:val="26"/>
+          <w:szCs w:val="26"/>
+          <w:lang w:val="vi-VN"/>
         </w:rPr>
         <w:tab/>
-        <w:t xml:space="preserve">2. Họ và tên: </w:t>
-      </w:r>
-      <w:r>
-        <w:rPr>
-          <w:rFonts w:ascii="Times New Roman" w:eastAsia="Calibri" w:hAnsi="Times New Roman" w:cs="Times New Roman"/>
-          <w:sz w:val="26"/>
-          <w:szCs w:val="26"/>
-        </w:rPr>
-        <w:tab/>
-        <w:t xml:space="preserve">Học vị/Học hàm: </w:t>
-      </w:r>
-      <w:r>
-        <w:rPr>
-          <w:rFonts w:ascii="Times New Roman" w:eastAsia="Calibri" w:hAnsi="Times New Roman" w:cs="Times New Roman"/>
-          <w:sz w:val="26"/>
-          <w:szCs w:val="26"/>
-        </w:rPr>
-        <w:tab/>
-      </w:r>
-    </w:p>
-    <w:p>
-      <w:pPr>
-        <w:tabs>
-          <w:tab w:val="left" w:pos="1276"/>
-          <w:tab w:val="left" w:leader="dot" w:pos="10490"/>
-        </w:tabs>
-        <w:spacing w:before="120" w:after="0" w:line="240" w:lineRule="auto"/>
-        <w:rPr>
-          <w:rFonts w:ascii="Times New Roman" w:eastAsia="Calibri" w:hAnsi="Times New Roman" w:cs="Times New Roman"/>
-          <w:sz w:val="26"/>
-          <w:szCs w:val="26"/>
-        </w:rPr>
-      </w:pPr>
-      <w:r>
-        <w:rPr>
-          <w:rFonts w:ascii="Times New Roman" w:eastAsia="Calibri" w:hAnsi="Times New Roman" w:cs="Times New Roman"/>
-          <w:sz w:val="26"/>
-          <w:szCs w:val="26"/>
-        </w:rPr>
-        <w:tab/>
-        <w:t xml:space="preserve">  Đơn vị công tác: </w:t>
+      </w:r>
+      <w:r>
+        <w:rPr>
+          <w:rFonts w:ascii="Times New Roman" w:eastAsia="Calibri" w:hAnsi="Times New Roman" w:cs="Times New Roman"/>
+          <w:sz w:val="26"/>
+          <w:szCs w:val="26"/>
+          <w:lang w:val="vi-VN"/>
+        </w:rPr>
+        <w:br/>
+      </w:r>
+      <w:r>
+        <w:rPr>
+          <w:rFonts w:ascii="Times New Roman" w:eastAsia="Calibri" w:hAnsi="Times New Roman" w:cs="Times New Roman"/>
+          <w:sz w:val="26"/>
+          <w:szCs w:val="26"/>
+        </w:rPr>
+        <w:t>Đơn vị công tác:</w:t>
       </w:r>
     </w:p>
     <w:p>
@@ -1572,7 +1558,7 @@
           <w:tab w:val="right" w:leader="dot" w:pos="9356"/>
         </w:tabs>
         <w:spacing w:before="120" w:after="0" w:line="240" w:lineRule="auto"/>
-        <w:ind w:left="1134"/>
+        <w:ind w:left="1418" w:hanging="284"/>
         <w:rPr>
           <w:rFonts w:ascii="Times New Roman" w:eastAsia="Times New Roman" w:hAnsi="Times New Roman" w:cs="Times New Roman"/>
           <w:color w:val="000000"/>
@@ -1627,21 +1613,16 @@
         </w:rPr>
         <w:t>22653991</w:t>
       </w:r>
-    </w:p>
-    <w:p>
-      <w:pPr>
-        <w:tabs>
-          <w:tab w:val="right" w:leader="dot" w:pos="9356"/>
-        </w:tabs>
-        <w:spacing w:before="120" w:after="0" w:line="240" w:lineRule="auto"/>
-        <w:ind w:left="1134"/>
-        <w:rPr>
-          <w:rFonts w:ascii="Times New Roman" w:eastAsia="Calibri" w:hAnsi="Times New Roman" w:cs="Times New Roman"/>
-          <w:sz w:val="26"/>
-          <w:szCs w:val="26"/>
-          <w:lang w:val="vi-VN"/>
-        </w:rPr>
-      </w:pPr>
+      <w:r>
+        <w:rPr>
+          <w:rFonts w:ascii="Times New Roman" w:eastAsia="Times New Roman" w:hAnsi="Times New Roman" w:cs="Times New Roman"/>
+          <w:color w:val="000000"/>
+          <w:sz w:val="26"/>
+          <w:szCs w:val="26"/>
+          <w:lang w:val="vi-VN"/>
+        </w:rPr>
+        <w:br/>
+      </w:r>
       <w:r>
         <w:rPr>
           <w:rFonts w:ascii="Times New Roman" w:eastAsia="Calibri" w:hAnsi="Times New Roman" w:cs="Times New Roman"/>
@@ -1658,7 +1639,17 @@
             <w:sz w:val="26"/>
             <w:szCs w:val="26"/>
           </w:rPr>
-          <w:t>tiesen243@gmail.com</w:t>
+          <w:t>tiesen243@tiesen</w:t>
+        </w:r>
+        <w:r>
+          <w:rPr>
+            <w:rStyle w:val="Hyperlink"/>
+            <w:rFonts w:ascii="Times New Roman" w:eastAsia="Times New Roman" w:hAnsi="Times New Roman" w:cs="Times New Roman"/>
+            <w:sz w:val="26"/>
+            <w:szCs w:val="26"/>
+            <w:lang w:val="vi-VN"/>
+          </w:rPr>
+          <w:t>.id.vn</w:t>
         </w:r>
       </w:hyperlink>
       <w:r>
@@ -1686,7 +1677,7 @@
           <w:sz w:val="26"/>
           <w:szCs w:val="26"/>
         </w:rPr>
-        <w:t>0898471937</w:t>
+        <w:t>0905258844</w:t>
       </w:r>
     </w:p>
     <w:p>
@@ -1695,7 +1686,7 @@
           <w:tab w:val="right" w:leader="dot" w:pos="9356"/>
         </w:tabs>
         <w:spacing w:before="120" w:after="0" w:line="240" w:lineRule="auto"/>
-        <w:ind w:left="1134"/>
+        <w:ind w:left="1418" w:hanging="284"/>
         <w:rPr>
           <w:rFonts w:ascii="Times New Roman" w:eastAsia="Calibri" w:hAnsi="Times New Roman" w:cs="Times New Roman"/>
           <w:sz w:val="26"/>
@@ -1762,21 +1753,15 @@
         </w:rPr>
         <w:t>22637811</w:t>
       </w:r>
-    </w:p>
-    <w:p>
-      <w:pPr>
-        <w:tabs>
-          <w:tab w:val="right" w:leader="dot" w:pos="9356"/>
-        </w:tabs>
-        <w:spacing w:before="120" w:after="0" w:line="240" w:lineRule="auto"/>
-        <w:ind w:left="1134"/>
-        <w:rPr>
-          <w:rFonts w:ascii="Times New Roman" w:eastAsia="Calibri" w:hAnsi="Times New Roman" w:cs="Times New Roman"/>
-          <w:sz w:val="26"/>
-          <w:szCs w:val="26"/>
-          <w:lang w:val="vi-VN"/>
-        </w:rPr>
-      </w:pPr>
+      <w:r>
+        <w:rPr>
+          <w:rFonts w:ascii="Times New Roman" w:eastAsia="Calibri" w:hAnsi="Times New Roman" w:cs="Times New Roman"/>
+          <w:sz w:val="26"/>
+          <w:szCs w:val="26"/>
+          <w:lang w:val="vi-VN"/>
+        </w:rPr>
+        <w:br/>
+      </w:r>
       <w:r>
         <w:rPr>
           <w:rFonts w:ascii="Times New Roman" w:eastAsia="Calibri" w:hAnsi="Times New Roman" w:cs="Times New Roman"/>
@@ -1793,7 +1778,7 @@
             <w:sz w:val="26"/>
             <w:szCs w:val="26"/>
           </w:rPr>
-          <w:t>abc@gmail.com</w:t>
+          <w:t>ninjahuykunfbi@gmail.com</w:t>
         </w:r>
       </w:hyperlink>
       <w:r>
@@ -1819,7 +1804,7 @@
           <w:sz w:val="26"/>
           <w:szCs w:val="26"/>
         </w:rPr>
-        <w:t>09xxxxxxxx</w:t>
+        <w:t>0767400600</w:t>
       </w:r>
     </w:p>
     <w:p>
@@ -1849,7 +1834,7 @@
           <w:tab w:val="left" w:leader="dot" w:pos="4678"/>
           <w:tab w:val="left" w:leader="dot" w:pos="10490"/>
         </w:tabs>
-        <w:spacing w:before="120" w:after="0" w:line="240" w:lineRule="auto"/>
+        <w:spacing w:before="120" w:after="0"/>
         <w:rPr>
           <w:rFonts w:ascii="Times New Roman" w:eastAsia="Calibri" w:hAnsi="Times New Roman" w:cs="Times New Roman"/>
           <w:sz w:val="26"/>
@@ -1877,7 +1862,7 @@
           <w:tab w:val="left" w:leader="dot" w:pos="4678"/>
           <w:tab w:val="left" w:leader="dot" w:pos="10490"/>
         </w:tabs>
-        <w:spacing w:before="120" w:after="0" w:line="240" w:lineRule="auto"/>
+        <w:spacing w:before="120" w:after="0"/>
         <w:jc w:val="both"/>
         <w:rPr>
           <w:rFonts w:ascii="Times New Roman" w:eastAsia="Calibri" w:hAnsi="Times New Roman" w:cs="Times New Roman"/>
@@ -1894,7 +1879,52 @@
         <w:t xml:space="preserve">Cơ sở lý thuyết: </w:t>
       </w:r>
     </w:p>
-    <w:p/>
+    <w:p>
+      <w:pPr>
+        <w:rPr>
+          <w:rFonts w:ascii="Times New Roman" w:hAnsi="Times New Roman" w:cs="Times New Roman"/>
+          <w:sz w:val="26"/>
+          <w:szCs w:val="26"/>
+          <w:lang w:val="vi-VN"/>
+        </w:rPr>
+      </w:pPr>
+      <w:r>
+        <w:rPr>
+          <w:rFonts w:ascii="Times New Roman" w:hAnsi="Times New Roman" w:cs="Times New Roman"/>
+          <w:sz w:val="26"/>
+          <w:szCs w:val="26"/>
+          <w:lang w:val="vi-VN"/>
+        </w:rPr>
+        <w:t xml:space="preserve">Cơ sở lý thuyết của hệ thống thiết kế hộp thuốc hổ trợ người già và bệnh nhân </w:t>
+      </w:r>
+      <w:r>
+        <w:rPr>
+          <w:rFonts w:ascii="Times New Roman" w:hAnsi="Times New Roman" w:cs="Times New Roman"/>
+          <w:sz w:val="26"/>
+          <w:szCs w:val="26"/>
+          <w:lang w:val="vi-VN"/>
+        </w:rPr>
+        <w:t xml:space="preserve">tập trung vào việc ứng dụng công nghệ Internet of Things (IoT) để giải quyết bài toán hỗ trợ y tế thông minh. Nền tảng cốt lõi dựa trên việc kết hợp giữa hệ thống nhúng sử dụng vi điều khiển ESP8266 để xử lý dữ liệu cảm biến và điều khiển cơ cấu chấp hành thời gian thực, với kiến trúc phần mềm đa nền tảng (React và React Native) thông qua giao thức truyền tin </w:t>
+      </w:r>
+      <w:r>
+        <w:rPr>
+          <w:rFonts w:ascii="Times New Roman" w:hAnsi="Times New Roman" w:cs="Times New Roman"/>
+          <w:sz w:val="26"/>
+          <w:szCs w:val="26"/>
+          <w:lang w:val="vi-VN"/>
+        </w:rPr>
+        <w:t>HTTP</w:t>
+      </w:r>
+      <w:r>
+        <w:rPr>
+          <w:rFonts w:ascii="Times New Roman" w:hAnsi="Times New Roman" w:cs="Times New Roman"/>
+          <w:sz w:val="26"/>
+          <w:szCs w:val="26"/>
+          <w:lang w:val="vi-VN"/>
+        </w:rPr>
+        <w:t xml:space="preserve"> và cơ sở dữ liệu đám mây. Lý thuyết về tương tác người - máy được áp dụng để thiết kế hệ thống cảnh báo đa phương thức (âm thanh, thông báo đẩy), đảm bảo tính kịp thời và chính xác trong việc giám sát tuân thủ phác đồ điều trị của bệnh nhân.</w:t>
+      </w:r>
+    </w:p>
     <w:p>
       <w:pPr>
         <w:pStyle w:val="ListParagraph"/>
@@ -1907,7 +1937,7 @@
           <w:tab w:val="left" w:leader="dot" w:pos="4678"/>
           <w:tab w:val="left" w:leader="dot" w:pos="10490"/>
         </w:tabs>
-        <w:spacing w:before="120" w:after="0" w:line="240" w:lineRule="auto"/>
+        <w:spacing w:before="120" w:after="0"/>
         <w:jc w:val="both"/>
         <w:rPr>
           <w:rFonts w:ascii="Times New Roman" w:eastAsia="Calibri" w:hAnsi="Times New Roman" w:cs="Times New Roman"/>
@@ -1924,7 +1954,35 @@
         <w:t xml:space="preserve">Khả năng ứng dụng thực tiễn: </w:t>
       </w:r>
     </w:p>
-    <w:p/>
+    <w:p>
+      <w:r>
+        <w:rPr>
+          <w:rFonts w:ascii="Times New Roman" w:hAnsi="Times New Roman" w:cs="Times New Roman"/>
+          <w:sz w:val="26"/>
+          <w:szCs w:val="26"/>
+        </w:rPr>
+        <w:t>Đề tài mang tính thực tiễn cao nhờ giải quyết trực tiếp bài toán chăm sóc sức khỏe từ xa cho người cao tuổi và bệnh nhân. Hệ thống có khả năng ứng dụng rộng rãi trong các hộ gia đình có người già sống độc lập hoặc tại các trung tâm dưỡng lão, giúp giảm bớt gánh nặng giám sát cho người thân và nhân viên y tế. Với khả năng kết nối đa nền tảng qua Web và Mobile App, dự án không chỉ dừng lại ở một thiết bị cơ điện tử đơn thuần mà còn tạo ra một hệ sinh thái quản lý dữ liệu sức khỏe số hóa, cho phép theo dõi lịch sử uống thuốc để hỗ trợ bác sĩ trong việc điều chỉnh lộ trình điều trị. Đặc biệt, việc sử dụng các linh kiện phổ biến như ESP8266 giúp tối ưu chi phí sản xuất, mở ra cơ hội thương mại hóa thành các sản phẩm hỗ trợ y tế giá rẻ, dễ tiếp cận cho cộng đồng.</w:t>
+      </w:r>
+    </w:p>
+    <w:p>
+      <w:pPr>
+        <w:rPr>
+          <w:rFonts w:ascii="Times New Roman" w:eastAsia="Calibri" w:hAnsi="Times New Roman" w:cs="Times New Roman"/>
+          <w:sz w:val="26"/>
+          <w:szCs w:val="26"/>
+          <w:lang w:val="vi-VN"/>
+        </w:rPr>
+      </w:pPr>
+      <w:r>
+        <w:rPr>
+          <w:rFonts w:ascii="Times New Roman" w:eastAsia="Calibri" w:hAnsi="Times New Roman" w:cs="Times New Roman"/>
+          <w:sz w:val="26"/>
+          <w:szCs w:val="26"/>
+          <w:lang w:val="vi-VN"/>
+        </w:rPr>
+        <w:br w:type="page"/>
+      </w:r>
+    </w:p>
     <w:p>
       <w:pPr>
         <w:pStyle w:val="ListParagraph"/>
@@ -1937,21 +1995,22 @@
           <w:tab w:val="left" w:leader="dot" w:pos="4678"/>
           <w:tab w:val="left" w:leader="dot" w:pos="10490"/>
         </w:tabs>
-        <w:spacing w:beforeLines="60" w:before="144" w:afterLines="40" w:after="96" w:line="480" w:lineRule="auto"/>
-        <w:rPr>
-          <w:rFonts w:ascii="Times New Roman" w:eastAsia="Calibri" w:hAnsi="Times New Roman" w:cs="Times New Roman"/>
-          <w:sz w:val="26"/>
-          <w:szCs w:val="26"/>
-          <w:lang w:val="vi-VN"/>
-        </w:rPr>
-      </w:pPr>
-      <w:r>
-        <w:rPr>
-          <w:rFonts w:ascii="Times New Roman" w:eastAsia="Calibri" w:hAnsi="Times New Roman" w:cs="Times New Roman"/>
-          <w:sz w:val="26"/>
-          <w:szCs w:val="26"/>
-          <w:lang w:val="vi-VN"/>
-        </w:rPr>
+        <w:spacing w:beforeLines="60" w:before="144" w:afterLines="40" w:after="96"/>
+        <w:rPr>
+          <w:rFonts w:ascii="Times New Roman" w:eastAsia="Calibri" w:hAnsi="Times New Roman" w:cs="Times New Roman"/>
+          <w:sz w:val="26"/>
+          <w:szCs w:val="26"/>
+          <w:lang w:val="vi-VN"/>
+        </w:rPr>
+      </w:pPr>
+      <w:r>
+        <w:rPr>
+          <w:rFonts w:ascii="Times New Roman" w:eastAsia="Calibri" w:hAnsi="Times New Roman" w:cs="Times New Roman"/>
+          <w:sz w:val="26"/>
+          <w:szCs w:val="26"/>
+          <w:lang w:val="vi-VN"/>
+        </w:rPr>
+        <w:lastRenderedPageBreak/>
         <w:t>Sản phẩm dự kiến:</w:t>
       </w:r>
     </w:p>
@@ -2050,20 +2109,688 @@
           </w:p>
         </w:tc>
       </w:tr>
+      <w:tr>
+        <w:trPr>
+          <w:trHeight w:val="684"/>
+        </w:trPr>
+        <w:tc>
+          <w:tcPr>
+            <w:tcW w:w="959" w:type="dxa"/>
+            <w:vAlign w:val="center"/>
+          </w:tcPr>
+          <w:p>
+            <w:pPr>
+              <w:pStyle w:val="ListParagraph"/>
+              <w:numPr>
+                <w:ilvl w:val="0"/>
+                <w:numId w:val="4"/>
+              </w:numPr>
+              <w:tabs>
+                <w:tab w:val="left" w:pos="0"/>
+                <w:tab w:val="left" w:leader="dot" w:pos="4678"/>
+                <w:tab w:val="left" w:leader="dot" w:pos="10490"/>
+              </w:tabs>
+              <w:spacing w:beforeLines="60" w:before="144" w:afterLines="40" w:after="96"/>
+              <w:rPr>
+                <w:rFonts w:ascii="Times New Roman" w:eastAsia="Calibri" w:hAnsi="Times New Roman" w:cs="Times New Roman"/>
+              </w:rPr>
+            </w:pPr>
+          </w:p>
+        </w:tc>
+        <w:tc>
+          <w:tcPr>
+            <w:tcW w:w="3544" w:type="dxa"/>
+            <w:vAlign w:val="center"/>
+          </w:tcPr>
+          <w:p>
+            <w:pPr>
+              <w:tabs>
+                <w:tab w:val="left" w:pos="0"/>
+                <w:tab w:val="left" w:leader="dot" w:pos="4678"/>
+                <w:tab w:val="left" w:leader="dot" w:pos="10490"/>
+              </w:tabs>
+              <w:spacing w:beforeLines="60" w:before="144" w:afterLines="40" w:after="96"/>
+              <w:rPr>
+                <w:rFonts w:ascii="Times New Roman" w:eastAsia="Calibri" w:hAnsi="Times New Roman" w:cs="Times New Roman"/>
+                <w:lang w:val="vi-VN"/>
+              </w:rPr>
+            </w:pPr>
+            <w:r>
+              <w:rPr>
+                <w:rFonts w:ascii="Times New Roman" w:eastAsia="Calibri" w:hAnsi="Times New Roman" w:cs="Times New Roman"/>
+              </w:rPr>
+              <w:t>Mã</w:t>
+            </w:r>
+            <w:r>
+              <w:rPr>
+                <w:rFonts w:ascii="Times New Roman" w:eastAsia="Calibri" w:hAnsi="Times New Roman" w:cs="Times New Roman"/>
+                <w:lang w:val="vi-VN"/>
+              </w:rPr>
+              <w:t xml:space="preserve"> nguồn C++ điều khiển hộp thuốc trên ESP8266</w:t>
+            </w:r>
+          </w:p>
+        </w:tc>
+        <w:tc>
+          <w:tcPr>
+            <w:tcW w:w="4677" w:type="dxa"/>
+            <w:vAlign w:val="center"/>
+          </w:tcPr>
+          <w:p>
+            <w:pPr>
+              <w:tabs>
+                <w:tab w:val="left" w:pos="0"/>
+                <w:tab w:val="left" w:pos="3153"/>
+                <w:tab w:val="left" w:leader="dot" w:pos="4678"/>
+                <w:tab w:val="left" w:leader="dot" w:pos="10490"/>
+              </w:tabs>
+              <w:spacing w:beforeLines="60" w:before="144" w:afterLines="40" w:after="96"/>
+              <w:rPr>
+                <w:rFonts w:ascii="Times New Roman" w:eastAsia="Calibri" w:hAnsi="Times New Roman" w:cs="Times New Roman"/>
+                <w:lang w:val="vi-VN"/>
+              </w:rPr>
+            </w:pPr>
+            <w:r>
+              <w:rPr>
+                <w:rFonts w:ascii="Times New Roman" w:eastAsia="Calibri" w:hAnsi="Times New Roman" w:cs="Times New Roman"/>
+              </w:rPr>
+              <w:t>Bao</w:t>
+            </w:r>
+            <w:r>
+              <w:rPr>
+                <w:rFonts w:ascii="Times New Roman" w:eastAsia="Calibri" w:hAnsi="Times New Roman" w:cs="Times New Roman"/>
+                <w:lang w:val="vi-VN"/>
+              </w:rPr>
+              <w:t xml:space="preserve"> gồm các file mã nguồn viết bằng C++ để đọc cảm biến, điều khiển động cơ, giao tiếp với Server</w:t>
+            </w:r>
+          </w:p>
+        </w:tc>
+      </w:tr>
+      <w:tr>
+        <w:trPr>
+          <w:trHeight w:val="684"/>
+        </w:trPr>
+        <w:tc>
+          <w:tcPr>
+            <w:tcW w:w="959" w:type="dxa"/>
+            <w:vAlign w:val="center"/>
+          </w:tcPr>
+          <w:p>
+            <w:pPr>
+              <w:pStyle w:val="ListParagraph"/>
+              <w:numPr>
+                <w:ilvl w:val="0"/>
+                <w:numId w:val="4"/>
+              </w:numPr>
+              <w:tabs>
+                <w:tab w:val="left" w:pos="0"/>
+                <w:tab w:val="left" w:leader="dot" w:pos="4678"/>
+                <w:tab w:val="left" w:leader="dot" w:pos="10490"/>
+              </w:tabs>
+              <w:spacing w:beforeLines="60" w:before="144" w:afterLines="40" w:after="96"/>
+              <w:rPr>
+                <w:rFonts w:ascii="Times New Roman" w:eastAsia="Calibri" w:hAnsi="Times New Roman" w:cs="Times New Roman"/>
+              </w:rPr>
+            </w:pPr>
+          </w:p>
+        </w:tc>
+        <w:tc>
+          <w:tcPr>
+            <w:tcW w:w="3544" w:type="dxa"/>
+            <w:vAlign w:val="center"/>
+          </w:tcPr>
+          <w:p>
+            <w:pPr>
+              <w:tabs>
+                <w:tab w:val="left" w:pos="0"/>
+                <w:tab w:val="left" w:leader="dot" w:pos="4678"/>
+                <w:tab w:val="left" w:leader="dot" w:pos="10490"/>
+              </w:tabs>
+              <w:spacing w:beforeLines="60" w:before="144" w:afterLines="40" w:after="96"/>
+              <w:rPr>
+                <w:rFonts w:ascii="Times New Roman" w:eastAsia="Calibri" w:hAnsi="Times New Roman" w:cs="Times New Roman"/>
+                <w:lang w:val="vi-VN"/>
+              </w:rPr>
+            </w:pPr>
+            <w:r>
+              <w:rPr>
+                <w:rFonts w:ascii="Times New Roman" w:eastAsia="Calibri" w:hAnsi="Times New Roman" w:cs="Times New Roman"/>
+              </w:rPr>
+              <w:t>Mạch</w:t>
+            </w:r>
+            <w:r>
+              <w:rPr>
+                <w:rFonts w:ascii="Times New Roman" w:eastAsia="Calibri" w:hAnsi="Times New Roman" w:cs="Times New Roman"/>
+                <w:lang w:val="vi-VN"/>
+              </w:rPr>
+              <w:t xml:space="preserve"> hộp thuốc</w:t>
+            </w:r>
+          </w:p>
+        </w:tc>
+        <w:tc>
+          <w:tcPr>
+            <w:tcW w:w="4677" w:type="dxa"/>
+            <w:vAlign w:val="center"/>
+          </w:tcPr>
+          <w:p>
+            <w:pPr>
+              <w:tabs>
+                <w:tab w:val="left" w:pos="0"/>
+                <w:tab w:val="left" w:pos="3153"/>
+                <w:tab w:val="left" w:leader="dot" w:pos="4678"/>
+                <w:tab w:val="left" w:leader="dot" w:pos="10490"/>
+              </w:tabs>
+              <w:spacing w:beforeLines="60" w:before="144" w:afterLines="40" w:after="96"/>
+              <w:rPr>
+                <w:rFonts w:ascii="Times New Roman" w:eastAsia="Calibri" w:hAnsi="Times New Roman" w:cs="Times New Roman"/>
+                <w:lang w:val="vi-VN"/>
+              </w:rPr>
+            </w:pPr>
+            <w:r>
+              <w:rPr>
+                <w:rFonts w:ascii="Times New Roman" w:eastAsia="Calibri" w:hAnsi="Times New Roman" w:cs="Times New Roman"/>
+              </w:rPr>
+              <w:t>Mạch</w:t>
+            </w:r>
+            <w:r>
+              <w:rPr>
+                <w:rFonts w:ascii="Times New Roman" w:eastAsia="Calibri" w:hAnsi="Times New Roman" w:cs="Times New Roman"/>
+                <w:lang w:val="vi-VN"/>
+              </w:rPr>
+              <w:t xml:space="preserve"> điều khiển gồm ESP8266, nguồn, các kết nối cảm biến, động cơ,...</w:t>
+            </w:r>
+          </w:p>
+        </w:tc>
+      </w:tr>
+      <w:tr>
+        <w:trPr>
+          <w:trHeight w:val="684"/>
+        </w:trPr>
+        <w:tc>
+          <w:tcPr>
+            <w:tcW w:w="959" w:type="dxa"/>
+            <w:vAlign w:val="center"/>
+          </w:tcPr>
+          <w:p>
+            <w:pPr>
+              <w:pStyle w:val="ListParagraph"/>
+              <w:numPr>
+                <w:ilvl w:val="0"/>
+                <w:numId w:val="4"/>
+              </w:numPr>
+              <w:tabs>
+                <w:tab w:val="left" w:pos="0"/>
+                <w:tab w:val="left" w:leader="dot" w:pos="4678"/>
+                <w:tab w:val="left" w:leader="dot" w:pos="10490"/>
+              </w:tabs>
+              <w:spacing w:beforeLines="60" w:before="144" w:afterLines="40" w:after="96"/>
+              <w:rPr>
+                <w:rFonts w:ascii="Times New Roman" w:eastAsia="Calibri" w:hAnsi="Times New Roman" w:cs="Times New Roman"/>
+              </w:rPr>
+            </w:pPr>
+          </w:p>
+        </w:tc>
+        <w:tc>
+          <w:tcPr>
+            <w:tcW w:w="3544" w:type="dxa"/>
+            <w:vAlign w:val="center"/>
+          </w:tcPr>
+          <w:p>
+            <w:pPr>
+              <w:tabs>
+                <w:tab w:val="left" w:pos="0"/>
+                <w:tab w:val="left" w:leader="dot" w:pos="4678"/>
+                <w:tab w:val="left" w:leader="dot" w:pos="10490"/>
+              </w:tabs>
+              <w:spacing w:beforeLines="60" w:before="144" w:afterLines="40" w:after="96"/>
+              <w:rPr>
+                <w:rFonts w:ascii="Times New Roman" w:eastAsia="Calibri" w:hAnsi="Times New Roman" w:cs="Times New Roman"/>
+                <w:lang w:val="vi-VN"/>
+              </w:rPr>
+            </w:pPr>
+            <w:r>
+              <w:rPr>
+                <w:rFonts w:ascii="Times New Roman" w:eastAsia="Calibri" w:hAnsi="Times New Roman" w:cs="Times New Roman"/>
+              </w:rPr>
+              <w:t>Ứng</w:t>
+            </w:r>
+            <w:r>
+              <w:rPr>
+                <w:rFonts w:ascii="Times New Roman" w:eastAsia="Calibri" w:hAnsi="Times New Roman" w:cs="Times New Roman"/>
+                <w:lang w:val="vi-VN"/>
+              </w:rPr>
+              <w:t xml:space="preserve"> dụng điều khiển từ xa</w:t>
+            </w:r>
+          </w:p>
+        </w:tc>
+        <w:tc>
+          <w:tcPr>
+            <w:tcW w:w="4677" w:type="dxa"/>
+            <w:vAlign w:val="center"/>
+          </w:tcPr>
+          <w:p>
+            <w:pPr>
+              <w:tabs>
+                <w:tab w:val="left" w:pos="0"/>
+                <w:tab w:val="left" w:pos="3153"/>
+                <w:tab w:val="left" w:leader="dot" w:pos="4678"/>
+                <w:tab w:val="left" w:leader="dot" w:pos="10490"/>
+              </w:tabs>
+              <w:spacing w:beforeLines="60" w:before="144" w:afterLines="40" w:after="96"/>
+              <w:rPr>
+                <w:rFonts w:ascii="Times New Roman" w:eastAsia="Calibri" w:hAnsi="Times New Roman" w:cs="Times New Roman"/>
+                <w:lang w:val="vi-VN"/>
+              </w:rPr>
+            </w:pPr>
+            <w:r>
+              <w:rPr>
+                <w:rFonts w:ascii="Times New Roman" w:eastAsia="Calibri" w:hAnsi="Times New Roman" w:cs="Times New Roman"/>
+              </w:rPr>
+              <w:t>Ứng</w:t>
+            </w:r>
+            <w:r>
+              <w:rPr>
+                <w:rFonts w:ascii="Times New Roman" w:eastAsia="Calibri" w:hAnsi="Times New Roman" w:cs="Times New Roman"/>
+                <w:lang w:val="vi-VN"/>
+              </w:rPr>
+              <w:t xml:space="preserve"> dụng với giao diện thân thiện người dùng để cài đặt hộp thuốc như thêm thông tin thuốc của từng ngăn, đặt lịch uống thuốc, thống kê uống thuốc,...</w:t>
+            </w:r>
+          </w:p>
+        </w:tc>
+      </w:tr>
+      <w:tr>
+        <w:trPr>
+          <w:trHeight w:val="684"/>
+        </w:trPr>
+        <w:tc>
+          <w:tcPr>
+            <w:tcW w:w="959" w:type="dxa"/>
+            <w:vAlign w:val="center"/>
+          </w:tcPr>
+          <w:p>
+            <w:pPr>
+              <w:pStyle w:val="ListParagraph"/>
+              <w:numPr>
+                <w:ilvl w:val="0"/>
+                <w:numId w:val="4"/>
+              </w:numPr>
+              <w:tabs>
+                <w:tab w:val="left" w:pos="0"/>
+                <w:tab w:val="left" w:leader="dot" w:pos="4678"/>
+                <w:tab w:val="left" w:leader="dot" w:pos="10490"/>
+              </w:tabs>
+              <w:spacing w:beforeLines="60" w:before="144" w:afterLines="40" w:after="96"/>
+              <w:rPr>
+                <w:rFonts w:ascii="Times New Roman" w:eastAsia="Calibri" w:hAnsi="Times New Roman" w:cs="Times New Roman"/>
+              </w:rPr>
+            </w:pPr>
+          </w:p>
+        </w:tc>
+        <w:tc>
+          <w:tcPr>
+            <w:tcW w:w="3544" w:type="dxa"/>
+            <w:vAlign w:val="center"/>
+          </w:tcPr>
+          <w:p>
+            <w:pPr>
+              <w:tabs>
+                <w:tab w:val="left" w:pos="0"/>
+                <w:tab w:val="left" w:leader="dot" w:pos="4678"/>
+                <w:tab w:val="left" w:leader="dot" w:pos="10490"/>
+              </w:tabs>
+              <w:spacing w:beforeLines="60" w:before="144" w:afterLines="40" w:after="96"/>
+              <w:rPr>
+                <w:rFonts w:ascii="Times New Roman" w:eastAsia="Calibri" w:hAnsi="Times New Roman" w:cs="Times New Roman"/>
+                <w:lang w:val="vi-VN"/>
+              </w:rPr>
+            </w:pPr>
+            <w:r>
+              <w:rPr>
+                <w:rFonts w:ascii="Times New Roman" w:eastAsia="Calibri" w:hAnsi="Times New Roman" w:cs="Times New Roman"/>
+              </w:rPr>
+              <w:t>Tài</w:t>
+            </w:r>
+            <w:r>
+              <w:rPr>
+                <w:rFonts w:ascii="Times New Roman" w:eastAsia="Calibri" w:hAnsi="Times New Roman" w:cs="Times New Roman"/>
+                <w:lang w:val="vi-VN"/>
+              </w:rPr>
+              <w:t xml:space="preserve"> liệu mô tả chi tiết hệ thống</w:t>
+            </w:r>
+          </w:p>
+        </w:tc>
+        <w:tc>
+          <w:tcPr>
+            <w:tcW w:w="4677" w:type="dxa"/>
+            <w:vAlign w:val="center"/>
+          </w:tcPr>
+          <w:p>
+            <w:pPr>
+              <w:tabs>
+                <w:tab w:val="left" w:pos="0"/>
+                <w:tab w:val="left" w:pos="3153"/>
+                <w:tab w:val="left" w:leader="dot" w:pos="4678"/>
+                <w:tab w:val="left" w:leader="dot" w:pos="10490"/>
+              </w:tabs>
+              <w:spacing w:beforeLines="60" w:before="144" w:afterLines="40" w:after="96"/>
+              <w:rPr>
+                <w:rFonts w:ascii="Times New Roman" w:eastAsia="Calibri" w:hAnsi="Times New Roman" w:cs="Times New Roman"/>
+                <w:lang w:val="vi-VN"/>
+              </w:rPr>
+            </w:pPr>
+            <w:r>
+              <w:rPr>
+                <w:rFonts w:ascii="Times New Roman" w:eastAsia="Calibri" w:hAnsi="Times New Roman" w:cs="Times New Roman"/>
+                <w:lang w:val="vi-VN"/>
+              </w:rPr>
+              <w:t>Bao gồm kiến trúc hệ thống, luồng xử lý, sơ đồ khối, nguyên lý hoạt động,...</w:t>
+            </w:r>
+          </w:p>
+        </w:tc>
+      </w:tr>
+      <w:tr>
+        <w:trPr>
+          <w:trHeight w:val="684"/>
+        </w:trPr>
+        <w:tc>
+          <w:tcPr>
+            <w:tcW w:w="959" w:type="dxa"/>
+            <w:vAlign w:val="center"/>
+          </w:tcPr>
+          <w:p>
+            <w:pPr>
+              <w:pStyle w:val="ListParagraph"/>
+              <w:numPr>
+                <w:ilvl w:val="0"/>
+                <w:numId w:val="4"/>
+              </w:numPr>
+              <w:tabs>
+                <w:tab w:val="left" w:pos="0"/>
+                <w:tab w:val="left" w:leader="dot" w:pos="4678"/>
+                <w:tab w:val="left" w:leader="dot" w:pos="10490"/>
+              </w:tabs>
+              <w:spacing w:beforeLines="60" w:before="144" w:afterLines="40" w:after="96"/>
+              <w:rPr>
+                <w:rFonts w:ascii="Times New Roman" w:eastAsia="Calibri" w:hAnsi="Times New Roman" w:cs="Times New Roman"/>
+              </w:rPr>
+            </w:pPr>
+          </w:p>
+        </w:tc>
+        <w:tc>
+          <w:tcPr>
+            <w:tcW w:w="3544" w:type="dxa"/>
+            <w:vAlign w:val="center"/>
+          </w:tcPr>
+          <w:p>
+            <w:pPr>
+              <w:tabs>
+                <w:tab w:val="left" w:pos="0"/>
+                <w:tab w:val="left" w:leader="dot" w:pos="4678"/>
+                <w:tab w:val="left" w:leader="dot" w:pos="10490"/>
+              </w:tabs>
+              <w:spacing w:beforeLines="60" w:before="144" w:afterLines="40" w:after="96"/>
+              <w:rPr>
+                <w:rFonts w:ascii="Times New Roman" w:eastAsia="Calibri" w:hAnsi="Times New Roman" w:cs="Times New Roman"/>
+                <w:lang w:val="vi-VN"/>
+              </w:rPr>
+            </w:pPr>
+            <w:r>
+              <w:rPr>
+                <w:rFonts w:ascii="Times New Roman" w:eastAsia="Calibri" w:hAnsi="Times New Roman" w:cs="Times New Roman"/>
+              </w:rPr>
+              <w:t>Bảng</w:t>
+            </w:r>
+            <w:r>
+              <w:rPr>
+                <w:rFonts w:ascii="Times New Roman" w:eastAsia="Calibri" w:hAnsi="Times New Roman" w:cs="Times New Roman"/>
+                <w:lang w:val="vi-VN"/>
+              </w:rPr>
+              <w:t xml:space="preserve"> đo kiểm và đánh giá hiệu năng</w:t>
+            </w:r>
+          </w:p>
+        </w:tc>
+        <w:tc>
+          <w:tcPr>
+            <w:tcW w:w="4677" w:type="dxa"/>
+            <w:vAlign w:val="center"/>
+          </w:tcPr>
+          <w:p>
+            <w:pPr>
+              <w:tabs>
+                <w:tab w:val="left" w:pos="0"/>
+                <w:tab w:val="left" w:pos="3153"/>
+                <w:tab w:val="left" w:leader="dot" w:pos="4678"/>
+                <w:tab w:val="left" w:leader="dot" w:pos="10490"/>
+              </w:tabs>
+              <w:spacing w:beforeLines="60" w:before="144" w:afterLines="40" w:after="96"/>
+              <w:rPr>
+                <w:rFonts w:ascii="Times New Roman" w:eastAsia="Calibri" w:hAnsi="Times New Roman" w:cs="Times New Roman"/>
+                <w:lang w:val="vi-VN"/>
+              </w:rPr>
+            </w:pPr>
+            <w:r>
+              <w:rPr>
+                <w:rFonts w:ascii="Times New Roman" w:eastAsia="Calibri" w:hAnsi="Times New Roman" w:cs="Times New Roman"/>
+              </w:rPr>
+              <w:t>Thời</w:t>
+            </w:r>
+            <w:r>
+              <w:rPr>
+                <w:rFonts w:ascii="Times New Roman" w:eastAsia="Calibri" w:hAnsi="Times New Roman" w:cs="Times New Roman"/>
+                <w:lang w:val="vi-VN"/>
+              </w:rPr>
+              <w:t xml:space="preserve"> gian phản hồi, độ ổn định kết nối, độ trể thông báo,...</w:t>
+            </w:r>
+          </w:p>
+        </w:tc>
+      </w:tr>
+      <w:tr>
+        <w:trPr>
+          <w:trHeight w:val="684"/>
+        </w:trPr>
+        <w:tc>
+          <w:tcPr>
+            <w:tcW w:w="959" w:type="dxa"/>
+            <w:vAlign w:val="center"/>
+          </w:tcPr>
+          <w:p>
+            <w:pPr>
+              <w:pStyle w:val="ListParagraph"/>
+              <w:numPr>
+                <w:ilvl w:val="0"/>
+                <w:numId w:val="4"/>
+              </w:numPr>
+              <w:tabs>
+                <w:tab w:val="left" w:pos="0"/>
+                <w:tab w:val="left" w:leader="dot" w:pos="4678"/>
+                <w:tab w:val="left" w:leader="dot" w:pos="10490"/>
+              </w:tabs>
+              <w:spacing w:beforeLines="60" w:before="144" w:afterLines="40" w:after="96"/>
+              <w:rPr>
+                <w:rFonts w:ascii="Times New Roman" w:eastAsia="Calibri" w:hAnsi="Times New Roman" w:cs="Times New Roman"/>
+              </w:rPr>
+            </w:pPr>
+          </w:p>
+        </w:tc>
+        <w:tc>
+          <w:tcPr>
+            <w:tcW w:w="3544" w:type="dxa"/>
+            <w:vAlign w:val="center"/>
+          </w:tcPr>
+          <w:p>
+            <w:pPr>
+              <w:tabs>
+                <w:tab w:val="left" w:pos="0"/>
+                <w:tab w:val="left" w:leader="dot" w:pos="4678"/>
+                <w:tab w:val="left" w:leader="dot" w:pos="10490"/>
+              </w:tabs>
+              <w:spacing w:beforeLines="60" w:before="144" w:afterLines="40" w:after="96"/>
+              <w:rPr>
+                <w:rFonts w:ascii="Times New Roman" w:eastAsia="Calibri" w:hAnsi="Times New Roman" w:cs="Times New Roman"/>
+                <w:lang w:val="vi-VN"/>
+              </w:rPr>
+            </w:pPr>
+            <w:r>
+              <w:rPr>
+                <w:rFonts w:ascii="Times New Roman" w:eastAsia="Calibri" w:hAnsi="Times New Roman" w:cs="Times New Roman"/>
+              </w:rPr>
+              <w:t>Video</w:t>
+            </w:r>
+            <w:r>
+              <w:rPr>
+                <w:rFonts w:ascii="Times New Roman" w:eastAsia="Calibri" w:hAnsi="Times New Roman" w:cs="Times New Roman"/>
+                <w:lang w:val="vi-VN"/>
+              </w:rPr>
+              <w:t>, hình ảnh mô tả quá trình hoạt động</w:t>
+            </w:r>
+          </w:p>
+        </w:tc>
+        <w:tc>
+          <w:tcPr>
+            <w:tcW w:w="4677" w:type="dxa"/>
+            <w:vAlign w:val="center"/>
+          </w:tcPr>
+          <w:p>
+            <w:pPr>
+              <w:tabs>
+                <w:tab w:val="left" w:pos="0"/>
+                <w:tab w:val="left" w:pos="3153"/>
+                <w:tab w:val="left" w:leader="dot" w:pos="4678"/>
+                <w:tab w:val="left" w:leader="dot" w:pos="10490"/>
+              </w:tabs>
+              <w:spacing w:beforeLines="60" w:before="144" w:afterLines="40" w:after="96"/>
+              <w:rPr>
+                <w:rFonts w:ascii="Times New Roman" w:eastAsia="Calibri" w:hAnsi="Times New Roman" w:cs="Times New Roman"/>
+                <w:lang w:val="vi-VN"/>
+              </w:rPr>
+            </w:pPr>
+            <w:r>
+              <w:rPr>
+                <w:rFonts w:ascii="Times New Roman" w:eastAsia="Calibri" w:hAnsi="Times New Roman" w:cs="Times New Roman"/>
+              </w:rPr>
+              <w:t>Ghi</w:t>
+            </w:r>
+            <w:r>
+              <w:rPr>
+                <w:rFonts w:ascii="Times New Roman" w:eastAsia="Calibri" w:hAnsi="Times New Roman" w:cs="Times New Roman"/>
+                <w:lang w:val="vi-VN"/>
+              </w:rPr>
+              <w:t xml:space="preserve"> lại hoạt động của hộp thuốc thông qua lịch đã đặt giúp chứng minh hoạt động của hệ thống</w:t>
+            </w:r>
+          </w:p>
+        </w:tc>
+      </w:tr>
+      <w:tr>
+        <w:trPr>
+          <w:trHeight w:val="684"/>
+        </w:trPr>
+        <w:tc>
+          <w:tcPr>
+            <w:tcW w:w="959" w:type="dxa"/>
+            <w:vAlign w:val="center"/>
+          </w:tcPr>
+          <w:p>
+            <w:pPr>
+              <w:pStyle w:val="ListParagraph"/>
+              <w:numPr>
+                <w:ilvl w:val="0"/>
+                <w:numId w:val="4"/>
+              </w:numPr>
+              <w:tabs>
+                <w:tab w:val="left" w:pos="0"/>
+                <w:tab w:val="left" w:leader="dot" w:pos="4678"/>
+                <w:tab w:val="left" w:leader="dot" w:pos="10490"/>
+              </w:tabs>
+              <w:spacing w:beforeLines="60" w:before="144" w:afterLines="40" w:after="96"/>
+              <w:rPr>
+                <w:rFonts w:ascii="Times New Roman" w:eastAsia="Calibri" w:hAnsi="Times New Roman" w:cs="Times New Roman"/>
+                <w:bCs w:val="0"/>
+              </w:rPr>
+            </w:pPr>
+          </w:p>
+        </w:tc>
+        <w:tc>
+          <w:tcPr>
+            <w:tcW w:w="3544" w:type="dxa"/>
+            <w:vAlign w:val="center"/>
+          </w:tcPr>
+          <w:p>
+            <w:pPr>
+              <w:tabs>
+                <w:tab w:val="left" w:pos="0"/>
+                <w:tab w:val="left" w:leader="dot" w:pos="4678"/>
+                <w:tab w:val="left" w:leader="dot" w:pos="10490"/>
+              </w:tabs>
+              <w:spacing w:beforeLines="60" w:before="144" w:afterLines="40" w:after="96"/>
+              <w:rPr>
+                <w:rFonts w:ascii="Times New Roman" w:eastAsia="Calibri" w:hAnsi="Times New Roman" w:cs="Times New Roman"/>
+                <w:lang w:val="vi-VN"/>
+              </w:rPr>
+            </w:pPr>
+            <w:r>
+              <w:rPr>
+                <w:rFonts w:ascii="Times New Roman" w:eastAsia="Calibri" w:hAnsi="Times New Roman" w:cs="Times New Roman"/>
+              </w:rPr>
+              <w:t>Tài</w:t>
+            </w:r>
+            <w:r>
+              <w:rPr>
+                <w:rFonts w:ascii="Times New Roman" w:eastAsia="Calibri" w:hAnsi="Times New Roman" w:cs="Times New Roman"/>
+                <w:lang w:val="vi-VN"/>
+              </w:rPr>
+              <w:t xml:space="preserve"> liệu báo cáo và slide bảo vệ đề tài</w:t>
+            </w:r>
+          </w:p>
+        </w:tc>
+        <w:tc>
+          <w:tcPr>
+            <w:tcW w:w="4677" w:type="dxa"/>
+            <w:vAlign w:val="center"/>
+          </w:tcPr>
+          <w:p>
+            <w:pPr>
+              <w:tabs>
+                <w:tab w:val="left" w:pos="0"/>
+                <w:tab w:val="left" w:pos="3153"/>
+                <w:tab w:val="left" w:leader="dot" w:pos="4678"/>
+                <w:tab w:val="left" w:leader="dot" w:pos="10490"/>
+              </w:tabs>
+              <w:spacing w:beforeLines="60" w:before="144" w:afterLines="40" w:after="96"/>
+              <w:rPr>
+                <w:rFonts w:ascii="Times New Roman" w:eastAsia="Calibri" w:hAnsi="Times New Roman" w:cs="Times New Roman"/>
+                <w:lang w:val="vi-VN"/>
+              </w:rPr>
+            </w:pPr>
+            <w:r>
+              <w:rPr>
+                <w:rFonts w:ascii="Times New Roman" w:eastAsia="Calibri" w:hAnsi="Times New Roman" w:cs="Times New Roman"/>
+              </w:rPr>
+              <w:t>Bản</w:t>
+            </w:r>
+            <w:r>
+              <w:rPr>
+                <w:rFonts w:ascii="Times New Roman" w:eastAsia="Calibri" w:hAnsi="Times New Roman" w:cs="Times New Roman"/>
+                <w:lang w:val="vi-VN"/>
+              </w:rPr>
+              <w:t xml:space="preserve"> báo cáo hoàn chỉnh và slide trình bày kết quả nghiên cứu</w:t>
+            </w:r>
+          </w:p>
+        </w:tc>
+      </w:tr>
     </w:tbl>
     <w:p>
       <w:pPr>
+        <w:pStyle w:val="ListParagraph"/>
         <w:tabs>
           <w:tab w:val="left" w:pos="0"/>
           <w:tab w:val="left" w:leader="dot" w:pos="4678"/>
           <w:tab w:val="left" w:leader="dot" w:pos="10490"/>
         </w:tabs>
-        <w:spacing w:before="120" w:after="0" w:line="240" w:lineRule="auto"/>
-        <w:rPr>
-          <w:rFonts w:ascii="Times New Roman" w:eastAsia="Calibri" w:hAnsi="Times New Roman" w:cs="Times New Roman"/>
-          <w:sz w:val="26"/>
-          <w:szCs w:val="26"/>
-          <w:lang w:val="vi-VN"/>
+        <w:spacing w:before="120" w:after="0"/>
+        <w:ind w:left="357"/>
+        <w:rPr>
+          <w:rFonts w:ascii="Times New Roman" w:eastAsia="Calibri" w:hAnsi="Times New Roman" w:cs="Times New Roman"/>
+          <w:sz w:val="26"/>
+          <w:szCs w:val="26"/>
         </w:rPr>
       </w:pPr>
     </w:p>
@@ -2079,7 +2806,7 @@
           <w:tab w:val="left" w:leader="dot" w:pos="4678"/>
           <w:tab w:val="left" w:leader="dot" w:pos="10490"/>
         </w:tabs>
-        <w:spacing w:before="120" w:after="0" w:line="240" w:lineRule="auto"/>
+        <w:spacing w:before="120" w:after="0"/>
         <w:rPr>
           <w:rFonts w:ascii="Times New Roman" w:eastAsia="Calibri" w:hAnsi="Times New Roman" w:cs="Times New Roman"/>
           <w:sz w:val="26"/>
@@ -2103,9 +2830,9 @@
         <w:tblLook w:val="04A0" w:firstRow="1" w:lastRow="0" w:firstColumn="1" w:lastColumn="0" w:noHBand="0" w:noVBand="1"/>
       </w:tblPr>
       <w:tblGrid>
-        <w:gridCol w:w="713"/>
-        <w:gridCol w:w="2505"/>
-        <w:gridCol w:w="2159"/>
+        <w:gridCol w:w="987"/>
+        <w:gridCol w:w="2410"/>
+        <w:gridCol w:w="1980"/>
         <w:gridCol w:w="1548"/>
         <w:gridCol w:w="2232"/>
       </w:tblGrid>
@@ -2115,7 +2842,7 @@
         </w:trPr>
         <w:tc>
           <w:tcPr>
-            <w:tcW w:w="389" w:type="pct"/>
+            <w:tcW w:w="539" w:type="pct"/>
             <w:tcBorders>
               <w:top w:val="single" w:sz="4" w:space="0" w:color="auto"/>
               <w:left w:val="single" w:sz="4" w:space="0" w:color="auto"/>
@@ -2150,7 +2877,7 @@
         </w:tc>
         <w:tc>
           <w:tcPr>
-            <w:tcW w:w="1368" w:type="pct"/>
+            <w:tcW w:w="1316" w:type="pct"/>
             <w:tcBorders>
               <w:top w:val="single" w:sz="4" w:space="0" w:color="auto"/>
               <w:left w:val="single" w:sz="4" w:space="0" w:color="auto"/>
@@ -2185,7 +2912,7 @@
         </w:tc>
         <w:tc>
           <w:tcPr>
-            <w:tcW w:w="1179" w:type="pct"/>
+            <w:tcW w:w="1081" w:type="pct"/>
             <w:tcBorders>
               <w:top w:val="single" w:sz="4" w:space="0" w:color="auto"/>
               <w:left w:val="single" w:sz="4" w:space="0" w:color="auto"/>
@@ -2312,22 +3039,444 @@
           </w:p>
         </w:tc>
       </w:tr>
+      <w:tr>
+        <w:trPr>
+          <w:trHeight w:val="572"/>
+        </w:trPr>
+        <w:tc>
+          <w:tcPr>
+            <w:tcW w:w="539" w:type="pct"/>
+            <w:tcBorders>
+              <w:top w:val="single" w:sz="4" w:space="0" w:color="auto"/>
+              <w:left w:val="single" w:sz="4" w:space="0" w:color="auto"/>
+              <w:bottom w:val="single" w:sz="4" w:space="0" w:color="auto"/>
+              <w:right w:val="single" w:sz="4" w:space="0" w:color="auto"/>
+            </w:tcBorders>
+            <w:vAlign w:val="center"/>
+          </w:tcPr>
+          <w:p>
+            <w:pPr>
+              <w:pStyle w:val="ListParagraph"/>
+              <w:numPr>
+                <w:ilvl w:val="0"/>
+                <w:numId w:val="5"/>
+              </w:numPr>
+              <w:tabs>
+                <w:tab w:val="left" w:pos="0"/>
+                <w:tab w:val="left" w:leader="dot" w:pos="4678"/>
+                <w:tab w:val="left" w:leader="dot" w:pos="10490"/>
+              </w:tabs>
+              <w:spacing w:beforeLines="60" w:before="144" w:afterLines="40" w:after="96"/>
+              <w:jc w:val="center"/>
+              <w:rPr>
+                <w:rFonts w:ascii="Times New Roman" w:hAnsi="Times New Roman"/>
+                <w:color w:val="000000"/>
+              </w:rPr>
+            </w:pPr>
+          </w:p>
+        </w:tc>
+        <w:tc>
+          <w:tcPr>
+            <w:tcW w:w="1316" w:type="pct"/>
+            <w:tcBorders>
+              <w:top w:val="single" w:sz="4" w:space="0" w:color="auto"/>
+              <w:left w:val="single" w:sz="4" w:space="0" w:color="auto"/>
+              <w:bottom w:val="single" w:sz="4" w:space="0" w:color="auto"/>
+              <w:right w:val="single" w:sz="4" w:space="0" w:color="auto"/>
+            </w:tcBorders>
+            <w:vAlign w:val="center"/>
+          </w:tcPr>
+          <w:p>
+            <w:pPr>
+              <w:tabs>
+                <w:tab w:val="left" w:pos="0"/>
+                <w:tab w:val="left" w:leader="dot" w:pos="4678"/>
+                <w:tab w:val="left" w:leader="dot" w:pos="10490"/>
+              </w:tabs>
+              <w:spacing w:beforeLines="60" w:before="144" w:afterLines="40" w:after="96"/>
+              <w:jc w:val="center"/>
+              <w:rPr>
+                <w:rFonts w:ascii="Times New Roman" w:hAnsi="Times New Roman"/>
+                <w:color w:val="000000"/>
+              </w:rPr>
+            </w:pPr>
+          </w:p>
+        </w:tc>
+        <w:tc>
+          <w:tcPr>
+            <w:tcW w:w="1081" w:type="pct"/>
+            <w:tcBorders>
+              <w:top w:val="single" w:sz="4" w:space="0" w:color="auto"/>
+              <w:left w:val="single" w:sz="4" w:space="0" w:color="auto"/>
+              <w:bottom w:val="single" w:sz="4" w:space="0" w:color="auto"/>
+              <w:right w:val="single" w:sz="4" w:space="0" w:color="auto"/>
+            </w:tcBorders>
+            <w:vAlign w:val="center"/>
+          </w:tcPr>
+          <w:p>
+            <w:pPr>
+              <w:tabs>
+                <w:tab w:val="left" w:pos="0"/>
+                <w:tab w:val="left" w:leader="dot" w:pos="4678"/>
+                <w:tab w:val="left" w:leader="dot" w:pos="10490"/>
+              </w:tabs>
+              <w:spacing w:beforeLines="60" w:before="144" w:afterLines="40" w:after="96"/>
+              <w:jc w:val="center"/>
+              <w:rPr>
+                <w:rFonts w:ascii="Times New Roman" w:hAnsi="Times New Roman"/>
+                <w:color w:val="000000"/>
+              </w:rPr>
+            </w:pPr>
+          </w:p>
+        </w:tc>
+        <w:tc>
+          <w:tcPr>
+            <w:tcW w:w="845" w:type="pct"/>
+            <w:tcBorders>
+              <w:top w:val="single" w:sz="4" w:space="0" w:color="auto"/>
+              <w:left w:val="single" w:sz="4" w:space="0" w:color="auto"/>
+              <w:bottom w:val="single" w:sz="4" w:space="0" w:color="auto"/>
+              <w:right w:val="single" w:sz="4" w:space="0" w:color="auto"/>
+            </w:tcBorders>
+            <w:vAlign w:val="center"/>
+          </w:tcPr>
+          <w:p>
+            <w:pPr>
+              <w:tabs>
+                <w:tab w:val="left" w:pos="0"/>
+                <w:tab w:val="left" w:leader="dot" w:pos="4678"/>
+                <w:tab w:val="left" w:leader="dot" w:pos="10490"/>
+              </w:tabs>
+              <w:spacing w:beforeLines="60" w:before="144" w:afterLines="40" w:after="96"/>
+              <w:jc w:val="center"/>
+              <w:rPr>
+                <w:rFonts w:ascii="Times New Roman" w:hAnsi="Times New Roman"/>
+                <w:color w:val="000000"/>
+              </w:rPr>
+            </w:pPr>
+          </w:p>
+        </w:tc>
+        <w:tc>
+          <w:tcPr>
+            <w:tcW w:w="1219" w:type="pct"/>
+            <w:tcBorders>
+              <w:top w:val="single" w:sz="4" w:space="0" w:color="auto"/>
+              <w:left w:val="single" w:sz="4" w:space="0" w:color="auto"/>
+              <w:bottom w:val="single" w:sz="4" w:space="0" w:color="auto"/>
+              <w:right w:val="single" w:sz="4" w:space="0" w:color="auto"/>
+            </w:tcBorders>
+            <w:vAlign w:val="center"/>
+          </w:tcPr>
+          <w:p>
+            <w:pPr>
+              <w:tabs>
+                <w:tab w:val="left" w:pos="0"/>
+                <w:tab w:val="left" w:leader="dot" w:pos="4678"/>
+                <w:tab w:val="left" w:leader="dot" w:pos="10490"/>
+              </w:tabs>
+              <w:spacing w:beforeLines="60" w:before="144" w:afterLines="40" w:after="96"/>
+              <w:jc w:val="center"/>
+              <w:rPr>
+                <w:rFonts w:ascii="Times New Roman" w:hAnsi="Times New Roman"/>
+                <w:color w:val="000000"/>
+              </w:rPr>
+            </w:pPr>
+          </w:p>
+        </w:tc>
+      </w:tr>
+      <w:tr>
+        <w:trPr>
+          <w:trHeight w:val="572"/>
+        </w:trPr>
+        <w:tc>
+          <w:tcPr>
+            <w:tcW w:w="539" w:type="pct"/>
+            <w:tcBorders>
+              <w:top w:val="single" w:sz="4" w:space="0" w:color="auto"/>
+              <w:left w:val="single" w:sz="4" w:space="0" w:color="auto"/>
+              <w:bottom w:val="single" w:sz="4" w:space="0" w:color="auto"/>
+              <w:right w:val="single" w:sz="4" w:space="0" w:color="auto"/>
+            </w:tcBorders>
+            <w:vAlign w:val="center"/>
+          </w:tcPr>
+          <w:p>
+            <w:pPr>
+              <w:pStyle w:val="ListParagraph"/>
+              <w:numPr>
+                <w:ilvl w:val="0"/>
+                <w:numId w:val="5"/>
+              </w:numPr>
+              <w:tabs>
+                <w:tab w:val="left" w:pos="0"/>
+                <w:tab w:val="left" w:leader="dot" w:pos="4678"/>
+                <w:tab w:val="left" w:leader="dot" w:pos="10490"/>
+              </w:tabs>
+              <w:spacing w:beforeLines="60" w:before="144" w:afterLines="40" w:after="96"/>
+              <w:jc w:val="center"/>
+              <w:rPr>
+                <w:rFonts w:ascii="Times New Roman" w:hAnsi="Times New Roman"/>
+                <w:bCs w:val="0"/>
+                <w:color w:val="000000"/>
+              </w:rPr>
+            </w:pPr>
+          </w:p>
+        </w:tc>
+        <w:tc>
+          <w:tcPr>
+            <w:tcW w:w="1316" w:type="pct"/>
+            <w:tcBorders>
+              <w:top w:val="single" w:sz="4" w:space="0" w:color="auto"/>
+              <w:left w:val="single" w:sz="4" w:space="0" w:color="auto"/>
+              <w:bottom w:val="single" w:sz="4" w:space="0" w:color="auto"/>
+              <w:right w:val="single" w:sz="4" w:space="0" w:color="auto"/>
+            </w:tcBorders>
+            <w:vAlign w:val="center"/>
+          </w:tcPr>
+          <w:p>
+            <w:pPr>
+              <w:tabs>
+                <w:tab w:val="left" w:pos="0"/>
+                <w:tab w:val="left" w:leader="dot" w:pos="4678"/>
+                <w:tab w:val="left" w:leader="dot" w:pos="10490"/>
+              </w:tabs>
+              <w:spacing w:beforeLines="60" w:before="144" w:afterLines="40" w:after="96"/>
+              <w:jc w:val="center"/>
+              <w:rPr>
+                <w:rFonts w:ascii="Times New Roman" w:hAnsi="Times New Roman"/>
+                <w:color w:val="000000"/>
+              </w:rPr>
+            </w:pPr>
+          </w:p>
+        </w:tc>
+        <w:tc>
+          <w:tcPr>
+            <w:tcW w:w="1081" w:type="pct"/>
+            <w:tcBorders>
+              <w:top w:val="single" w:sz="4" w:space="0" w:color="auto"/>
+              <w:left w:val="single" w:sz="4" w:space="0" w:color="auto"/>
+              <w:bottom w:val="single" w:sz="4" w:space="0" w:color="auto"/>
+              <w:right w:val="single" w:sz="4" w:space="0" w:color="auto"/>
+            </w:tcBorders>
+            <w:vAlign w:val="center"/>
+          </w:tcPr>
+          <w:p>
+            <w:pPr>
+              <w:tabs>
+                <w:tab w:val="left" w:pos="0"/>
+                <w:tab w:val="left" w:leader="dot" w:pos="4678"/>
+                <w:tab w:val="left" w:leader="dot" w:pos="10490"/>
+              </w:tabs>
+              <w:spacing w:beforeLines="60" w:before="144" w:afterLines="40" w:after="96"/>
+              <w:jc w:val="center"/>
+              <w:rPr>
+                <w:rFonts w:ascii="Times New Roman" w:hAnsi="Times New Roman"/>
+                <w:color w:val="000000"/>
+              </w:rPr>
+            </w:pPr>
+          </w:p>
+        </w:tc>
+        <w:tc>
+          <w:tcPr>
+            <w:tcW w:w="845" w:type="pct"/>
+            <w:tcBorders>
+              <w:top w:val="single" w:sz="4" w:space="0" w:color="auto"/>
+              <w:left w:val="single" w:sz="4" w:space="0" w:color="auto"/>
+              <w:bottom w:val="single" w:sz="4" w:space="0" w:color="auto"/>
+              <w:right w:val="single" w:sz="4" w:space="0" w:color="auto"/>
+            </w:tcBorders>
+            <w:vAlign w:val="center"/>
+          </w:tcPr>
+          <w:p>
+            <w:pPr>
+              <w:tabs>
+                <w:tab w:val="left" w:pos="0"/>
+                <w:tab w:val="left" w:leader="dot" w:pos="4678"/>
+                <w:tab w:val="left" w:leader="dot" w:pos="10490"/>
+              </w:tabs>
+              <w:spacing w:beforeLines="60" w:before="144" w:afterLines="40" w:after="96"/>
+              <w:jc w:val="center"/>
+              <w:rPr>
+                <w:rFonts w:ascii="Times New Roman" w:hAnsi="Times New Roman"/>
+                <w:color w:val="000000"/>
+              </w:rPr>
+            </w:pPr>
+          </w:p>
+        </w:tc>
+        <w:tc>
+          <w:tcPr>
+            <w:tcW w:w="1219" w:type="pct"/>
+            <w:tcBorders>
+              <w:top w:val="single" w:sz="4" w:space="0" w:color="auto"/>
+              <w:left w:val="single" w:sz="4" w:space="0" w:color="auto"/>
+              <w:bottom w:val="single" w:sz="4" w:space="0" w:color="auto"/>
+              <w:right w:val="single" w:sz="4" w:space="0" w:color="auto"/>
+            </w:tcBorders>
+            <w:vAlign w:val="center"/>
+          </w:tcPr>
+          <w:p>
+            <w:pPr>
+              <w:tabs>
+                <w:tab w:val="left" w:pos="0"/>
+                <w:tab w:val="left" w:leader="dot" w:pos="4678"/>
+                <w:tab w:val="left" w:leader="dot" w:pos="10490"/>
+              </w:tabs>
+              <w:spacing w:beforeLines="60" w:before="144" w:afterLines="40" w:after="96"/>
+              <w:jc w:val="center"/>
+              <w:rPr>
+                <w:rFonts w:ascii="Times New Roman" w:hAnsi="Times New Roman"/>
+                <w:color w:val="000000"/>
+              </w:rPr>
+            </w:pPr>
+          </w:p>
+        </w:tc>
+      </w:tr>
+      <w:tr>
+        <w:trPr>
+          <w:trHeight w:val="572"/>
+        </w:trPr>
+        <w:tc>
+          <w:tcPr>
+            <w:tcW w:w="539" w:type="pct"/>
+            <w:tcBorders>
+              <w:top w:val="single" w:sz="4" w:space="0" w:color="auto"/>
+              <w:left w:val="single" w:sz="4" w:space="0" w:color="auto"/>
+              <w:bottom w:val="single" w:sz="4" w:space="0" w:color="auto"/>
+              <w:right w:val="single" w:sz="4" w:space="0" w:color="auto"/>
+            </w:tcBorders>
+            <w:vAlign w:val="center"/>
+          </w:tcPr>
+          <w:p>
+            <w:pPr>
+              <w:pStyle w:val="ListParagraph"/>
+              <w:numPr>
+                <w:ilvl w:val="0"/>
+                <w:numId w:val="5"/>
+              </w:numPr>
+              <w:tabs>
+                <w:tab w:val="left" w:pos="0"/>
+                <w:tab w:val="left" w:leader="dot" w:pos="4678"/>
+                <w:tab w:val="left" w:leader="dot" w:pos="10490"/>
+              </w:tabs>
+              <w:spacing w:beforeLines="60" w:before="144" w:afterLines="40" w:after="96"/>
+              <w:jc w:val="center"/>
+              <w:rPr>
+                <w:rFonts w:ascii="Times New Roman" w:hAnsi="Times New Roman"/>
+                <w:bCs w:val="0"/>
+                <w:color w:val="000000"/>
+              </w:rPr>
+            </w:pPr>
+          </w:p>
+        </w:tc>
+        <w:tc>
+          <w:tcPr>
+            <w:tcW w:w="1316" w:type="pct"/>
+            <w:tcBorders>
+              <w:top w:val="single" w:sz="4" w:space="0" w:color="auto"/>
+              <w:left w:val="single" w:sz="4" w:space="0" w:color="auto"/>
+              <w:bottom w:val="single" w:sz="4" w:space="0" w:color="auto"/>
+              <w:right w:val="single" w:sz="4" w:space="0" w:color="auto"/>
+            </w:tcBorders>
+            <w:vAlign w:val="center"/>
+          </w:tcPr>
+          <w:p>
+            <w:pPr>
+              <w:tabs>
+                <w:tab w:val="left" w:pos="0"/>
+                <w:tab w:val="left" w:leader="dot" w:pos="4678"/>
+                <w:tab w:val="left" w:leader="dot" w:pos="10490"/>
+              </w:tabs>
+              <w:spacing w:beforeLines="60" w:before="144" w:afterLines="40" w:after="96"/>
+              <w:jc w:val="center"/>
+              <w:rPr>
+                <w:rFonts w:ascii="Times New Roman" w:hAnsi="Times New Roman"/>
+                <w:color w:val="000000"/>
+              </w:rPr>
+            </w:pPr>
+          </w:p>
+        </w:tc>
+        <w:tc>
+          <w:tcPr>
+            <w:tcW w:w="1081" w:type="pct"/>
+            <w:tcBorders>
+              <w:top w:val="single" w:sz="4" w:space="0" w:color="auto"/>
+              <w:left w:val="single" w:sz="4" w:space="0" w:color="auto"/>
+              <w:bottom w:val="single" w:sz="4" w:space="0" w:color="auto"/>
+              <w:right w:val="single" w:sz="4" w:space="0" w:color="auto"/>
+            </w:tcBorders>
+            <w:vAlign w:val="center"/>
+          </w:tcPr>
+          <w:p>
+            <w:pPr>
+              <w:tabs>
+                <w:tab w:val="left" w:pos="0"/>
+                <w:tab w:val="left" w:leader="dot" w:pos="4678"/>
+                <w:tab w:val="left" w:leader="dot" w:pos="10490"/>
+              </w:tabs>
+              <w:spacing w:beforeLines="60" w:before="144" w:afterLines="40" w:after="96"/>
+              <w:jc w:val="center"/>
+              <w:rPr>
+                <w:rFonts w:ascii="Times New Roman" w:hAnsi="Times New Roman"/>
+                <w:color w:val="000000"/>
+              </w:rPr>
+            </w:pPr>
+          </w:p>
+        </w:tc>
+        <w:tc>
+          <w:tcPr>
+            <w:tcW w:w="845" w:type="pct"/>
+            <w:tcBorders>
+              <w:top w:val="single" w:sz="4" w:space="0" w:color="auto"/>
+              <w:left w:val="single" w:sz="4" w:space="0" w:color="auto"/>
+              <w:bottom w:val="single" w:sz="4" w:space="0" w:color="auto"/>
+              <w:right w:val="single" w:sz="4" w:space="0" w:color="auto"/>
+            </w:tcBorders>
+            <w:vAlign w:val="center"/>
+          </w:tcPr>
+          <w:p>
+            <w:pPr>
+              <w:tabs>
+                <w:tab w:val="left" w:pos="0"/>
+                <w:tab w:val="left" w:leader="dot" w:pos="4678"/>
+                <w:tab w:val="left" w:leader="dot" w:pos="10490"/>
+              </w:tabs>
+              <w:spacing w:beforeLines="60" w:before="144" w:afterLines="40" w:after="96"/>
+              <w:jc w:val="center"/>
+              <w:rPr>
+                <w:rFonts w:ascii="Times New Roman" w:hAnsi="Times New Roman"/>
+                <w:color w:val="000000"/>
+              </w:rPr>
+            </w:pPr>
+          </w:p>
+        </w:tc>
+        <w:tc>
+          <w:tcPr>
+            <w:tcW w:w="1219" w:type="pct"/>
+            <w:tcBorders>
+              <w:top w:val="single" w:sz="4" w:space="0" w:color="auto"/>
+              <w:left w:val="single" w:sz="4" w:space="0" w:color="auto"/>
+              <w:bottom w:val="single" w:sz="4" w:space="0" w:color="auto"/>
+              <w:right w:val="single" w:sz="4" w:space="0" w:color="auto"/>
+            </w:tcBorders>
+            <w:vAlign w:val="center"/>
+          </w:tcPr>
+          <w:p>
+            <w:pPr>
+              <w:tabs>
+                <w:tab w:val="left" w:pos="0"/>
+                <w:tab w:val="left" w:leader="dot" w:pos="4678"/>
+                <w:tab w:val="left" w:leader="dot" w:pos="10490"/>
+              </w:tabs>
+              <w:spacing w:beforeLines="60" w:before="144" w:afterLines="40" w:after="96"/>
+              <w:jc w:val="center"/>
+              <w:rPr>
+                <w:rFonts w:ascii="Times New Roman" w:hAnsi="Times New Roman"/>
+                <w:color w:val="000000"/>
+              </w:rPr>
+            </w:pPr>
+          </w:p>
+        </w:tc>
+      </w:tr>
     </w:tbl>
-    <w:p>
-      <w:pPr>
-        <w:tabs>
-          <w:tab w:val="left" w:pos="0"/>
-          <w:tab w:val="left" w:leader="dot" w:pos="4678"/>
-          <w:tab w:val="left" w:leader="dot" w:pos="10490"/>
-        </w:tabs>
-        <w:spacing w:before="120" w:after="0" w:line="240" w:lineRule="auto"/>
-        <w:rPr>
-          <w:rFonts w:ascii="Times New Roman" w:eastAsia="Calibri" w:hAnsi="Times New Roman" w:cs="Times New Roman"/>
-          <w:sz w:val="26"/>
-          <w:szCs w:val="26"/>
-        </w:rPr>
-      </w:pPr>
-    </w:p>
     <w:p>
       <w:pPr>
         <w:rPr>
@@ -2770,6 +3919,95 @@
 <file path=word/numbering.xml><?xml version="1.0" encoding="utf-8"?>
 <w:numbering xmlns:wpc="http://schemas.microsoft.com/office/word/2010/wordprocessingCanvas" xmlns:cx="http://schemas.microsoft.com/office/drawing/2014/chartex" xmlns:cx1="http://schemas.microsoft.com/office/drawing/2015/9/8/chartex" xmlns:cx2="http://schemas.microsoft.com/office/drawing/2015/10/21/chartex" xmlns:cx3="http://schemas.microsoft.com/office/drawing/2016/5/9/chartex" xmlns:cx4="http://schemas.microsoft.com/office/drawing/2016/5/10/chartex" xmlns:cx5="http://schemas.microsoft.com/office/drawing/2016/5/11/chartex" xmlns:cx6="http://schemas.microsoft.com/office/drawing/2016/5/12/chartex" xmlns:cx7="http://schemas.microsoft.com/office/drawing/2016/5/13/chartex" xmlns:cx8="http://schemas.microsoft.com/office/drawing/2016/5/14/chartex" xmlns:mc="http://schemas.openxmlformats.org/markup-compatibility/2006" xmlns:aink="http://schemas.microsoft.com/office/drawing/2016/ink" xmlns:am3d="http://schemas.microsoft.com/office/drawing/2017/model3d" xmlns:o="urn:schemas-microsoft-com:office:office" xmlns:oel="http://schemas.microsoft.com/office/2019/extlst" xmlns:r="http://schemas.openxmlformats.org/officeDocument/2006/relationships" xmlns:m="http://schemas.openxmlformats.org/officeDocument/2006/math" xmlns:v="urn:schemas-microsoft-com:vml" xmlns:wp14="http://schemas.microsoft.com/office/word/2010/wordprocessingDrawing" xmlns:wp="http://schemas.openxmlformats.org/drawingml/2006/wordprocessingDrawing" xmlns:w10="urn:schemas-microsoft-com:office:word" xmlns:w="http://schemas.openxmlformats.org/wordprocessingml/2006/main" xmlns:w14="http://schemas.microsoft.com/office/word/2010/wordml" xmlns:w15="http://schemas.microsoft.com/office/word/2012/wordml" xmlns:w16cex="http://schemas.microsoft.com/office/word/2018/wordml/cex" xmlns:w16cid="http://schemas.microsoft.com/office/word/2016/wordml/cid" xmlns:w16="http://schemas.microsoft.com/office/word/2018/wordml" xmlns:w16du="http://schemas.microsoft.com/office/word/2023/wordml/word16du" xmlns:w16sdtdh="http://schemas.microsoft.com/office/word/2020/wordml/sdtdatahash" xmlns:w16sdtfl="http://schemas.microsoft.com/office/word/2024/wordml/sdtformatlock" xmlns:w16se="http://schemas.microsoft.com/office/word/2015/wordml/symex" xmlns:wpg="http://schemas.microsoft.com/office/word/2010/wordprocessingGroup" xmlns:wpi="http://schemas.microsoft.com/office/word/2010/wordprocessingInk" xmlns:wne="http://schemas.microsoft.com/office/word/2006/wordml" xmlns:wps="http://schemas.microsoft.com/office/word/2010/wordprocessingShape" mc:Ignorable="w14 w15 w16se w16cid w16 w16cex w16sdtdh w16sdtfl w16du wp14">
   <w:abstractNum w:abstractNumId="0" w15:restartNumberingAfterBreak="0">
+    <w:nsid w:val="07207F54"/>
+    <w:multiLevelType w:val="hybridMultilevel"/>
+    <w:tmpl w:val="BFC2166E"/>
+    <w:lvl w:ilvl="0" w:tplc="FFFFFFFF">
+      <w:start w:val="1"/>
+      <w:numFmt w:val="decimal"/>
+      <w:lvlText w:val="%1"/>
+      <w:lvlJc w:val="left"/>
+      <w:pPr>
+        <w:ind w:left="720" w:hanging="360"/>
+      </w:pPr>
+      <w:rPr>
+        <w:rFonts w:hint="default"/>
+      </w:rPr>
+    </w:lvl>
+    <w:lvl w:ilvl="1" w:tplc="FFFFFFFF" w:tentative="1">
+      <w:start w:val="1"/>
+      <w:numFmt w:val="lowerLetter"/>
+      <w:lvlText w:val="%2."/>
+      <w:lvlJc w:val="left"/>
+      <w:pPr>
+        <w:ind w:left="1440" w:hanging="360"/>
+      </w:pPr>
+    </w:lvl>
+    <w:lvl w:ilvl="2" w:tplc="FFFFFFFF" w:tentative="1">
+      <w:start w:val="1"/>
+      <w:numFmt w:val="lowerRoman"/>
+      <w:lvlText w:val="%3."/>
+      <w:lvlJc w:val="right"/>
+      <w:pPr>
+        <w:ind w:left="2160" w:hanging="180"/>
+      </w:pPr>
+    </w:lvl>
+    <w:lvl w:ilvl="3" w:tplc="FFFFFFFF" w:tentative="1">
+      <w:start w:val="1"/>
+      <w:numFmt w:val="decimal"/>
+      <w:lvlText w:val="%4."/>
+      <w:lvlJc w:val="left"/>
+      <w:pPr>
+        <w:ind w:left="2880" w:hanging="360"/>
+      </w:pPr>
+    </w:lvl>
+    <w:lvl w:ilvl="4" w:tplc="FFFFFFFF" w:tentative="1">
+      <w:start w:val="1"/>
+      <w:numFmt w:val="lowerLetter"/>
+      <w:lvlText w:val="%5."/>
+      <w:lvlJc w:val="left"/>
+      <w:pPr>
+        <w:ind w:left="3600" w:hanging="360"/>
+      </w:pPr>
+    </w:lvl>
+    <w:lvl w:ilvl="5" w:tplc="FFFFFFFF" w:tentative="1">
+      <w:start w:val="1"/>
+      <w:numFmt w:val="lowerRoman"/>
+      <w:lvlText w:val="%6."/>
+      <w:lvlJc w:val="right"/>
+      <w:pPr>
+        <w:ind w:left="4320" w:hanging="180"/>
+      </w:pPr>
+    </w:lvl>
+    <w:lvl w:ilvl="6" w:tplc="FFFFFFFF" w:tentative="1">
+      <w:start w:val="1"/>
+      <w:numFmt w:val="decimal"/>
+      <w:lvlText w:val="%7."/>
+      <w:lvlJc w:val="left"/>
+      <w:pPr>
+        <w:ind w:left="5040" w:hanging="360"/>
+      </w:pPr>
+    </w:lvl>
+    <w:lvl w:ilvl="7" w:tplc="FFFFFFFF" w:tentative="1">
+      <w:start w:val="1"/>
+      <w:numFmt w:val="lowerLetter"/>
+      <w:lvlText w:val="%8."/>
+      <w:lvlJc w:val="left"/>
+      <w:pPr>
+        <w:ind w:left="5760" w:hanging="360"/>
+      </w:pPr>
+    </w:lvl>
+    <w:lvl w:ilvl="8" w:tplc="FFFFFFFF" w:tentative="1">
+      <w:start w:val="1"/>
+      <w:numFmt w:val="lowerRoman"/>
+      <w:lvlText w:val="%9."/>
+      <w:lvlJc w:val="right"/>
+      <w:pPr>
+        <w:ind w:left="6480" w:hanging="180"/>
+      </w:pPr>
+    </w:lvl>
+  </w:abstractNum>
+  <w:abstractNum w:abstractNumId="1" w15:restartNumberingAfterBreak="0">
     <w:nsid w:val="2694313E"/>
     <w:multiLevelType w:val="hybridMultilevel"/>
     <w:tmpl w:val="14544C62"/>
@@ -2858,7 +4096,7 @@
       </w:pPr>
     </w:lvl>
   </w:abstractNum>
-  <w:abstractNum w:abstractNumId="1" w15:restartNumberingAfterBreak="0">
+  <w:abstractNum w:abstractNumId="2" w15:restartNumberingAfterBreak="0">
     <w:nsid w:val="43AC6B00"/>
     <w:multiLevelType w:val="hybridMultilevel"/>
     <w:tmpl w:val="235615AA"/>
@@ -2947,7 +4185,7 @@
       </w:pPr>
     </w:lvl>
   </w:abstractNum>
-  <w:abstractNum w:abstractNumId="2" w15:restartNumberingAfterBreak="0">
+  <w:abstractNum w:abstractNumId="3" w15:restartNumberingAfterBreak="0">
     <w:nsid w:val="4AA97540"/>
     <w:multiLevelType w:val="hybridMultilevel"/>
     <w:tmpl w:val="26C6029E"/>
@@ -3036,14 +4274,109 @@
       </w:pPr>
     </w:lvl>
   </w:abstractNum>
+  <w:abstractNum w:abstractNumId="4" w15:restartNumberingAfterBreak="0">
+    <w:nsid w:val="4B5E1B78"/>
+    <w:multiLevelType w:val="hybridMultilevel"/>
+    <w:tmpl w:val="BFC2166E"/>
+    <w:lvl w:ilvl="0" w:tplc="BAC00886">
+      <w:start w:val="1"/>
+      <w:numFmt w:val="decimal"/>
+      <w:lvlText w:val="%1"/>
+      <w:lvlJc w:val="left"/>
+      <w:pPr>
+        <w:ind w:left="720" w:hanging="360"/>
+      </w:pPr>
+      <w:rPr>
+        <w:rFonts w:hint="default"/>
+      </w:rPr>
+    </w:lvl>
+    <w:lvl w:ilvl="1" w:tplc="04090019" w:tentative="1">
+      <w:start w:val="1"/>
+      <w:numFmt w:val="lowerLetter"/>
+      <w:lvlText w:val="%2."/>
+      <w:lvlJc w:val="left"/>
+      <w:pPr>
+        <w:ind w:left="1440" w:hanging="360"/>
+      </w:pPr>
+    </w:lvl>
+    <w:lvl w:ilvl="2" w:tplc="0409001B" w:tentative="1">
+      <w:start w:val="1"/>
+      <w:numFmt w:val="lowerRoman"/>
+      <w:lvlText w:val="%3."/>
+      <w:lvlJc w:val="right"/>
+      <w:pPr>
+        <w:ind w:left="2160" w:hanging="180"/>
+      </w:pPr>
+    </w:lvl>
+    <w:lvl w:ilvl="3" w:tplc="0409000F" w:tentative="1">
+      <w:start w:val="1"/>
+      <w:numFmt w:val="decimal"/>
+      <w:lvlText w:val="%4."/>
+      <w:lvlJc w:val="left"/>
+      <w:pPr>
+        <w:ind w:left="2880" w:hanging="360"/>
+      </w:pPr>
+    </w:lvl>
+    <w:lvl w:ilvl="4" w:tplc="04090019" w:tentative="1">
+      <w:start w:val="1"/>
+      <w:numFmt w:val="lowerLetter"/>
+      <w:lvlText w:val="%5."/>
+      <w:lvlJc w:val="left"/>
+      <w:pPr>
+        <w:ind w:left="3600" w:hanging="360"/>
+      </w:pPr>
+    </w:lvl>
+    <w:lvl w:ilvl="5" w:tplc="0409001B" w:tentative="1">
+      <w:start w:val="1"/>
+      <w:numFmt w:val="lowerRoman"/>
+      <w:lvlText w:val="%6."/>
+      <w:lvlJc w:val="right"/>
+      <w:pPr>
+        <w:ind w:left="4320" w:hanging="180"/>
+      </w:pPr>
+    </w:lvl>
+    <w:lvl w:ilvl="6" w:tplc="0409000F" w:tentative="1">
+      <w:start w:val="1"/>
+      <w:numFmt w:val="decimal"/>
+      <w:lvlText w:val="%7."/>
+      <w:lvlJc w:val="left"/>
+      <w:pPr>
+        <w:ind w:left="5040" w:hanging="360"/>
+      </w:pPr>
+    </w:lvl>
+    <w:lvl w:ilvl="7" w:tplc="04090019" w:tentative="1">
+      <w:start w:val="1"/>
+      <w:numFmt w:val="lowerLetter"/>
+      <w:lvlText w:val="%8."/>
+      <w:lvlJc w:val="left"/>
+      <w:pPr>
+        <w:ind w:left="5760" w:hanging="360"/>
+      </w:pPr>
+    </w:lvl>
+    <w:lvl w:ilvl="8" w:tplc="0409001B" w:tentative="1">
+      <w:start w:val="1"/>
+      <w:numFmt w:val="lowerRoman"/>
+      <w:lvlText w:val="%9."/>
+      <w:lvlJc w:val="right"/>
+      <w:pPr>
+        <w:ind w:left="6480" w:hanging="180"/>
+      </w:pPr>
+    </w:lvl>
+  </w:abstractNum>
   <w:num w:numId="1" w16cid:durableId="1975135660">
+    <w:abstractNumId w:val="3"/>
+  </w:num>
+  <w:num w:numId="2" w16cid:durableId="290019944">
+    <w:abstractNumId w:val="1"/>
+  </w:num>
+  <w:num w:numId="3" w16cid:durableId="721445048">
     <w:abstractNumId w:val="2"/>
   </w:num>
-  <w:num w:numId="2" w16cid:durableId="290019944">
+  <w:num w:numId="4" w16cid:durableId="550112501">
+    <w:abstractNumId w:val="4"/>
+  </w:num>
+  <w:num w:numId="5" w16cid:durableId="2121100140">
     <w:abstractNumId w:val="0"/>
-  </w:num>
-  <w:num w:numId="3" w16cid:durableId="721445048">
-    <w:abstractNumId w:val="1"/>
   </w:num>
 </w:numbering>
 </file>

--- a/docs/pl06.docx
+++ b/docs/pl06.docx
@@ -1,6 +1,6 @@
 
 <file path=word/document.xml><?xml version="1.0" encoding="utf-8"?>
-<w:document xmlns:wpc="http://schemas.microsoft.com/office/word/2010/wordprocessingCanvas" xmlns:cx="http://schemas.microsoft.com/office/drawing/2014/chartex" xmlns:cx1="http://schemas.microsoft.com/office/drawing/2015/9/8/chartex" xmlns:cx2="http://schemas.microsoft.com/office/drawing/2015/10/21/chartex" xmlns:cx3="http://schemas.microsoft.com/office/drawing/2016/5/9/chartex" xmlns:cx4="http://schemas.microsoft.com/office/drawing/2016/5/10/chartex" xmlns:cx5="http://schemas.microsoft.com/office/drawing/2016/5/11/chartex" xmlns:cx6="http://schemas.microsoft.com/office/drawing/2016/5/12/chartex" xmlns:cx7="http://schemas.microsoft.com/office/drawing/2016/5/13/chartex" xmlns:cx8="http://schemas.microsoft.com/office/drawing/2016/5/14/chartex" xmlns:mc="http://schemas.openxmlformats.org/markup-compatibility/2006" xmlns:aink="http://schemas.microsoft.com/office/drawing/2016/ink" xmlns:am3d="http://schemas.microsoft.com/office/drawing/2017/model3d" xmlns:o="urn:schemas-microsoft-com:office:office" xmlns:oel="http://schemas.microsoft.com/office/2019/extlst" xmlns:r="http://schemas.openxmlformats.org/officeDocument/2006/relationships" xmlns:m="http://schemas.openxmlformats.org/officeDocument/2006/math" xmlns:v="urn:schemas-microsoft-com:vml" xmlns:wp14="http://schemas.microsoft.com/office/word/2010/wordprocessingDrawing" xmlns:wp="http://schemas.openxmlformats.org/drawingml/2006/wordprocessingDrawing" xmlns:w10="urn:schemas-microsoft-com:office:word" xmlns:w="http://schemas.openxmlformats.org/wordprocessingml/2006/main" xmlns:w14="http://schemas.microsoft.com/office/word/2010/wordml" xmlns:w15="http://schemas.microsoft.com/office/word/2012/wordml" xmlns:w16cex="http://schemas.microsoft.com/office/word/2018/wordml/cex" xmlns:w16cid="http://schemas.microsoft.com/office/word/2016/wordml/cid" xmlns:w16="http://schemas.microsoft.com/office/word/2018/wordml" xmlns:w16du="http://schemas.microsoft.com/office/word/2023/wordml/word16du" xmlns:w16sdtdh="http://schemas.microsoft.com/office/word/2020/wordml/sdtdatahash" xmlns:w16sdtfl="http://schemas.microsoft.com/office/word/2024/wordml/sdtformatlock" xmlns:w16se="http://schemas.microsoft.com/office/word/2015/wordml/symex" xmlns:wpg="http://schemas.microsoft.com/office/word/2010/wordprocessingGroup" xmlns:wpi="http://schemas.microsoft.com/office/word/2010/wordprocessingInk" xmlns:wne="http://schemas.microsoft.com/office/word/2006/wordml" xmlns:wps="http://schemas.microsoft.com/office/word/2010/wordprocessingShape" mc:Ignorable="w14 w15 w16se w16cid w16 w16cex w16sdtdh w16sdtfl w16du wp14">
+<w:document xmlns:wpc="http://schemas.microsoft.com/office/word/2010/wordprocessingCanvas" xmlns:cx="http://schemas.microsoft.com/office/drawing/2014/chartex" xmlns:cx1="http://schemas.microsoft.com/office/drawing/2015/9/8/chartex" xmlns:cx2="http://schemas.microsoft.com/office/drawing/2015/10/21/chartex" xmlns:cx3="http://schemas.microsoft.com/office/drawing/2016/5/9/chartex" xmlns:cx4="http://schemas.microsoft.com/office/drawing/2016/5/10/chartex" xmlns:cx5="http://schemas.microsoft.com/office/drawing/2016/5/11/chartex" xmlns:cx6="http://schemas.microsoft.com/office/drawing/2016/5/12/chartex" xmlns:cx7="http://schemas.microsoft.com/office/drawing/2016/5/13/chartex" xmlns:cx8="http://schemas.microsoft.com/office/drawing/2016/5/14/chartex" xmlns:mc="http://schemas.openxmlformats.org/markup-compatibility/2006" xmlns:aink="http://schemas.microsoft.com/office/drawing/2016/ink" xmlns:am3d="http://schemas.microsoft.com/office/drawing/2017/model3d" xmlns:o="urn:schemas-microsoft-com:office:office" xmlns:oel="http://schemas.microsoft.com/office/2019/extlst" xmlns:r="http://schemas.openxmlformats.org/officeDocument/2006/relationships" xmlns:m="http://schemas.openxmlformats.org/officeDocument/2006/math" xmlns:v="urn:schemas-microsoft-com:vml" xmlns:wp14="http://schemas.microsoft.com/office/word/2010/wordprocessingDrawing" xmlns:wp="http://schemas.openxmlformats.org/drawingml/2006/wordprocessingDrawing" xmlns:w10="urn:schemas-microsoft-com:office:word" xmlns:w="http://schemas.openxmlformats.org/wordprocessingml/2006/main" xmlns:w14="http://schemas.microsoft.com/office/word/2010/wordml" xmlns:w15="http://schemas.microsoft.com/office/word/2012/wordml" xmlns:w16cex="http://schemas.microsoft.com/office/word/2018/wordml/cex" xmlns:w16cid="http://schemas.microsoft.com/office/word/2016/wordml/cid" xmlns:w16="http://schemas.microsoft.com/office/word/2018/wordml" xmlns:w16du="http://schemas.microsoft.com/office/word/2023/wordml/word16du" xmlns:w16sdtdh="http://schemas.microsoft.com/office/word/2020/wordml/sdtdatahash" xmlns:w16sdtfl="http://schemas.microsoft.com/office/word/2024/wordml/sdtformatlock" xmlns:w16se="http://schemas.microsoft.com/office/word/2015/wordml/symex" xmlns:wpg="http://schemas.microsoft.com/office/word/2010/wordprocessingGroup" xmlns:wpi="http://schemas.microsoft.com/office/word/2010/wordprocessingInk" xmlns:wne="http://schemas.microsoft.com/office/word/2006/wordml" xmlns:wps="http://schemas.microsoft.com/office/word/2010/wordprocessingShape" xmlns:a="http://schemas.openxmlformats.org/drawingml/2006/main" xmlns:a14="http://schemas.microsoft.com/office/drawing/2010/main" mc:Ignorable="w14 w15 w16se w16cid w16 w16cex w16sdtdh w16sdtfl w16du wp14">
   <w:body>
     <w:tbl>
       <w:tblPr>
@@ -153,8 +153,8 @@
                   </w:drawing>
                 </mc:Choice>
                 <mc:Fallback>
-                  <w:pict>
-                    <v:line w14:anchorId="5FE809F4" id="Straight Connector 2" o:spid="_x0000_s1026" style="position:absolute;z-index:251658240;visibility:visible;mso-wrap-style:square;mso-width-percent:0;mso-height-percent:0;mso-wrap-distance-left:9pt;mso-wrap-distance-top:-6e-5mm;mso-wrap-distance-right:9pt;mso-wrap-distance-bottom:-6e-5mm;mso-position-horizontal:absolute;mso-position-horizontal-relative:text;mso-position-vertical:absolute;mso-position-vertical-relative:text;mso-width-percent:0;mso-height-percent:0;mso-width-relative:page;mso-height-relative:page" from="51.9pt,2.45pt" to="125.95pt,2.45pt" o:gfxdata="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"/>
+                  <w:pict w14:anchorId="42D67AF3">
+                    <v:line id="Straight Connector 2" style="position:absolute;z-index:251658240;visibility:visible;mso-wrap-style:square;mso-width-percent:0;mso-height-percent:0;mso-wrap-distance-left:9pt;mso-wrap-distance-top:-6e-5mm;mso-wrap-distance-right:9pt;mso-wrap-distance-bottom:-6e-5mm;mso-position-horizontal:absolute;mso-position-horizontal-relative:text;mso-position-vertical:absolute;mso-position-vertical-relative:text;mso-width-percent:0;mso-height-percent:0;mso-width-relative:page;mso-height-relative:page" o:spid="_x0000_s1026" from="51.9pt,2.45pt" to="125.95pt,2.45pt" w14:anchorId="5FE809F4" o:gfxdata="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"/>
                   </w:pict>
                 </mc:Fallback>
               </mc:AlternateContent>
@@ -302,8 +302,8 @@
                   </w:drawing>
                 </mc:Choice>
                 <mc:Fallback>
-                  <w:pict>
-                    <v:line w14:anchorId="2F965D48" id="Straight Connector 1" o:spid="_x0000_s1026" style="position:absolute;z-index:251657216;visibility:visible;mso-wrap-style:square;mso-width-percent:0;mso-height-percent:0;mso-wrap-distance-left:9pt;mso-wrap-distance-top:-6e-5mm;mso-wrap-distance-right:9pt;mso-wrap-distance-bottom:-6e-5mm;mso-position-horizontal:absolute;mso-position-horizontal-relative:text;mso-position-vertical:absolute;mso-position-vertical-relative:text;mso-width-percent:0;mso-height-percent:0;mso-width-relative:page;mso-height-relative:page" from="63.8pt,2.25pt" to="223.4pt,2.25pt" o:gfxdata="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"/>
+                  <w:pict w14:anchorId="6E17DA2E">
+                    <v:line id="Straight Connector 1" style="position:absolute;z-index:251657216;visibility:visible;mso-wrap-style:square;mso-width-percent:0;mso-height-percent:0;mso-wrap-distance-left:9pt;mso-wrap-distance-top:-6e-5mm;mso-wrap-distance-right:9pt;mso-wrap-distance-bottom:-6e-5mm;mso-position-horizontal:absolute;mso-position-horizontal-relative:text;mso-position-vertical:absolute;mso-position-vertical-relative:text;mso-width-percent:0;mso-height-percent:0;mso-width-relative:page;mso-height-relative:page" o:spid="_x0000_s1026" from="63.8pt,2.25pt" to="223.4pt,2.25pt" w14:anchorId="2F965D48" o:gfxdata="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"/>
                   </w:pict>
                 </mc:Fallback>
               </mc:AlternateContent>
@@ -406,7 +406,7 @@
         <w:spacing w:before="120" w:after="0" w:line="240" w:lineRule="auto"/>
         <w:jc w:val="center"/>
         <w:rPr>
-          <w:rFonts w:ascii="Times New Roman" w:eastAsia="Calibri" w:hAnsi="Times New Roman" w:cs="Times New Roman"/>
+          <w:rFonts w:ascii="Times New Roman" w:hAnsi="Times New Roman" w:eastAsia="Calibri" w:cs="Times New Roman"/>
           <w:b/>
           <w:sz w:val="32"/>
           <w:szCs w:val="32"/>
@@ -418,7 +418,7 @@
         <w:spacing w:before="120" w:after="0" w:line="240" w:lineRule="auto"/>
         <w:jc w:val="center"/>
         <w:rPr>
-          <w:rFonts w:ascii="Times New Roman" w:eastAsia="Calibri" w:hAnsi="Times New Roman" w:cs="Times New Roman"/>
+          <w:rFonts w:ascii="Times New Roman" w:hAnsi="Times New Roman" w:eastAsia="Calibri" w:cs="Times New Roman"/>
           <w:b/>
           <w:sz w:val="32"/>
           <w:szCs w:val="32"/>
@@ -426,7 +426,7 @@
       </w:pPr>
       <w:r>
         <w:rPr>
-          <w:rFonts w:ascii="Times New Roman" w:eastAsia="Calibri" w:hAnsi="Times New Roman" w:cs="Times New Roman"/>
+          <w:rFonts w:ascii="Times New Roman" w:hAnsi="Times New Roman" w:eastAsia="Calibri" w:cs="Times New Roman"/>
           <w:b/>
           <w:sz w:val="32"/>
           <w:szCs w:val="32"/>
@@ -439,7 +439,7 @@
         <w:spacing w:before="120" w:after="0" w:line="240" w:lineRule="auto"/>
         <w:jc w:val="center"/>
         <w:rPr>
-          <w:rFonts w:ascii="Times New Roman" w:eastAsia="Calibri" w:hAnsi="Times New Roman" w:cs="Times New Roman"/>
+          <w:rFonts w:ascii="Times New Roman" w:hAnsi="Times New Roman" w:eastAsia="Calibri" w:cs="Times New Roman"/>
           <w:b/>
           <w:sz w:val="26"/>
           <w:szCs w:val="26"/>
@@ -447,7 +447,7 @@
       </w:pPr>
       <w:r>
         <w:rPr>
-          <w:rFonts w:ascii="Times New Roman" w:eastAsia="Calibri" w:hAnsi="Times New Roman" w:cs="Times New Roman"/>
+          <w:rFonts w:ascii="Times New Roman" w:hAnsi="Times New Roman" w:eastAsia="Calibri" w:cs="Times New Roman"/>
           <w:b/>
           <w:sz w:val="26"/>
           <w:szCs w:val="26"/>
@@ -463,7 +463,7 @@
         </w:tabs>
         <w:spacing w:before="120" w:after="0" w:line="240" w:lineRule="auto"/>
         <w:rPr>
-          <w:rFonts w:ascii="Times New Roman" w:eastAsia="Calibri" w:hAnsi="Times New Roman" w:cs="Times New Roman"/>
+          <w:rFonts w:ascii="Times New Roman" w:hAnsi="Times New Roman" w:eastAsia="Calibri" w:cs="Times New Roman"/>
           <w:sz w:val="26"/>
           <w:szCs w:val="26"/>
           <w:lang w:val="vi-VN"/>
@@ -471,7 +471,7 @@
       </w:pPr>
       <w:r>
         <w:rPr>
-          <w:rFonts w:ascii="Times New Roman" w:eastAsia="Calibri" w:hAnsi="Times New Roman" w:cs="Times New Roman"/>
+          <w:rFonts w:ascii="Times New Roman" w:hAnsi="Times New Roman" w:eastAsia="Calibri" w:cs="Times New Roman"/>
           <w:sz w:val="26"/>
           <w:szCs w:val="26"/>
         </w:rPr>
@@ -479,16 +479,23 @@
       </w:r>
       <w:r>
         <w:rPr>
-          <w:rFonts w:ascii="Times New Roman" w:eastAsia="Calibri" w:hAnsi="Times New Roman" w:cs="Times New Roman"/>
+          <w:rFonts w:ascii="Times New Roman" w:hAnsi="Times New Roman" w:eastAsia="Calibri" w:cs="Times New Roman"/>
           <w:sz w:val="26"/>
           <w:szCs w:val="26"/>
         </w:rPr>
         <w:tab/>
+      </w:r>
+      <w:r>
+        <w:rPr>
+          <w:rFonts w:ascii="Times New Roman" w:hAnsi="Times New Roman" w:eastAsia="Calibri" w:cs="Times New Roman"/>
+          <w:sz w:val="26"/>
+          <w:szCs w:val="26"/>
+        </w:rPr>
         <w:t xml:space="preserve">: </w:t>
       </w:r>
       <w:r>
         <w:rPr>
-          <w:rFonts w:ascii="Times New Roman" w:eastAsia="Calibri" w:hAnsi="Times New Roman" w:cs="Times New Roman"/>
+          <w:rFonts w:ascii="Times New Roman" w:hAnsi="Times New Roman" w:eastAsia="Calibri" w:cs="Times New Roman"/>
           <w:sz w:val="26"/>
           <w:szCs w:val="26"/>
           <w:lang w:val="vi-VN"/>
@@ -505,7 +512,7 @@
         <w:ind w:left="1710" w:right="29" w:hanging="1710"/>
         <w:jc w:val="both"/>
         <w:rPr>
-          <w:rFonts w:ascii="Times New Roman" w:eastAsia="Calibri" w:hAnsi="Times New Roman" w:cs="Times New Roman"/>
+          <w:rFonts w:ascii="Times New Roman" w:hAnsi="Times New Roman" w:eastAsia="Calibri" w:cs="Times New Roman"/>
           <w:b/>
           <w:color w:val="000000"/>
           <w:sz w:val="36"/>
@@ -515,7 +522,7 @@
       </w:pPr>
       <w:r>
         <w:rPr>
-          <w:rFonts w:ascii="Times New Roman" w:eastAsia="Calibri" w:hAnsi="Times New Roman" w:cs="Times New Roman"/>
+          <w:rFonts w:ascii="Times New Roman" w:hAnsi="Times New Roman" w:eastAsia="Calibri" w:cs="Times New Roman"/>
           <w:sz w:val="26"/>
           <w:szCs w:val="26"/>
           <w:lang w:val="vi-VN"/>
@@ -524,17 +531,25 @@
       </w:r>
       <w:r>
         <w:rPr>
-          <w:rFonts w:ascii="Times New Roman" w:eastAsia="Calibri" w:hAnsi="Times New Roman" w:cs="Times New Roman"/>
+          <w:rFonts w:ascii="Times New Roman" w:hAnsi="Times New Roman" w:eastAsia="Calibri" w:cs="Times New Roman"/>
           <w:sz w:val="26"/>
           <w:szCs w:val="26"/>
           <w:lang w:val="vi-VN"/>
         </w:rPr>
         <w:tab/>
+      </w:r>
+      <w:r>
+        <w:rPr>
+          <w:rFonts w:ascii="Times New Roman" w:hAnsi="Times New Roman" w:eastAsia="Calibri" w:cs="Times New Roman"/>
+          <w:sz w:val="26"/>
+          <w:szCs w:val="26"/>
+          <w:lang w:val="vi-VN"/>
+        </w:rPr>
         <w:t>:</w:t>
       </w:r>
       <w:r>
         <w:rPr>
-          <w:rFonts w:ascii="Times New Roman" w:eastAsia="Calibri" w:hAnsi="Times New Roman" w:cs="Times New Roman"/>
+          <w:rFonts w:ascii="Times New Roman" w:hAnsi="Times New Roman" w:eastAsia="Calibri" w:cs="Times New Roman"/>
           <w:sz w:val="26"/>
           <w:szCs w:val="26"/>
           <w:lang w:val="vi-VN"/>
@@ -543,7 +558,7 @@
       </w:r>
       <w:r>
         <w:rPr>
-          <w:rFonts w:ascii="Times New Roman" w:eastAsia="Calibri" w:hAnsi="Times New Roman" w:cs="Times New Roman"/>
+          <w:rFonts w:ascii="Times New Roman" w:hAnsi="Times New Roman" w:eastAsia="Calibri" w:cs="Times New Roman"/>
           <w:sz w:val="26"/>
           <w:szCs w:val="26"/>
         </w:rPr>
@@ -557,7 +572,7 @@
         </w:tabs>
         <w:spacing w:before="120" w:after="0" w:line="240" w:lineRule="auto"/>
         <w:rPr>
-          <w:rFonts w:ascii="Times New Roman" w:eastAsia="Calibri" w:hAnsi="Times New Roman" w:cs="Times New Roman"/>
+          <w:rFonts w:ascii="Times New Roman" w:hAnsi="Times New Roman" w:eastAsia="Calibri" w:cs="Times New Roman"/>
           <w:sz w:val="26"/>
           <w:szCs w:val="26"/>
           <w:lang w:val="vi-VN"/>
@@ -565,7 +580,7 @@
       </w:pPr>
       <w:r>
         <w:rPr>
-          <w:rFonts w:ascii="Times New Roman" w:eastAsia="Calibri" w:hAnsi="Times New Roman" w:cs="Times New Roman"/>
+          <w:rFonts w:ascii="Times New Roman" w:hAnsi="Times New Roman" w:eastAsia="Calibri" w:cs="Times New Roman"/>
           <w:sz w:val="26"/>
           <w:szCs w:val="26"/>
           <w:lang w:val="vi-VN"/>
@@ -574,7 +589,7 @@
       </w:r>
       <w:r>
         <w:rPr>
-          <w:rFonts w:ascii="Times New Roman" w:eastAsia="Calibri" w:hAnsi="Times New Roman" w:cs="Times New Roman"/>
+          <w:rFonts w:ascii="Times New Roman" w:hAnsi="Times New Roman" w:eastAsia="Calibri" w:cs="Times New Roman"/>
           <w:sz w:val="26"/>
           <w:szCs w:val="26"/>
           <w:lang w:val="vi-VN"/>
@@ -583,7 +598,7 @@
       </w:r>
       <w:r>
         <w:rPr>
-          <w:rFonts w:ascii="Times New Roman" w:eastAsia="Calibri" w:hAnsi="Times New Roman" w:cs="Times New Roman"/>
+          <w:rFonts w:ascii="Times New Roman" w:hAnsi="Times New Roman" w:eastAsia="Calibri" w:cs="Times New Roman"/>
           <w:sz w:val="26"/>
           <w:szCs w:val="26"/>
           <w:lang w:val="vi-VN"/>
@@ -599,7 +614,7 @@
         </w:tabs>
         <w:spacing w:before="120" w:after="0" w:line="240" w:lineRule="auto"/>
         <w:rPr>
-          <w:rFonts w:ascii="Times New Roman" w:eastAsia="Calibri" w:hAnsi="Times New Roman" w:cs="Times New Roman"/>
+          <w:rFonts w:ascii="Times New Roman" w:hAnsi="Times New Roman" w:eastAsia="Calibri" w:cs="Times New Roman"/>
           <w:sz w:val="26"/>
           <w:szCs w:val="26"/>
           <w:lang w:val="vi-VN"/>
@@ -607,7 +622,7 @@
       </w:pPr>
       <w:r>
         <w:rPr>
-          <w:rFonts w:ascii="Times New Roman" w:eastAsia="Calibri" w:hAnsi="Times New Roman" w:cs="Times New Roman"/>
+          <w:rFonts w:ascii="Times New Roman" w:hAnsi="Times New Roman" w:eastAsia="Calibri" w:cs="Times New Roman"/>
           <w:sz w:val="26"/>
           <w:szCs w:val="26"/>
           <w:lang w:val="vi-VN"/>
@@ -616,12 +631,20 @@
       </w:r>
       <w:r>
         <w:rPr>
-          <w:rFonts w:ascii="Times New Roman" w:eastAsia="Calibri" w:hAnsi="Times New Roman" w:cs="Times New Roman"/>
+          <w:rFonts w:ascii="Times New Roman" w:hAnsi="Times New Roman" w:eastAsia="Calibri" w:cs="Times New Roman"/>
           <w:sz w:val="26"/>
           <w:szCs w:val="26"/>
           <w:lang w:val="vi-VN"/>
         </w:rPr>
         <w:tab/>
+      </w:r>
+      <w:r>
+        <w:rPr>
+          <w:rFonts w:ascii="Times New Roman" w:hAnsi="Times New Roman" w:eastAsia="Calibri" w:cs="Times New Roman"/>
+          <w:sz w:val="26"/>
+          <w:szCs w:val="26"/>
+          <w:lang w:val="vi-VN"/>
+        </w:rPr>
         <w:t xml:space="preserve">: </w:t>
       </w:r>
     </w:p>
@@ -631,9 +654,9 @@
           <w:tab w:val="right" w:leader="dot" w:pos="9356"/>
         </w:tabs>
         <w:spacing w:before="120" w:after="0" w:line="240" w:lineRule="auto"/>
-        <w:ind w:left="1134"/>
-        <w:rPr>
-          <w:rFonts w:ascii="Times New Roman" w:eastAsia="Calibri" w:hAnsi="Times New Roman" w:cs="Times New Roman"/>
+        <w:ind w:left="1418" w:hanging="284"/>
+        <w:rPr>
+          <w:rFonts w:ascii="Times New Roman" w:hAnsi="Times New Roman" w:eastAsia="Calibri" w:cs="Times New Roman"/>
           <w:sz w:val="26"/>
           <w:szCs w:val="26"/>
           <w:lang w:val="vi-VN"/>
@@ -641,7 +664,7 @@
       </w:pPr>
       <w:r>
         <w:rPr>
-          <w:rFonts w:ascii="Times New Roman" w:eastAsia="Calibri" w:hAnsi="Times New Roman" w:cs="Times New Roman"/>
+          <w:rFonts w:ascii="Times New Roman" w:hAnsi="Times New Roman" w:eastAsia="Calibri" w:cs="Times New Roman"/>
           <w:sz w:val="26"/>
           <w:szCs w:val="26"/>
           <w:lang w:val="vi-VN"/>
@@ -650,7 +673,7 @@
       </w:r>
       <w:r>
         <w:rPr>
-          <w:rFonts w:ascii="Times New Roman" w:eastAsia="Calibri" w:hAnsi="Times New Roman" w:cs="Times New Roman"/>
+          <w:rFonts w:ascii="Times New Roman" w:hAnsi="Times New Roman" w:eastAsia="Calibri" w:cs="Times New Roman"/>
           <w:sz w:val="26"/>
           <w:szCs w:val="26"/>
           <w:lang w:val="vi-VN"/>
@@ -659,7 +682,7 @@
       </w:r>
       <w:r>
         <w:rPr>
-          <w:rFonts w:ascii="Times New Roman" w:eastAsia="Calibri" w:hAnsi="Times New Roman" w:cs="Times New Roman"/>
+          <w:rFonts w:ascii="Times New Roman" w:hAnsi="Times New Roman" w:eastAsia="Calibri" w:cs="Times New Roman"/>
           <w:sz w:val="26"/>
           <w:szCs w:val="26"/>
           <w:lang w:val="vi-VN"/>
@@ -668,7 +691,7 @@
       </w:r>
       <w:r>
         <w:rPr>
-          <w:rFonts w:ascii="Times New Roman" w:eastAsia="Calibri" w:hAnsi="Times New Roman" w:cs="Times New Roman"/>
+          <w:rFonts w:ascii="Times New Roman" w:hAnsi="Times New Roman" w:eastAsia="Calibri" w:cs="Times New Roman"/>
           <w:sz w:val="26"/>
           <w:szCs w:val="26"/>
           <w:lang w:val="vi-VN"/>
@@ -677,7 +700,7 @@
       </w:r>
       <w:r>
         <w:rPr>
-          <w:rFonts w:ascii="Times New Roman" w:eastAsia="Calibri" w:hAnsi="Times New Roman" w:cs="Times New Roman"/>
+          <w:rFonts w:ascii="Times New Roman" w:hAnsi="Times New Roman" w:eastAsia="Calibri" w:cs="Times New Roman"/>
           <w:sz w:val="26"/>
           <w:szCs w:val="26"/>
           <w:lang w:val="vi-VN"/>
@@ -686,7 +709,7 @@
       </w:r>
       <w:r>
         <w:rPr>
-          <w:rFonts w:ascii="Times New Roman" w:eastAsia="Calibri" w:hAnsi="Times New Roman" w:cs="Times New Roman"/>
+          <w:rFonts w:ascii="Times New Roman" w:hAnsi="Times New Roman" w:eastAsia="Calibri" w:cs="Times New Roman"/>
           <w:sz w:val="26"/>
           <w:szCs w:val="26"/>
           <w:lang w:val="vi-VN"/>
@@ -695,13 +718,86 @@
       </w:r>
       <w:r>
         <w:rPr>
-          <w:rFonts w:ascii="Times New Roman" w:eastAsia="Times New Roman" w:hAnsi="Times New Roman" w:cs="Times New Roman"/>
+          <w:rFonts w:ascii="Times New Roman" w:hAnsi="Times New Roman" w:eastAsia="Times New Roman" w:cs="Times New Roman"/>
           <w:color w:val="000000"/>
           <w:sz w:val="26"/>
           <w:szCs w:val="26"/>
           <w:lang w:val="vi-VN"/>
         </w:rPr>
         <w:t>22653991</w:t>
+      </w:r>
+      <w:r>
+        <w:rPr>
+          <w:rFonts w:ascii="Times New Roman" w:hAnsi="Times New Roman" w:eastAsia="Calibri" w:cs="Times New Roman"/>
+          <w:sz w:val="26"/>
+          <w:szCs w:val="26"/>
+          <w:lang w:val="vi-VN"/>
+        </w:rPr>
+        <w:br/>
+      </w:r>
+      <w:r>
+        <w:rPr>
+          <w:rFonts w:ascii="Times New Roman" w:hAnsi="Times New Roman" w:eastAsia="Calibri" w:cs="Times New Roman"/>
+          <w:sz w:val="26"/>
+          <w:szCs w:val="26"/>
+        </w:rPr>
+        <w:t>Email:</w:t>
+      </w:r>
+      <w:r>
+        <w:rPr>
+          <w:rFonts w:ascii="Times New Roman" w:hAnsi="Times New Roman" w:eastAsia="Calibri" w:cs="Times New Roman"/>
+          <w:sz w:val="26"/>
+          <w:szCs w:val="26"/>
+          <w:lang w:val="vi-VN"/>
+        </w:rPr>
+        <w:t xml:space="preserve"> </w:t>
+      </w:r>
+      <w:hyperlink w:history="1" r:id="rId8">
+        <w:r>
+          <w:rPr>
+            <w:rStyle w:val="Hyperlink"/>
+            <w:rFonts w:ascii="Times New Roman" w:hAnsi="Times New Roman" w:eastAsia="Times New Roman" w:cs="Times New Roman"/>
+            <w:sz w:val="26"/>
+            <w:szCs w:val="26"/>
+          </w:rPr>
+          <w:t>tiesen243@tiesen</w:t>
+        </w:r>
+        <w:r>
+          <w:rPr>
+            <w:rStyle w:val="Hyperlink"/>
+            <w:rFonts w:ascii="Times New Roman" w:hAnsi="Times New Roman" w:eastAsia="Times New Roman" w:cs="Times New Roman"/>
+            <w:sz w:val="26"/>
+            <w:szCs w:val="26"/>
+            <w:lang w:val="vi-VN"/>
+          </w:rPr>
+          <w:t>.id.vn</w:t>
+        </w:r>
+      </w:hyperlink>
+      <w:r>
+        <w:rPr>
+          <w:rFonts w:ascii="Times New Roman" w:hAnsi="Times New Roman" w:eastAsia="Calibri" w:cs="Times New Roman"/>
+          <w:sz w:val="26"/>
+          <w:szCs w:val="26"/>
+          <w:lang w:val="vi-VN"/>
+        </w:rPr>
+        <w:tab/>
+      </w:r>
+      <w:r>
+        <w:rPr>
+          <w:rFonts w:ascii="Times New Roman" w:hAnsi="Times New Roman" w:eastAsia="Calibri" w:cs="Times New Roman"/>
+          <w:sz w:val="26"/>
+          <w:szCs w:val="26"/>
+        </w:rPr>
+        <w:t xml:space="preserve">Số điện thoại: </w:t>
+      </w:r>
+      <w:r>
+        <w:rPr>
+          <w:rFonts w:ascii="Times New Roman" w:hAnsi="Times New Roman" w:eastAsia="Times New Roman" w:cs="Times New Roman"/>
+          <w:color w:val="000000"/>
+          <w:sz w:val="26"/>
+          <w:szCs w:val="26"/>
+        </w:rPr>
+        <w:t>0905258844</w:t>
       </w:r>
     </w:p>
     <w:p>
@@ -710,9 +806,9 @@
           <w:tab w:val="right" w:leader="dot" w:pos="9356"/>
         </w:tabs>
         <w:spacing w:before="120" w:after="0" w:line="240" w:lineRule="auto"/>
-        <w:ind w:left="1134"/>
-        <w:rPr>
-          <w:rFonts w:ascii="Times New Roman" w:eastAsia="Calibri" w:hAnsi="Times New Roman" w:cs="Times New Roman"/>
+        <w:ind w:left="1418" w:hanging="284"/>
+        <w:rPr>
+          <w:rFonts w:ascii="Times New Roman" w:hAnsi="Times New Roman" w:eastAsia="Calibri" w:cs="Times New Roman"/>
           <w:sz w:val="26"/>
           <w:szCs w:val="26"/>
           <w:lang w:val="vi-VN"/>
@@ -720,7 +816,68 @@
       </w:pPr>
       <w:r>
         <w:rPr>
-          <w:rFonts w:ascii="Times New Roman" w:eastAsia="Calibri" w:hAnsi="Times New Roman" w:cs="Times New Roman"/>
+          <w:rFonts w:ascii="Times New Roman" w:hAnsi="Times New Roman" w:eastAsia="Calibri" w:cs="Times New Roman"/>
+          <w:sz w:val="26"/>
+          <w:szCs w:val="26"/>
+        </w:rPr>
+        <w:t>2. Họ và tên:</w:t>
+      </w:r>
+      <w:r>
+        <w:rPr>
+          <w:rFonts w:ascii="Times New Roman" w:hAnsi="Times New Roman" w:eastAsia="Calibri" w:cs="Times New Roman"/>
+          <w:sz w:val="26"/>
+          <w:szCs w:val="26"/>
+          <w:lang w:val="vi-VN"/>
+        </w:rPr>
+        <w:t xml:space="preserve"> </w:t>
+      </w:r>
+      <w:r>
+        <w:rPr>
+          <w:rFonts w:ascii="Times New Roman" w:hAnsi="Times New Roman" w:eastAsia="Calibri" w:cs="Times New Roman"/>
+          <w:sz w:val="26"/>
+          <w:szCs w:val="26"/>
+          <w:lang w:val="vi-VN"/>
+        </w:rPr>
+        <w:t>Đào Anh Huy</w:t>
+      </w:r>
+      <w:r>
+        <w:rPr>
+          <w:rFonts w:ascii="Times New Roman" w:hAnsi="Times New Roman" w:eastAsia="Calibri" w:cs="Times New Roman"/>
+          <w:sz w:val="26"/>
+          <w:szCs w:val="26"/>
+          <w:lang w:val="vi-VN"/>
+        </w:rPr>
+        <w:tab/>
+      </w:r>
+      <w:r>
+        <w:rPr>
+          <w:rFonts w:ascii="Times New Roman" w:hAnsi="Times New Roman" w:eastAsia="Calibri" w:cs="Times New Roman"/>
+          <w:sz w:val="26"/>
+          <w:szCs w:val="26"/>
+        </w:rPr>
+        <w:t xml:space="preserve">Mã sinh viên: </w:t>
+      </w:r>
+      <w:r>
+        <w:rPr>
+          <w:rFonts w:ascii="Times New Roman" w:hAnsi="Times New Roman" w:eastAsia="Times New Roman" w:cs="Times New Roman"/>
+          <w:color w:val="000000"/>
+          <w:sz w:val="26"/>
+          <w:szCs w:val="26"/>
+        </w:rPr>
+        <w:t>22637811</w:t>
+      </w:r>
+      <w:r>
+        <w:rPr>
+          <w:rFonts w:ascii="Times New Roman" w:hAnsi="Times New Roman" w:eastAsia="Calibri" w:cs="Times New Roman"/>
+          <w:sz w:val="26"/>
+          <w:szCs w:val="26"/>
+          <w:lang w:val="vi-VN"/>
+        </w:rPr>
+        <w:br/>
+      </w:r>
+      <w:r>
+        <w:rPr>
+          <w:rFonts w:ascii="Times New Roman" w:hAnsi="Times New Roman" w:eastAsia="Calibri" w:cs="Times New Roman"/>
           <w:sz w:val="26"/>
           <w:szCs w:val="26"/>
         </w:rPr>
@@ -728,27 +885,26 @@
       </w:r>
       <w:r>
         <w:rPr>
-          <w:rFonts w:ascii="Times New Roman" w:eastAsia="Calibri" w:hAnsi="Times New Roman" w:cs="Times New Roman"/>
-          <w:sz w:val="26"/>
-          <w:szCs w:val="26"/>
-          <w:lang w:val="vi-VN"/>
+          <w:rFonts w:ascii="Times New Roman" w:hAnsi="Times New Roman" w:eastAsia="Calibri" w:cs="Times New Roman"/>
+          <w:sz w:val="26"/>
+          <w:szCs w:val="26"/>
         </w:rPr>
         <w:t xml:space="preserve"> </w:t>
       </w:r>
-      <w:hyperlink r:id="rId6" w:history="1">
+      <w:hyperlink w:history="1" r:id="rId9">
         <w:r>
           <w:rPr>
             <w:rStyle w:val="Hyperlink"/>
-            <w:rFonts w:ascii="Times New Roman" w:eastAsia="Times New Roman" w:hAnsi="Times New Roman" w:cs="Times New Roman"/>
+            <w:rFonts w:ascii="Times New Roman" w:hAnsi="Times New Roman" w:eastAsia="Calibri" w:cs="Times New Roman"/>
             <w:sz w:val="26"/>
             <w:szCs w:val="26"/>
           </w:rPr>
-          <w:t>tiesen243@gmail.com</w:t>
+          <w:t>ninjahuykunfbi@gmail.com</w:t>
         </w:r>
       </w:hyperlink>
       <w:r>
         <w:rPr>
-          <w:rFonts w:ascii="Times New Roman" w:eastAsia="Calibri" w:hAnsi="Times New Roman" w:cs="Times New Roman"/>
+          <w:rFonts w:ascii="Times New Roman" w:hAnsi="Times New Roman" w:eastAsia="Calibri" w:cs="Times New Roman"/>
           <w:sz w:val="26"/>
           <w:szCs w:val="26"/>
           <w:lang w:val="vi-VN"/>
@@ -757,7 +913,7 @@
       </w:r>
       <w:r>
         <w:rPr>
-          <w:rFonts w:ascii="Times New Roman" w:eastAsia="Calibri" w:hAnsi="Times New Roman" w:cs="Times New Roman"/>
+          <w:rFonts w:ascii="Times New Roman" w:hAnsi="Times New Roman" w:eastAsia="Calibri" w:cs="Times New Roman"/>
           <w:sz w:val="26"/>
           <w:szCs w:val="26"/>
         </w:rPr>
@@ -765,146 +921,11 @@
       </w:r>
       <w:r>
         <w:rPr>
-          <w:rFonts w:ascii="Times New Roman" w:eastAsia="Times New Roman" w:hAnsi="Times New Roman" w:cs="Times New Roman"/>
-          <w:color w:val="000000"/>
-          <w:sz w:val="26"/>
-          <w:szCs w:val="26"/>
-        </w:rPr>
-        <w:t>0905258844</w:t>
-      </w:r>
-    </w:p>
-    <w:p>
-      <w:pPr>
-        <w:tabs>
-          <w:tab w:val="right" w:leader="dot" w:pos="9356"/>
-        </w:tabs>
-        <w:spacing w:before="120" w:after="0" w:line="240" w:lineRule="auto"/>
-        <w:ind w:left="1134"/>
-        <w:rPr>
-          <w:rFonts w:ascii="Times New Roman" w:eastAsia="Calibri" w:hAnsi="Times New Roman" w:cs="Times New Roman"/>
-          <w:sz w:val="26"/>
-          <w:szCs w:val="26"/>
-          <w:lang w:val="vi-VN"/>
-        </w:rPr>
-      </w:pPr>
-      <w:r>
-        <w:rPr>
-          <w:rFonts w:ascii="Times New Roman" w:eastAsia="Calibri" w:hAnsi="Times New Roman" w:cs="Times New Roman"/>
-          <w:sz w:val="26"/>
-          <w:szCs w:val="26"/>
-        </w:rPr>
-        <w:t>2. Họ và tên:</w:t>
-      </w:r>
-      <w:r>
-        <w:rPr>
-          <w:rFonts w:ascii="Times New Roman" w:eastAsia="Calibri" w:hAnsi="Times New Roman" w:cs="Times New Roman"/>
-          <w:sz w:val="26"/>
-          <w:szCs w:val="26"/>
-          <w:lang w:val="vi-VN"/>
-        </w:rPr>
-        <w:t xml:space="preserve"> </w:t>
-      </w:r>
-      <w:r>
-        <w:rPr>
-          <w:rFonts w:ascii="Times New Roman" w:eastAsia="Calibri" w:hAnsi="Times New Roman" w:cs="Times New Roman"/>
-          <w:sz w:val="26"/>
-          <w:szCs w:val="26"/>
-          <w:lang w:val="vi-VN"/>
-        </w:rPr>
-        <w:t>Đào Anh Huy</w:t>
-      </w:r>
-      <w:r>
-        <w:rPr>
-          <w:rFonts w:ascii="Times New Roman" w:eastAsia="Calibri" w:hAnsi="Times New Roman" w:cs="Times New Roman"/>
-          <w:sz w:val="26"/>
-          <w:szCs w:val="26"/>
-          <w:lang w:val="vi-VN"/>
-        </w:rPr>
-        <w:tab/>
-      </w:r>
-      <w:r>
-        <w:rPr>
-          <w:rFonts w:ascii="Times New Roman" w:eastAsia="Calibri" w:hAnsi="Times New Roman" w:cs="Times New Roman"/>
-          <w:sz w:val="26"/>
-          <w:szCs w:val="26"/>
-        </w:rPr>
-        <w:t xml:space="preserve">Mã sinh viên: </w:t>
-      </w:r>
-      <w:r>
-        <w:rPr>
-          <w:rFonts w:ascii="Times New Roman" w:eastAsia="Times New Roman" w:hAnsi="Times New Roman" w:cs="Times New Roman"/>
-          <w:color w:val="000000"/>
-          <w:sz w:val="26"/>
-          <w:szCs w:val="26"/>
-        </w:rPr>
-        <w:t>22637811</w:t>
-      </w:r>
-    </w:p>
-    <w:p>
-      <w:pPr>
-        <w:tabs>
-          <w:tab w:val="right" w:leader="dot" w:pos="9356"/>
-        </w:tabs>
-        <w:spacing w:before="120" w:after="0" w:line="240" w:lineRule="auto"/>
-        <w:ind w:left="1134"/>
-        <w:rPr>
-          <w:rFonts w:ascii="Times New Roman" w:eastAsia="Calibri" w:hAnsi="Times New Roman" w:cs="Times New Roman"/>
-          <w:sz w:val="26"/>
-          <w:szCs w:val="26"/>
-          <w:lang w:val="vi-VN"/>
-        </w:rPr>
-      </w:pPr>
-      <w:r>
-        <w:rPr>
-          <w:rFonts w:ascii="Times New Roman" w:eastAsia="Calibri" w:hAnsi="Times New Roman" w:cs="Times New Roman"/>
-          <w:sz w:val="26"/>
-          <w:szCs w:val="26"/>
-        </w:rPr>
-        <w:t>Email:</w:t>
-      </w:r>
-      <w:r>
-        <w:rPr>
-          <w:rFonts w:ascii="Times New Roman" w:eastAsia="Calibri" w:hAnsi="Times New Roman" w:cs="Times New Roman"/>
-          <w:sz w:val="26"/>
-          <w:szCs w:val="26"/>
-        </w:rPr>
-        <w:t xml:space="preserve"> </w:t>
-      </w:r>
-      <w:hyperlink r:id="rId7" w:history="1">
-        <w:r>
-          <w:rPr>
-            <w:rStyle w:val="Hyperlink"/>
-            <w:rFonts w:ascii="Times New Roman" w:eastAsia="Calibri" w:hAnsi="Times New Roman" w:cs="Times New Roman"/>
-            <w:sz w:val="26"/>
-            <w:szCs w:val="26"/>
-          </w:rPr>
-          <w:t>abc@gmail.com</w:t>
-        </w:r>
-      </w:hyperlink>
-      <w:r>
-        <w:rPr>
-          <w:rFonts w:ascii="Times New Roman" w:eastAsia="Calibri" w:hAnsi="Times New Roman" w:cs="Times New Roman"/>
-          <w:sz w:val="26"/>
-          <w:szCs w:val="26"/>
-          <w:lang w:val="vi-VN"/>
-        </w:rPr>
-        <w:tab/>
-      </w:r>
-      <w:r>
-        <w:rPr>
-          <w:rFonts w:ascii="Times New Roman" w:eastAsia="Calibri" w:hAnsi="Times New Roman" w:cs="Times New Roman"/>
-          <w:sz w:val="26"/>
-          <w:szCs w:val="26"/>
-        </w:rPr>
-        <w:t xml:space="preserve">Số điện thoại: </w:t>
-      </w:r>
-      <w:r>
-        <w:rPr>
-          <w:rFonts w:ascii="Times New Roman" w:eastAsia="Calibri" w:hAnsi="Times New Roman" w:cs="Times New Roman"/>
-          <w:sz w:val="26"/>
-          <w:szCs w:val="26"/>
-        </w:rPr>
-        <w:t>09xxxxxxxx</w:t>
+          <w:rFonts w:ascii="Times New Roman" w:hAnsi="Times New Roman" w:eastAsia="Calibri" w:cs="Times New Roman"/>
+          <w:sz w:val="26"/>
+          <w:szCs w:val="26"/>
+        </w:rPr>
+        <w:t>0767400600</w:t>
       </w:r>
     </w:p>
     <w:p>
@@ -916,14 +937,14 @@
         </w:tabs>
         <w:spacing w:before="120" w:after="0" w:line="240" w:lineRule="auto"/>
         <w:rPr>
-          <w:rFonts w:ascii="Times New Roman" w:eastAsia="Calibri" w:hAnsi="Times New Roman" w:cs="Times New Roman"/>
+          <w:rFonts w:ascii="Times New Roman" w:hAnsi="Times New Roman" w:eastAsia="Calibri" w:cs="Times New Roman"/>
           <w:sz w:val="26"/>
           <w:szCs w:val="26"/>
         </w:rPr>
       </w:pPr>
       <w:r>
         <w:rPr>
-          <w:rFonts w:ascii="Times New Roman" w:eastAsia="Calibri" w:hAnsi="Times New Roman" w:cs="Times New Roman"/>
+          <w:rFonts w:ascii="Times New Roman" w:hAnsi="Times New Roman" w:eastAsia="Calibri" w:cs="Times New Roman"/>
           <w:sz w:val="26"/>
           <w:szCs w:val="26"/>
         </w:rPr>
@@ -931,7 +952,7 @@
       </w:r>
       <w:r>
         <w:rPr>
-          <w:rFonts w:ascii="Times New Roman" w:eastAsia="Calibri" w:hAnsi="Times New Roman" w:cs="Times New Roman"/>
+          <w:rFonts w:ascii="Times New Roman" w:hAnsi="Times New Roman" w:eastAsia="Calibri" w:cs="Times New Roman"/>
           <w:sz w:val="26"/>
           <w:szCs w:val="26"/>
         </w:rPr>
@@ -941,56 +962,63 @@
     <w:p>
       <w:pPr>
         <w:tabs>
-          <w:tab w:val="left" w:pos="1134"/>
-          <w:tab w:val="left" w:leader="dot" w:pos="6379"/>
-          <w:tab w:val="left" w:leader="dot" w:pos="9356"/>
+          <w:tab w:val="left" w:leader="dot" w:pos="6521"/>
         </w:tabs>
         <w:spacing w:before="120" w:after="0" w:line="240" w:lineRule="auto"/>
-        <w:rPr>
-          <w:rFonts w:ascii="Times New Roman" w:eastAsia="Calibri" w:hAnsi="Times New Roman" w:cs="Times New Roman"/>
-          <w:sz w:val="26"/>
-          <w:szCs w:val="26"/>
+        <w:ind w:left="1418" w:hanging="284"/>
+        <w:rPr>
+          <w:rFonts w:ascii="Times New Roman" w:hAnsi="Times New Roman" w:eastAsia="Calibri" w:cs="Times New Roman"/>
+          <w:sz w:val="26"/>
+          <w:szCs w:val="26"/>
+          <w:lang w:val="vi-VN"/>
         </w:rPr>
       </w:pPr>
       <w:r>
         <w:rPr>
-          <w:rFonts w:ascii="Times New Roman" w:eastAsia="Calibri" w:hAnsi="Times New Roman" w:cs="Times New Roman"/>
-          <w:sz w:val="26"/>
-          <w:szCs w:val="26"/>
+          <w:rFonts w:ascii="Times New Roman" w:hAnsi="Times New Roman" w:eastAsia="Calibri" w:cs="Times New Roman"/>
+          <w:sz w:val="26"/>
+          <w:szCs w:val="26"/>
+        </w:rPr>
+        <w:t>1. Họ và tên:</w:t>
+      </w:r>
+      <w:r>
+        <w:rPr>
+          <w:rFonts w:ascii="Times New Roman" w:hAnsi="Times New Roman" w:eastAsia="Calibri" w:cs="Times New Roman"/>
+          <w:sz w:val="26"/>
+          <w:szCs w:val="26"/>
+          <w:lang w:val="vi-VN"/>
+        </w:rPr>
+        <w:t xml:space="preserve"> </w:t>
+      </w:r>
+      <w:r>
+        <w:rPr>
+          <w:rFonts w:ascii="Times New Roman" w:hAnsi="Times New Roman" w:eastAsia="Times New Roman" w:cs="Times New Roman"/>
+          <w:color w:val="000000"/>
+          <w:sz w:val="26"/>
+          <w:szCs w:val="26"/>
+        </w:rPr>
+        <w:t>Trần Hồng Vinh</w:t>
+      </w:r>
+      <w:r>
+        <w:rPr>
+          <w:rFonts w:ascii="Times New Roman" w:hAnsi="Times New Roman" w:eastAsia="Calibri" w:cs="Times New Roman"/>
+          <w:sz w:val="26"/>
+          <w:szCs w:val="26"/>
+          <w:lang w:val="vi-VN"/>
         </w:rPr>
         <w:tab/>
-        <w:t>1. Họ và tên:</w:t>
-      </w:r>
-      <w:r>
-        <w:rPr>
-          <w:rFonts w:ascii="Times New Roman" w:eastAsia="Calibri" w:hAnsi="Times New Roman" w:cs="Times New Roman"/>
-          <w:sz w:val="26"/>
-          <w:szCs w:val="26"/>
-          <w:lang w:val="vi-VN"/>
-        </w:rPr>
-        <w:t xml:space="preserve"> </w:t>
-      </w:r>
-      <w:r>
-        <w:rPr>
-          <w:rFonts w:ascii="Times New Roman" w:eastAsia="Times New Roman" w:hAnsi="Times New Roman" w:cs="Times New Roman"/>
-          <w:color w:val="000000"/>
-          <w:sz w:val="26"/>
-          <w:szCs w:val="26"/>
-        </w:rPr>
-        <w:t>Trần Hồng Vinh</w:t>
-      </w:r>
-      <w:r>
-        <w:rPr>
-          <w:rFonts w:ascii="Times New Roman" w:eastAsia="Calibri" w:hAnsi="Times New Roman" w:cs="Times New Roman"/>
-          <w:sz w:val="26"/>
-          <w:szCs w:val="26"/>
-        </w:rPr>
-        <w:tab/>
+      </w:r>
+      <w:r>
+        <w:rPr>
+          <w:rFonts w:ascii="Times New Roman" w:hAnsi="Times New Roman" w:eastAsia="Calibri" w:cs="Times New Roman"/>
+          <w:sz w:val="26"/>
+          <w:szCs w:val="26"/>
+        </w:rPr>
         <w:t>Học vị/Học hàm:</w:t>
       </w:r>
       <w:r>
         <w:rPr>
-          <w:rFonts w:ascii="Times New Roman" w:eastAsia="Calibri" w:hAnsi="Times New Roman" w:cs="Times New Roman"/>
+          <w:rFonts w:ascii="Times New Roman" w:hAnsi="Times New Roman" w:eastAsia="Calibri" w:cs="Times New Roman"/>
           <w:sz w:val="26"/>
           <w:szCs w:val="26"/>
         </w:rPr>
@@ -998,114 +1026,95 @@
       </w:r>
       <w:r>
         <w:rPr>
-          <w:rFonts w:ascii="Times New Roman" w:eastAsia="Calibri" w:hAnsi="Times New Roman" w:cs="Times New Roman"/>
-          <w:sz w:val="26"/>
-          <w:szCs w:val="26"/>
-        </w:rPr>
-        <w:tab/>
-      </w:r>
-      <w:r>
-        <w:rPr>
-          <w:rFonts w:ascii="Times New Roman" w:eastAsia="Calibri" w:hAnsi="Times New Roman" w:cs="Times New Roman"/>
-          <w:sz w:val="26"/>
-          <w:szCs w:val="26"/>
-        </w:rPr>
-        <w:t xml:space="preserve"> </w:t>
+          <w:rFonts w:ascii="Times New Roman" w:hAnsi="Times New Roman" w:eastAsia="Calibri" w:cs="Times New Roman"/>
+          <w:sz w:val="26"/>
+          <w:szCs w:val="26"/>
+          <w:lang w:val="vi-VN"/>
+        </w:rPr>
+        <w:br/>
+      </w:r>
+      <w:r>
+        <w:rPr>
+          <w:rFonts w:ascii="Times New Roman" w:hAnsi="Times New Roman" w:eastAsia="Calibri" w:cs="Times New Roman"/>
+          <w:sz w:val="26"/>
+          <w:szCs w:val="26"/>
+        </w:rPr>
+        <w:t xml:space="preserve">Đơn vị công tác: </w:t>
+      </w:r>
+      <w:r>
+        <w:rPr>
+          <w:rFonts w:ascii="Times New Roman" w:hAnsi="Times New Roman" w:eastAsia="Calibri" w:cs="Times New Roman"/>
+          <w:sz w:val="26"/>
+          <w:szCs w:val="26"/>
+        </w:rPr>
+        <w:t>Trường Đại học Công nghiệp Thành phố Hồ Chí Minh</w:t>
       </w:r>
     </w:p>
     <w:p>
       <w:pPr>
         <w:tabs>
-          <w:tab w:val="left" w:pos="1276"/>
-          <w:tab w:val="left" w:leader="dot" w:pos="10490"/>
+          <w:tab w:val="left" w:leader="dot" w:pos="6521"/>
+          <w:tab w:val="right" w:leader="dot" w:pos="9356"/>
         </w:tabs>
         <w:spacing w:before="120" w:after="0" w:line="240" w:lineRule="auto"/>
-        <w:rPr>
-          <w:rFonts w:ascii="Times New Roman" w:eastAsia="Calibri" w:hAnsi="Times New Roman" w:cs="Times New Roman"/>
-          <w:sz w:val="26"/>
-          <w:szCs w:val="26"/>
+        <w:ind w:left="1418" w:hanging="284"/>
+        <w:rPr>
+          <w:rFonts w:ascii="Times New Roman" w:hAnsi="Times New Roman" w:eastAsia="Calibri" w:cs="Times New Roman"/>
+          <w:sz w:val="26"/>
+          <w:szCs w:val="26"/>
+          <w:lang w:val="vi-VN"/>
         </w:rPr>
       </w:pPr>
       <w:r>
         <w:rPr>
-          <w:rFonts w:ascii="Times New Roman" w:eastAsia="Calibri" w:hAnsi="Times New Roman" w:cs="Times New Roman"/>
-          <w:sz w:val="26"/>
-          <w:szCs w:val="26"/>
+          <w:rFonts w:ascii="Times New Roman" w:hAnsi="Times New Roman" w:eastAsia="Calibri" w:cs="Times New Roman"/>
+          <w:sz w:val="26"/>
+          <w:szCs w:val="26"/>
+        </w:rPr>
+        <w:t>2. Họ và tên:</w:t>
+      </w:r>
+      <w:r>
+        <w:rPr>
+          <w:rFonts w:ascii="Times New Roman" w:hAnsi="Times New Roman" w:eastAsia="Calibri" w:cs="Times New Roman"/>
+          <w:sz w:val="26"/>
+          <w:szCs w:val="26"/>
+          <w:lang w:val="vi-VN"/>
         </w:rPr>
         <w:tab/>
-        <w:t xml:space="preserve">  Đơn vị công tác: </w:t>
-      </w:r>
-      <w:r>
-        <w:rPr>
-          <w:rFonts w:ascii="Times New Roman" w:eastAsia="Calibri" w:hAnsi="Times New Roman" w:cs="Times New Roman"/>
-          <w:sz w:val="26"/>
-          <w:szCs w:val="26"/>
-        </w:rPr>
-        <w:t>Trường Đại học Công nghiệp Thành phố Hồ Chí Minh</w:t>
-      </w:r>
-    </w:p>
-    <w:p>
-      <w:pPr>
-        <w:tabs>
-          <w:tab w:val="left" w:pos="1134"/>
-          <w:tab w:val="left" w:leader="dot" w:pos="6379"/>
-          <w:tab w:val="left" w:leader="dot" w:pos="9356"/>
-        </w:tabs>
-        <w:spacing w:before="120" w:after="0" w:line="240" w:lineRule="auto"/>
-        <w:rPr>
-          <w:rFonts w:ascii="Times New Roman" w:eastAsia="Calibri" w:hAnsi="Times New Roman" w:cs="Times New Roman"/>
-          <w:sz w:val="26"/>
-          <w:szCs w:val="26"/>
-        </w:rPr>
-      </w:pPr>
-      <w:r>
-        <w:rPr>
-          <w:rFonts w:ascii="Times New Roman" w:eastAsia="Calibri" w:hAnsi="Times New Roman" w:cs="Times New Roman"/>
-          <w:sz w:val="26"/>
-          <w:szCs w:val="26"/>
+      </w:r>
+      <w:r>
+        <w:rPr>
+          <w:rFonts w:ascii="Times New Roman" w:hAnsi="Times New Roman" w:eastAsia="Calibri" w:cs="Times New Roman"/>
+          <w:sz w:val="26"/>
+          <w:szCs w:val="26"/>
+        </w:rPr>
+        <w:t>Học vị/Học hàm:</w:t>
+      </w:r>
+      <w:r>
+        <w:rPr>
+          <w:rFonts w:ascii="Times New Roman" w:hAnsi="Times New Roman" w:eastAsia="Calibri" w:cs="Times New Roman"/>
+          <w:sz w:val="26"/>
+          <w:szCs w:val="26"/>
+          <w:lang w:val="vi-VN"/>
         </w:rPr>
         <w:tab/>
-        <w:t xml:space="preserve">2. Họ và tên: </w:t>
-      </w:r>
-      <w:r>
-        <w:rPr>
-          <w:rFonts w:ascii="Times New Roman" w:eastAsia="Calibri" w:hAnsi="Times New Roman" w:cs="Times New Roman"/>
-          <w:sz w:val="26"/>
-          <w:szCs w:val="26"/>
-        </w:rPr>
-        <w:tab/>
-        <w:t xml:space="preserve">Học vị/Học hàm: </w:t>
-      </w:r>
-      <w:r>
-        <w:rPr>
-          <w:rFonts w:ascii="Times New Roman" w:eastAsia="Calibri" w:hAnsi="Times New Roman" w:cs="Times New Roman"/>
-          <w:sz w:val="26"/>
-          <w:szCs w:val="26"/>
-        </w:rPr>
-        <w:tab/>
-      </w:r>
-    </w:p>
-    <w:p>
-      <w:pPr>
-        <w:tabs>
-          <w:tab w:val="left" w:pos="1276"/>
-          <w:tab w:val="left" w:leader="dot" w:pos="10490"/>
-        </w:tabs>
-        <w:spacing w:before="120" w:after="0" w:line="240" w:lineRule="auto"/>
-        <w:rPr>
-          <w:rFonts w:ascii="Times New Roman" w:eastAsia="Calibri" w:hAnsi="Times New Roman" w:cs="Times New Roman"/>
-          <w:sz w:val="26"/>
-          <w:szCs w:val="26"/>
-        </w:rPr>
-      </w:pPr>
-      <w:r>
-        <w:rPr>
-          <w:rFonts w:ascii="Times New Roman" w:eastAsia="Calibri" w:hAnsi="Times New Roman" w:cs="Times New Roman"/>
-          <w:sz w:val="26"/>
-          <w:szCs w:val="26"/>
-        </w:rPr>
-        <w:tab/>
-        <w:t xml:space="preserve">  Đơn vị công tác: </w:t>
+      </w:r>
+      <w:r>
+        <w:rPr>
+          <w:rFonts w:ascii="Times New Roman" w:hAnsi="Times New Roman" w:eastAsia="Calibri" w:cs="Times New Roman"/>
+          <w:sz w:val="26"/>
+          <w:szCs w:val="26"/>
+          <w:lang w:val="vi-VN"/>
+        </w:rPr>
+        <w:br/>
+      </w:r>
+      <w:r>
+        <w:rPr>
+          <w:rFonts w:ascii="Times New Roman" w:hAnsi="Times New Roman" w:eastAsia="Calibri" w:cs="Times New Roman"/>
+          <w:sz w:val="26"/>
+          <w:szCs w:val="26"/>
+        </w:rPr>
+        <w:t>Đơn vị công tác:</w:t>
       </w:r>
     </w:p>
     <w:p>
@@ -1117,7 +1126,7 @@
         </w:tabs>
         <w:spacing w:before="120" w:after="0" w:line="240" w:lineRule="auto"/>
         <w:rPr>
-          <w:rFonts w:ascii="Times New Roman" w:eastAsia="Calibri" w:hAnsi="Times New Roman" w:cs="Times New Roman"/>
+          <w:rFonts w:ascii="Times New Roman" w:hAnsi="Times New Roman" w:eastAsia="Calibri" w:cs="Times New Roman"/>
           <w:sz w:val="26"/>
           <w:szCs w:val="26"/>
         </w:rPr>
@@ -1132,14 +1141,14 @@
         </w:tabs>
         <w:spacing w:before="120" w:after="0" w:line="240" w:lineRule="auto"/>
         <w:rPr>
-          <w:rFonts w:ascii="Times New Roman" w:eastAsia="Calibri" w:hAnsi="Times New Roman" w:cs="Times New Roman"/>
+          <w:rFonts w:ascii="Times New Roman" w:hAnsi="Times New Roman" w:eastAsia="Calibri" w:cs="Times New Roman"/>
           <w:sz w:val="26"/>
           <w:szCs w:val="26"/>
         </w:rPr>
       </w:pPr>
       <w:r>
         <w:rPr>
-          <w:rFonts w:ascii="Times New Roman" w:eastAsia="Calibri" w:hAnsi="Times New Roman" w:cs="Times New Roman"/>
+          <w:rFonts w:ascii="Times New Roman" w:hAnsi="Times New Roman" w:eastAsia="Calibri" w:cs="Times New Roman"/>
           <w:sz w:val="26"/>
           <w:szCs w:val="26"/>
         </w:rPr>
@@ -1147,16 +1156,23 @@
       </w:r>
       <w:r>
         <w:rPr>
-          <w:rFonts w:ascii="Times New Roman" w:eastAsia="Calibri" w:hAnsi="Times New Roman" w:cs="Times New Roman"/>
+          <w:rFonts w:ascii="Times New Roman" w:hAnsi="Times New Roman" w:eastAsia="Calibri" w:cs="Times New Roman"/>
           <w:sz w:val="26"/>
           <w:szCs w:val="26"/>
         </w:rPr>
         <w:tab/>
+      </w:r>
+      <w:r>
+        <w:rPr>
+          <w:rFonts w:ascii="Times New Roman" w:hAnsi="Times New Roman" w:eastAsia="Calibri" w:cs="Times New Roman"/>
+          <w:sz w:val="26"/>
+          <w:szCs w:val="26"/>
+        </w:rPr>
         <w:t>Ngày hoàn thành (dự kiến):</w:t>
       </w:r>
       <w:r>
         <w:rPr>
-          <w:rFonts w:ascii="Times New Roman" w:eastAsia="Calibri" w:hAnsi="Times New Roman" w:cs="Times New Roman"/>
+          <w:rFonts w:ascii="Times New Roman" w:hAnsi="Times New Roman" w:eastAsia="Calibri" w:cs="Times New Roman"/>
           <w:sz w:val="26"/>
           <w:szCs w:val="26"/>
         </w:rPr>
@@ -1172,7 +1188,7 @@
         </w:tabs>
         <w:spacing w:before="120" w:after="0" w:line="240" w:lineRule="auto"/>
         <w:rPr>
-          <w:rFonts w:ascii="Times New Roman" w:eastAsia="Calibri" w:hAnsi="Times New Roman" w:cs="Times New Roman"/>
+          <w:rFonts w:ascii="Times New Roman" w:hAnsi="Times New Roman" w:eastAsia="Calibri" w:cs="Times New Roman"/>
           <w:sz w:val="26"/>
           <w:szCs w:val="26"/>
         </w:rPr>
@@ -1183,12 +1199,12 @@
         <w:tblStyle w:val="TableGrid1"/>
         <w:tblW w:w="9585" w:type="dxa"/>
         <w:tblBorders>
-          <w:top w:val="none" w:sz="0" w:space="0" w:color="auto"/>
-          <w:left w:val="none" w:sz="0" w:space="0" w:color="auto"/>
-          <w:bottom w:val="none" w:sz="0" w:space="0" w:color="auto"/>
-          <w:right w:val="none" w:sz="0" w:space="0" w:color="auto"/>
-          <w:insideH w:val="none" w:sz="0" w:space="0" w:color="auto"/>
-          <w:insideV w:val="none" w:sz="0" w:space="0" w:color="auto"/>
+          <w:top w:val="none" w:color="auto" w:sz="0" w:space="0"/>
+          <w:left w:val="none" w:color="auto" w:sz="0" w:space="0"/>
+          <w:bottom w:val="none" w:color="auto" w:sz="0" w:space="0"/>
+          <w:right w:val="none" w:color="auto" w:sz="0" w:space="0"/>
+          <w:insideH w:val="none" w:color="auto" w:sz="0" w:space="0"/>
+          <w:insideV w:val="none" w:color="auto" w:sz="0" w:space="0"/>
         </w:tblBorders>
         <w:tblLook w:val="04A0" w:firstRow="1" w:lastRow="0" w:firstColumn="1" w:lastColumn="0" w:noHBand="0" w:noVBand="1"/>
       </w:tblPr>
@@ -1212,17 +1228,17 @@
                 <w:tab w:val="left" w:leader="dot" w:pos="4678"/>
                 <w:tab w:val="left" w:leader="dot" w:pos="10490"/>
               </w:tabs>
-              <w:spacing w:beforeLines="60" w:before="144" w:afterLines="40" w:after="96"/>
-              <w:jc w:val="center"/>
-              <w:rPr>
-                <w:rFonts w:ascii="Times New Roman" w:eastAsia="Calibri" w:hAnsi="Times New Roman" w:cs="Times New Roman"/>
+              <w:spacing w:before="144" w:beforeLines="60" w:after="96" w:afterLines="40"/>
+              <w:jc w:val="center"/>
+              <w:rPr>
+                <w:rFonts w:ascii="Times New Roman" w:hAnsi="Times New Roman" w:eastAsia="Calibri" w:cs="Times New Roman"/>
                 <w:b/>
                 <w:lang w:val="vi-VN"/>
               </w:rPr>
             </w:pPr>
             <w:r>
               <w:rPr>
-                <w:rFonts w:ascii="Times New Roman" w:eastAsia="Calibri" w:hAnsi="Times New Roman" w:cs="Times New Roman"/>
+                <w:rFonts w:ascii="Times New Roman" w:hAnsi="Times New Roman" w:eastAsia="Calibri" w:cs="Times New Roman"/>
                 <w:b/>
                 <w:lang w:val="vi-VN"/>
               </w:rPr>
@@ -1236,16 +1252,16 @@
                 <w:tab w:val="left" w:leader="dot" w:pos="4678"/>
                 <w:tab w:val="left" w:leader="dot" w:pos="10490"/>
               </w:tabs>
-              <w:spacing w:beforeLines="60" w:before="144" w:afterLines="40" w:after="96"/>
-              <w:jc w:val="center"/>
-              <w:rPr>
-                <w:rFonts w:ascii="Times New Roman" w:eastAsia="Calibri" w:hAnsi="Times New Roman" w:cs="Times New Roman"/>
-                <w:lang w:val="vi-VN"/>
-              </w:rPr>
-            </w:pPr>
-            <w:r>
-              <w:rPr>
-                <w:rFonts w:ascii="Times New Roman" w:eastAsia="Calibri" w:hAnsi="Times New Roman" w:cs="Times New Roman"/>
+              <w:spacing w:before="144" w:beforeLines="60" w:after="96" w:afterLines="40"/>
+              <w:jc w:val="center"/>
+              <w:rPr>
+                <w:rFonts w:ascii="Times New Roman" w:hAnsi="Times New Roman" w:eastAsia="Calibri" w:cs="Times New Roman"/>
+                <w:lang w:val="vi-VN"/>
+              </w:rPr>
+            </w:pPr>
+            <w:r>
+              <w:rPr>
+                <w:rFonts w:ascii="Times New Roman" w:hAnsi="Times New Roman" w:eastAsia="Calibri" w:cs="Times New Roman"/>
                 <w:lang w:val="vi-VN"/>
               </w:rPr>
               <w:t>(Ký và ghi rõ họ tên)</w:t>
@@ -1258,40 +1274,40 @@
                 <w:tab w:val="left" w:leader="dot" w:pos="4678"/>
                 <w:tab w:val="left" w:leader="dot" w:pos="10490"/>
               </w:tabs>
-              <w:spacing w:beforeLines="60" w:before="144" w:afterLines="40" w:after="96"/>
-              <w:jc w:val="center"/>
-              <w:rPr>
-                <w:rFonts w:ascii="Times New Roman" w:eastAsia="Calibri" w:hAnsi="Times New Roman" w:cs="Times New Roman"/>
-                <w:lang w:val="vi-VN"/>
-              </w:rPr>
-            </w:pPr>
-          </w:p>
-          <w:p>
-            <w:pPr>
-              <w:tabs>
-                <w:tab w:val="left" w:pos="0"/>
-                <w:tab w:val="left" w:leader="dot" w:pos="4678"/>
-                <w:tab w:val="left" w:leader="dot" w:pos="10490"/>
-              </w:tabs>
-              <w:spacing w:beforeLines="60" w:before="144" w:afterLines="40" w:after="96"/>
-              <w:jc w:val="center"/>
-              <w:rPr>
-                <w:rFonts w:ascii="Times New Roman" w:eastAsia="Calibri" w:hAnsi="Times New Roman" w:cs="Times New Roman"/>
-                <w:lang w:val="vi-VN"/>
-              </w:rPr>
-            </w:pPr>
-          </w:p>
-          <w:p>
-            <w:pPr>
-              <w:tabs>
-                <w:tab w:val="left" w:pos="0"/>
-                <w:tab w:val="left" w:leader="dot" w:pos="4678"/>
-                <w:tab w:val="left" w:leader="dot" w:pos="10490"/>
-              </w:tabs>
-              <w:spacing w:beforeLines="60" w:before="144" w:afterLines="40" w:after="96"/>
-              <w:jc w:val="center"/>
-              <w:rPr>
-                <w:rFonts w:ascii="Times New Roman" w:eastAsia="Calibri" w:hAnsi="Times New Roman" w:cs="Times New Roman"/>
+              <w:spacing w:before="144" w:beforeLines="60" w:after="96" w:afterLines="40"/>
+              <w:jc w:val="center"/>
+              <w:rPr>
+                <w:rFonts w:ascii="Times New Roman" w:hAnsi="Times New Roman" w:eastAsia="Calibri" w:cs="Times New Roman"/>
+                <w:lang w:val="vi-VN"/>
+              </w:rPr>
+            </w:pPr>
+          </w:p>
+          <w:p>
+            <w:pPr>
+              <w:tabs>
+                <w:tab w:val="left" w:pos="0"/>
+                <w:tab w:val="left" w:leader="dot" w:pos="4678"/>
+                <w:tab w:val="left" w:leader="dot" w:pos="10490"/>
+              </w:tabs>
+              <w:spacing w:before="144" w:beforeLines="60" w:after="96" w:afterLines="40"/>
+              <w:jc w:val="center"/>
+              <w:rPr>
+                <w:rFonts w:ascii="Times New Roman" w:hAnsi="Times New Roman" w:eastAsia="Calibri" w:cs="Times New Roman"/>
+                <w:lang w:val="vi-VN"/>
+              </w:rPr>
+            </w:pPr>
+          </w:p>
+          <w:p>
+            <w:pPr>
+              <w:tabs>
+                <w:tab w:val="left" w:pos="0"/>
+                <w:tab w:val="left" w:leader="dot" w:pos="4678"/>
+                <w:tab w:val="left" w:leader="dot" w:pos="10490"/>
+              </w:tabs>
+              <w:spacing w:before="144" w:beforeLines="60" w:after="96" w:afterLines="40"/>
+              <w:jc w:val="center"/>
+              <w:rPr>
+                <w:rFonts w:ascii="Times New Roman" w:hAnsi="Times New Roman" w:eastAsia="Calibri" w:cs="Times New Roman"/>
                 <w:lang w:val="vi-VN"/>
               </w:rPr>
             </w:pPr>
@@ -1308,17 +1324,17 @@
                 <w:tab w:val="left" w:leader="dot" w:pos="4678"/>
                 <w:tab w:val="left" w:leader="dot" w:pos="10490"/>
               </w:tabs>
-              <w:spacing w:beforeLines="60" w:before="144" w:afterLines="40" w:after="96"/>
+              <w:spacing w:before="144" w:beforeLines="60" w:after="96" w:afterLines="40"/>
               <w:ind w:right="-254"/>
               <w:rPr>
-                <w:rFonts w:ascii="Times New Roman" w:eastAsia="Calibri" w:hAnsi="Times New Roman" w:cs="Times New Roman"/>
+                <w:rFonts w:ascii="Times New Roman" w:hAnsi="Times New Roman" w:eastAsia="Calibri" w:cs="Times New Roman"/>
                 <w:b/>
                 <w:lang w:val="vi-VN"/>
               </w:rPr>
             </w:pPr>
             <w:r>
               <w:rPr>
-                <w:rFonts w:ascii="Times New Roman" w:eastAsia="Calibri" w:hAnsi="Times New Roman" w:cs="Times New Roman"/>
+                <w:rFonts w:ascii="Times New Roman" w:hAnsi="Times New Roman" w:eastAsia="Calibri" w:cs="Times New Roman"/>
                 <w:b/>
                 <w:lang w:val="vi-VN"/>
               </w:rPr>
@@ -1326,7 +1342,7 @@
             </w:r>
             <w:r>
               <w:rPr>
-                <w:rFonts w:ascii="Times New Roman" w:eastAsia="Calibri" w:hAnsi="Times New Roman" w:cs="Times New Roman"/>
+                <w:rFonts w:ascii="Times New Roman" w:hAnsi="Times New Roman" w:eastAsia="Calibri" w:cs="Times New Roman"/>
                 <w:b/>
                 <w:lang w:val="vi-VN"/>
               </w:rPr>
@@ -1340,16 +1356,16 @@
                 <w:tab w:val="left" w:leader="dot" w:pos="4678"/>
                 <w:tab w:val="left" w:leader="dot" w:pos="10490"/>
               </w:tabs>
-              <w:spacing w:beforeLines="60" w:before="144" w:afterLines="40" w:after="96"/>
-              <w:jc w:val="center"/>
-              <w:rPr>
-                <w:rFonts w:ascii="Times New Roman" w:eastAsia="Calibri" w:hAnsi="Times New Roman" w:cs="Times New Roman"/>
-                <w:lang w:val="vi-VN"/>
-              </w:rPr>
-            </w:pPr>
-            <w:r>
-              <w:rPr>
-                <w:rFonts w:ascii="Times New Roman" w:eastAsia="Calibri" w:hAnsi="Times New Roman" w:cs="Times New Roman"/>
+              <w:spacing w:before="144" w:beforeLines="60" w:after="96" w:afterLines="40"/>
+              <w:jc w:val="center"/>
+              <w:rPr>
+                <w:rFonts w:ascii="Times New Roman" w:hAnsi="Times New Roman" w:eastAsia="Calibri" w:cs="Times New Roman"/>
+                <w:lang w:val="vi-VN"/>
+              </w:rPr>
+            </w:pPr>
+            <w:r>
+              <w:rPr>
+                <w:rFonts w:ascii="Times New Roman" w:hAnsi="Times New Roman" w:eastAsia="Calibri" w:cs="Times New Roman"/>
                 <w:lang w:val="vi-VN"/>
               </w:rPr>
               <w:t>(Ký và ghi rõ họ tên)</w:t>
@@ -1367,17 +1383,17 @@
                 <w:tab w:val="left" w:leader="dot" w:pos="4678"/>
                 <w:tab w:val="left" w:leader="dot" w:pos="10490"/>
               </w:tabs>
-              <w:spacing w:beforeLines="60" w:before="144" w:afterLines="40" w:after="96"/>
-              <w:jc w:val="center"/>
-              <w:rPr>
-                <w:rFonts w:ascii="Times New Roman" w:eastAsia="Calibri" w:hAnsi="Times New Roman" w:cs="Times New Roman"/>
+              <w:spacing w:before="144" w:beforeLines="60" w:after="96" w:afterLines="40"/>
+              <w:jc w:val="center"/>
+              <w:rPr>
+                <w:rFonts w:ascii="Times New Roman" w:hAnsi="Times New Roman" w:eastAsia="Calibri" w:cs="Times New Roman"/>
                 <w:b/>
                 <w:lang w:val="vi-VN"/>
               </w:rPr>
             </w:pPr>
             <w:r>
               <w:rPr>
-                <w:rFonts w:ascii="Times New Roman" w:eastAsia="Calibri" w:hAnsi="Times New Roman" w:cs="Times New Roman"/>
+                <w:rFonts w:ascii="Times New Roman" w:hAnsi="Times New Roman" w:eastAsia="Calibri" w:cs="Times New Roman"/>
                 <w:b/>
                 <w:lang w:val="vi-VN"/>
               </w:rPr>
@@ -1391,16 +1407,16 @@
                 <w:tab w:val="left" w:leader="dot" w:pos="4678"/>
                 <w:tab w:val="left" w:leader="dot" w:pos="10490"/>
               </w:tabs>
-              <w:spacing w:beforeLines="60" w:before="144" w:afterLines="40" w:after="96"/>
-              <w:jc w:val="center"/>
-              <w:rPr>
-                <w:rFonts w:ascii="Times New Roman" w:eastAsia="Calibri" w:hAnsi="Times New Roman" w:cs="Times New Roman"/>
-                <w:lang w:val="vi-VN"/>
-              </w:rPr>
-            </w:pPr>
-            <w:r>
-              <w:rPr>
-                <w:rFonts w:ascii="Times New Roman" w:eastAsia="Calibri" w:hAnsi="Times New Roman" w:cs="Times New Roman"/>
+              <w:spacing w:before="144" w:beforeLines="60" w:after="96" w:afterLines="40"/>
+              <w:jc w:val="center"/>
+              <w:rPr>
+                <w:rFonts w:ascii="Times New Roman" w:hAnsi="Times New Roman" w:eastAsia="Calibri" w:cs="Times New Roman"/>
+                <w:lang w:val="vi-VN"/>
+              </w:rPr>
+            </w:pPr>
+            <w:r>
+              <w:rPr>
+                <w:rFonts w:ascii="Times New Roman" w:hAnsi="Times New Roman" w:eastAsia="Calibri" w:cs="Times New Roman"/>
                 <w:lang w:val="vi-VN"/>
               </w:rPr>
               <w:t>(Ký và ghi rõ họ tên)</w:t>
@@ -1413,7 +1429,7 @@
       <w:pPr>
         <w:spacing w:after="160" w:line="480" w:lineRule="auto"/>
         <w:rPr>
-          <w:rFonts w:ascii="Times New Roman" w:eastAsia="Calibri" w:hAnsi="Times New Roman" w:cs="Times New Roman"/>
+          <w:rFonts w:ascii="Times New Roman" w:hAnsi="Times New Roman" w:eastAsia="Calibri" w:cs="Times New Roman"/>
           <w:b/>
           <w:color w:val="000000"/>
           <w:sz w:val="32"/>
@@ -1430,7 +1446,7 @@
         <w:jc w:val="center"/>
         <w:outlineLvl w:val="0"/>
         <w:rPr>
-          <w:rFonts w:ascii="Times New Roman" w:eastAsia="Times New Roman" w:hAnsi="Times New Roman" w:cs="Times New Roman"/>
+          <w:rFonts w:ascii="Times New Roman" w:hAnsi="Times New Roman" w:eastAsia="Times New Roman" w:cs="Times New Roman"/>
           <w:bCs/>
           <w:i/>
           <w:color w:val="000000"/>
@@ -1439,11 +1455,11 @@
           <w:lang w:val="vi-VN"/>
         </w:rPr>
       </w:pPr>
-      <w:bookmarkStart w:id="0" w:name="_Toc515833948"/>
-      <w:bookmarkStart w:id="1" w:name="_Toc516509406"/>
-      <w:r>
-        <w:rPr>
-          <w:rFonts w:ascii="Times New Roman" w:eastAsia="Times New Roman" w:hAnsi="Times New Roman" w:cs="Times New Roman"/>
+      <w:bookmarkStart w:name="_Toc515833948" w:id="0"/>
+      <w:bookmarkStart w:name="_Toc516509406" w:id="1"/>
+      <w:r>
+        <w:rPr>
+          <w:rFonts w:ascii="Times New Roman" w:hAnsi="Times New Roman" w:eastAsia="Times New Roman" w:cs="Times New Roman"/>
           <w:b/>
           <w:bCs/>
           <w:color w:val="000000"/>
@@ -1451,7 +1467,6 @@
           <w:szCs w:val="28"/>
           <w:lang w:val="vi-VN"/>
         </w:rPr>
-        <w:lastRenderedPageBreak/>
         <w:t>MÔ TẢ VÀ KẾ HOẠCH THỰC HIỆN ĐỀ TÀI</w:t>
       </w:r>
       <w:bookmarkEnd w:id="0"/>
@@ -1467,7 +1482,7 @@
         <w:spacing w:before="120" w:after="0" w:line="240" w:lineRule="auto"/>
         <w:jc w:val="center"/>
         <w:rPr>
-          <w:rFonts w:ascii="Times New Roman" w:eastAsia="Calibri" w:hAnsi="Times New Roman" w:cs="Times New Roman"/>
+          <w:rFonts w:ascii="Times New Roman" w:hAnsi="Times New Roman" w:eastAsia="Calibri" w:cs="Times New Roman"/>
           <w:b/>
           <w:sz w:val="26"/>
           <w:szCs w:val="26"/>
@@ -1476,7 +1491,7 @@
       </w:pPr>
       <w:r>
         <w:rPr>
-          <w:rFonts w:ascii="Times New Roman" w:eastAsia="Calibri" w:hAnsi="Times New Roman" w:cs="Times New Roman"/>
+          <w:rFonts w:ascii="Times New Roman" w:hAnsi="Times New Roman" w:eastAsia="Calibri" w:cs="Times New Roman"/>
           <w:b/>
           <w:sz w:val="26"/>
           <w:szCs w:val="26"/>
@@ -1494,7 +1509,7 @@
         <w:ind w:left="1710" w:right="29" w:hanging="1710"/>
         <w:jc w:val="both"/>
         <w:rPr>
-          <w:rFonts w:ascii="Times New Roman" w:eastAsia="Calibri" w:hAnsi="Times New Roman" w:cs="Times New Roman"/>
+          <w:rFonts w:ascii="Times New Roman" w:hAnsi="Times New Roman" w:eastAsia="Calibri" w:cs="Times New Roman"/>
           <w:b/>
           <w:color w:val="000000"/>
           <w:sz w:val="36"/>
@@ -1504,7 +1519,7 @@
       </w:pPr>
       <w:r>
         <w:rPr>
-          <w:rFonts w:ascii="Times New Roman" w:eastAsia="Calibri" w:hAnsi="Times New Roman" w:cs="Times New Roman"/>
+          <w:rFonts w:ascii="Times New Roman" w:hAnsi="Times New Roman" w:eastAsia="Calibri" w:cs="Times New Roman"/>
           <w:sz w:val="26"/>
           <w:szCs w:val="26"/>
           <w:lang w:val="vi-VN"/>
@@ -1513,7 +1528,7 @@
       </w:r>
       <w:r>
         <w:rPr>
-          <w:rFonts w:ascii="Times New Roman" w:eastAsia="Calibri" w:hAnsi="Times New Roman" w:cs="Times New Roman"/>
+          <w:rFonts w:ascii="Times New Roman" w:hAnsi="Times New Roman" w:eastAsia="Calibri" w:cs="Times New Roman"/>
           <w:color w:val="000000"/>
           <w:sz w:val="26"/>
           <w:szCs w:val="26"/>
@@ -1523,7 +1538,7 @@
       </w:r>
       <w:r>
         <w:rPr>
-          <w:rFonts w:ascii="Times New Roman" w:eastAsia="Calibri" w:hAnsi="Times New Roman" w:cs="Times New Roman"/>
+          <w:rFonts w:ascii="Times New Roman" w:hAnsi="Times New Roman" w:eastAsia="Calibri" w:cs="Times New Roman"/>
           <w:color w:val="000000"/>
           <w:sz w:val="26"/>
           <w:szCs w:val="26"/>
@@ -1540,7 +1555,7 @@
         </w:tabs>
         <w:spacing w:before="120" w:after="0" w:line="240" w:lineRule="auto"/>
         <w:rPr>
-          <w:rFonts w:ascii="Times New Roman" w:eastAsia="Calibri" w:hAnsi="Times New Roman" w:cs="Times New Roman"/>
+          <w:rFonts w:ascii="Times New Roman" w:hAnsi="Times New Roman" w:eastAsia="Calibri" w:cs="Times New Roman"/>
           <w:sz w:val="26"/>
           <w:szCs w:val="26"/>
           <w:lang w:val="vi-VN"/>
@@ -1548,7 +1563,7 @@
       </w:pPr>
       <w:r>
         <w:rPr>
-          <w:rFonts w:ascii="Times New Roman" w:eastAsia="Calibri" w:hAnsi="Times New Roman" w:cs="Times New Roman"/>
+          <w:rFonts w:ascii="Times New Roman" w:hAnsi="Times New Roman" w:eastAsia="Calibri" w:cs="Times New Roman"/>
           <w:sz w:val="26"/>
           <w:szCs w:val="26"/>
           <w:lang w:val="vi-VN"/>
@@ -1557,12 +1572,20 @@
       </w:r>
       <w:r>
         <w:rPr>
-          <w:rFonts w:ascii="Times New Roman" w:eastAsia="Calibri" w:hAnsi="Times New Roman" w:cs="Times New Roman"/>
+          <w:rFonts w:ascii="Times New Roman" w:hAnsi="Times New Roman" w:eastAsia="Calibri" w:cs="Times New Roman"/>
           <w:sz w:val="26"/>
           <w:szCs w:val="26"/>
           <w:lang w:val="vi-VN"/>
         </w:rPr>
         <w:tab/>
+      </w:r>
+      <w:r>
+        <w:rPr>
+          <w:rFonts w:ascii="Times New Roman" w:hAnsi="Times New Roman" w:eastAsia="Calibri" w:cs="Times New Roman"/>
+          <w:sz w:val="26"/>
+          <w:szCs w:val="26"/>
+          <w:lang w:val="vi-VN"/>
+        </w:rPr>
         <w:t xml:space="preserve">: </w:t>
       </w:r>
     </w:p>
@@ -1572,9 +1595,9 @@
           <w:tab w:val="right" w:leader="dot" w:pos="9356"/>
         </w:tabs>
         <w:spacing w:before="120" w:after="0" w:line="240" w:lineRule="auto"/>
-        <w:ind w:left="1134"/>
-        <w:rPr>
-          <w:rFonts w:ascii="Times New Roman" w:eastAsia="Times New Roman" w:hAnsi="Times New Roman" w:cs="Times New Roman"/>
+        <w:ind w:left="1418" w:hanging="284"/>
+        <w:rPr>
+          <w:rFonts w:ascii="Times New Roman" w:hAnsi="Times New Roman" w:eastAsia="Times New Roman" w:cs="Times New Roman"/>
           <w:color w:val="000000"/>
           <w:sz w:val="26"/>
           <w:szCs w:val="26"/>
@@ -1583,7 +1606,7 @@
       </w:pPr>
       <w:r>
         <w:rPr>
-          <w:rFonts w:ascii="Times New Roman" w:eastAsia="Calibri" w:hAnsi="Times New Roman" w:cs="Times New Roman"/>
+          <w:rFonts w:ascii="Times New Roman" w:hAnsi="Times New Roman" w:eastAsia="Calibri" w:cs="Times New Roman"/>
           <w:sz w:val="26"/>
           <w:szCs w:val="26"/>
           <w:lang w:val="vi-VN"/>
@@ -1592,7 +1615,7 @@
       </w:r>
       <w:r>
         <w:rPr>
-          <w:rFonts w:ascii="Times New Roman" w:eastAsia="Calibri" w:hAnsi="Times New Roman" w:cs="Times New Roman"/>
+          <w:rFonts w:ascii="Times New Roman" w:hAnsi="Times New Roman" w:eastAsia="Calibri" w:cs="Times New Roman"/>
           <w:sz w:val="26"/>
           <w:szCs w:val="26"/>
           <w:lang w:val="vi-VN"/>
@@ -1601,7 +1624,7 @@
       </w:r>
       <w:r>
         <w:rPr>
-          <w:rFonts w:ascii="Times New Roman" w:eastAsia="Calibri" w:hAnsi="Times New Roman" w:cs="Times New Roman"/>
+          <w:rFonts w:ascii="Times New Roman" w:hAnsi="Times New Roman" w:eastAsia="Calibri" w:cs="Times New Roman"/>
           <w:sz w:val="26"/>
           <w:szCs w:val="26"/>
           <w:lang w:val="vi-VN"/>
@@ -1610,7 +1633,7 @@
       </w:r>
       <w:r>
         <w:rPr>
-          <w:rFonts w:ascii="Times New Roman" w:eastAsia="Calibri" w:hAnsi="Times New Roman" w:cs="Times New Roman"/>
+          <w:rFonts w:ascii="Times New Roman" w:hAnsi="Times New Roman" w:eastAsia="Calibri" w:cs="Times New Roman"/>
           <w:sz w:val="26"/>
           <w:szCs w:val="26"/>
           <w:lang w:val="vi-VN"/>
@@ -1619,13 +1642,79 @@
       </w:r>
       <w:r>
         <w:rPr>
-          <w:rFonts w:ascii="Times New Roman" w:eastAsia="Times New Roman" w:hAnsi="Times New Roman" w:cs="Times New Roman"/>
+          <w:rFonts w:ascii="Times New Roman" w:hAnsi="Times New Roman" w:eastAsia="Times New Roman" w:cs="Times New Roman"/>
           <w:color w:val="000000"/>
           <w:sz w:val="26"/>
           <w:szCs w:val="26"/>
           <w:lang w:val="vi-VN"/>
         </w:rPr>
         <w:t>22653991</w:t>
+      </w:r>
+      <w:r>
+        <w:rPr>
+          <w:rFonts w:ascii="Times New Roman" w:hAnsi="Times New Roman" w:eastAsia="Times New Roman" w:cs="Times New Roman"/>
+          <w:color w:val="000000"/>
+          <w:sz w:val="26"/>
+          <w:szCs w:val="26"/>
+          <w:lang w:val="vi-VN"/>
+        </w:rPr>
+        <w:br/>
+      </w:r>
+      <w:r>
+        <w:rPr>
+          <w:rFonts w:ascii="Times New Roman" w:hAnsi="Times New Roman" w:eastAsia="Calibri" w:cs="Times New Roman"/>
+          <w:sz w:val="26"/>
+          <w:szCs w:val="26"/>
+        </w:rPr>
+        <w:t xml:space="preserve">Email: </w:t>
+      </w:r>
+      <w:hyperlink w:history="1" r:id="rId10">
+        <w:r>
+          <w:rPr>
+            <w:rStyle w:val="Hyperlink"/>
+            <w:rFonts w:ascii="Times New Roman" w:hAnsi="Times New Roman" w:eastAsia="Times New Roman" w:cs="Times New Roman"/>
+            <w:sz w:val="26"/>
+            <w:szCs w:val="26"/>
+          </w:rPr>
+          <w:t>tiesen243@tiesen</w:t>
+        </w:r>
+        <w:r>
+          <w:rPr>
+            <w:rStyle w:val="Hyperlink"/>
+            <w:rFonts w:ascii="Times New Roman" w:hAnsi="Times New Roman" w:eastAsia="Times New Roman" w:cs="Times New Roman"/>
+            <w:sz w:val="26"/>
+            <w:szCs w:val="26"/>
+            <w:lang w:val="vi-VN"/>
+          </w:rPr>
+          <w:t>.id.vn</w:t>
+        </w:r>
+      </w:hyperlink>
+      <w:r>
+        <w:rPr>
+          <w:rFonts w:ascii="Times New Roman" w:hAnsi="Times New Roman" w:eastAsia="Times New Roman" w:cs="Times New Roman"/>
+          <w:color w:val="000000"/>
+          <w:sz w:val="26"/>
+          <w:szCs w:val="26"/>
+          <w:lang w:val="vi-VN"/>
+        </w:rPr>
+        <w:tab/>
+      </w:r>
+      <w:r>
+        <w:rPr>
+          <w:rFonts w:ascii="Times New Roman" w:hAnsi="Times New Roman" w:eastAsia="Calibri" w:cs="Times New Roman"/>
+          <w:sz w:val="26"/>
+          <w:szCs w:val="26"/>
+        </w:rPr>
+        <w:t xml:space="preserve">Số điện thoại: </w:t>
+      </w:r>
+      <w:r>
+        <w:rPr>
+          <w:rFonts w:ascii="Times New Roman" w:hAnsi="Times New Roman" w:eastAsia="Times New Roman" w:cs="Times New Roman"/>
+          <w:color w:val="000000"/>
+          <w:sz w:val="26"/>
+          <w:szCs w:val="26"/>
+        </w:rPr>
+        <w:t>0905258844</w:t>
       </w:r>
     </w:p>
     <w:p>
@@ -1634,9 +1723,9 @@
           <w:tab w:val="right" w:leader="dot" w:pos="9356"/>
         </w:tabs>
         <w:spacing w:before="120" w:after="0" w:line="240" w:lineRule="auto"/>
-        <w:ind w:left="1134"/>
-        <w:rPr>
-          <w:rFonts w:ascii="Times New Roman" w:eastAsia="Calibri" w:hAnsi="Times New Roman" w:cs="Times New Roman"/>
+        <w:ind w:left="1418" w:hanging="284"/>
+        <w:rPr>
+          <w:rFonts w:ascii="Times New Roman" w:hAnsi="Times New Roman" w:eastAsia="Calibri" w:cs="Times New Roman"/>
           <w:sz w:val="26"/>
           <w:szCs w:val="26"/>
           <w:lang w:val="vi-VN"/>
@@ -1644,27 +1733,94 @@
       </w:pPr>
       <w:r>
         <w:rPr>
-          <w:rFonts w:ascii="Times New Roman" w:eastAsia="Calibri" w:hAnsi="Times New Roman" w:cs="Times New Roman"/>
+          <w:rFonts w:ascii="Times New Roman" w:hAnsi="Times New Roman" w:eastAsia="Calibri" w:cs="Times New Roman"/>
+          <w:sz w:val="26"/>
+          <w:szCs w:val="26"/>
+        </w:rPr>
+        <w:t>2</w:t>
+      </w:r>
+      <w:r>
+        <w:rPr>
+          <w:rFonts w:ascii="Times New Roman" w:hAnsi="Times New Roman" w:eastAsia="Calibri" w:cs="Times New Roman"/>
+          <w:sz w:val="26"/>
+          <w:szCs w:val="26"/>
+        </w:rPr>
+        <w:t xml:space="preserve">. Họ và tên: </w:t>
+      </w:r>
+      <w:r>
+        <w:rPr>
+          <w:rFonts w:ascii="Times New Roman" w:hAnsi="Times New Roman" w:eastAsia="Calibri" w:cs="Times New Roman"/>
+          <w:sz w:val="26"/>
+          <w:szCs w:val="26"/>
+        </w:rPr>
+        <w:t>Đào</w:t>
+      </w:r>
+      <w:r>
+        <w:rPr>
+          <w:rFonts w:ascii="Times New Roman" w:hAnsi="Times New Roman" w:eastAsia="Calibri" w:cs="Times New Roman"/>
+          <w:sz w:val="26"/>
+          <w:szCs w:val="26"/>
+          <w:lang w:val="vi-VN"/>
+        </w:rPr>
+        <w:t xml:space="preserve"> Anh Huy</w:t>
+      </w:r>
+      <w:r>
+        <w:rPr>
+          <w:rFonts w:ascii="Times New Roman" w:hAnsi="Times New Roman" w:eastAsia="Calibri" w:cs="Times New Roman"/>
+          <w:sz w:val="26"/>
+          <w:szCs w:val="26"/>
+          <w:lang w:val="vi-VN"/>
+        </w:rPr>
+        <w:tab/>
+      </w:r>
+      <w:r>
+        <w:rPr>
+          <w:rFonts w:ascii="Times New Roman" w:hAnsi="Times New Roman" w:eastAsia="Calibri" w:cs="Times New Roman"/>
+          <w:sz w:val="26"/>
+          <w:szCs w:val="26"/>
+        </w:rPr>
+        <w:t xml:space="preserve">Mã sinh viên: </w:t>
+      </w:r>
+      <w:r>
+        <w:rPr>
+          <w:rFonts w:ascii="Times New Roman" w:hAnsi="Times New Roman" w:eastAsia="Times New Roman" w:cs="Times New Roman"/>
+          <w:color w:val="000000"/>
+          <w:sz w:val="26"/>
+          <w:szCs w:val="26"/>
+        </w:rPr>
+        <w:t>22637811</w:t>
+      </w:r>
+      <w:r>
+        <w:rPr>
+          <w:rFonts w:ascii="Times New Roman" w:hAnsi="Times New Roman" w:eastAsia="Calibri" w:cs="Times New Roman"/>
+          <w:sz w:val="26"/>
+          <w:szCs w:val="26"/>
+          <w:lang w:val="vi-VN"/>
+        </w:rPr>
+        <w:br/>
+      </w:r>
+      <w:r>
+        <w:rPr>
+          <w:rFonts w:ascii="Times New Roman" w:hAnsi="Times New Roman" w:eastAsia="Calibri" w:cs="Times New Roman"/>
           <w:sz w:val="26"/>
           <w:szCs w:val="26"/>
         </w:rPr>
         <w:t xml:space="preserve">Email: </w:t>
       </w:r>
-      <w:hyperlink r:id="rId8" w:history="1">
+      <w:hyperlink w:history="1" r:id="rId11">
         <w:r>
           <w:rPr>
             <w:rStyle w:val="Hyperlink"/>
-            <w:rFonts w:ascii="Times New Roman" w:eastAsia="Times New Roman" w:hAnsi="Times New Roman" w:cs="Times New Roman"/>
+            <w:rFonts w:ascii="Times New Roman" w:hAnsi="Times New Roman" w:eastAsia="Times New Roman" w:cs="Times New Roman"/>
             <w:sz w:val="26"/>
             <w:szCs w:val="26"/>
           </w:rPr>
-          <w:t>tiesen243@gmail.com</w:t>
+          <w:t>ninjahuykunfbi@gmail.com</w:t>
         </w:r>
       </w:hyperlink>
       <w:r>
         <w:rPr>
-          <w:rFonts w:ascii="Times New Roman" w:eastAsia="Times New Roman" w:hAnsi="Times New Roman" w:cs="Times New Roman"/>
-          <w:color w:val="000000"/>
+          <w:rFonts w:ascii="Times New Roman" w:hAnsi="Times New Roman" w:eastAsia="Calibri" w:cs="Times New Roman"/>
           <w:sz w:val="26"/>
           <w:szCs w:val="26"/>
           <w:lang w:val="vi-VN"/>
@@ -1673,7 +1829,7 @@
       </w:r>
       <w:r>
         <w:rPr>
-          <w:rFonts w:ascii="Times New Roman" w:eastAsia="Calibri" w:hAnsi="Times New Roman" w:cs="Times New Roman"/>
+          <w:rFonts w:ascii="Times New Roman" w:hAnsi="Times New Roman" w:eastAsia="Calibri" w:cs="Times New Roman"/>
           <w:sz w:val="26"/>
           <w:szCs w:val="26"/>
         </w:rPr>
@@ -1681,145 +1837,11 @@
       </w:r>
       <w:r>
         <w:rPr>
-          <w:rFonts w:ascii="Times New Roman" w:eastAsia="Times New Roman" w:hAnsi="Times New Roman" w:cs="Times New Roman"/>
-          <w:color w:val="000000"/>
-          <w:sz w:val="26"/>
-          <w:szCs w:val="26"/>
-        </w:rPr>
-        <w:t>0898471937</w:t>
-      </w:r>
-    </w:p>
-    <w:p>
-      <w:pPr>
-        <w:tabs>
-          <w:tab w:val="right" w:leader="dot" w:pos="9356"/>
-        </w:tabs>
-        <w:spacing w:before="120" w:after="0" w:line="240" w:lineRule="auto"/>
-        <w:ind w:left="1134"/>
-        <w:rPr>
-          <w:rFonts w:ascii="Times New Roman" w:eastAsia="Calibri" w:hAnsi="Times New Roman" w:cs="Times New Roman"/>
-          <w:sz w:val="26"/>
-          <w:szCs w:val="26"/>
-          <w:lang w:val="vi-VN"/>
-        </w:rPr>
-      </w:pPr>
-      <w:r>
-        <w:rPr>
-          <w:rFonts w:ascii="Times New Roman" w:eastAsia="Calibri" w:hAnsi="Times New Roman" w:cs="Times New Roman"/>
-          <w:sz w:val="26"/>
-          <w:szCs w:val="26"/>
-        </w:rPr>
-        <w:t>2</w:t>
-      </w:r>
-      <w:r>
-        <w:rPr>
-          <w:rFonts w:ascii="Times New Roman" w:eastAsia="Calibri" w:hAnsi="Times New Roman" w:cs="Times New Roman"/>
-          <w:sz w:val="26"/>
-          <w:szCs w:val="26"/>
-        </w:rPr>
-        <w:t xml:space="preserve">. Họ và tên: </w:t>
-      </w:r>
-      <w:r>
-        <w:rPr>
-          <w:rFonts w:ascii="Times New Roman" w:eastAsia="Calibri" w:hAnsi="Times New Roman" w:cs="Times New Roman"/>
-          <w:sz w:val="26"/>
-          <w:szCs w:val="26"/>
-        </w:rPr>
-        <w:t>Đào</w:t>
-      </w:r>
-      <w:r>
-        <w:rPr>
-          <w:rFonts w:ascii="Times New Roman" w:eastAsia="Calibri" w:hAnsi="Times New Roman" w:cs="Times New Roman"/>
-          <w:sz w:val="26"/>
-          <w:szCs w:val="26"/>
-          <w:lang w:val="vi-VN"/>
-        </w:rPr>
-        <w:t xml:space="preserve"> Anh Huy</w:t>
-      </w:r>
-      <w:r>
-        <w:rPr>
-          <w:rFonts w:ascii="Times New Roman" w:eastAsia="Calibri" w:hAnsi="Times New Roman" w:cs="Times New Roman"/>
-          <w:sz w:val="26"/>
-          <w:szCs w:val="26"/>
-          <w:lang w:val="vi-VN"/>
-        </w:rPr>
-        <w:tab/>
-      </w:r>
-      <w:r>
-        <w:rPr>
-          <w:rFonts w:ascii="Times New Roman" w:eastAsia="Calibri" w:hAnsi="Times New Roman" w:cs="Times New Roman"/>
-          <w:sz w:val="26"/>
-          <w:szCs w:val="26"/>
-        </w:rPr>
-        <w:t xml:space="preserve">Mã sinh viên: </w:t>
-      </w:r>
-      <w:r>
-        <w:rPr>
-          <w:rFonts w:ascii="Times New Roman" w:eastAsia="Times New Roman" w:hAnsi="Times New Roman" w:cs="Times New Roman"/>
-          <w:color w:val="000000"/>
-          <w:sz w:val="26"/>
-          <w:szCs w:val="26"/>
-        </w:rPr>
-        <w:t>22637811</w:t>
-      </w:r>
-    </w:p>
-    <w:p>
-      <w:pPr>
-        <w:tabs>
-          <w:tab w:val="right" w:leader="dot" w:pos="9356"/>
-        </w:tabs>
-        <w:spacing w:before="120" w:after="0" w:line="240" w:lineRule="auto"/>
-        <w:ind w:left="1134"/>
-        <w:rPr>
-          <w:rFonts w:ascii="Times New Roman" w:eastAsia="Calibri" w:hAnsi="Times New Roman" w:cs="Times New Roman"/>
-          <w:sz w:val="26"/>
-          <w:szCs w:val="26"/>
-          <w:lang w:val="vi-VN"/>
-        </w:rPr>
-      </w:pPr>
-      <w:r>
-        <w:rPr>
-          <w:rFonts w:ascii="Times New Roman" w:eastAsia="Calibri" w:hAnsi="Times New Roman" w:cs="Times New Roman"/>
-          <w:sz w:val="26"/>
-          <w:szCs w:val="26"/>
-        </w:rPr>
-        <w:t xml:space="preserve">Email: </w:t>
-      </w:r>
-      <w:hyperlink r:id="rId9" w:history="1">
-        <w:r>
-          <w:rPr>
-            <w:rStyle w:val="Hyperlink"/>
-            <w:rFonts w:ascii="Times New Roman" w:eastAsia="Times New Roman" w:hAnsi="Times New Roman" w:cs="Times New Roman"/>
-            <w:sz w:val="26"/>
-            <w:szCs w:val="26"/>
-          </w:rPr>
-          <w:t>abc@gmail.com</w:t>
-        </w:r>
-      </w:hyperlink>
-      <w:r>
-        <w:rPr>
-          <w:rFonts w:ascii="Times New Roman" w:eastAsia="Calibri" w:hAnsi="Times New Roman" w:cs="Times New Roman"/>
-          <w:sz w:val="26"/>
-          <w:szCs w:val="26"/>
-          <w:lang w:val="vi-VN"/>
-        </w:rPr>
-        <w:tab/>
-      </w:r>
-      <w:r>
-        <w:rPr>
-          <w:rFonts w:ascii="Times New Roman" w:eastAsia="Calibri" w:hAnsi="Times New Roman" w:cs="Times New Roman"/>
-          <w:sz w:val="26"/>
-          <w:szCs w:val="26"/>
-        </w:rPr>
-        <w:t xml:space="preserve">Số điện thoại: </w:t>
-      </w:r>
-      <w:r>
-        <w:rPr>
-          <w:rFonts w:ascii="Times New Roman" w:eastAsia="Calibri" w:hAnsi="Times New Roman" w:cs="Times New Roman"/>
-          <w:sz w:val="26"/>
-          <w:szCs w:val="26"/>
-        </w:rPr>
-        <w:t>09xxxxxxxx</w:t>
+          <w:rFonts w:ascii="Times New Roman" w:hAnsi="Times New Roman" w:eastAsia="Calibri" w:cs="Times New Roman"/>
+          <w:sz w:val="26"/>
+          <w:szCs w:val="26"/>
+        </w:rPr>
+        <w:t>0767400600</w:t>
       </w:r>
     </w:p>
     <w:p>
@@ -1831,7 +1853,7 @@
         </w:tabs>
         <w:spacing w:before="120" w:after="0" w:line="240" w:lineRule="auto"/>
         <w:rPr>
-          <w:rFonts w:ascii="Times New Roman" w:eastAsia="Calibri" w:hAnsi="Times New Roman" w:cs="Times New Roman"/>
+          <w:rFonts w:ascii="Times New Roman" w:hAnsi="Times New Roman" w:eastAsia="Calibri" w:cs="Times New Roman"/>
           <w:sz w:val="26"/>
           <w:szCs w:val="26"/>
         </w:rPr>
@@ -1849,16 +1871,16 @@
           <w:tab w:val="left" w:leader="dot" w:pos="4678"/>
           <w:tab w:val="left" w:leader="dot" w:pos="10490"/>
         </w:tabs>
-        <w:spacing w:before="120" w:after="0" w:line="240" w:lineRule="auto"/>
-        <w:rPr>
-          <w:rFonts w:ascii="Times New Roman" w:eastAsia="Calibri" w:hAnsi="Times New Roman" w:cs="Times New Roman"/>
+        <w:spacing w:before="120" w:after="0"/>
+        <w:rPr>
+          <w:rFonts w:ascii="Times New Roman" w:hAnsi="Times New Roman" w:eastAsia="Calibri" w:cs="Times New Roman"/>
           <w:sz w:val="26"/>
           <w:szCs w:val="26"/>
         </w:rPr>
       </w:pPr>
       <w:r>
         <w:rPr>
-          <w:rFonts w:ascii="Times New Roman" w:eastAsia="Calibri" w:hAnsi="Times New Roman" w:cs="Times New Roman"/>
+          <w:rFonts w:ascii="Times New Roman" w:hAnsi="Times New Roman" w:eastAsia="Calibri" w:cs="Times New Roman"/>
           <w:sz w:val="26"/>
           <w:szCs w:val="26"/>
         </w:rPr>
@@ -1877,24 +1899,249 @@
           <w:tab w:val="left" w:leader="dot" w:pos="4678"/>
           <w:tab w:val="left" w:leader="dot" w:pos="10490"/>
         </w:tabs>
-        <w:spacing w:before="120" w:after="0" w:line="240" w:lineRule="auto"/>
+        <w:spacing w:before="120" w:after="0"/>
         <w:jc w:val="both"/>
         <w:rPr>
-          <w:rFonts w:ascii="Times New Roman" w:eastAsia="Calibri" w:hAnsi="Times New Roman" w:cs="Times New Roman"/>
+          <w:rFonts w:ascii="Times New Roman" w:hAnsi="Times New Roman" w:eastAsia="Calibri" w:cs="Times New Roman"/>
           <w:sz w:val="26"/>
           <w:szCs w:val="26"/>
         </w:rPr>
       </w:pPr>
       <w:r>
         <w:rPr>
-          <w:rFonts w:ascii="Times New Roman" w:eastAsia="Calibri" w:hAnsi="Times New Roman" w:cs="Times New Roman"/>
+          <w:rFonts w:ascii="Times New Roman" w:hAnsi="Times New Roman" w:eastAsia="Calibri" w:cs="Times New Roman"/>
           <w:sz w:val="26"/>
           <w:szCs w:val="26"/>
         </w:rPr>
         <w:t xml:space="preserve">Cơ sở lý thuyết: </w:t>
       </w:r>
     </w:p>
-    <w:p/>
+    <w:p>
+      <w:pPr>
+        <w:rPr>
+          <w:rFonts w:ascii="Times New Roman" w:hAnsi="Times New Roman" w:cs="Times New Roman"/>
+          <w:sz w:val="26"/>
+          <w:szCs w:val="26"/>
+          <w:lang w:val="vi-VN"/>
+        </w:rPr>
+      </w:pPr>
+      <w:r>
+        <w:rPr>
+          <w:rFonts w:ascii="Times New Roman" w:hAnsi="Times New Roman" w:cs="Times New Roman"/>
+          <w:sz w:val="26"/>
+          <w:szCs w:val="26"/>
+          <w:lang w:val="vi-VN"/>
+        </w:rPr>
+        <w:t xml:space="preserve">Cơ sở lý thuyết của hệ thống thiết kế hộp thuốc hổ trợ người già và bệnh nhân </w:t>
+      </w:r>
+      <w:r>
+        <w:rPr>
+          <w:rFonts w:ascii="Times New Roman" w:hAnsi="Times New Roman" w:cs="Times New Roman"/>
+          <w:sz w:val="26"/>
+          <w:szCs w:val="26"/>
+          <w:lang w:val="vi-VN"/>
+        </w:rPr>
+        <w:t xml:space="preserve">tập trung vào việc ứng dụng công nghệ </w:t>
+      </w:r>
+      <w:r>
+        <w:rPr>
+          <w:rFonts w:ascii="Times New Roman" w:hAnsi="Times New Roman" w:cs="Times New Roman"/>
+          <w:sz w:val="26"/>
+          <w:szCs w:val="26"/>
+          <w:lang w:val="vi-VN"/>
+        </w:rPr>
+        <w:t>Internet</w:t>
+      </w:r>
+      <w:r>
+        <w:rPr>
+          <w:rFonts w:ascii="Times New Roman" w:hAnsi="Times New Roman" w:cs="Times New Roman"/>
+          <w:sz w:val="26"/>
+          <w:szCs w:val="26"/>
+          <w:lang w:val="vi-VN"/>
+        </w:rPr>
+        <w:t xml:space="preserve"> </w:t>
+      </w:r>
+      <w:r>
+        <w:rPr>
+          <w:rFonts w:ascii="Times New Roman" w:hAnsi="Times New Roman" w:cs="Times New Roman"/>
+          <w:sz w:val="26"/>
+          <w:szCs w:val="26"/>
+          <w:lang w:val="vi-VN"/>
+        </w:rPr>
+        <w:t>of</w:t>
+      </w:r>
+      <w:r>
+        <w:rPr>
+          <w:rFonts w:ascii="Times New Roman" w:hAnsi="Times New Roman" w:cs="Times New Roman"/>
+          <w:sz w:val="26"/>
+          <w:szCs w:val="26"/>
+          <w:lang w:val="vi-VN"/>
+        </w:rPr>
+        <w:t xml:space="preserve"> </w:t>
+      </w:r>
+      <w:r>
+        <w:rPr>
+          <w:rFonts w:ascii="Times New Roman" w:hAnsi="Times New Roman" w:cs="Times New Roman"/>
+          <w:sz w:val="26"/>
+          <w:szCs w:val="26"/>
+          <w:lang w:val="vi-VN"/>
+        </w:rPr>
+        <w:t>Things</w:t>
+      </w:r>
+      <w:r>
+        <w:rPr>
+          <w:rFonts w:ascii="Times New Roman" w:hAnsi="Times New Roman" w:cs="Times New Roman"/>
+          <w:sz w:val="26"/>
+          <w:szCs w:val="26"/>
+          <w:lang w:val="vi-VN"/>
+        </w:rPr>
+        <w:t xml:space="preserve"> (</w:t>
+      </w:r>
+      <w:r>
+        <w:rPr>
+          <w:rFonts w:ascii="Times New Roman" w:hAnsi="Times New Roman" w:cs="Times New Roman"/>
+          <w:sz w:val="26"/>
+          <w:szCs w:val="26"/>
+          <w:lang w:val="vi-VN"/>
+        </w:rPr>
+        <w:t>IoT</w:t>
+      </w:r>
+      <w:r>
+        <w:rPr>
+          <w:rFonts w:ascii="Times New Roman" w:hAnsi="Times New Roman" w:cs="Times New Roman"/>
+          <w:sz w:val="26"/>
+          <w:szCs w:val="26"/>
+          <w:lang w:val="vi-VN"/>
+        </w:rPr>
+        <w:t xml:space="preserve">) để giải quyết bài toán hỗ trợ y tế thông minh. Nền tảng cốt lõi dựa trên việc kết hợp giữa hệ thống nhúng sử dụng vi điều khiển </w:t>
+      </w:r>
+      <w:r>
+        <w:rPr>
+          <w:rFonts w:ascii="Times New Roman" w:hAnsi="Times New Roman" w:cs="Times New Roman"/>
+          <w:sz w:val="26"/>
+          <w:szCs w:val="26"/>
+          <w:lang w:val="vi-VN"/>
+        </w:rPr>
+        <w:t>Raspberry</w:t>
+      </w:r>
+      <w:r>
+        <w:rPr>
+          <w:rFonts w:ascii="Times New Roman" w:hAnsi="Times New Roman" w:cs="Times New Roman"/>
+          <w:sz w:val="26"/>
+          <w:szCs w:val="26"/>
+          <w:lang w:val="vi-VN"/>
+        </w:rPr>
+        <w:t xml:space="preserve"> </w:t>
+      </w:r>
+      <w:r>
+        <w:rPr>
+          <w:rFonts w:ascii="Times New Roman" w:hAnsi="Times New Roman" w:cs="Times New Roman"/>
+          <w:sz w:val="26"/>
+          <w:szCs w:val="26"/>
+          <w:lang w:val="vi-VN"/>
+        </w:rPr>
+        <w:t xml:space="preserve">Pi </w:t>
+      </w:r>
+      <w:r>
+        <w:rPr>
+          <w:rFonts w:ascii="Times New Roman" w:hAnsi="Times New Roman" w:cs="Times New Roman"/>
+          <w:sz w:val="26"/>
+          <w:szCs w:val="26"/>
+          <w:lang w:val="vi-VN"/>
+        </w:rPr>
+        <w:t>Pico</w:t>
+      </w:r>
+      <w:r>
+        <w:rPr>
+          <w:rFonts w:ascii="Times New Roman" w:hAnsi="Times New Roman" w:cs="Times New Roman"/>
+          <w:sz w:val="26"/>
+          <w:szCs w:val="26"/>
+          <w:lang w:val="vi-VN"/>
+        </w:rPr>
+        <w:t xml:space="preserve"> W </w:t>
+      </w:r>
+      <w:r>
+        <w:rPr>
+          <w:rFonts w:ascii="Times New Roman" w:hAnsi="Times New Roman" w:cs="Times New Roman"/>
+          <w:sz w:val="26"/>
+          <w:szCs w:val="26"/>
+          <w:lang w:val="vi-VN"/>
+        </w:rPr>
+        <w:t>để xử lý dữ liệu cảm biến và điều khiển cơ cấu chấp hành thời gian thực, với kiến trúc phần mềm đa nền tảng (</w:t>
+      </w:r>
+      <w:r>
+        <w:rPr>
+          <w:rFonts w:ascii="Times New Roman" w:hAnsi="Times New Roman" w:cs="Times New Roman"/>
+          <w:sz w:val="26"/>
+          <w:szCs w:val="26"/>
+          <w:lang w:val="vi-VN"/>
+        </w:rPr>
+        <w:t>React</w:t>
+      </w:r>
+      <w:r>
+        <w:rPr>
+          <w:rFonts w:ascii="Times New Roman" w:hAnsi="Times New Roman" w:cs="Times New Roman"/>
+          <w:sz w:val="26"/>
+          <w:szCs w:val="26"/>
+          <w:lang w:val="vi-VN"/>
+        </w:rPr>
+        <w:t xml:space="preserve"> và </w:t>
+      </w:r>
+      <w:r>
+        <w:rPr>
+          <w:rFonts w:ascii="Times New Roman" w:hAnsi="Times New Roman" w:cs="Times New Roman"/>
+          <w:sz w:val="26"/>
+          <w:szCs w:val="26"/>
+          <w:lang w:val="vi-VN"/>
+        </w:rPr>
+        <w:t>React</w:t>
+      </w:r>
+      <w:r>
+        <w:rPr>
+          <w:rFonts w:ascii="Times New Roman" w:hAnsi="Times New Roman" w:cs="Times New Roman"/>
+          <w:sz w:val="26"/>
+          <w:szCs w:val="26"/>
+          <w:lang w:val="vi-VN"/>
+        </w:rPr>
+        <w:t xml:space="preserve"> </w:t>
+      </w:r>
+      <w:r>
+        <w:rPr>
+          <w:rFonts w:ascii="Times New Roman" w:hAnsi="Times New Roman" w:cs="Times New Roman"/>
+          <w:sz w:val="26"/>
+          <w:szCs w:val="26"/>
+          <w:lang w:val="vi-VN"/>
+        </w:rPr>
+        <w:t>Native</w:t>
+      </w:r>
+      <w:r>
+        <w:rPr>
+          <w:rFonts w:ascii="Times New Roman" w:hAnsi="Times New Roman" w:cs="Times New Roman"/>
+          <w:sz w:val="26"/>
+          <w:szCs w:val="26"/>
+          <w:lang w:val="vi-VN"/>
+        </w:rPr>
+        <w:t xml:space="preserve">) thông qua giao thức truyền tin </w:t>
+      </w:r>
+      <w:r>
+        <w:rPr>
+          <w:rFonts w:ascii="Times New Roman" w:hAnsi="Times New Roman" w:cs="Times New Roman"/>
+          <w:sz w:val="26"/>
+          <w:szCs w:val="26"/>
+          <w:lang w:val="vi-VN"/>
+        </w:rPr>
+        <w:t>HTTP</w:t>
+      </w:r>
+      <w:r>
+        <w:rPr>
+          <w:rFonts w:ascii="Times New Roman" w:hAnsi="Times New Roman" w:cs="Times New Roman"/>
+          <w:sz w:val="26"/>
+          <w:szCs w:val="26"/>
+          <w:lang w:val="vi-VN"/>
+        </w:rPr>
+        <w:t xml:space="preserve"> và cơ sở dữ liệu đám mây. Lý thuyết về tương tác người - máy được áp dụng để thiết kế hệ thống cảnh báo đa phương thức (âm thanh, thông báo đẩy), đảm bảo tính kịp thời và chính xác trong việc giám sát tuân thủ phác đồ điều trị của bệnh nhân.</w:t>
+      </w:r>
+    </w:p>
     <w:p>
       <w:pPr>
         <w:pStyle w:val="ListParagraph"/>
@@ -1907,24 +2154,77 @@
           <w:tab w:val="left" w:leader="dot" w:pos="4678"/>
           <w:tab w:val="left" w:leader="dot" w:pos="10490"/>
         </w:tabs>
-        <w:spacing w:before="120" w:after="0" w:line="240" w:lineRule="auto"/>
+        <w:spacing w:before="120" w:after="0"/>
         <w:jc w:val="both"/>
         <w:rPr>
-          <w:rFonts w:ascii="Times New Roman" w:eastAsia="Calibri" w:hAnsi="Times New Roman" w:cs="Times New Roman"/>
+          <w:rFonts w:ascii="Times New Roman" w:hAnsi="Times New Roman" w:eastAsia="Calibri" w:cs="Times New Roman"/>
           <w:sz w:val="26"/>
           <w:szCs w:val="26"/>
         </w:rPr>
       </w:pPr>
       <w:r>
         <w:rPr>
-          <w:rFonts w:ascii="Times New Roman" w:eastAsia="Calibri" w:hAnsi="Times New Roman" w:cs="Times New Roman"/>
+          <w:rFonts w:ascii="Times New Roman" w:hAnsi="Times New Roman" w:eastAsia="Calibri" w:cs="Times New Roman"/>
           <w:sz w:val="26"/>
           <w:szCs w:val="26"/>
         </w:rPr>
         <w:t xml:space="preserve">Khả năng ứng dụng thực tiễn: </w:t>
       </w:r>
     </w:p>
-    <w:p/>
+    <w:p>
+      <w:r>
+        <w:rPr>
+          <w:rFonts w:ascii="Times New Roman" w:hAnsi="Times New Roman" w:cs="Times New Roman"/>
+          <w:sz w:val="26"/>
+          <w:szCs w:val="26"/>
+        </w:rPr>
+        <w:t xml:space="preserve">Đề tài mang tính thực tiễn cao nhờ giải quyết trực tiếp bài toán chăm sóc sức khỏe từ xa cho người cao tuổi và bệnh nhân. Hệ thống có khả năng ứng dụng rộng rãi trong các hộ gia đình có người già sống độc lập hoặc tại các trung tâm dưỡng lão, giúp giảm bớt gánh nặng giám sát cho người thân và nhân viên y tế. Với khả năng kết nối đa nền tảng qua Web và Mobile App, dự án không chỉ dừng lại ở một thiết bị cơ điện tử đơn thuần mà còn tạo ra một hệ sinh thái quản lý dữ liệu sức khỏe số hóa, cho phép theo dõi lịch sử uống thuốc để hỗ trợ bác sĩ trong việc điều chỉnh lộ trình điều trị. Đặc biệt, việc sử dụng các linh kiện phổ biến như </w:t>
+      </w:r>
+      <w:r>
+        <w:rPr>
+          <w:rFonts w:ascii="Times New Roman" w:hAnsi="Times New Roman" w:cs="Times New Roman"/>
+          <w:sz w:val="26"/>
+          <w:szCs w:val="26"/>
+        </w:rPr>
+        <w:t>Raspberry</w:t>
+      </w:r>
+      <w:r>
+        <w:rPr>
+          <w:rFonts w:ascii="Times New Roman" w:hAnsi="Times New Roman" w:cs="Times New Roman"/>
+          <w:sz w:val="26"/>
+          <w:szCs w:val="26"/>
+          <w:lang w:val="vi-VN"/>
+        </w:rPr>
+        <w:t xml:space="preserve"> Pico W </w:t>
+      </w:r>
+      <w:r>
+        <w:rPr>
+          <w:rFonts w:ascii="Times New Roman" w:hAnsi="Times New Roman" w:cs="Times New Roman"/>
+          <w:sz w:val="26"/>
+          <w:szCs w:val="26"/>
+        </w:rPr>
+        <w:t>giúp tối ưu chi phí sản xuất, mở ra cơ hội thương mại hóa thành các sản phẩm hỗ trợ y tế giá rẻ, dễ tiếp cận cho cộng đồng.</w:t>
+      </w:r>
+    </w:p>
+    <w:p>
+      <w:pPr>
+        <w:rPr>
+          <w:rFonts w:ascii="Times New Roman" w:hAnsi="Times New Roman" w:eastAsia="Calibri" w:cs="Times New Roman"/>
+          <w:sz w:val="26"/>
+          <w:szCs w:val="26"/>
+          <w:lang w:val="vi-VN"/>
+        </w:rPr>
+      </w:pPr>
+      <w:r>
+        <w:rPr>
+          <w:rFonts w:ascii="Times New Roman" w:hAnsi="Times New Roman" w:eastAsia="Calibri" w:cs="Times New Roman"/>
+          <w:sz w:val="26"/>
+          <w:szCs w:val="26"/>
+          <w:lang w:val="vi-VN"/>
+        </w:rPr>
+        <w:br w:type="page"/>
+      </w:r>
+    </w:p>
     <w:p>
       <w:pPr>
         <w:pStyle w:val="ListParagraph"/>
@@ -1937,9 +2237,9 @@
           <w:tab w:val="left" w:leader="dot" w:pos="4678"/>
           <w:tab w:val="left" w:leader="dot" w:pos="10490"/>
         </w:tabs>
-        <w:spacing w:beforeLines="60" w:before="144" w:afterLines="40" w:after="96" w:line="480" w:lineRule="auto"/>
-        <w:rPr>
-          <w:rFonts w:ascii="Times New Roman" w:eastAsia="Calibri" w:hAnsi="Times New Roman" w:cs="Times New Roman"/>
+        <w:spacing w:before="144" w:beforeLines="60" w:after="96" w:afterLines="40"/>
+        <w:rPr>
+          <w:rFonts w:ascii="Times New Roman" w:hAnsi="Times New Roman" w:eastAsia="Calibri" w:cs="Times New Roman"/>
           <w:sz w:val="26"/>
           <w:szCs w:val="26"/>
           <w:lang w:val="vi-VN"/>
@@ -1947,7 +2247,7 @@
       </w:pPr>
       <w:r>
         <w:rPr>
-          <w:rFonts w:ascii="Times New Roman" w:eastAsia="Calibri" w:hAnsi="Times New Roman" w:cs="Times New Roman"/>
+          <w:rFonts w:ascii="Times New Roman" w:hAnsi="Times New Roman" w:eastAsia="Calibri" w:cs="Times New Roman"/>
           <w:sz w:val="26"/>
           <w:szCs w:val="26"/>
           <w:lang w:val="vi-VN"/>
@@ -1973,24 +2273,25 @@
         <w:tc>
           <w:tcPr>
             <w:tcW w:w="959" w:type="dxa"/>
-            <w:vAlign w:val="center"/>
-          </w:tcPr>
-          <w:p>
-            <w:pPr>
-              <w:tabs>
-                <w:tab w:val="left" w:pos="0"/>
-                <w:tab w:val="left" w:leader="dot" w:pos="4678"/>
-                <w:tab w:val="left" w:leader="dot" w:pos="10490"/>
-              </w:tabs>
-              <w:spacing w:beforeLines="60" w:before="144" w:afterLines="40" w:after="96"/>
-              <w:jc w:val="center"/>
-              <w:rPr>
-                <w:rFonts w:ascii="Times New Roman" w:eastAsia="Calibri" w:hAnsi="Times New Roman" w:cs="Times New Roman"/>
-              </w:rPr>
-            </w:pPr>
-            <w:r>
-              <w:rPr>
-                <w:rFonts w:ascii="Times New Roman" w:eastAsia="Calibri" w:hAnsi="Times New Roman" w:cs="Times New Roman"/>
+            <w:tcMar/>
+            <w:vAlign w:val="center"/>
+          </w:tcPr>
+          <w:p>
+            <w:pPr>
+              <w:tabs>
+                <w:tab w:val="left" w:pos="0"/>
+                <w:tab w:val="left" w:leader="dot" w:pos="4678"/>
+                <w:tab w:val="left" w:leader="dot" w:pos="10490"/>
+              </w:tabs>
+              <w:spacing w:before="144" w:beforeLines="60" w:after="96" w:afterLines="40"/>
+              <w:jc w:val="center"/>
+              <w:rPr>
+                <w:rFonts w:ascii="Times New Roman" w:hAnsi="Times New Roman" w:eastAsia="Calibri" w:cs="Times New Roman"/>
+              </w:rPr>
+            </w:pPr>
+            <w:r>
+              <w:rPr>
+                <w:rFonts w:ascii="Times New Roman" w:hAnsi="Times New Roman" w:eastAsia="Calibri" w:cs="Times New Roman"/>
               </w:rPr>
               <w:t>STT</w:t>
             </w:r>
@@ -1999,24 +2300,25 @@
         <w:tc>
           <w:tcPr>
             <w:tcW w:w="3544" w:type="dxa"/>
-            <w:vAlign w:val="center"/>
-          </w:tcPr>
-          <w:p>
-            <w:pPr>
-              <w:tabs>
-                <w:tab w:val="left" w:pos="0"/>
-                <w:tab w:val="left" w:leader="dot" w:pos="4678"/>
-                <w:tab w:val="left" w:leader="dot" w:pos="10490"/>
-              </w:tabs>
-              <w:spacing w:beforeLines="60" w:before="144" w:afterLines="40" w:after="96"/>
-              <w:jc w:val="center"/>
-              <w:rPr>
-                <w:rFonts w:ascii="Times New Roman" w:eastAsia="Calibri" w:hAnsi="Times New Roman" w:cs="Times New Roman"/>
-              </w:rPr>
-            </w:pPr>
-            <w:r>
-              <w:rPr>
-                <w:rFonts w:ascii="Times New Roman" w:eastAsia="Calibri" w:hAnsi="Times New Roman" w:cs="Times New Roman"/>
+            <w:tcMar/>
+            <w:vAlign w:val="center"/>
+          </w:tcPr>
+          <w:p>
+            <w:pPr>
+              <w:tabs>
+                <w:tab w:val="left" w:pos="0"/>
+                <w:tab w:val="left" w:leader="dot" w:pos="4678"/>
+                <w:tab w:val="left" w:leader="dot" w:pos="10490"/>
+              </w:tabs>
+              <w:spacing w:before="144" w:beforeLines="60" w:after="96" w:afterLines="40"/>
+              <w:jc w:val="center"/>
+              <w:rPr>
+                <w:rFonts w:ascii="Times New Roman" w:hAnsi="Times New Roman" w:eastAsia="Calibri" w:cs="Times New Roman"/>
+              </w:rPr>
+            </w:pPr>
+            <w:r>
+              <w:rPr>
+                <w:rFonts w:ascii="Times New Roman" w:hAnsi="Times New Roman" w:eastAsia="Calibri" w:cs="Times New Roman"/>
               </w:rPr>
               <w:t>Sản phẩm dự kiến</w:t>
             </w:r>
@@ -2025,6 +2327,7 @@
         <w:tc>
           <w:tcPr>
             <w:tcW w:w="4677" w:type="dxa"/>
+            <w:tcMar/>
             <w:vAlign w:val="center"/>
           </w:tcPr>
           <w:p>
@@ -2035,17 +2338,740 @@
                 <w:tab w:val="left" w:leader="dot" w:pos="4678"/>
                 <w:tab w:val="left" w:leader="dot" w:pos="10490"/>
               </w:tabs>
-              <w:spacing w:beforeLines="60" w:before="144" w:afterLines="40" w:after="96"/>
-              <w:jc w:val="center"/>
-              <w:rPr>
-                <w:rFonts w:ascii="Times New Roman" w:eastAsia="Calibri" w:hAnsi="Times New Roman" w:cs="Times New Roman"/>
-              </w:rPr>
-            </w:pPr>
-            <w:r>
-              <w:rPr>
-                <w:rFonts w:ascii="Times New Roman" w:eastAsia="Calibri" w:hAnsi="Times New Roman" w:cs="Times New Roman"/>
+              <w:spacing w:before="144" w:beforeLines="60" w:after="96" w:afterLines="40"/>
+              <w:jc w:val="center"/>
+              <w:rPr>
+                <w:rFonts w:ascii="Times New Roman" w:hAnsi="Times New Roman" w:eastAsia="Calibri" w:cs="Times New Roman"/>
+              </w:rPr>
+            </w:pPr>
+            <w:r>
+              <w:rPr>
+                <w:rFonts w:ascii="Times New Roman" w:hAnsi="Times New Roman" w:eastAsia="Calibri" w:cs="Times New Roman"/>
               </w:rPr>
               <w:t>Mô tả</w:t>
+            </w:r>
+          </w:p>
+        </w:tc>
+      </w:tr>
+      <w:tr>
+        <w:trPr>
+          <w:trHeight w:val="684"/>
+        </w:trPr>
+        <w:tc>
+          <w:tcPr>
+            <w:tcW w:w="959" w:type="dxa"/>
+            <w:tcMar/>
+            <w:vAlign w:val="center"/>
+          </w:tcPr>
+          <w:p>
+            <w:pPr>
+              <w:pStyle w:val="ListParagraph"/>
+              <w:numPr>
+                <w:ilvl w:val="0"/>
+                <w:numId w:val="4"/>
+              </w:numPr>
+              <w:tabs>
+                <w:tab w:val="left" w:pos="0"/>
+                <w:tab w:val="left" w:leader="dot" w:pos="4678"/>
+                <w:tab w:val="left" w:leader="dot" w:pos="10490"/>
+              </w:tabs>
+              <w:spacing w:before="144" w:beforeLines="60" w:after="96" w:afterLines="40"/>
+              <w:rPr>
+                <w:rFonts w:ascii="Times New Roman" w:hAnsi="Times New Roman" w:eastAsia="Calibri" w:cs="Times New Roman"/>
+              </w:rPr>
+            </w:pPr>
+          </w:p>
+        </w:tc>
+        <w:tc>
+          <w:tcPr>
+            <w:tcW w:w="3544" w:type="dxa"/>
+            <w:tcMar/>
+            <w:vAlign w:val="center"/>
+          </w:tcPr>
+          <w:p>
+            <w:pPr>
+              <w:tabs>
+                <w:tab w:val="left" w:pos="0"/>
+                <w:tab w:val="left" w:leader="dot" w:pos="4678"/>
+                <w:tab w:val="left" w:leader="dot" w:pos="10490"/>
+              </w:tabs>
+              <w:spacing w:before="144" w:beforeLines="60" w:after="96" w:afterLines="40"/>
+              <w:rPr>
+                <w:rFonts w:ascii="Times New Roman" w:hAnsi="Times New Roman" w:eastAsia="Calibri" w:cs="Times New Roman"/>
+                <w:lang w:val="vi-VN"/>
+              </w:rPr>
+            </w:pPr>
+            <w:r>
+              <w:rPr>
+                <w:rFonts w:ascii="Times New Roman" w:hAnsi="Times New Roman" w:eastAsia="Calibri" w:cs="Times New Roman"/>
+              </w:rPr>
+              <w:t>Mã</w:t>
+            </w:r>
+            <w:r>
+              <w:rPr>
+                <w:rFonts w:ascii="Times New Roman" w:hAnsi="Times New Roman" w:eastAsia="Calibri" w:cs="Times New Roman"/>
+                <w:lang w:val="vi-VN"/>
+              </w:rPr>
+              <w:t xml:space="preserve"> nguồn C++ điều khiển hộp thuốc trên</w:t>
+            </w:r>
+            <w:r>
+              <w:rPr>
+                <w:rFonts w:ascii="Times New Roman" w:hAnsi="Times New Roman" w:eastAsia="Calibri" w:cs="Times New Roman"/>
+                <w:lang w:val="vi-VN"/>
+              </w:rPr>
+              <w:t xml:space="preserve"> Raspberry Pi</w:t>
+            </w:r>
+            <w:r>
+              <w:rPr>
+                <w:rFonts w:ascii="Times New Roman" w:hAnsi="Times New Roman" w:eastAsia="Calibri" w:cs="Times New Roman"/>
+                <w:lang w:val="vi-VN"/>
+              </w:rPr>
+              <w:t xml:space="preserve"> </w:t>
+            </w:r>
+            <w:r>
+              <w:rPr>
+                <w:rFonts w:ascii="Times New Roman" w:hAnsi="Times New Roman" w:eastAsia="Calibri" w:cs="Times New Roman"/>
+                <w:lang w:val="vi-VN"/>
+              </w:rPr>
+              <w:t>Pico W</w:t>
+            </w:r>
+          </w:p>
+        </w:tc>
+        <w:tc>
+          <w:tcPr>
+            <w:tcW w:w="4677" w:type="dxa"/>
+            <w:tcMar/>
+            <w:vAlign w:val="center"/>
+          </w:tcPr>
+          <w:p>
+            <w:pPr>
+              <w:tabs>
+                <w:tab w:val="left" w:pos="0"/>
+                <w:tab w:val="left" w:pos="3153"/>
+                <w:tab w:val="left" w:leader="dot" w:pos="4678"/>
+                <w:tab w:val="left" w:leader="dot" w:pos="10490"/>
+              </w:tabs>
+              <w:spacing w:before="144" w:beforeLines="60" w:after="96" w:afterLines="40"/>
+              <w:rPr>
+                <w:rFonts w:ascii="Times New Roman" w:hAnsi="Times New Roman" w:eastAsia="Calibri" w:cs="Times New Roman"/>
+                <w:lang w:val="vi-VN"/>
+              </w:rPr>
+            </w:pPr>
+            <w:r>
+              <w:rPr>
+                <w:rFonts w:ascii="Times New Roman" w:hAnsi="Times New Roman" w:eastAsia="Calibri" w:cs="Times New Roman"/>
+              </w:rPr>
+              <w:t>Bao</w:t>
+            </w:r>
+            <w:r>
+              <w:rPr>
+                <w:rFonts w:ascii="Times New Roman" w:hAnsi="Times New Roman" w:eastAsia="Calibri" w:cs="Times New Roman"/>
+                <w:lang w:val="vi-VN"/>
+              </w:rPr>
+              <w:t xml:space="preserve"> gồm các file mã nguồn viết bằng C++ để đọc cảm biến, điều khiển động cơ, giao tiếp với Server</w:t>
+            </w:r>
+          </w:p>
+        </w:tc>
+      </w:tr>
+      <w:tr>
+        <w:trPr>
+          <w:trHeight w:val="684"/>
+        </w:trPr>
+        <w:tc>
+          <w:tcPr>
+            <w:tcW w:w="959" w:type="dxa"/>
+            <w:tcMar/>
+            <w:vAlign w:val="center"/>
+          </w:tcPr>
+          <w:p>
+            <w:pPr>
+              <w:pStyle w:val="ListParagraph"/>
+              <w:numPr>
+                <w:ilvl w:val="0"/>
+                <w:numId w:val="4"/>
+              </w:numPr>
+              <w:tabs>
+                <w:tab w:val="left" w:pos="0"/>
+                <w:tab w:val="left" w:leader="dot" w:pos="4678"/>
+                <w:tab w:val="left" w:leader="dot" w:pos="10490"/>
+              </w:tabs>
+              <w:spacing w:before="144" w:beforeLines="60" w:after="96" w:afterLines="40"/>
+              <w:rPr>
+                <w:rFonts w:ascii="Times New Roman" w:hAnsi="Times New Roman" w:eastAsia="Calibri" w:cs="Times New Roman"/>
+              </w:rPr>
+            </w:pPr>
+          </w:p>
+        </w:tc>
+        <w:tc>
+          <w:tcPr>
+            <w:tcW w:w="3544" w:type="dxa"/>
+            <w:tcMar/>
+            <w:vAlign w:val="center"/>
+          </w:tcPr>
+          <w:p>
+            <w:pPr>
+              <w:tabs>
+                <w:tab w:val="left" w:pos="0"/>
+                <w:tab w:val="left" w:leader="dot" w:pos="4678"/>
+                <w:tab w:val="left" w:leader="dot" w:pos="10490"/>
+              </w:tabs>
+              <w:spacing w:before="144" w:beforeLines="60" w:after="96" w:afterLines="40"/>
+              <w:rPr>
+                <w:rFonts w:ascii="Times New Roman" w:hAnsi="Times New Roman" w:eastAsia="Calibri" w:cs="Times New Roman"/>
+                <w:lang w:val="vi-VN"/>
+              </w:rPr>
+            </w:pPr>
+            <w:r>
+              <w:rPr>
+                <w:rFonts w:ascii="Times New Roman" w:hAnsi="Times New Roman" w:eastAsia="Calibri" w:cs="Times New Roman"/>
+              </w:rPr>
+              <w:t>Mạch</w:t>
+            </w:r>
+            <w:r>
+              <w:rPr>
+                <w:rFonts w:ascii="Times New Roman" w:hAnsi="Times New Roman" w:eastAsia="Calibri" w:cs="Times New Roman"/>
+                <w:lang w:val="vi-VN"/>
+              </w:rPr>
+              <w:t xml:space="preserve"> hộp thuốc</w:t>
+            </w:r>
+          </w:p>
+        </w:tc>
+        <w:tc>
+          <w:tcPr>
+            <w:tcW w:w="4677" w:type="dxa"/>
+            <w:tcMar/>
+            <w:vAlign w:val="center"/>
+          </w:tcPr>
+          <w:p>
+            <w:pPr>
+              <w:tabs>
+                <w:tab w:val="left" w:pos="0"/>
+                <w:tab w:val="left" w:pos="3153"/>
+                <w:tab w:val="left" w:leader="dot" w:pos="4678"/>
+                <w:tab w:val="left" w:leader="dot" w:pos="10490"/>
+              </w:tabs>
+              <w:spacing w:before="144" w:beforeLines="60" w:after="96" w:afterLines="40"/>
+              <w:rPr>
+                <w:rFonts w:ascii="Times New Roman" w:hAnsi="Times New Roman" w:eastAsia="Calibri" w:cs="Times New Roman"/>
+                <w:lang w:val="vi-VN"/>
+              </w:rPr>
+            </w:pPr>
+            <w:r>
+              <w:rPr>
+                <w:rFonts w:ascii="Times New Roman" w:hAnsi="Times New Roman" w:eastAsia="Calibri" w:cs="Times New Roman"/>
+              </w:rPr>
+              <w:t>Mạch</w:t>
+            </w:r>
+            <w:r>
+              <w:rPr>
+                <w:rFonts w:ascii="Times New Roman" w:hAnsi="Times New Roman" w:eastAsia="Calibri" w:cs="Times New Roman"/>
+                <w:lang w:val="vi-VN"/>
+              </w:rPr>
+              <w:t xml:space="preserve"> điều khiển gồm </w:t>
+            </w:r>
+            <w:r>
+              <w:rPr>
+                <w:rFonts w:ascii="Times New Roman" w:hAnsi="Times New Roman" w:eastAsia="Calibri" w:cs="Times New Roman"/>
+                <w:lang w:val="vi-VN"/>
+              </w:rPr>
+              <w:t>Pico W</w:t>
+            </w:r>
+            <w:r>
+              <w:rPr>
+                <w:rFonts w:ascii="Times New Roman" w:hAnsi="Times New Roman" w:eastAsia="Calibri" w:cs="Times New Roman"/>
+                <w:lang w:val="vi-VN"/>
+              </w:rPr>
+              <w:t>, nguồn, các kết nối cảm biến, động cơ,...</w:t>
+            </w:r>
+          </w:p>
+        </w:tc>
+      </w:tr>
+      <w:tr>
+        <w:trPr>
+          <w:trHeight w:val="684"/>
+        </w:trPr>
+        <w:tc>
+          <w:tcPr>
+            <w:tcW w:w="959" w:type="dxa"/>
+            <w:tcMar/>
+            <w:vAlign w:val="center"/>
+          </w:tcPr>
+          <w:p>
+            <w:pPr>
+              <w:pStyle w:val="ListParagraph"/>
+              <w:numPr>
+                <w:ilvl w:val="0"/>
+                <w:numId w:val="4"/>
+              </w:numPr>
+              <w:tabs>
+                <w:tab w:val="left" w:pos="0"/>
+                <w:tab w:val="left" w:leader="dot" w:pos="4678"/>
+                <w:tab w:val="left" w:leader="dot" w:pos="10490"/>
+              </w:tabs>
+              <w:spacing w:before="144" w:beforeLines="60" w:after="96" w:afterLines="40"/>
+              <w:rPr>
+                <w:rFonts w:ascii="Times New Roman" w:hAnsi="Times New Roman" w:eastAsia="Calibri" w:cs="Times New Roman"/>
+              </w:rPr>
+            </w:pPr>
+          </w:p>
+        </w:tc>
+        <w:tc>
+          <w:tcPr>
+            <w:tcW w:w="3544" w:type="dxa"/>
+            <w:tcMar/>
+            <w:vAlign w:val="center"/>
+          </w:tcPr>
+          <w:p>
+            <w:pPr>
+              <w:tabs>
+                <w:tab w:val="left" w:pos="0"/>
+                <w:tab w:val="left" w:leader="dot" w:pos="4678"/>
+                <w:tab w:val="left" w:leader="dot" w:pos="10490"/>
+              </w:tabs>
+              <w:spacing w:before="144" w:beforeLines="60" w:after="96" w:afterLines="40"/>
+              <w:rPr>
+                <w:rFonts w:ascii="Times New Roman" w:hAnsi="Times New Roman" w:eastAsia="Calibri" w:cs="Times New Roman"/>
+                <w:lang w:val="vi-VN"/>
+              </w:rPr>
+            </w:pPr>
+            <w:r>
+              <w:rPr>
+                <w:rFonts w:ascii="Times New Roman" w:hAnsi="Times New Roman" w:eastAsia="Calibri" w:cs="Times New Roman"/>
+              </w:rPr>
+              <w:t>Ứng</w:t>
+            </w:r>
+            <w:r>
+              <w:rPr>
+                <w:rFonts w:ascii="Times New Roman" w:hAnsi="Times New Roman" w:eastAsia="Calibri" w:cs="Times New Roman"/>
+                <w:lang w:val="vi-VN"/>
+              </w:rPr>
+              <w:t xml:space="preserve"> dụng điều khiển từ xa</w:t>
+            </w:r>
+          </w:p>
+        </w:tc>
+        <w:tc>
+          <w:tcPr>
+            <w:tcW w:w="4677" w:type="dxa"/>
+            <w:tcMar/>
+            <w:vAlign w:val="center"/>
+          </w:tcPr>
+          <w:p>
+            <w:pPr>
+              <w:tabs>
+                <w:tab w:val="left" w:pos="0"/>
+                <w:tab w:val="left" w:pos="3153"/>
+                <w:tab w:val="left" w:leader="dot" w:pos="4678"/>
+                <w:tab w:val="left" w:leader="dot" w:pos="10490"/>
+              </w:tabs>
+              <w:spacing w:before="144" w:beforeLines="60" w:after="96" w:afterLines="40"/>
+              <w:rPr>
+                <w:rFonts w:ascii="Times New Roman" w:hAnsi="Times New Roman" w:eastAsia="Calibri" w:cs="Times New Roman"/>
+                <w:lang w:val="vi-VN"/>
+              </w:rPr>
+            </w:pPr>
+            <w:r>
+              <w:rPr>
+                <w:rFonts w:ascii="Times New Roman" w:hAnsi="Times New Roman" w:eastAsia="Calibri" w:cs="Times New Roman"/>
+              </w:rPr>
+              <w:t>Ứng</w:t>
+            </w:r>
+            <w:r>
+              <w:rPr>
+                <w:rFonts w:ascii="Times New Roman" w:hAnsi="Times New Roman" w:eastAsia="Calibri" w:cs="Times New Roman"/>
+                <w:lang w:val="vi-VN"/>
+              </w:rPr>
+              <w:t xml:space="preserve"> dụng với giao diện thân thiện người dùng để cài đặt hộp thuốc như thêm thông tin thuốc của từng ngăn, đặt lịch uống thuốc, thống kê uống thuốc,...</w:t>
+            </w:r>
+          </w:p>
+        </w:tc>
+      </w:tr>
+      <w:tr>
+        <w:trPr>
+          <w:trHeight w:val="684"/>
+        </w:trPr>
+        <w:tc>
+          <w:tcPr>
+            <w:tcW w:w="959" w:type="dxa"/>
+            <w:tcMar/>
+            <w:vAlign w:val="center"/>
+          </w:tcPr>
+          <w:p>
+            <w:pPr>
+              <w:pStyle w:val="ListParagraph"/>
+              <w:numPr>
+                <w:ilvl w:val="0"/>
+                <w:numId w:val="4"/>
+              </w:numPr>
+              <w:tabs>
+                <w:tab w:val="left" w:pos="0"/>
+                <w:tab w:val="left" w:leader="dot" w:pos="4678"/>
+                <w:tab w:val="left" w:leader="dot" w:pos="10490"/>
+              </w:tabs>
+              <w:spacing w:before="144" w:beforeLines="60" w:after="96" w:afterLines="40"/>
+              <w:rPr>
+                <w:rFonts w:ascii="Times New Roman" w:hAnsi="Times New Roman" w:eastAsia="Calibri" w:cs="Times New Roman"/>
+              </w:rPr>
+            </w:pPr>
+          </w:p>
+        </w:tc>
+        <w:tc>
+          <w:tcPr>
+            <w:tcW w:w="3544" w:type="dxa"/>
+            <w:tcMar/>
+            <w:vAlign w:val="center"/>
+          </w:tcPr>
+          <w:p>
+            <w:pPr>
+              <w:tabs>
+                <w:tab w:val="left" w:pos="0"/>
+                <w:tab w:val="left" w:leader="dot" w:pos="4678"/>
+                <w:tab w:val="left" w:leader="dot" w:pos="10490"/>
+              </w:tabs>
+              <w:spacing w:before="144" w:beforeLines="60" w:after="96" w:afterLines="40"/>
+              <w:rPr>
+                <w:rFonts w:ascii="Times New Roman" w:hAnsi="Times New Roman" w:eastAsia="Calibri" w:cs="Times New Roman"/>
+                <w:lang w:val="vi-VN"/>
+              </w:rPr>
+            </w:pPr>
+            <w:r>
+              <w:rPr>
+                <w:rFonts w:ascii="Times New Roman" w:hAnsi="Times New Roman" w:eastAsia="Calibri" w:cs="Times New Roman"/>
+              </w:rPr>
+              <w:t>Tài</w:t>
+            </w:r>
+            <w:r>
+              <w:rPr>
+                <w:rFonts w:ascii="Times New Roman" w:hAnsi="Times New Roman" w:eastAsia="Calibri" w:cs="Times New Roman"/>
+                <w:lang w:val="vi-VN"/>
+              </w:rPr>
+              <w:t xml:space="preserve"> liệu mô tả chi tiết hệ thống</w:t>
+            </w:r>
+          </w:p>
+        </w:tc>
+        <w:tc>
+          <w:tcPr>
+            <w:tcW w:w="4677" w:type="dxa"/>
+            <w:tcMar/>
+            <w:vAlign w:val="center"/>
+          </w:tcPr>
+          <w:p>
+            <w:pPr>
+              <w:tabs>
+                <w:tab w:val="left" w:pos="0"/>
+                <w:tab w:val="left" w:pos="3153"/>
+                <w:tab w:val="left" w:leader="dot" w:pos="4678"/>
+                <w:tab w:val="left" w:leader="dot" w:pos="10490"/>
+              </w:tabs>
+              <w:spacing w:before="144" w:beforeLines="60" w:after="96" w:afterLines="40"/>
+              <w:rPr>
+                <w:rFonts w:ascii="Times New Roman" w:hAnsi="Times New Roman" w:eastAsia="Calibri" w:cs="Times New Roman"/>
+                <w:lang w:val="vi-VN"/>
+              </w:rPr>
+            </w:pPr>
+            <w:r>
+              <w:rPr>
+                <w:rFonts w:ascii="Times New Roman" w:hAnsi="Times New Roman" w:eastAsia="Calibri" w:cs="Times New Roman"/>
+                <w:lang w:val="vi-VN"/>
+              </w:rPr>
+              <w:t>Bao gồm kiến trúc hệ thống, luồng xử lý, sơ đồ khối, nguyên lý hoạt động,...</w:t>
+            </w:r>
+          </w:p>
+        </w:tc>
+      </w:tr>
+      <w:tr>
+        <w:trPr>
+          <w:trHeight w:val="684"/>
+        </w:trPr>
+        <w:tc>
+          <w:tcPr>
+            <w:tcW w:w="959" w:type="dxa"/>
+            <w:tcMar/>
+            <w:vAlign w:val="center"/>
+          </w:tcPr>
+          <w:p>
+            <w:pPr>
+              <w:pStyle w:val="ListParagraph"/>
+              <w:numPr>
+                <w:ilvl w:val="0"/>
+                <w:numId w:val="4"/>
+              </w:numPr>
+              <w:tabs>
+                <w:tab w:val="left" w:pos="0"/>
+                <w:tab w:val="left" w:leader="dot" w:pos="4678"/>
+                <w:tab w:val="left" w:leader="dot" w:pos="10490"/>
+              </w:tabs>
+              <w:spacing w:before="144" w:beforeLines="60" w:after="96" w:afterLines="40"/>
+              <w:rPr>
+                <w:rFonts w:ascii="Times New Roman" w:hAnsi="Times New Roman" w:eastAsia="Calibri" w:cs="Times New Roman"/>
+              </w:rPr>
+            </w:pPr>
+          </w:p>
+        </w:tc>
+        <w:tc>
+          <w:tcPr>
+            <w:tcW w:w="3544" w:type="dxa"/>
+            <w:tcMar/>
+            <w:vAlign w:val="center"/>
+          </w:tcPr>
+          <w:p>
+            <w:pPr>
+              <w:tabs>
+                <w:tab w:val="left" w:pos="0"/>
+                <w:tab w:val="left" w:leader="dot" w:pos="4678"/>
+                <w:tab w:val="left" w:leader="dot" w:pos="10490"/>
+              </w:tabs>
+              <w:spacing w:before="144" w:beforeLines="60" w:after="96" w:afterLines="40"/>
+              <w:rPr>
+                <w:rFonts w:ascii="Times New Roman" w:hAnsi="Times New Roman" w:eastAsia="Calibri" w:cs="Times New Roman"/>
+                <w:lang w:val="vi-VN"/>
+              </w:rPr>
+            </w:pPr>
+            <w:r>
+              <w:rPr>
+                <w:rFonts w:ascii="Times New Roman" w:hAnsi="Times New Roman" w:eastAsia="Calibri" w:cs="Times New Roman"/>
+              </w:rPr>
+              <w:t>Bảng</w:t>
+            </w:r>
+            <w:r>
+              <w:rPr>
+                <w:rFonts w:ascii="Times New Roman" w:hAnsi="Times New Roman" w:eastAsia="Calibri" w:cs="Times New Roman"/>
+                <w:lang w:val="vi-VN"/>
+              </w:rPr>
+              <w:t xml:space="preserve"> đo kiểm và đánh giá hiệu năng</w:t>
+            </w:r>
+          </w:p>
+        </w:tc>
+        <w:tc>
+          <w:tcPr>
+            <w:tcW w:w="4677" w:type="dxa"/>
+            <w:tcMar/>
+            <w:vAlign w:val="center"/>
+          </w:tcPr>
+          <w:p>
+            <w:pPr>
+              <w:tabs>
+                <w:tab w:val="left" w:pos="0"/>
+                <w:tab w:val="left" w:pos="3153"/>
+                <w:tab w:val="left" w:leader="dot" w:pos="4678"/>
+                <w:tab w:val="left" w:leader="dot" w:pos="10490"/>
+              </w:tabs>
+              <w:spacing w:before="144" w:beforeLines="60" w:after="96" w:afterLines="40"/>
+              <w:rPr>
+                <w:rFonts w:ascii="Times New Roman" w:hAnsi="Times New Roman" w:eastAsia="Calibri" w:cs="Times New Roman"/>
+                <w:lang w:val="vi-VN"/>
+              </w:rPr>
+            </w:pPr>
+            <w:r>
+              <w:rPr>
+                <w:rFonts w:ascii="Times New Roman" w:hAnsi="Times New Roman" w:eastAsia="Calibri" w:cs="Times New Roman"/>
+              </w:rPr>
+              <w:t>Thời</w:t>
+            </w:r>
+            <w:r>
+              <w:rPr>
+                <w:rFonts w:ascii="Times New Roman" w:hAnsi="Times New Roman" w:eastAsia="Calibri" w:cs="Times New Roman"/>
+                <w:lang w:val="vi-VN"/>
+              </w:rPr>
+              <w:t xml:space="preserve"> gian phản hồi, độ ổn định kết nối, độ trể thông báo,...</w:t>
+            </w:r>
+          </w:p>
+        </w:tc>
+      </w:tr>
+      <w:tr>
+        <w:trPr>
+          <w:trHeight w:val="684"/>
+        </w:trPr>
+        <w:tc>
+          <w:tcPr>
+            <w:tcW w:w="959" w:type="dxa"/>
+            <w:tcMar/>
+            <w:vAlign w:val="center"/>
+          </w:tcPr>
+          <w:p>
+            <w:pPr>
+              <w:pStyle w:val="ListParagraph"/>
+              <w:numPr>
+                <w:ilvl w:val="0"/>
+                <w:numId w:val="4"/>
+              </w:numPr>
+              <w:tabs>
+                <w:tab w:val="left" w:pos="0"/>
+                <w:tab w:val="left" w:leader="dot" w:pos="4678"/>
+                <w:tab w:val="left" w:leader="dot" w:pos="10490"/>
+              </w:tabs>
+              <w:spacing w:before="144" w:beforeLines="60" w:after="96" w:afterLines="40"/>
+              <w:rPr>
+                <w:rFonts w:ascii="Times New Roman" w:hAnsi="Times New Roman" w:eastAsia="Calibri" w:cs="Times New Roman"/>
+              </w:rPr>
+            </w:pPr>
+          </w:p>
+        </w:tc>
+        <w:tc>
+          <w:tcPr>
+            <w:tcW w:w="3544" w:type="dxa"/>
+            <w:tcMar/>
+            <w:vAlign w:val="center"/>
+          </w:tcPr>
+          <w:p>
+            <w:pPr>
+              <w:tabs>
+                <w:tab w:val="left" w:pos="0"/>
+                <w:tab w:val="left" w:leader="dot" w:pos="4678"/>
+                <w:tab w:val="left" w:leader="dot" w:pos="10490"/>
+              </w:tabs>
+              <w:spacing w:before="144" w:beforeLines="60" w:after="96" w:afterLines="40"/>
+              <w:rPr>
+                <w:rFonts w:ascii="Times New Roman" w:hAnsi="Times New Roman" w:eastAsia="Calibri" w:cs="Times New Roman"/>
+                <w:lang w:val="vi-VN"/>
+              </w:rPr>
+            </w:pPr>
+            <w:r>
+              <w:rPr>
+                <w:rFonts w:ascii="Times New Roman" w:hAnsi="Times New Roman" w:eastAsia="Calibri" w:cs="Times New Roman"/>
+              </w:rPr>
+              <w:t>Video</w:t>
+            </w:r>
+            <w:r>
+              <w:rPr>
+                <w:rFonts w:ascii="Times New Roman" w:hAnsi="Times New Roman" w:eastAsia="Calibri" w:cs="Times New Roman"/>
+                <w:lang w:val="vi-VN"/>
+              </w:rPr>
+              <w:t>, hình ảnh mô tả quá trình hoạt động</w:t>
+            </w:r>
+          </w:p>
+        </w:tc>
+        <w:tc>
+          <w:tcPr>
+            <w:tcW w:w="4677" w:type="dxa"/>
+            <w:tcMar/>
+            <w:vAlign w:val="center"/>
+          </w:tcPr>
+          <w:p>
+            <w:pPr>
+              <w:tabs>
+                <w:tab w:val="left" w:pos="0"/>
+                <w:tab w:val="left" w:pos="3153"/>
+                <w:tab w:val="left" w:leader="dot" w:pos="4678"/>
+                <w:tab w:val="left" w:leader="dot" w:pos="10490"/>
+              </w:tabs>
+              <w:spacing w:before="144" w:beforeLines="60" w:after="96" w:afterLines="40"/>
+              <w:rPr>
+                <w:rFonts w:ascii="Times New Roman" w:hAnsi="Times New Roman" w:eastAsia="Calibri" w:cs="Times New Roman"/>
+                <w:lang w:val="vi-VN"/>
+              </w:rPr>
+            </w:pPr>
+            <w:r>
+              <w:rPr>
+                <w:rFonts w:ascii="Times New Roman" w:hAnsi="Times New Roman" w:eastAsia="Calibri" w:cs="Times New Roman"/>
+              </w:rPr>
+              <w:t>Ghi</w:t>
+            </w:r>
+            <w:r>
+              <w:rPr>
+                <w:rFonts w:ascii="Times New Roman" w:hAnsi="Times New Roman" w:eastAsia="Calibri" w:cs="Times New Roman"/>
+                <w:lang w:val="vi-VN"/>
+              </w:rPr>
+              <w:t xml:space="preserve"> lại hoạt động của hộp thuốc thông qua lịch đã đặt giúp chứng minh hoạt động của hệ thống</w:t>
+            </w:r>
+          </w:p>
+        </w:tc>
+      </w:tr>
+      <w:tr>
+        <w:trPr>
+          <w:trHeight w:val="684"/>
+        </w:trPr>
+        <w:tc>
+          <w:tcPr>
+            <w:tcW w:w="959" w:type="dxa"/>
+            <w:tcMar/>
+            <w:vAlign w:val="center"/>
+          </w:tcPr>
+          <w:p>
+            <w:pPr>
+              <w:pStyle w:val="ListParagraph"/>
+              <w:numPr>
+                <w:ilvl w:val="0"/>
+                <w:numId w:val="4"/>
+              </w:numPr>
+              <w:tabs>
+                <w:tab w:val="left" w:pos="0"/>
+                <w:tab w:val="left" w:leader="dot" w:pos="4678"/>
+                <w:tab w:val="left" w:leader="dot" w:pos="10490"/>
+              </w:tabs>
+              <w:spacing w:before="144" w:beforeLines="60" w:after="96" w:afterLines="40"/>
+              <w:rPr>
+                <w:rFonts w:ascii="Times New Roman" w:hAnsi="Times New Roman" w:eastAsia="Calibri" w:cs="Times New Roman"/>
+                <w:bCs w:val="0"/>
+              </w:rPr>
+            </w:pPr>
+          </w:p>
+        </w:tc>
+        <w:tc>
+          <w:tcPr>
+            <w:tcW w:w="3544" w:type="dxa"/>
+            <w:tcMar/>
+            <w:vAlign w:val="center"/>
+          </w:tcPr>
+          <w:p>
+            <w:pPr>
+              <w:tabs>
+                <w:tab w:val="left" w:pos="0"/>
+                <w:tab w:val="left" w:leader="dot" w:pos="4678"/>
+                <w:tab w:val="left" w:leader="dot" w:pos="10490"/>
+              </w:tabs>
+              <w:spacing w:before="144" w:beforeLines="60" w:after="96" w:afterLines="40"/>
+              <w:rPr>
+                <w:rFonts w:ascii="Times New Roman" w:hAnsi="Times New Roman" w:eastAsia="Calibri" w:cs="Times New Roman"/>
+                <w:lang w:val="vi-VN"/>
+              </w:rPr>
+            </w:pPr>
+            <w:r>
+              <w:rPr>
+                <w:rFonts w:ascii="Times New Roman" w:hAnsi="Times New Roman" w:eastAsia="Calibri" w:cs="Times New Roman"/>
+              </w:rPr>
+              <w:t>Tài</w:t>
+            </w:r>
+            <w:r>
+              <w:rPr>
+                <w:rFonts w:ascii="Times New Roman" w:hAnsi="Times New Roman" w:eastAsia="Calibri" w:cs="Times New Roman"/>
+                <w:lang w:val="vi-VN"/>
+              </w:rPr>
+              <w:t xml:space="preserve"> liệu báo cáo và slide bảo vệ đề tài</w:t>
+            </w:r>
+          </w:p>
+        </w:tc>
+        <w:tc>
+          <w:tcPr>
+            <w:tcW w:w="4677" w:type="dxa"/>
+            <w:tcMar/>
+            <w:vAlign w:val="center"/>
+          </w:tcPr>
+          <w:p>
+            <w:pPr>
+              <w:tabs>
+                <w:tab w:val="left" w:pos="0"/>
+                <w:tab w:val="left" w:pos="3153"/>
+                <w:tab w:val="left" w:leader="dot" w:pos="4678"/>
+                <w:tab w:val="left" w:leader="dot" w:pos="10490"/>
+              </w:tabs>
+              <w:spacing w:before="144" w:beforeLines="60" w:after="96" w:afterLines="40"/>
+              <w:rPr>
+                <w:rFonts w:ascii="Times New Roman" w:hAnsi="Times New Roman" w:eastAsia="Calibri" w:cs="Times New Roman"/>
+                <w:lang w:val="vi-VN"/>
+              </w:rPr>
+            </w:pPr>
+            <w:r>
+              <w:rPr>
+                <w:rFonts w:ascii="Times New Roman" w:hAnsi="Times New Roman" w:eastAsia="Calibri" w:cs="Times New Roman"/>
+              </w:rPr>
+              <w:t>Bản</w:t>
+            </w:r>
+            <w:r>
+              <w:rPr>
+                <w:rFonts w:ascii="Times New Roman" w:hAnsi="Times New Roman" w:eastAsia="Calibri" w:cs="Times New Roman"/>
+                <w:lang w:val="vi-VN"/>
+              </w:rPr>
+              <w:t xml:space="preserve"> báo cáo hoàn chỉnh và slide trình bày kết quả nghiên cứu</w:t>
             </w:r>
           </w:p>
         </w:tc>
@@ -2053,14 +3079,16 @@
     </w:tbl>
     <w:p>
       <w:pPr>
+        <w:pStyle w:val="ListParagraph"/>
         <w:tabs>
           <w:tab w:val="left" w:pos="0"/>
           <w:tab w:val="left" w:leader="dot" w:pos="4678"/>
           <w:tab w:val="left" w:leader="dot" w:pos="10490"/>
         </w:tabs>
-        <w:spacing w:before="120" w:after="0" w:line="240" w:lineRule="auto"/>
-        <w:rPr>
-          <w:rFonts w:ascii="Times New Roman" w:eastAsia="Calibri" w:hAnsi="Times New Roman" w:cs="Times New Roman"/>
+        <w:spacing w:before="120" w:after="0"/>
+        <w:ind w:left="357"/>
+        <w:rPr>
+          <w:rFonts w:ascii="Times New Roman" w:hAnsi="Times New Roman" w:eastAsia="Calibri" w:cs="Times New Roman"/>
           <w:sz w:val="26"/>
           <w:szCs w:val="26"/>
           <w:lang w:val="vi-VN"/>
@@ -2079,16 +3107,16 @@
           <w:tab w:val="left" w:leader="dot" w:pos="4678"/>
           <w:tab w:val="left" w:leader="dot" w:pos="10490"/>
         </w:tabs>
-        <w:spacing w:before="120" w:after="0" w:line="240" w:lineRule="auto"/>
-        <w:rPr>
-          <w:rFonts w:ascii="Times New Roman" w:eastAsia="Calibri" w:hAnsi="Times New Roman" w:cs="Times New Roman"/>
+        <w:spacing w:before="120" w:after="0"/>
+        <w:rPr>
+          <w:rFonts w:ascii="Times New Roman" w:hAnsi="Times New Roman" w:eastAsia="Calibri" w:cs="Times New Roman"/>
           <w:sz w:val="26"/>
           <w:szCs w:val="26"/>
         </w:rPr>
       </w:pPr>
       <w:r>
         <w:rPr>
-          <w:rFonts w:ascii="Times New Roman" w:eastAsia="Calibri" w:hAnsi="Times New Roman" w:cs="Times New Roman"/>
+          <w:rFonts w:ascii="Times New Roman" w:hAnsi="Times New Roman" w:eastAsia="Calibri" w:cs="Times New Roman"/>
           <w:sz w:val="26"/>
           <w:szCs w:val="26"/>
           <w:lang w:val="vi-VN"/>
@@ -2103,9 +3131,9 @@
         <w:tblLook w:val="04A0" w:firstRow="1" w:lastRow="0" w:firstColumn="1" w:lastColumn="0" w:noHBand="0" w:noVBand="1"/>
       </w:tblPr>
       <w:tblGrid>
-        <w:gridCol w:w="713"/>
-        <w:gridCol w:w="2505"/>
-        <w:gridCol w:w="2159"/>
+        <w:gridCol w:w="987"/>
+        <w:gridCol w:w="2410"/>
+        <w:gridCol w:w="1980"/>
         <w:gridCol w:w="1548"/>
         <w:gridCol w:w="2232"/>
       </w:tblGrid>
@@ -2115,12 +3143,12 @@
         </w:trPr>
         <w:tc>
           <w:tcPr>
-            <w:tcW w:w="389" w:type="pct"/>
-            <w:tcBorders>
-              <w:top w:val="single" w:sz="4" w:space="0" w:color="auto"/>
-              <w:left w:val="single" w:sz="4" w:space="0" w:color="auto"/>
-              <w:bottom w:val="single" w:sz="4" w:space="0" w:color="auto"/>
-              <w:right w:val="single" w:sz="4" w:space="0" w:color="auto"/>
+            <w:tcW w:w="539" w:type="pct"/>
+            <w:tcBorders>
+              <w:top w:val="single" w:color="auto" w:sz="4" w:space="0"/>
+              <w:left w:val="single" w:color="auto" w:sz="4" w:space="0"/>
+              <w:bottom w:val="single" w:color="auto" w:sz="4" w:space="0"/>
+              <w:right w:val="single" w:color="auto" w:sz="4" w:space="0"/>
             </w:tcBorders>
             <w:vAlign w:val="center"/>
             <w:hideMark/>
@@ -2132,7 +3160,7 @@
                 <w:tab w:val="left" w:leader="dot" w:pos="4678"/>
                 <w:tab w:val="left" w:leader="dot" w:pos="10490"/>
               </w:tabs>
-              <w:spacing w:beforeLines="60" w:before="144" w:afterLines="40" w:after="96" w:line="276" w:lineRule="auto"/>
+              <w:spacing w:before="144" w:beforeLines="60" w:after="96" w:afterLines="40" w:line="276" w:lineRule="auto"/>
               <w:jc w:val="center"/>
               <w:rPr>
                 <w:rFonts w:ascii="Times New Roman" w:hAnsi="Times New Roman"/>
@@ -2150,12 +3178,12 @@
         </w:tc>
         <w:tc>
           <w:tcPr>
-            <w:tcW w:w="1368" w:type="pct"/>
-            <w:tcBorders>
-              <w:top w:val="single" w:sz="4" w:space="0" w:color="auto"/>
-              <w:left w:val="single" w:sz="4" w:space="0" w:color="auto"/>
-              <w:bottom w:val="single" w:sz="4" w:space="0" w:color="auto"/>
-              <w:right w:val="single" w:sz="4" w:space="0" w:color="auto"/>
+            <w:tcW w:w="1316" w:type="pct"/>
+            <w:tcBorders>
+              <w:top w:val="single" w:color="auto" w:sz="4" w:space="0"/>
+              <w:left w:val="single" w:color="auto" w:sz="4" w:space="0"/>
+              <w:bottom w:val="single" w:color="auto" w:sz="4" w:space="0"/>
+              <w:right w:val="single" w:color="auto" w:sz="4" w:space="0"/>
             </w:tcBorders>
             <w:vAlign w:val="center"/>
             <w:hideMark/>
@@ -2167,7 +3195,7 @@
                 <w:tab w:val="left" w:leader="dot" w:pos="4678"/>
                 <w:tab w:val="left" w:leader="dot" w:pos="10490"/>
               </w:tabs>
-              <w:spacing w:beforeLines="60" w:before="144" w:afterLines="40" w:after="96" w:line="276" w:lineRule="auto"/>
+              <w:spacing w:before="144" w:beforeLines="60" w:after="96" w:afterLines="40" w:line="276" w:lineRule="auto"/>
               <w:jc w:val="center"/>
               <w:rPr>
                 <w:rFonts w:ascii="Times New Roman" w:hAnsi="Times New Roman"/>
@@ -2185,12 +3213,12 @@
         </w:tc>
         <w:tc>
           <w:tcPr>
-            <w:tcW w:w="1179" w:type="pct"/>
-            <w:tcBorders>
-              <w:top w:val="single" w:sz="4" w:space="0" w:color="auto"/>
-              <w:left w:val="single" w:sz="4" w:space="0" w:color="auto"/>
-              <w:bottom w:val="single" w:sz="4" w:space="0" w:color="auto"/>
-              <w:right w:val="single" w:sz="4" w:space="0" w:color="auto"/>
+            <w:tcW w:w="1081" w:type="pct"/>
+            <w:tcBorders>
+              <w:top w:val="single" w:color="auto" w:sz="4" w:space="0"/>
+              <w:left w:val="single" w:color="auto" w:sz="4" w:space="0"/>
+              <w:bottom w:val="single" w:color="auto" w:sz="4" w:space="0"/>
+              <w:right w:val="single" w:color="auto" w:sz="4" w:space="0"/>
             </w:tcBorders>
             <w:vAlign w:val="center"/>
             <w:hideMark/>
@@ -2202,7 +3230,7 @@
                 <w:tab w:val="left" w:leader="dot" w:pos="4678"/>
                 <w:tab w:val="left" w:leader="dot" w:pos="10490"/>
               </w:tabs>
-              <w:spacing w:beforeLines="60" w:before="144" w:afterLines="40" w:after="96" w:line="276" w:lineRule="auto"/>
+              <w:spacing w:before="144" w:beforeLines="60" w:after="96" w:afterLines="40" w:line="276" w:lineRule="auto"/>
               <w:jc w:val="center"/>
               <w:rPr>
                 <w:rFonts w:ascii="Times New Roman" w:hAnsi="Times New Roman"/>
@@ -2222,10 +3250,10 @@
           <w:tcPr>
             <w:tcW w:w="845" w:type="pct"/>
             <w:tcBorders>
-              <w:top w:val="single" w:sz="4" w:space="0" w:color="auto"/>
-              <w:left w:val="single" w:sz="4" w:space="0" w:color="auto"/>
-              <w:bottom w:val="single" w:sz="4" w:space="0" w:color="auto"/>
-              <w:right w:val="single" w:sz="4" w:space="0" w:color="auto"/>
+              <w:top w:val="single" w:color="auto" w:sz="4" w:space="0"/>
+              <w:left w:val="single" w:color="auto" w:sz="4" w:space="0"/>
+              <w:bottom w:val="single" w:color="auto" w:sz="4" w:space="0"/>
+              <w:right w:val="single" w:color="auto" w:sz="4" w:space="0"/>
             </w:tcBorders>
             <w:vAlign w:val="center"/>
             <w:hideMark/>
@@ -2237,7 +3265,7 @@
                 <w:tab w:val="left" w:leader="dot" w:pos="4678"/>
                 <w:tab w:val="left" w:leader="dot" w:pos="10490"/>
               </w:tabs>
-              <w:spacing w:beforeLines="60" w:before="144" w:afterLines="40" w:after="96" w:line="276" w:lineRule="auto"/>
+              <w:spacing w:before="144" w:beforeLines="60" w:after="96" w:afterLines="40" w:line="276" w:lineRule="auto"/>
               <w:jc w:val="center"/>
               <w:rPr>
                 <w:rFonts w:ascii="Times New Roman" w:hAnsi="Times New Roman"/>
@@ -2257,10 +3285,10 @@
           <w:tcPr>
             <w:tcW w:w="1219" w:type="pct"/>
             <w:tcBorders>
-              <w:top w:val="single" w:sz="4" w:space="0" w:color="auto"/>
-              <w:left w:val="single" w:sz="4" w:space="0" w:color="auto"/>
-              <w:bottom w:val="single" w:sz="4" w:space="0" w:color="auto"/>
-              <w:right w:val="single" w:sz="4" w:space="0" w:color="auto"/>
+              <w:top w:val="single" w:color="auto" w:sz="4" w:space="0"/>
+              <w:left w:val="single" w:color="auto" w:sz="4" w:space="0"/>
+              <w:bottom w:val="single" w:color="auto" w:sz="4" w:space="0"/>
+              <w:right w:val="single" w:color="auto" w:sz="4" w:space="0"/>
             </w:tcBorders>
             <w:vAlign w:val="center"/>
             <w:hideMark/>
@@ -2272,7 +3300,7 @@
                 <w:tab w:val="left" w:leader="dot" w:pos="4678"/>
                 <w:tab w:val="left" w:leader="dot" w:pos="10490"/>
               </w:tabs>
-              <w:spacing w:beforeLines="60" w:before="144" w:afterLines="40" w:after="96" w:line="276" w:lineRule="auto"/>
+              <w:spacing w:before="144" w:beforeLines="60" w:after="96" w:afterLines="40" w:line="276" w:lineRule="auto"/>
               <w:jc w:val="center"/>
               <w:rPr>
                 <w:rFonts w:ascii="Times New Roman" w:hAnsi="Times New Roman"/>
@@ -2295,7 +3323,7 @@
                 <w:tab w:val="left" w:leader="dot" w:pos="4678"/>
                 <w:tab w:val="left" w:leader="dot" w:pos="10490"/>
               </w:tabs>
-              <w:spacing w:beforeLines="60" w:before="144" w:afterLines="40" w:after="96" w:line="276" w:lineRule="auto"/>
+              <w:spacing w:before="144" w:beforeLines="60" w:after="96" w:afterLines="40" w:line="276" w:lineRule="auto"/>
               <w:jc w:val="center"/>
               <w:rPr>
                 <w:rFonts w:ascii="Times New Roman" w:hAnsi="Times New Roman"/>
@@ -2308,6 +3336,4765 @@
                 <w:color w:val="000000"/>
               </w:rPr>
               <w:t>(dự kiến)</w:t>
+            </w:r>
+          </w:p>
+        </w:tc>
+      </w:tr>
+      <w:tr>
+        <w:trPr>
+          <w:trHeight w:val="572"/>
+        </w:trPr>
+        <w:tc>
+          <w:tcPr>
+            <w:tcW w:w="539" w:type="pct"/>
+            <w:tcBorders>
+              <w:top w:val="single" w:color="auto" w:sz="4" w:space="0"/>
+              <w:left w:val="single" w:color="auto" w:sz="4" w:space="0"/>
+              <w:bottom w:val="single" w:color="auto" w:sz="4" w:space="0"/>
+              <w:right w:val="single" w:color="auto" w:sz="4" w:space="0"/>
+            </w:tcBorders>
+            <w:vAlign w:val="center"/>
+          </w:tcPr>
+          <w:p>
+            <w:pPr>
+              <w:pStyle w:val="ListParagraph"/>
+              <w:numPr>
+                <w:ilvl w:val="0"/>
+                <w:numId w:val="5"/>
+              </w:numPr>
+              <w:tabs>
+                <w:tab w:val="left" w:pos="0"/>
+                <w:tab w:val="left" w:leader="dot" w:pos="4678"/>
+                <w:tab w:val="left" w:leader="dot" w:pos="10490"/>
+              </w:tabs>
+              <w:spacing w:before="144" w:beforeLines="60" w:after="96" w:afterLines="40"/>
+              <w:jc w:val="center"/>
+              <w:rPr>
+                <w:rFonts w:ascii="Times New Roman" w:hAnsi="Times New Roman"/>
+                <w:color w:val="000000"/>
+              </w:rPr>
+            </w:pPr>
+          </w:p>
+        </w:tc>
+        <w:tc>
+          <w:tcPr>
+            <w:tcW w:w="1316" w:type="pct"/>
+            <w:tcBorders>
+              <w:top w:val="single" w:color="auto" w:sz="4" w:space="0"/>
+              <w:left w:val="single" w:color="auto" w:sz="4" w:space="0"/>
+              <w:bottom w:val="single" w:color="auto" w:sz="4" w:space="0"/>
+              <w:right w:val="single" w:color="auto" w:sz="4" w:space="0"/>
+            </w:tcBorders>
+            <w:vAlign w:val="center"/>
+          </w:tcPr>
+          <w:p>
+            <w:pPr>
+              <w:tabs>
+                <w:tab w:val="left" w:pos="0"/>
+                <w:tab w:val="left" w:leader="dot" w:pos="4678"/>
+                <w:tab w:val="left" w:leader="dot" w:pos="10490"/>
+              </w:tabs>
+              <w:spacing w:before="144" w:beforeLines="60" w:after="96" w:afterLines="40"/>
+              <w:rPr>
+                <w:rFonts w:ascii="Times New Roman" w:hAnsi="Times New Roman"/>
+                <w:color w:val="000000"/>
+              </w:rPr>
+            </w:pPr>
+            <w:r>
+              <w:rPr>
+                <w:rFonts w:ascii="Times New Roman" w:hAnsi="Times New Roman"/>
+                <w:color w:val="000000"/>
+              </w:rPr>
+              <w:t>Tìm hiểu các linh kiện</w:t>
+            </w:r>
+          </w:p>
+        </w:tc>
+        <w:tc>
+          <w:tcPr>
+            <w:tcW w:w="1081" w:type="pct"/>
+            <w:tcBorders>
+              <w:top w:val="single" w:color="auto" w:sz="4" w:space="0"/>
+              <w:left w:val="single" w:color="auto" w:sz="4" w:space="0"/>
+              <w:bottom w:val="single" w:color="auto" w:sz="4" w:space="0"/>
+              <w:right w:val="single" w:color="auto" w:sz="4" w:space="0"/>
+            </w:tcBorders>
+            <w:vAlign w:val="center"/>
+          </w:tcPr>
+          <w:p>
+            <w:pPr>
+              <w:tabs>
+                <w:tab w:val="left" w:pos="0"/>
+                <w:tab w:val="left" w:leader="dot" w:pos="4678"/>
+                <w:tab w:val="left" w:leader="dot" w:pos="10490"/>
+              </w:tabs>
+              <w:spacing w:before="144" w:beforeLines="60" w:after="96" w:afterLines="40"/>
+              <w:rPr>
+                <w:rFonts w:ascii="Times New Roman" w:hAnsi="Times New Roman"/>
+                <w:color w:val="000000"/>
+              </w:rPr>
+            </w:pPr>
+            <w:r>
+              <w:rPr>
+                <w:rFonts w:ascii="Times New Roman" w:hAnsi="Times New Roman"/>
+                <w:color w:val="000000"/>
+              </w:rPr>
+              <w:t>Bảng danh sách linh kiện kèm thông số kỹ</w:t>
+            </w:r>
+            <w:r>
+              <w:rPr>
+                <w:rFonts w:ascii="Times New Roman" w:hAnsi="Times New Roman"/>
+                <w:color w:val="000000"/>
+                <w:lang w:val="vi-VN"/>
+              </w:rPr>
+              <w:t xml:space="preserve"> </w:t>
+            </w:r>
+            <w:r>
+              <w:rPr>
+                <w:rFonts w:ascii="Times New Roman" w:hAnsi="Times New Roman"/>
+                <w:color w:val="000000"/>
+              </w:rPr>
+              <w:t>thuật</w:t>
+            </w:r>
+          </w:p>
+        </w:tc>
+        <w:tc>
+          <w:tcPr>
+            <w:tcW w:w="845" w:type="pct"/>
+            <w:tcBorders>
+              <w:top w:val="single" w:color="auto" w:sz="4" w:space="0"/>
+              <w:left w:val="single" w:color="auto" w:sz="4" w:space="0"/>
+              <w:bottom w:val="single" w:color="auto" w:sz="4" w:space="0"/>
+              <w:right w:val="single" w:color="auto" w:sz="4" w:space="0"/>
+            </w:tcBorders>
+            <w:vAlign w:val="center"/>
+          </w:tcPr>
+          <w:p>
+            <w:pPr>
+              <w:tabs>
+                <w:tab w:val="left" w:pos="0"/>
+                <w:tab w:val="left" w:leader="dot" w:pos="4678"/>
+                <w:tab w:val="left" w:leader="dot" w:pos="10490"/>
+              </w:tabs>
+              <w:spacing w:before="144" w:beforeLines="60" w:after="96" w:afterLines="40"/>
+              <w:jc w:val="center"/>
+              <w:rPr>
+                <w:rFonts w:ascii="Times New Roman" w:hAnsi="Times New Roman"/>
+                <w:color w:val="000000"/>
+              </w:rPr>
+            </w:pPr>
+            <w:r>
+              <w:rPr>
+                <w:rFonts w:ascii="Times New Roman" w:hAnsi="Times New Roman"/>
+                <w:color w:val="000000"/>
+              </w:rPr>
+              <w:t>Huy</w:t>
+            </w:r>
+          </w:p>
+        </w:tc>
+        <w:tc>
+          <w:tcPr>
+            <w:tcW w:w="1219" w:type="pct"/>
+            <w:tcBorders>
+              <w:top w:val="single" w:color="auto" w:sz="4" w:space="0"/>
+              <w:left w:val="single" w:color="auto" w:sz="4" w:space="0"/>
+              <w:bottom w:val="single" w:color="auto" w:sz="4" w:space="0"/>
+              <w:right w:val="single" w:color="auto" w:sz="4" w:space="0"/>
+            </w:tcBorders>
+            <w:vAlign w:val="center"/>
+          </w:tcPr>
+          <w:p>
+            <w:pPr>
+              <w:tabs>
+                <w:tab w:val="left" w:pos="0"/>
+                <w:tab w:val="left" w:leader="dot" w:pos="4678"/>
+                <w:tab w:val="left" w:leader="dot" w:pos="10490"/>
+              </w:tabs>
+              <w:spacing w:before="144" w:beforeLines="60" w:after="96" w:afterLines="40"/>
+              <w:jc w:val="center"/>
+              <w:rPr>
+                <w:rFonts w:ascii="Times New Roman" w:hAnsi="Times New Roman" w:cs="Times New Roman"/>
+                <w:color w:val="000000"/>
+                <w:lang w:val="vi-VN"/>
+              </w:rPr>
+            </w:pPr>
+            <w:r>
+              <w:rPr>
+                <w:rFonts w:ascii="Times New Roman" w:hAnsi="Times New Roman" w:cs="Times New Roman"/>
+                <w:color w:val="000000"/>
+              </w:rPr>
+              <w:t>1</w:t>
+            </w:r>
+            <w:r>
+              <w:rPr>
+                <w:rFonts w:ascii="Times New Roman" w:hAnsi="Times New Roman" w:cs="Times New Roman"/>
+                <w:color w:val="000000"/>
+                <w:lang w:val="vi-VN"/>
+              </w:rPr>
+              <w:t xml:space="preserve"> tuần</w:t>
+            </w:r>
+            <w:r>
+              <w:rPr>
+                <w:rFonts w:ascii="Times New Roman" w:hAnsi="Times New Roman" w:cs="Times New Roman"/>
+                <w:color w:val="000000"/>
+                <w:lang w:val="vi-VN"/>
+              </w:rPr>
+              <w:t xml:space="preserve"> </w:t>
+            </w:r>
+          </w:p>
+          <w:p>
+            <w:pPr>
+              <w:tabs>
+                <w:tab w:val="left" w:pos="0"/>
+                <w:tab w:val="left" w:leader="dot" w:pos="4678"/>
+                <w:tab w:val="left" w:leader="dot" w:pos="10490"/>
+              </w:tabs>
+              <w:spacing w:before="144" w:beforeLines="60" w:after="96" w:afterLines="40"/>
+              <w:jc w:val="center"/>
+              <w:rPr>
+                <w:rFonts w:ascii="Times New Roman" w:hAnsi="Times New Roman" w:cs="Times New Roman"/>
+                <w:color w:val="000000"/>
+                <w:lang w:val="vi-VN"/>
+              </w:rPr>
+            </w:pPr>
+            <w:r>
+              <w:rPr>
+                <w:rFonts w:ascii="Times New Roman" w:hAnsi="Times New Roman" w:cs="Times New Roman"/>
+                <w:color w:val="000000"/>
+                <w:lang w:val="vi-VN"/>
+              </w:rPr>
+              <w:t>(13/</w:t>
+            </w:r>
+            <w:r>
+              <w:rPr>
+                <w:rFonts w:ascii="Times New Roman" w:hAnsi="Times New Roman" w:cs="Times New Roman"/>
+                <w:color w:val="000000"/>
+                <w:lang w:val="vi-VN"/>
+              </w:rPr>
+              <w:t xml:space="preserve">04 </w:t>
+            </w:r>
+            <w:r>
+              <w:rPr>
+                <w:rFonts w:ascii="Times New Roman" w:hAnsi="Times New Roman" w:cs="Times New Roman"/>
+                <w:color w:val="000000"/>
+                <w:lang w:val="vi-VN"/>
+              </w:rPr>
+              <w:t xml:space="preserve">- </w:t>
+            </w:r>
+            <w:r>
+              <w:rPr>
+                <w:rFonts w:ascii="Times New Roman" w:hAnsi="Times New Roman" w:cs="Times New Roman"/>
+              </w:rPr>
+              <w:t>19/04</w:t>
+            </w:r>
+            <w:r>
+              <w:rPr>
+                <w:rFonts w:ascii="Times New Roman" w:hAnsi="Times New Roman" w:cs="Times New Roman"/>
+                <w:lang w:val="vi-VN"/>
+              </w:rPr>
+              <w:t>)</w:t>
+            </w:r>
+          </w:p>
+        </w:tc>
+      </w:tr>
+      <w:tr>
+        <w:trPr>
+          <w:trHeight w:val="572"/>
+        </w:trPr>
+        <w:tc>
+          <w:tcPr>
+            <w:tcW w:w="539" w:type="pct"/>
+            <w:tcBorders>
+              <w:top w:val="single" w:color="auto" w:sz="4" w:space="0"/>
+              <w:left w:val="single" w:color="auto" w:sz="4" w:space="0"/>
+              <w:bottom w:val="single" w:color="auto" w:sz="4" w:space="0"/>
+              <w:right w:val="single" w:color="auto" w:sz="4" w:space="0"/>
+            </w:tcBorders>
+            <w:vAlign w:val="center"/>
+          </w:tcPr>
+          <w:p>
+            <w:pPr>
+              <w:pStyle w:val="ListParagraph"/>
+              <w:numPr>
+                <w:ilvl w:val="0"/>
+                <w:numId w:val="5"/>
+              </w:numPr>
+              <w:tabs>
+                <w:tab w:val="left" w:pos="0"/>
+                <w:tab w:val="left" w:leader="dot" w:pos="4678"/>
+                <w:tab w:val="left" w:leader="dot" w:pos="10490"/>
+              </w:tabs>
+              <w:spacing w:before="144" w:beforeLines="60" w:after="96" w:afterLines="40"/>
+              <w:jc w:val="center"/>
+              <w:rPr>
+                <w:rFonts w:ascii="Times New Roman" w:hAnsi="Times New Roman"/>
+                <w:bCs w:val="0"/>
+                <w:color w:val="000000"/>
+              </w:rPr>
+            </w:pPr>
+          </w:p>
+        </w:tc>
+        <w:tc>
+          <w:tcPr>
+            <w:tcW w:w="1316" w:type="pct"/>
+            <w:tcBorders>
+              <w:top w:val="single" w:color="auto" w:sz="4" w:space="0"/>
+              <w:left w:val="single" w:color="auto" w:sz="4" w:space="0"/>
+              <w:bottom w:val="single" w:color="auto" w:sz="4" w:space="0"/>
+              <w:right w:val="single" w:color="auto" w:sz="4" w:space="0"/>
+            </w:tcBorders>
+            <w:vAlign w:val="center"/>
+          </w:tcPr>
+          <w:p>
+            <w:pPr>
+              <w:tabs>
+                <w:tab w:val="left" w:pos="0"/>
+                <w:tab w:val="left" w:leader="dot" w:pos="4678"/>
+                <w:tab w:val="left" w:leader="dot" w:pos="10490"/>
+              </w:tabs>
+              <w:spacing w:before="144" w:beforeLines="60" w:after="96" w:afterLines="40"/>
+              <w:rPr>
+                <w:rFonts w:ascii="Times New Roman" w:hAnsi="Times New Roman"/>
+                <w:color w:val="000000"/>
+                <w:lang w:val="vi-VN"/>
+              </w:rPr>
+            </w:pPr>
+            <w:r>
+              <w:rPr>
+                <w:rFonts w:ascii="Times New Roman" w:hAnsi="Times New Roman"/>
+                <w:color w:val="000000"/>
+              </w:rPr>
+              <w:t>Tham khảo khối nguồn</w:t>
+            </w:r>
+            <w:r>
+              <w:rPr>
+                <w:rFonts w:ascii="Times New Roman" w:hAnsi="Times New Roman"/>
+                <w:color w:val="000000"/>
+                <w:lang w:val="vi-VN"/>
+              </w:rPr>
+              <w:t xml:space="preserve"> và chống nhiễu</w:t>
+            </w:r>
+          </w:p>
+        </w:tc>
+        <w:tc>
+          <w:tcPr>
+            <w:tcW w:w="1081" w:type="pct"/>
+            <w:tcBorders>
+              <w:top w:val="single" w:color="auto" w:sz="4" w:space="0"/>
+              <w:left w:val="single" w:color="auto" w:sz="4" w:space="0"/>
+              <w:right w:val="single" w:color="auto" w:sz="4" w:space="0"/>
+            </w:tcBorders>
+            <w:vAlign w:val="center"/>
+          </w:tcPr>
+          <w:p>
+            <w:pPr>
+              <w:rPr>
+                <w:rFonts w:ascii="Times New Roman" w:hAnsi="Times New Roman"/>
+                <w:color w:val="000000"/>
+              </w:rPr>
+            </w:pPr>
+            <w:r>
+              <w:rPr>
+                <w:rFonts w:ascii="Times New Roman" w:hAnsi="Times New Roman"/>
+                <w:color w:val="000000"/>
+              </w:rPr>
+              <w:t>Tài liệu thuyết minh giải pháp kỹ thuật</w:t>
+            </w:r>
+          </w:p>
+          <w:p>
+            <w:pPr>
+              <w:tabs>
+                <w:tab w:val="left" w:pos="0"/>
+                <w:tab w:val="left" w:leader="dot" w:pos="4678"/>
+                <w:tab w:val="left" w:leader="dot" w:pos="10490"/>
+              </w:tabs>
+              <w:spacing w:before="144" w:beforeLines="60" w:after="96" w:afterLines="40"/>
+              <w:rPr>
+                <w:rFonts w:ascii="Times New Roman" w:hAnsi="Times New Roman"/>
+                <w:color w:val="000000"/>
+              </w:rPr>
+            </w:pPr>
+          </w:p>
+        </w:tc>
+        <w:tc>
+          <w:tcPr>
+            <w:tcW w:w="845" w:type="pct"/>
+            <w:tcBorders>
+              <w:top w:val="single" w:color="auto" w:sz="4" w:space="0"/>
+              <w:left w:val="single" w:color="auto" w:sz="4" w:space="0"/>
+              <w:bottom w:val="single" w:color="auto" w:sz="4" w:space="0"/>
+              <w:right w:val="single" w:color="auto" w:sz="4" w:space="0"/>
+            </w:tcBorders>
+            <w:vAlign w:val="center"/>
+          </w:tcPr>
+          <w:p>
+            <w:pPr>
+              <w:tabs>
+                <w:tab w:val="left" w:pos="0"/>
+                <w:tab w:val="left" w:leader="dot" w:pos="4678"/>
+                <w:tab w:val="left" w:leader="dot" w:pos="10490"/>
+              </w:tabs>
+              <w:spacing w:before="144" w:beforeLines="60" w:after="96" w:afterLines="40"/>
+              <w:jc w:val="center"/>
+              <w:rPr>
+                <w:rFonts w:ascii="Times New Roman" w:hAnsi="Times New Roman"/>
+                <w:color w:val="000000"/>
+              </w:rPr>
+            </w:pPr>
+            <w:r>
+              <w:rPr>
+                <w:rFonts w:ascii="Times New Roman" w:hAnsi="Times New Roman"/>
+                <w:color w:val="000000"/>
+              </w:rPr>
+              <w:t>Huy</w:t>
+            </w:r>
+          </w:p>
+        </w:tc>
+        <w:tc>
+          <w:tcPr>
+            <w:tcW w:w="1219" w:type="pct"/>
+            <w:tcBorders>
+              <w:top w:val="single" w:color="auto" w:sz="4" w:space="0"/>
+              <w:left w:val="single" w:color="auto" w:sz="4" w:space="0"/>
+              <w:bottom w:val="single" w:color="auto" w:sz="4" w:space="0"/>
+              <w:right w:val="single" w:color="auto" w:sz="4" w:space="0"/>
+            </w:tcBorders>
+            <w:vAlign w:val="center"/>
+          </w:tcPr>
+          <w:p>
+            <w:pPr>
+              <w:tabs>
+                <w:tab w:val="left" w:pos="0"/>
+                <w:tab w:val="left" w:leader="dot" w:pos="4678"/>
+                <w:tab w:val="left" w:leader="dot" w:pos="10490"/>
+              </w:tabs>
+              <w:spacing w:before="144" w:beforeLines="60" w:after="96" w:afterLines="40"/>
+              <w:jc w:val="center"/>
+              <w:rPr>
+                <w:rFonts w:ascii="Times New Roman" w:hAnsi="Times New Roman"/>
+                <w:color w:val="000000"/>
+                <w:lang w:val="vi-VN"/>
+              </w:rPr>
+            </w:pPr>
+            <w:r>
+              <w:rPr>
+                <w:rFonts w:ascii="Times New Roman" w:hAnsi="Times New Roman"/>
+                <w:color w:val="000000"/>
+              </w:rPr>
+              <w:t>2</w:t>
+            </w:r>
+            <w:r>
+              <w:rPr>
+                <w:rFonts w:ascii="Times New Roman" w:hAnsi="Times New Roman"/>
+                <w:color w:val="000000"/>
+                <w:lang w:val="vi-VN"/>
+              </w:rPr>
+              <w:t xml:space="preserve"> tuần</w:t>
+            </w:r>
+          </w:p>
+          <w:p>
+            <w:pPr>
+              <w:tabs>
+                <w:tab w:val="left" w:pos="0"/>
+                <w:tab w:val="left" w:leader="dot" w:pos="4678"/>
+                <w:tab w:val="left" w:leader="dot" w:pos="10490"/>
+              </w:tabs>
+              <w:spacing w:before="144" w:beforeLines="60" w:after="96" w:afterLines="40"/>
+              <w:jc w:val="center"/>
+              <w:rPr>
+                <w:rFonts w:ascii="Times New Roman" w:hAnsi="Times New Roman"/>
+                <w:color w:val="000000"/>
+                <w:lang w:val="vi-VN"/>
+              </w:rPr>
+            </w:pPr>
+            <w:r>
+              <w:rPr>
+                <w:rFonts w:ascii="Times New Roman" w:hAnsi="Times New Roman"/>
+                <w:color w:val="000000"/>
+                <w:lang w:val="vi-VN"/>
+              </w:rPr>
+              <w:t>(</w:t>
+            </w:r>
+            <w:r>
+              <w:rPr>
+                <w:rFonts w:ascii="Times New Roman" w:hAnsi="Times New Roman"/>
+                <w:color w:val="000000"/>
+                <w:lang w:val="vi-VN"/>
+              </w:rPr>
+              <w:t>13/04 – 26/04)</w:t>
+            </w:r>
+          </w:p>
+        </w:tc>
+      </w:tr>
+      <w:tr>
+        <w:trPr>
+          <w:trHeight w:val="572"/>
+        </w:trPr>
+        <w:tc>
+          <w:tcPr>
+            <w:tcW w:w="539" w:type="pct"/>
+            <w:tcBorders>
+              <w:top w:val="single" w:color="auto" w:sz="4" w:space="0"/>
+              <w:left w:val="single" w:color="auto" w:sz="4" w:space="0"/>
+              <w:bottom w:val="single" w:color="auto" w:sz="4" w:space="0"/>
+              <w:right w:val="single" w:color="auto" w:sz="4" w:space="0"/>
+            </w:tcBorders>
+            <w:vAlign w:val="center"/>
+          </w:tcPr>
+          <w:p>
+            <w:pPr>
+              <w:pStyle w:val="ListParagraph"/>
+              <w:numPr>
+                <w:ilvl w:val="0"/>
+                <w:numId w:val="5"/>
+              </w:numPr>
+              <w:tabs>
+                <w:tab w:val="left" w:pos="0"/>
+                <w:tab w:val="left" w:leader="dot" w:pos="4678"/>
+                <w:tab w:val="left" w:leader="dot" w:pos="10490"/>
+              </w:tabs>
+              <w:spacing w:before="144" w:beforeLines="60" w:after="96" w:afterLines="40"/>
+              <w:jc w:val="center"/>
+              <w:rPr>
+                <w:rFonts w:ascii="Times New Roman" w:hAnsi="Times New Roman"/>
+                <w:bCs w:val="0"/>
+                <w:color w:val="000000"/>
+              </w:rPr>
+            </w:pPr>
+          </w:p>
+        </w:tc>
+        <w:tc>
+          <w:tcPr>
+            <w:tcW w:w="1316" w:type="pct"/>
+            <w:tcBorders>
+              <w:top w:val="single" w:color="auto" w:sz="4" w:space="0"/>
+              <w:left w:val="single" w:color="auto" w:sz="4" w:space="0"/>
+              <w:bottom w:val="single" w:color="auto" w:sz="4" w:space="0"/>
+              <w:right w:val="single" w:color="auto" w:sz="4" w:space="0"/>
+            </w:tcBorders>
+            <w:vAlign w:val="center"/>
+          </w:tcPr>
+          <w:p>
+            <w:pPr>
+              <w:tabs>
+                <w:tab w:val="left" w:pos="0"/>
+                <w:tab w:val="left" w:leader="dot" w:pos="4678"/>
+                <w:tab w:val="left" w:leader="dot" w:pos="10490"/>
+              </w:tabs>
+              <w:spacing w:before="144" w:beforeLines="60" w:after="96" w:afterLines="40"/>
+              <w:rPr>
+                <w:rFonts w:ascii="Times New Roman" w:hAnsi="Times New Roman"/>
+                <w:color w:val="000000"/>
+              </w:rPr>
+            </w:pPr>
+            <w:r>
+              <w:rPr>
+                <w:rFonts w:ascii="Times New Roman" w:hAnsi="Times New Roman"/>
+                <w:color w:val="000000"/>
+              </w:rPr>
+              <w:t>Cấu hình môi trường và thư viện</w:t>
+            </w:r>
+          </w:p>
+        </w:tc>
+        <w:tc>
+          <w:tcPr>
+            <w:tcW w:w="1081" w:type="pct"/>
+            <w:tcBorders>
+              <w:top w:val="single" w:color="auto" w:sz="4" w:space="0"/>
+              <w:left w:val="single" w:color="auto" w:sz="4" w:space="0"/>
+              <w:right w:val="single" w:color="auto" w:sz="4" w:space="0"/>
+            </w:tcBorders>
+            <w:vAlign w:val="center"/>
+          </w:tcPr>
+          <w:p>
+            <w:pPr>
+              <w:rPr>
+                <w:rFonts w:ascii="Times New Roman" w:hAnsi="Times New Roman"/>
+                <w:color w:val="000000"/>
+              </w:rPr>
+            </w:pPr>
+            <w:r>
+              <w:rPr>
+                <w:rFonts w:ascii="Times New Roman" w:hAnsi="Times New Roman"/>
+                <w:color w:val="000000"/>
+              </w:rPr>
+              <w:t>Danh sách các thư viện sẽ dùng</w:t>
+            </w:r>
+          </w:p>
+        </w:tc>
+        <w:tc>
+          <w:tcPr>
+            <w:tcW w:w="845" w:type="pct"/>
+            <w:tcBorders>
+              <w:top w:val="single" w:color="auto" w:sz="4" w:space="0"/>
+              <w:left w:val="single" w:color="auto" w:sz="4" w:space="0"/>
+              <w:bottom w:val="single" w:color="auto" w:sz="4" w:space="0"/>
+              <w:right w:val="single" w:color="auto" w:sz="4" w:space="0"/>
+            </w:tcBorders>
+            <w:vAlign w:val="center"/>
+          </w:tcPr>
+          <w:p>
+            <w:pPr>
+              <w:tabs>
+                <w:tab w:val="left" w:pos="0"/>
+                <w:tab w:val="left" w:leader="dot" w:pos="4678"/>
+                <w:tab w:val="left" w:leader="dot" w:pos="10490"/>
+              </w:tabs>
+              <w:spacing w:before="144" w:beforeLines="60" w:after="96" w:afterLines="40"/>
+              <w:jc w:val="center"/>
+              <w:rPr>
+                <w:rFonts w:ascii="Times New Roman" w:hAnsi="Times New Roman"/>
+                <w:color w:val="000000"/>
+                <w:lang w:val="vi-VN"/>
+              </w:rPr>
+            </w:pPr>
+            <w:r>
+              <w:rPr>
+                <w:rFonts w:ascii="Times New Roman" w:hAnsi="Times New Roman"/>
+                <w:color w:val="000000"/>
+              </w:rPr>
+              <w:t>Tiến</w:t>
+            </w:r>
+            <w:r>
+              <w:rPr>
+                <w:rFonts w:ascii="Times New Roman" w:hAnsi="Times New Roman"/>
+                <w:color w:val="000000"/>
+                <w:lang w:val="vi-VN"/>
+              </w:rPr>
+              <w:t>, Huy</w:t>
+            </w:r>
+          </w:p>
+        </w:tc>
+        <w:tc>
+          <w:tcPr>
+            <w:tcW w:w="1219" w:type="pct"/>
+            <w:tcBorders>
+              <w:top w:val="single" w:color="auto" w:sz="4" w:space="0"/>
+              <w:left w:val="single" w:color="auto" w:sz="4" w:space="0"/>
+              <w:bottom w:val="single" w:color="auto" w:sz="4" w:space="0"/>
+              <w:right w:val="single" w:color="auto" w:sz="4" w:space="0"/>
+            </w:tcBorders>
+            <w:vAlign w:val="center"/>
+          </w:tcPr>
+          <w:p>
+            <w:pPr>
+              <w:tabs>
+                <w:tab w:val="left" w:pos="0"/>
+                <w:tab w:val="left" w:leader="dot" w:pos="4678"/>
+                <w:tab w:val="left" w:leader="dot" w:pos="10490"/>
+              </w:tabs>
+              <w:spacing w:before="144" w:beforeLines="60" w:after="96" w:afterLines="40"/>
+              <w:jc w:val="center"/>
+              <w:rPr>
+                <w:rFonts w:ascii="Times New Roman" w:hAnsi="Times New Roman"/>
+                <w:color w:val="000000"/>
+                <w:lang w:val="vi-VN"/>
+              </w:rPr>
+            </w:pPr>
+            <w:r>
+              <w:rPr>
+                <w:rFonts w:ascii="Times New Roman" w:hAnsi="Times New Roman"/>
+                <w:color w:val="000000"/>
+              </w:rPr>
+              <w:t>1</w:t>
+            </w:r>
+            <w:r>
+              <w:rPr>
+                <w:rFonts w:ascii="Times New Roman" w:hAnsi="Times New Roman"/>
+                <w:color w:val="000000"/>
+                <w:lang w:val="vi-VN"/>
+              </w:rPr>
+              <w:t xml:space="preserve"> tuần</w:t>
+            </w:r>
+            <w:r>
+              <w:rPr>
+                <w:rFonts w:ascii="Times New Roman" w:hAnsi="Times New Roman"/>
+                <w:color w:val="000000"/>
+                <w:lang w:val="vi-VN"/>
+              </w:rPr>
+              <w:br/>
+            </w:r>
+            <w:r>
+              <w:rPr>
+                <w:rFonts w:ascii="Times New Roman" w:hAnsi="Times New Roman"/>
+                <w:color w:val="000000"/>
+                <w:lang w:val="vi-VN"/>
+              </w:rPr>
+              <w:t>(13/04 – 19/04)</w:t>
+            </w:r>
+          </w:p>
+        </w:tc>
+      </w:tr>
+      <w:tr>
+        <w:trPr>
+          <w:trHeight w:val="572"/>
+        </w:trPr>
+        <w:tc>
+          <w:tcPr>
+            <w:tcW w:w="539" w:type="pct"/>
+            <w:tcBorders>
+              <w:top w:val="single" w:color="auto" w:sz="4" w:space="0"/>
+              <w:left w:val="single" w:color="auto" w:sz="4" w:space="0"/>
+              <w:bottom w:val="single" w:color="auto" w:sz="4" w:space="0"/>
+              <w:right w:val="single" w:color="auto" w:sz="4" w:space="0"/>
+            </w:tcBorders>
+            <w:vAlign w:val="center"/>
+          </w:tcPr>
+          <w:p>
+            <w:pPr>
+              <w:pStyle w:val="ListParagraph"/>
+              <w:numPr>
+                <w:ilvl w:val="0"/>
+                <w:numId w:val="5"/>
+              </w:numPr>
+              <w:tabs>
+                <w:tab w:val="left" w:pos="0"/>
+                <w:tab w:val="left" w:leader="dot" w:pos="4678"/>
+                <w:tab w:val="left" w:leader="dot" w:pos="10490"/>
+              </w:tabs>
+              <w:spacing w:before="144" w:beforeLines="60" w:after="96" w:afterLines="40"/>
+              <w:jc w:val="center"/>
+              <w:rPr>
+                <w:rFonts w:ascii="Times New Roman" w:hAnsi="Times New Roman"/>
+                <w:bCs w:val="0"/>
+                <w:color w:val="000000"/>
+              </w:rPr>
+            </w:pPr>
+          </w:p>
+        </w:tc>
+        <w:tc>
+          <w:tcPr>
+            <w:tcW w:w="1316" w:type="pct"/>
+            <w:tcBorders>
+              <w:top w:val="single" w:color="auto" w:sz="4" w:space="0"/>
+              <w:left w:val="single" w:color="auto" w:sz="4" w:space="0"/>
+              <w:bottom w:val="single" w:color="auto" w:sz="4" w:space="0"/>
+              <w:right w:val="single" w:color="auto" w:sz="4" w:space="0"/>
+            </w:tcBorders>
+            <w:vAlign w:val="center"/>
+          </w:tcPr>
+          <w:p>
+            <w:pPr>
+              <w:tabs>
+                <w:tab w:val="left" w:pos="0"/>
+                <w:tab w:val="left" w:leader="dot" w:pos="4678"/>
+                <w:tab w:val="left" w:leader="dot" w:pos="10490"/>
+              </w:tabs>
+              <w:spacing w:before="144" w:beforeLines="60" w:after="96" w:afterLines="40"/>
+              <w:jc w:val="center"/>
+              <w:rPr>
+                <w:rFonts w:ascii="Times New Roman" w:hAnsi="Times New Roman"/>
+                <w:color w:val="000000"/>
+              </w:rPr>
+            </w:pPr>
+            <w:r>
+              <w:rPr>
+                <w:rFonts w:ascii="Times New Roman" w:hAnsi="Times New Roman"/>
+                <w:color w:val="000000"/>
+              </w:rPr>
+              <w:t xml:space="preserve">Nghiên cứu cách phát triển </w:t>
+            </w:r>
+            <w:r>
+              <w:rPr>
+                <w:rFonts w:ascii="Times New Roman" w:hAnsi="Times New Roman"/>
+                <w:color w:val="000000"/>
+              </w:rPr>
+              <w:t>server</w:t>
+            </w:r>
+            <w:r>
+              <w:rPr>
+                <w:rFonts w:ascii="Times New Roman" w:hAnsi="Times New Roman"/>
+                <w:color w:val="000000"/>
+                <w:lang w:val="vi-VN"/>
+              </w:rPr>
+              <w:t xml:space="preserve"> </w:t>
+            </w:r>
+            <w:r>
+              <w:rPr>
+                <w:rFonts w:ascii="Times New Roman" w:hAnsi="Times New Roman"/>
+                <w:color w:val="000000"/>
+              </w:rPr>
+              <w:t>bằng ElysiaJS</w:t>
+            </w:r>
+          </w:p>
+        </w:tc>
+        <w:tc>
+          <w:tcPr>
+            <w:tcW w:w="1081" w:type="pct"/>
+            <w:tcBorders>
+              <w:left w:val="single" w:color="auto" w:sz="4" w:space="0"/>
+              <w:right w:val="single" w:color="auto" w:sz="4" w:space="0"/>
+            </w:tcBorders>
+            <w:vAlign w:val="center"/>
+          </w:tcPr>
+          <w:p>
+            <w:pPr>
+              <w:tabs>
+                <w:tab w:val="left" w:pos="0"/>
+                <w:tab w:val="left" w:leader="dot" w:pos="4678"/>
+                <w:tab w:val="left" w:leader="dot" w:pos="10490"/>
+              </w:tabs>
+              <w:spacing w:before="144" w:beforeLines="60" w:after="96" w:afterLines="40"/>
+              <w:jc w:val="center"/>
+              <w:rPr>
+                <w:rFonts w:ascii="Times New Roman" w:hAnsi="Times New Roman"/>
+                <w:color w:val="000000"/>
+              </w:rPr>
+            </w:pPr>
+            <w:r>
+              <w:rPr>
+                <w:rFonts w:ascii="Times New Roman" w:hAnsi="Times New Roman"/>
+                <w:color w:val="000000"/>
+              </w:rPr>
+              <w:t>Tài liệu hướng dẫn cấu trúc dự án và một dự án mẫu chạy được các tính năng CRUD cơ bản</w:t>
+            </w:r>
+          </w:p>
+        </w:tc>
+        <w:tc>
+          <w:tcPr>
+            <w:tcW w:w="845" w:type="pct"/>
+            <w:vMerge w:val="restart"/>
+            <w:tcBorders>
+              <w:top w:val="single" w:color="auto" w:sz="4" w:space="0"/>
+              <w:left w:val="single" w:color="auto" w:sz="4" w:space="0"/>
+              <w:right w:val="single" w:color="auto" w:sz="4" w:space="0"/>
+            </w:tcBorders>
+            <w:vAlign w:val="center"/>
+          </w:tcPr>
+          <w:p>
+            <w:pPr>
+              <w:tabs>
+                <w:tab w:val="left" w:pos="0"/>
+                <w:tab w:val="left" w:leader="dot" w:pos="4678"/>
+                <w:tab w:val="left" w:leader="dot" w:pos="10490"/>
+              </w:tabs>
+              <w:spacing w:before="144" w:beforeLines="60" w:after="96" w:afterLines="40"/>
+              <w:jc w:val="center"/>
+              <w:rPr>
+                <w:rFonts w:ascii="Times New Roman" w:hAnsi="Times New Roman"/>
+                <w:color w:val="000000"/>
+                <w:lang w:val="vi-VN"/>
+              </w:rPr>
+            </w:pPr>
+            <w:r>
+              <w:rPr>
+                <w:rFonts w:ascii="Times New Roman" w:hAnsi="Times New Roman"/>
+                <w:color w:val="000000"/>
+                <w:lang w:val="vi-VN"/>
+              </w:rPr>
+              <w:t>Tiến</w:t>
+            </w:r>
+          </w:p>
+        </w:tc>
+        <w:tc>
+          <w:tcPr>
+            <w:tcW w:w="1219" w:type="pct"/>
+            <w:vMerge w:val="restart"/>
+            <w:tcBorders>
+              <w:top w:val="single" w:color="auto" w:sz="4" w:space="0"/>
+              <w:left w:val="single" w:color="auto" w:sz="4" w:space="0"/>
+              <w:right w:val="single" w:color="auto" w:sz="4" w:space="0"/>
+            </w:tcBorders>
+            <w:vAlign w:val="center"/>
+          </w:tcPr>
+          <w:p>
+            <w:pPr>
+              <w:tabs>
+                <w:tab w:val="left" w:pos="0"/>
+                <w:tab w:val="left" w:leader="dot" w:pos="4678"/>
+                <w:tab w:val="left" w:leader="dot" w:pos="10490"/>
+              </w:tabs>
+              <w:spacing w:before="144" w:beforeLines="60" w:after="96" w:afterLines="40"/>
+              <w:jc w:val="center"/>
+              <w:rPr>
+                <w:rFonts w:ascii="Times New Roman" w:hAnsi="Times New Roman"/>
+                <w:color w:val="000000"/>
+                <w:lang w:val="vi-VN"/>
+              </w:rPr>
+            </w:pPr>
+            <w:r>
+              <w:rPr>
+                <w:rFonts w:ascii="Times New Roman" w:hAnsi="Times New Roman"/>
+                <w:color w:val="000000"/>
+              </w:rPr>
+              <w:t>1</w:t>
+            </w:r>
+            <w:r>
+              <w:rPr>
+                <w:rFonts w:ascii="Times New Roman" w:hAnsi="Times New Roman"/>
+                <w:color w:val="000000"/>
+                <w:lang w:val="vi-VN"/>
+              </w:rPr>
+              <w:t xml:space="preserve"> tuần</w:t>
+            </w:r>
+          </w:p>
+          <w:p>
+            <w:pPr>
+              <w:tabs>
+                <w:tab w:val="left" w:pos="0"/>
+                <w:tab w:val="left" w:leader="dot" w:pos="4678"/>
+                <w:tab w:val="left" w:leader="dot" w:pos="10490"/>
+              </w:tabs>
+              <w:spacing w:before="144" w:beforeLines="60" w:after="96" w:afterLines="40"/>
+              <w:jc w:val="center"/>
+              <w:rPr>
+                <w:rFonts w:ascii="Times New Roman" w:hAnsi="Times New Roman"/>
+                <w:color w:val="000000"/>
+                <w:lang w:val="vi-VN"/>
+              </w:rPr>
+            </w:pPr>
+            <w:r>
+              <w:rPr>
+                <w:rFonts w:ascii="Times New Roman" w:hAnsi="Times New Roman"/>
+                <w:color w:val="000000"/>
+                <w:lang w:val="vi-VN"/>
+              </w:rPr>
+              <w:t>(13/04 – 19/04)</w:t>
+            </w:r>
+          </w:p>
+        </w:tc>
+      </w:tr>
+      <w:tr>
+        <w:trPr>
+          <w:trHeight w:val="572"/>
+        </w:trPr>
+        <w:tc>
+          <w:tcPr>
+            <w:tcW w:w="539" w:type="pct"/>
+            <w:tcBorders>
+              <w:top w:val="single" w:color="auto" w:sz="4" w:space="0"/>
+              <w:left w:val="single" w:color="auto" w:sz="4" w:space="0"/>
+              <w:bottom w:val="single" w:color="auto" w:sz="4" w:space="0"/>
+              <w:right w:val="single" w:color="auto" w:sz="4" w:space="0"/>
+            </w:tcBorders>
+            <w:vAlign w:val="center"/>
+          </w:tcPr>
+          <w:p>
+            <w:pPr>
+              <w:pStyle w:val="ListParagraph"/>
+              <w:numPr>
+                <w:ilvl w:val="0"/>
+                <w:numId w:val="5"/>
+              </w:numPr>
+              <w:tabs>
+                <w:tab w:val="left" w:pos="0"/>
+                <w:tab w:val="left" w:leader="dot" w:pos="4678"/>
+                <w:tab w:val="left" w:leader="dot" w:pos="10490"/>
+              </w:tabs>
+              <w:spacing w:before="144" w:beforeLines="60" w:after="96" w:afterLines="40"/>
+              <w:jc w:val="center"/>
+              <w:rPr>
+                <w:rFonts w:ascii="Times New Roman" w:hAnsi="Times New Roman"/>
+                <w:bCs w:val="0"/>
+                <w:color w:val="000000"/>
+              </w:rPr>
+            </w:pPr>
+          </w:p>
+        </w:tc>
+        <w:tc>
+          <w:tcPr>
+            <w:tcW w:w="1316" w:type="pct"/>
+            <w:tcBorders>
+              <w:top w:val="single" w:color="auto" w:sz="4" w:space="0"/>
+              <w:left w:val="single" w:color="auto" w:sz="4" w:space="0"/>
+              <w:bottom w:val="single" w:color="auto" w:sz="4" w:space="0"/>
+              <w:right w:val="single" w:color="auto" w:sz="4" w:space="0"/>
+            </w:tcBorders>
+            <w:vAlign w:val="center"/>
+          </w:tcPr>
+          <w:p>
+            <w:pPr>
+              <w:tabs>
+                <w:tab w:val="left" w:pos="0"/>
+                <w:tab w:val="left" w:leader="dot" w:pos="4678"/>
+                <w:tab w:val="left" w:leader="dot" w:pos="10490"/>
+              </w:tabs>
+              <w:spacing w:before="144" w:beforeLines="60" w:after="96" w:afterLines="40"/>
+              <w:jc w:val="center"/>
+              <w:rPr>
+                <w:rFonts w:ascii="Times New Roman" w:hAnsi="Times New Roman"/>
+                <w:color w:val="000000"/>
+              </w:rPr>
+            </w:pPr>
+            <w:r>
+              <w:rPr>
+                <w:rFonts w:ascii="Times New Roman" w:hAnsi="Times New Roman"/>
+                <w:color w:val="000000"/>
+              </w:rPr>
+              <w:t>Nguyên cứu phát triển ứng dụng bằng React và React Native</w:t>
+            </w:r>
+          </w:p>
+        </w:tc>
+        <w:tc>
+          <w:tcPr>
+            <w:tcW w:w="1081" w:type="pct"/>
+            <w:tcBorders>
+              <w:left w:val="single" w:color="auto" w:sz="4" w:space="0"/>
+              <w:right w:val="single" w:color="auto" w:sz="4" w:space="0"/>
+            </w:tcBorders>
+            <w:vAlign w:val="center"/>
+          </w:tcPr>
+          <w:p>
+            <w:pPr>
+              <w:tabs>
+                <w:tab w:val="left" w:pos="0"/>
+                <w:tab w:val="left" w:leader="dot" w:pos="4678"/>
+                <w:tab w:val="left" w:leader="dot" w:pos="10490"/>
+              </w:tabs>
+              <w:spacing w:before="144" w:beforeLines="60" w:after="96" w:afterLines="40"/>
+              <w:jc w:val="center"/>
+              <w:rPr>
+                <w:rFonts w:ascii="Times New Roman" w:hAnsi="Times New Roman"/>
+                <w:color w:val="000000"/>
+              </w:rPr>
+            </w:pPr>
+            <w:r>
+              <w:rPr>
+                <w:rFonts w:ascii="Times New Roman" w:hAnsi="Times New Roman"/>
+                <w:color w:val="000000"/>
+              </w:rPr>
+              <w:t>Bộ khung dự án đã cấu hình sẵn thư viện cần thiết và tài liệu quy chuẩn code</w:t>
+            </w:r>
+          </w:p>
+        </w:tc>
+        <w:tc>
+          <w:tcPr>
+            <w:tcW w:w="845" w:type="pct"/>
+            <w:vMerge/>
+            <w:tcBorders>
+              <w:left w:val="single" w:color="auto" w:sz="4" w:space="0"/>
+              <w:bottom w:val="single" w:color="auto" w:sz="4" w:space="0"/>
+              <w:right w:val="single" w:color="auto" w:sz="4" w:space="0"/>
+            </w:tcBorders>
+            <w:vAlign w:val="center"/>
+          </w:tcPr>
+          <w:p>
+            <w:pPr>
+              <w:tabs>
+                <w:tab w:val="left" w:pos="0"/>
+                <w:tab w:val="left" w:leader="dot" w:pos="4678"/>
+                <w:tab w:val="left" w:leader="dot" w:pos="10490"/>
+              </w:tabs>
+              <w:spacing w:before="144" w:beforeLines="60" w:after="96" w:afterLines="40"/>
+              <w:jc w:val="center"/>
+              <w:rPr>
+                <w:rFonts w:ascii="Times New Roman" w:hAnsi="Times New Roman"/>
+                <w:color w:val="000000"/>
+                <w:lang w:val="vi-VN"/>
+              </w:rPr>
+            </w:pPr>
+          </w:p>
+        </w:tc>
+        <w:tc>
+          <w:tcPr>
+            <w:tcW w:w="1219" w:type="pct"/>
+            <w:vMerge/>
+            <w:tcBorders>
+              <w:left w:val="single" w:color="auto" w:sz="4" w:space="0"/>
+              <w:bottom w:val="single" w:color="auto" w:sz="4" w:space="0"/>
+              <w:right w:val="single" w:color="auto" w:sz="4" w:space="0"/>
+            </w:tcBorders>
+            <w:vAlign w:val="center"/>
+          </w:tcPr>
+          <w:p>
+            <w:pPr>
+              <w:tabs>
+                <w:tab w:val="left" w:pos="0"/>
+                <w:tab w:val="left" w:leader="dot" w:pos="4678"/>
+                <w:tab w:val="left" w:leader="dot" w:pos="10490"/>
+              </w:tabs>
+              <w:spacing w:before="144" w:beforeLines="60" w:after="96" w:afterLines="40"/>
+              <w:jc w:val="center"/>
+              <w:rPr>
+                <w:rFonts w:ascii="Times New Roman" w:hAnsi="Times New Roman"/>
+                <w:color w:val="000000"/>
+              </w:rPr>
+            </w:pPr>
+          </w:p>
+        </w:tc>
+      </w:tr>
+      <w:tr>
+        <w:trPr>
+          <w:trHeight w:val="572"/>
+        </w:trPr>
+        <w:tc>
+          <w:tcPr>
+            <w:tcW w:w="539" w:type="pct"/>
+            <w:tcBorders>
+              <w:top w:val="single" w:color="auto" w:sz="4" w:space="0"/>
+              <w:left w:val="single" w:color="auto" w:sz="4" w:space="0"/>
+              <w:bottom w:val="single" w:color="auto" w:sz="4" w:space="0"/>
+              <w:right w:val="single" w:color="auto" w:sz="4" w:space="0"/>
+            </w:tcBorders>
+            <w:vAlign w:val="center"/>
+          </w:tcPr>
+          <w:p>
+            <w:pPr>
+              <w:pStyle w:val="ListParagraph"/>
+              <w:numPr>
+                <w:ilvl w:val="0"/>
+                <w:numId w:val="5"/>
+              </w:numPr>
+              <w:tabs>
+                <w:tab w:val="left" w:pos="0"/>
+                <w:tab w:val="left" w:leader="dot" w:pos="4678"/>
+                <w:tab w:val="left" w:leader="dot" w:pos="10490"/>
+              </w:tabs>
+              <w:spacing w:before="144" w:beforeLines="60" w:after="96" w:afterLines="40"/>
+              <w:jc w:val="center"/>
+              <w:rPr>
+                <w:rFonts w:ascii="Times New Roman" w:hAnsi="Times New Roman"/>
+                <w:bCs w:val="0"/>
+                <w:color w:val="000000"/>
+              </w:rPr>
+            </w:pPr>
+          </w:p>
+        </w:tc>
+        <w:tc>
+          <w:tcPr>
+            <w:tcW w:w="1316" w:type="pct"/>
+            <w:tcBorders>
+              <w:top w:val="single" w:color="auto" w:sz="4" w:space="0"/>
+              <w:left w:val="single" w:color="auto" w:sz="4" w:space="0"/>
+              <w:bottom w:val="single" w:color="auto" w:sz="4" w:space="0"/>
+              <w:right w:val="single" w:color="auto" w:sz="4" w:space="0"/>
+            </w:tcBorders>
+            <w:vAlign w:val="center"/>
+          </w:tcPr>
+          <w:p>
+            <w:pPr>
+              <w:tabs>
+                <w:tab w:val="left" w:pos="0"/>
+                <w:tab w:val="left" w:leader="dot" w:pos="4678"/>
+                <w:tab w:val="left" w:leader="dot" w:pos="10490"/>
+              </w:tabs>
+              <w:spacing w:before="144" w:beforeLines="60" w:after="96" w:afterLines="40"/>
+              <w:jc w:val="center"/>
+              <w:rPr>
+                <w:rFonts w:ascii="Times New Roman" w:hAnsi="Times New Roman"/>
+                <w:color w:val="000000"/>
+              </w:rPr>
+            </w:pPr>
+            <w:r>
+              <w:rPr>
+                <w:rFonts w:ascii="Times New Roman" w:hAnsi="Times New Roman"/>
+                <w:color w:val="000000"/>
+              </w:rPr>
+              <w:t>Nghiên cứu cơ chế Real-time với Server-Sent Events</w:t>
+            </w:r>
+          </w:p>
+        </w:tc>
+        <w:tc>
+          <w:tcPr>
+            <w:tcW w:w="1081" w:type="pct"/>
+            <w:tcBorders>
+              <w:left w:val="single" w:color="auto" w:sz="4" w:space="0"/>
+              <w:right w:val="single" w:color="auto" w:sz="4" w:space="0"/>
+            </w:tcBorders>
+            <w:vAlign w:val="center"/>
+          </w:tcPr>
+          <w:p>
+            <w:pPr>
+              <w:tabs>
+                <w:tab w:val="left" w:pos="0"/>
+                <w:tab w:val="left" w:leader="dot" w:pos="4678"/>
+                <w:tab w:val="left" w:leader="dot" w:pos="10490"/>
+              </w:tabs>
+              <w:spacing w:before="144" w:beforeLines="60" w:after="96" w:afterLines="40"/>
+              <w:jc w:val="center"/>
+              <w:rPr>
+                <w:rFonts w:ascii="Times New Roman" w:hAnsi="Times New Roman"/>
+                <w:color w:val="000000"/>
+              </w:rPr>
+            </w:pPr>
+            <w:r>
+              <w:rPr>
+                <w:rFonts w:ascii="Times New Roman" w:hAnsi="Times New Roman"/>
+                <w:color w:val="000000"/>
+              </w:rPr>
+              <w:t>Tài liệu đặc tả kỹ thuật luồng dữ liệu và mã nguồn thử nghiệm việc đẩy dữ liệu từ server xuống client theo thời gian thực</w:t>
+            </w:r>
+          </w:p>
+        </w:tc>
+        <w:tc>
+          <w:tcPr>
+            <w:tcW w:w="845" w:type="pct"/>
+            <w:vMerge w:val="restart"/>
+            <w:tcBorders>
+              <w:left w:val="single" w:color="auto" w:sz="4" w:space="0"/>
+              <w:right w:val="single" w:color="auto" w:sz="4" w:space="0"/>
+            </w:tcBorders>
+            <w:vAlign w:val="center"/>
+          </w:tcPr>
+          <w:p>
+            <w:pPr>
+              <w:tabs>
+                <w:tab w:val="left" w:pos="0"/>
+                <w:tab w:val="left" w:leader="dot" w:pos="4678"/>
+                <w:tab w:val="left" w:leader="dot" w:pos="10490"/>
+              </w:tabs>
+              <w:spacing w:before="144" w:beforeLines="60" w:after="96" w:afterLines="40"/>
+              <w:jc w:val="center"/>
+              <w:rPr>
+                <w:rFonts w:ascii="Times New Roman" w:hAnsi="Times New Roman"/>
+                <w:color w:val="000000"/>
+                <w:lang w:val="vi-VN"/>
+              </w:rPr>
+            </w:pPr>
+            <w:r>
+              <w:rPr>
+                <w:rFonts w:ascii="Times New Roman" w:hAnsi="Times New Roman"/>
+                <w:color w:val="000000"/>
+                <w:lang w:val="vi-VN"/>
+              </w:rPr>
+              <w:t>Tiến</w:t>
+            </w:r>
+          </w:p>
+        </w:tc>
+        <w:tc>
+          <w:tcPr>
+            <w:tcW w:w="1219" w:type="pct"/>
+            <w:vMerge w:val="restart"/>
+            <w:tcBorders>
+              <w:left w:val="single" w:color="auto" w:sz="4" w:space="0"/>
+              <w:right w:val="single" w:color="auto" w:sz="4" w:space="0"/>
+            </w:tcBorders>
+            <w:vAlign w:val="center"/>
+          </w:tcPr>
+          <w:p>
+            <w:pPr>
+              <w:tabs>
+                <w:tab w:val="left" w:pos="0"/>
+                <w:tab w:val="left" w:leader="dot" w:pos="4678"/>
+                <w:tab w:val="left" w:leader="dot" w:pos="10490"/>
+              </w:tabs>
+              <w:spacing w:before="144" w:beforeLines="60" w:after="96" w:afterLines="40"/>
+              <w:jc w:val="center"/>
+              <w:rPr>
+                <w:rFonts w:ascii="Times New Roman" w:hAnsi="Times New Roman"/>
+                <w:color w:val="000000"/>
+                <w:lang w:val="vi-VN"/>
+              </w:rPr>
+            </w:pPr>
+            <w:r>
+              <w:rPr>
+                <w:rFonts w:ascii="Times New Roman" w:hAnsi="Times New Roman"/>
+                <w:color w:val="000000"/>
+              </w:rPr>
+              <w:t>1</w:t>
+            </w:r>
+            <w:r>
+              <w:rPr>
+                <w:rFonts w:ascii="Times New Roman" w:hAnsi="Times New Roman"/>
+                <w:color w:val="000000"/>
+                <w:lang w:val="vi-VN"/>
+              </w:rPr>
+              <w:t xml:space="preserve"> tuần</w:t>
+            </w:r>
+          </w:p>
+          <w:p>
+            <w:pPr>
+              <w:tabs>
+                <w:tab w:val="left" w:pos="0"/>
+                <w:tab w:val="left" w:leader="dot" w:pos="4678"/>
+                <w:tab w:val="left" w:leader="dot" w:pos="10490"/>
+              </w:tabs>
+              <w:spacing w:before="144" w:beforeLines="60" w:after="96" w:afterLines="40"/>
+              <w:jc w:val="center"/>
+              <w:rPr>
+                <w:rFonts w:ascii="Times New Roman" w:hAnsi="Times New Roman"/>
+                <w:color w:val="000000"/>
+                <w:lang w:val="vi-VN"/>
+              </w:rPr>
+            </w:pPr>
+            <w:r>
+              <w:rPr>
+                <w:rFonts w:ascii="Times New Roman" w:hAnsi="Times New Roman"/>
+                <w:color w:val="000000"/>
+                <w:lang w:val="vi-VN"/>
+              </w:rPr>
+              <w:t>(20/04 – 26/04)</w:t>
+            </w:r>
+          </w:p>
+        </w:tc>
+      </w:tr>
+      <w:tr>
+        <w:trPr>
+          <w:trHeight w:val="572"/>
+        </w:trPr>
+        <w:tc>
+          <w:tcPr>
+            <w:tcW w:w="539" w:type="pct"/>
+            <w:tcBorders>
+              <w:top w:val="single" w:color="auto" w:sz="4" w:space="0"/>
+              <w:left w:val="single" w:color="auto" w:sz="4" w:space="0"/>
+              <w:bottom w:val="single" w:color="auto" w:sz="4" w:space="0"/>
+              <w:right w:val="single" w:color="auto" w:sz="4" w:space="0"/>
+            </w:tcBorders>
+            <w:vAlign w:val="center"/>
+          </w:tcPr>
+          <w:p>
+            <w:pPr>
+              <w:pStyle w:val="ListParagraph"/>
+              <w:numPr>
+                <w:ilvl w:val="0"/>
+                <w:numId w:val="5"/>
+              </w:numPr>
+              <w:tabs>
+                <w:tab w:val="left" w:pos="0"/>
+                <w:tab w:val="left" w:leader="dot" w:pos="4678"/>
+                <w:tab w:val="left" w:leader="dot" w:pos="10490"/>
+              </w:tabs>
+              <w:spacing w:before="144" w:beforeLines="60" w:after="96" w:afterLines="40"/>
+              <w:jc w:val="center"/>
+              <w:rPr>
+                <w:rFonts w:ascii="Times New Roman" w:hAnsi="Times New Roman"/>
+                <w:bCs w:val="0"/>
+                <w:color w:val="000000"/>
+              </w:rPr>
+            </w:pPr>
+          </w:p>
+        </w:tc>
+        <w:tc>
+          <w:tcPr>
+            <w:tcW w:w="1316" w:type="pct"/>
+            <w:tcBorders>
+              <w:top w:val="single" w:color="auto" w:sz="4" w:space="0"/>
+              <w:left w:val="single" w:color="auto" w:sz="4" w:space="0"/>
+              <w:bottom w:val="single" w:color="auto" w:sz="4" w:space="0"/>
+              <w:right w:val="single" w:color="auto" w:sz="4" w:space="0"/>
+            </w:tcBorders>
+            <w:vAlign w:val="center"/>
+          </w:tcPr>
+          <w:p>
+            <w:pPr>
+              <w:tabs>
+                <w:tab w:val="left" w:pos="0"/>
+                <w:tab w:val="left" w:leader="dot" w:pos="4678"/>
+                <w:tab w:val="left" w:leader="dot" w:pos="10490"/>
+              </w:tabs>
+              <w:spacing w:before="144" w:beforeLines="60" w:after="96" w:afterLines="40"/>
+              <w:jc w:val="center"/>
+              <w:rPr>
+                <w:rFonts w:ascii="Times New Roman" w:hAnsi="Times New Roman"/>
+                <w:color w:val="000000"/>
+              </w:rPr>
+            </w:pPr>
+            <w:r>
+              <w:rPr>
+                <w:rFonts w:ascii="Times New Roman" w:hAnsi="Times New Roman"/>
+                <w:color w:val="000000"/>
+              </w:rPr>
+              <w:t>Nghiên cứu cách triển khai ứng dụng lên Cloudflare Workers</w:t>
+            </w:r>
+          </w:p>
+        </w:tc>
+        <w:tc>
+          <w:tcPr>
+            <w:tcW w:w="1081" w:type="pct"/>
+            <w:tcBorders>
+              <w:left w:val="single" w:color="auto" w:sz="4" w:space="0"/>
+              <w:right w:val="single" w:color="auto" w:sz="4" w:space="0"/>
+            </w:tcBorders>
+            <w:vAlign w:val="center"/>
+          </w:tcPr>
+          <w:p>
+            <w:pPr>
+              <w:tabs>
+                <w:tab w:val="left" w:pos="0"/>
+                <w:tab w:val="left" w:leader="dot" w:pos="4678"/>
+                <w:tab w:val="left" w:leader="dot" w:pos="10490"/>
+              </w:tabs>
+              <w:spacing w:before="144" w:beforeLines="60" w:after="96" w:afterLines="40"/>
+              <w:jc w:val="center"/>
+              <w:rPr>
+                <w:rFonts w:ascii="Times New Roman" w:hAnsi="Times New Roman"/>
+                <w:color w:val="000000"/>
+              </w:rPr>
+            </w:pPr>
+            <w:r>
+              <w:rPr>
+                <w:rFonts w:ascii="Times New Roman" w:hAnsi="Times New Roman"/>
+                <w:color w:val="000000"/>
+              </w:rPr>
+              <w:t>Tài liệu hướng dẫn quy trình triển khai và file cấu hình</w:t>
+            </w:r>
+          </w:p>
+        </w:tc>
+        <w:tc>
+          <w:tcPr>
+            <w:tcW w:w="845" w:type="pct"/>
+            <w:vMerge/>
+            <w:tcBorders>
+              <w:left w:val="single" w:color="auto" w:sz="4" w:space="0"/>
+              <w:bottom w:val="single" w:color="auto" w:sz="4" w:space="0"/>
+              <w:right w:val="single" w:color="auto" w:sz="4" w:space="0"/>
+            </w:tcBorders>
+            <w:vAlign w:val="center"/>
+          </w:tcPr>
+          <w:p>
+            <w:pPr>
+              <w:tabs>
+                <w:tab w:val="left" w:pos="0"/>
+                <w:tab w:val="left" w:leader="dot" w:pos="4678"/>
+                <w:tab w:val="left" w:leader="dot" w:pos="10490"/>
+              </w:tabs>
+              <w:spacing w:before="144" w:beforeLines="60" w:after="96" w:afterLines="40"/>
+              <w:jc w:val="center"/>
+              <w:rPr>
+                <w:rFonts w:ascii="Times New Roman" w:hAnsi="Times New Roman"/>
+                <w:color w:val="000000"/>
+                <w:lang w:val="vi-VN"/>
+              </w:rPr>
+            </w:pPr>
+          </w:p>
+        </w:tc>
+        <w:tc>
+          <w:tcPr>
+            <w:tcW w:w="1219" w:type="pct"/>
+            <w:vMerge/>
+            <w:tcBorders>
+              <w:left w:val="single" w:color="auto" w:sz="4" w:space="0"/>
+              <w:bottom w:val="single" w:color="auto" w:sz="4" w:space="0"/>
+              <w:right w:val="single" w:color="auto" w:sz="4" w:space="0"/>
+            </w:tcBorders>
+            <w:vAlign w:val="center"/>
+          </w:tcPr>
+          <w:p>
+            <w:pPr>
+              <w:tabs>
+                <w:tab w:val="left" w:pos="0"/>
+                <w:tab w:val="left" w:leader="dot" w:pos="4678"/>
+                <w:tab w:val="left" w:leader="dot" w:pos="10490"/>
+              </w:tabs>
+              <w:spacing w:before="144" w:beforeLines="60" w:after="96" w:afterLines="40"/>
+              <w:jc w:val="center"/>
+              <w:rPr>
+                <w:rFonts w:ascii="Times New Roman" w:hAnsi="Times New Roman"/>
+                <w:color w:val="000000"/>
+              </w:rPr>
+            </w:pPr>
+          </w:p>
+        </w:tc>
+      </w:tr>
+      <w:tr>
+        <w:trPr>
+          <w:trHeight w:val="572"/>
+        </w:trPr>
+        <w:tc>
+          <w:tcPr>
+            <w:tcW w:w="539" w:type="pct"/>
+            <w:tcBorders>
+              <w:top w:val="single" w:color="auto" w:sz="4" w:space="0"/>
+              <w:left w:val="single" w:color="auto" w:sz="4" w:space="0"/>
+              <w:bottom w:val="single" w:color="auto" w:sz="4" w:space="0"/>
+              <w:right w:val="single" w:color="auto" w:sz="4" w:space="0"/>
+            </w:tcBorders>
+            <w:vAlign w:val="center"/>
+          </w:tcPr>
+          <w:p>
+            <w:pPr>
+              <w:pStyle w:val="ListParagraph"/>
+              <w:numPr>
+                <w:ilvl w:val="0"/>
+                <w:numId w:val="5"/>
+              </w:numPr>
+              <w:tabs>
+                <w:tab w:val="left" w:pos="0"/>
+                <w:tab w:val="left" w:leader="dot" w:pos="4678"/>
+                <w:tab w:val="left" w:leader="dot" w:pos="10490"/>
+              </w:tabs>
+              <w:spacing w:before="144" w:beforeLines="60" w:after="96" w:afterLines="40"/>
+              <w:jc w:val="center"/>
+              <w:rPr>
+                <w:rFonts w:ascii="Times New Roman" w:hAnsi="Times New Roman"/>
+                <w:bCs w:val="0"/>
+                <w:color w:val="000000"/>
+              </w:rPr>
+            </w:pPr>
+          </w:p>
+        </w:tc>
+        <w:tc>
+          <w:tcPr>
+            <w:tcW w:w="1316" w:type="pct"/>
+            <w:tcBorders>
+              <w:top w:val="single" w:color="auto" w:sz="4" w:space="0"/>
+              <w:left w:val="single" w:color="auto" w:sz="4" w:space="0"/>
+              <w:bottom w:val="single" w:color="auto" w:sz="4" w:space="0"/>
+              <w:right w:val="single" w:color="auto" w:sz="4" w:space="0"/>
+            </w:tcBorders>
+            <w:vAlign w:val="center"/>
+          </w:tcPr>
+          <w:p>
+            <w:pPr>
+              <w:tabs>
+                <w:tab w:val="left" w:pos="0"/>
+                <w:tab w:val="left" w:leader="dot" w:pos="4678"/>
+                <w:tab w:val="left" w:leader="dot" w:pos="10490"/>
+              </w:tabs>
+              <w:spacing w:before="144" w:beforeLines="60" w:after="96" w:afterLines="40"/>
+              <w:jc w:val="center"/>
+              <w:rPr>
+                <w:rFonts w:ascii="Times New Roman" w:hAnsi="Times New Roman"/>
+                <w:color w:val="000000"/>
+              </w:rPr>
+            </w:pPr>
+            <w:r>
+              <w:rPr>
+                <w:rFonts w:ascii="Times New Roman" w:hAnsi="Times New Roman"/>
+                <w:color w:val="000000"/>
+              </w:rPr>
+              <w:t>Phân tích thiết kế hệ thống</w:t>
+            </w:r>
+          </w:p>
+        </w:tc>
+        <w:tc>
+          <w:tcPr>
+            <w:tcW w:w="1081" w:type="pct"/>
+            <w:tcBorders>
+              <w:left w:val="single" w:color="auto" w:sz="4" w:space="0"/>
+              <w:right w:val="single" w:color="auto" w:sz="4" w:space="0"/>
+            </w:tcBorders>
+            <w:vAlign w:val="center"/>
+          </w:tcPr>
+          <w:p>
+            <w:pPr>
+              <w:tabs>
+                <w:tab w:val="left" w:pos="0"/>
+                <w:tab w:val="left" w:leader="dot" w:pos="4678"/>
+                <w:tab w:val="left" w:leader="dot" w:pos="10490"/>
+              </w:tabs>
+              <w:spacing w:before="144" w:beforeLines="60" w:after="96" w:afterLines="40"/>
+              <w:jc w:val="center"/>
+              <w:rPr>
+                <w:rFonts w:ascii="Times New Roman" w:hAnsi="Times New Roman"/>
+                <w:color w:val="000000"/>
+              </w:rPr>
+            </w:pPr>
+            <w:r>
+              <w:rPr>
+                <w:rFonts w:ascii="Times New Roman" w:hAnsi="Times New Roman"/>
+                <w:color w:val="000000"/>
+              </w:rPr>
+              <w:t>Danh sách usecase</w:t>
+            </w:r>
+            <w:r>
+              <w:rPr>
+                <w:rFonts w:ascii="Times New Roman" w:hAnsi="Times New Roman"/>
+                <w:color w:val="000000"/>
+              </w:rPr>
+              <w:t>s</w:t>
+            </w:r>
+            <w:r>
+              <w:rPr>
+                <w:rFonts w:ascii="Times New Roman" w:hAnsi="Times New Roman"/>
+                <w:color w:val="000000"/>
+              </w:rPr>
+              <w:t>, sequence diagram, test cases</w:t>
+            </w:r>
+          </w:p>
+        </w:tc>
+        <w:tc>
+          <w:tcPr>
+            <w:tcW w:w="845" w:type="pct"/>
+            <w:tcBorders>
+              <w:left w:val="single" w:color="auto" w:sz="4" w:space="0"/>
+              <w:right w:val="single" w:color="auto" w:sz="4" w:space="0"/>
+            </w:tcBorders>
+            <w:vAlign w:val="center"/>
+          </w:tcPr>
+          <w:p>
+            <w:pPr>
+              <w:tabs>
+                <w:tab w:val="left" w:pos="0"/>
+                <w:tab w:val="left" w:leader="dot" w:pos="4678"/>
+                <w:tab w:val="left" w:leader="dot" w:pos="10490"/>
+              </w:tabs>
+              <w:spacing w:before="144" w:beforeLines="60" w:after="96" w:afterLines="40"/>
+              <w:jc w:val="center"/>
+              <w:rPr>
+                <w:rFonts w:ascii="Times New Roman" w:hAnsi="Times New Roman"/>
+                <w:color w:val="000000"/>
+                <w:lang w:val="vi-VN"/>
+              </w:rPr>
+            </w:pPr>
+            <w:r>
+              <w:rPr>
+                <w:rFonts w:ascii="Times New Roman" w:hAnsi="Times New Roman"/>
+                <w:color w:val="000000"/>
+                <w:lang w:val="vi-VN"/>
+              </w:rPr>
+              <w:t>Tiến, Huy</w:t>
+            </w:r>
+          </w:p>
+        </w:tc>
+        <w:tc>
+          <w:tcPr>
+            <w:tcW w:w="1219" w:type="pct"/>
+            <w:tcBorders>
+              <w:left w:val="single" w:color="auto" w:sz="4" w:space="0"/>
+              <w:right w:val="single" w:color="auto" w:sz="4" w:space="0"/>
+            </w:tcBorders>
+            <w:vAlign w:val="center"/>
+          </w:tcPr>
+          <w:p>
+            <w:pPr>
+              <w:tabs>
+                <w:tab w:val="left" w:pos="0"/>
+                <w:tab w:val="left" w:leader="dot" w:pos="4678"/>
+                <w:tab w:val="left" w:leader="dot" w:pos="10490"/>
+              </w:tabs>
+              <w:spacing w:before="144" w:beforeLines="60" w:after="96" w:afterLines="40"/>
+              <w:jc w:val="center"/>
+              <w:rPr>
+                <w:rFonts w:ascii="Times New Roman" w:hAnsi="Times New Roman"/>
+                <w:color w:val="000000"/>
+                <w:lang w:val="vi-VN"/>
+              </w:rPr>
+            </w:pPr>
+            <w:r>
+              <w:rPr>
+                <w:rFonts w:ascii="Times New Roman" w:hAnsi="Times New Roman"/>
+                <w:color w:val="000000"/>
+              </w:rPr>
+              <w:t>10</w:t>
+            </w:r>
+            <w:r>
+              <w:rPr>
+                <w:rFonts w:ascii="Times New Roman" w:hAnsi="Times New Roman"/>
+                <w:color w:val="000000"/>
+                <w:lang w:val="vi-VN"/>
+              </w:rPr>
+              <w:t xml:space="preserve"> tuần</w:t>
+            </w:r>
+          </w:p>
+          <w:p>
+            <w:pPr>
+              <w:tabs>
+                <w:tab w:val="left" w:pos="0"/>
+                <w:tab w:val="left" w:leader="dot" w:pos="4678"/>
+                <w:tab w:val="left" w:leader="dot" w:pos="10490"/>
+              </w:tabs>
+              <w:spacing w:before="144" w:beforeLines="60" w:after="96" w:afterLines="40"/>
+              <w:jc w:val="center"/>
+              <w:rPr>
+                <w:rFonts w:ascii="Times New Roman" w:hAnsi="Times New Roman"/>
+                <w:color w:val="000000"/>
+                <w:lang w:val="vi-VN"/>
+              </w:rPr>
+            </w:pPr>
+            <w:r>
+              <w:rPr>
+                <w:rFonts w:ascii="Times New Roman" w:hAnsi="Times New Roman"/>
+                <w:color w:val="000000"/>
+                <w:lang w:val="vi-VN"/>
+              </w:rPr>
+              <w:t xml:space="preserve">(27/04 – </w:t>
+            </w:r>
+            <w:r>
+              <w:rPr>
+                <w:rFonts w:ascii="Times New Roman" w:hAnsi="Times New Roman"/>
+                <w:color w:val="000000"/>
+              </w:rPr>
+              <w:t>05</w:t>
+            </w:r>
+            <w:r>
+              <w:rPr>
+                <w:rFonts w:ascii="Times New Roman" w:hAnsi="Times New Roman"/>
+                <w:color w:val="000000"/>
+                <w:lang w:val="vi-VN"/>
+              </w:rPr>
+              <w:t>/0</w:t>
+            </w:r>
+            <w:r>
+              <w:rPr>
+                <w:rFonts w:ascii="Times New Roman" w:hAnsi="Times New Roman"/>
+                <w:color w:val="000000"/>
+              </w:rPr>
+              <w:t>7</w:t>
+            </w:r>
+            <w:r>
+              <w:rPr>
+                <w:rFonts w:ascii="Times New Roman" w:hAnsi="Times New Roman"/>
+                <w:color w:val="000000"/>
+                <w:lang w:val="vi-VN"/>
+              </w:rPr>
+              <w:t>)</w:t>
+            </w:r>
+          </w:p>
+        </w:tc>
+      </w:tr>
+      <w:tr>
+        <w:trPr>
+          <w:trHeight w:val="572"/>
+        </w:trPr>
+        <w:tc>
+          <w:tcPr>
+            <w:tcW w:w="539" w:type="pct"/>
+            <w:tcBorders>
+              <w:top w:val="single" w:color="auto" w:sz="4" w:space="0"/>
+              <w:left w:val="single" w:color="auto" w:sz="4" w:space="0"/>
+              <w:bottom w:val="single" w:color="auto" w:sz="4" w:space="0"/>
+              <w:right w:val="single" w:color="auto" w:sz="4" w:space="0"/>
+            </w:tcBorders>
+            <w:vAlign w:val="center"/>
+          </w:tcPr>
+          <w:p>
+            <w:pPr>
+              <w:pStyle w:val="ListParagraph"/>
+              <w:numPr>
+                <w:ilvl w:val="0"/>
+                <w:numId w:val="5"/>
+              </w:numPr>
+              <w:tabs>
+                <w:tab w:val="left" w:pos="0"/>
+                <w:tab w:val="left" w:leader="dot" w:pos="4678"/>
+                <w:tab w:val="left" w:leader="dot" w:pos="10490"/>
+              </w:tabs>
+              <w:spacing w:before="144" w:beforeLines="60" w:after="96" w:afterLines="40"/>
+              <w:jc w:val="center"/>
+              <w:rPr>
+                <w:rFonts w:ascii="Times New Roman" w:hAnsi="Times New Roman"/>
+                <w:bCs w:val="0"/>
+                <w:color w:val="000000"/>
+              </w:rPr>
+            </w:pPr>
+          </w:p>
+        </w:tc>
+        <w:tc>
+          <w:tcPr>
+            <w:tcW w:w="1316" w:type="pct"/>
+            <w:tcBorders>
+              <w:top w:val="single" w:color="auto" w:sz="4" w:space="0"/>
+              <w:left w:val="single" w:color="auto" w:sz="4" w:space="0"/>
+              <w:bottom w:val="single" w:color="auto" w:sz="4" w:space="0"/>
+              <w:right w:val="single" w:color="auto" w:sz="4" w:space="0"/>
+            </w:tcBorders>
+            <w:vAlign w:val="center"/>
+          </w:tcPr>
+          <w:p>
+            <w:pPr>
+              <w:tabs>
+                <w:tab w:val="left" w:pos="0"/>
+                <w:tab w:val="left" w:leader="dot" w:pos="4678"/>
+                <w:tab w:val="left" w:leader="dot" w:pos="10490"/>
+              </w:tabs>
+              <w:spacing w:before="144" w:beforeLines="60" w:after="96" w:afterLines="40"/>
+              <w:jc w:val="center"/>
+              <w:rPr>
+                <w:rFonts w:ascii="Times New Roman" w:hAnsi="Times New Roman"/>
+                <w:color w:val="000000"/>
+              </w:rPr>
+            </w:pPr>
+            <w:r>
+              <w:rPr>
+                <w:rFonts w:ascii="Times New Roman" w:hAnsi="Times New Roman"/>
+                <w:color w:val="000000"/>
+              </w:rPr>
+              <w:t>Thiết kế và mô phỏng mạch</w:t>
+            </w:r>
+          </w:p>
+        </w:tc>
+        <w:tc>
+          <w:tcPr>
+            <w:tcW w:w="1081" w:type="pct"/>
+            <w:tcBorders>
+              <w:left w:val="single" w:color="auto" w:sz="4" w:space="0"/>
+              <w:right w:val="single" w:color="auto" w:sz="4" w:space="0"/>
+            </w:tcBorders>
+            <w:vAlign w:val="center"/>
+          </w:tcPr>
+          <w:p>
+            <w:pPr>
+              <w:tabs>
+                <w:tab w:val="left" w:pos="0"/>
+                <w:tab w:val="left" w:leader="dot" w:pos="4678"/>
+                <w:tab w:val="left" w:leader="dot" w:pos="10490"/>
+              </w:tabs>
+              <w:spacing w:before="144" w:beforeLines="60" w:after="96" w:afterLines="40"/>
+              <w:jc w:val="center"/>
+              <w:rPr>
+                <w:rFonts w:ascii="Times New Roman" w:hAnsi="Times New Roman"/>
+                <w:color w:val="000000"/>
+              </w:rPr>
+            </w:pPr>
+            <w:r>
+              <w:rPr>
+                <w:rFonts w:ascii="Times New Roman" w:hAnsi="Times New Roman"/>
+                <w:color w:val="000000"/>
+              </w:rPr>
+              <w:t>Các biểu đồ mô phỏng trên Proteus</w:t>
+            </w:r>
+          </w:p>
+        </w:tc>
+        <w:tc>
+          <w:tcPr>
+            <w:tcW w:w="845" w:type="pct"/>
+            <w:tcBorders>
+              <w:left w:val="single" w:color="auto" w:sz="4" w:space="0"/>
+              <w:right w:val="single" w:color="auto" w:sz="4" w:space="0"/>
+            </w:tcBorders>
+            <w:vAlign w:val="center"/>
+          </w:tcPr>
+          <w:p>
+            <w:pPr>
+              <w:tabs>
+                <w:tab w:val="left" w:pos="0"/>
+                <w:tab w:val="left" w:leader="dot" w:pos="4678"/>
+                <w:tab w:val="left" w:leader="dot" w:pos="10490"/>
+              </w:tabs>
+              <w:spacing w:before="144" w:beforeLines="60" w:after="96" w:afterLines="40"/>
+              <w:jc w:val="center"/>
+              <w:rPr>
+                <w:rFonts w:ascii="Times New Roman" w:hAnsi="Times New Roman"/>
+                <w:color w:val="000000"/>
+                <w:lang w:val="vi-VN"/>
+              </w:rPr>
+            </w:pPr>
+            <w:r>
+              <w:rPr>
+                <w:rFonts w:ascii="Times New Roman" w:hAnsi="Times New Roman"/>
+                <w:color w:val="000000"/>
+                <w:lang w:val="vi-VN"/>
+              </w:rPr>
+              <w:t>Huy</w:t>
+            </w:r>
+          </w:p>
+        </w:tc>
+        <w:tc>
+          <w:tcPr>
+            <w:tcW w:w="1219" w:type="pct"/>
+            <w:tcBorders>
+              <w:left w:val="single" w:color="auto" w:sz="4" w:space="0"/>
+              <w:right w:val="single" w:color="auto" w:sz="4" w:space="0"/>
+            </w:tcBorders>
+            <w:vAlign w:val="center"/>
+          </w:tcPr>
+          <w:p>
+            <w:pPr>
+              <w:tabs>
+                <w:tab w:val="left" w:pos="0"/>
+                <w:tab w:val="left" w:leader="dot" w:pos="4678"/>
+                <w:tab w:val="left" w:leader="dot" w:pos="10490"/>
+              </w:tabs>
+              <w:spacing w:before="144" w:beforeLines="60" w:after="96" w:afterLines="40"/>
+              <w:jc w:val="center"/>
+              <w:rPr>
+                <w:rFonts w:ascii="Times New Roman" w:hAnsi="Times New Roman"/>
+                <w:color w:val="000000"/>
+                <w:lang w:val="vi-VN"/>
+              </w:rPr>
+            </w:pPr>
+            <w:r>
+              <w:rPr>
+                <w:rFonts w:ascii="Times New Roman" w:hAnsi="Times New Roman"/>
+                <w:color w:val="000000"/>
+              </w:rPr>
+              <w:t>2</w:t>
+            </w:r>
+            <w:r>
+              <w:rPr>
+                <w:rFonts w:ascii="Times New Roman" w:hAnsi="Times New Roman"/>
+                <w:color w:val="000000"/>
+                <w:lang w:val="vi-VN"/>
+              </w:rPr>
+              <w:t xml:space="preserve"> tuần</w:t>
+            </w:r>
+            <w:r>
+              <w:rPr>
+                <w:rFonts w:ascii="Times New Roman" w:hAnsi="Times New Roman"/>
+                <w:color w:val="000000"/>
+                <w:lang w:val="vi-VN"/>
+              </w:rPr>
+              <w:br/>
+            </w:r>
+            <w:r>
+              <w:rPr>
+                <w:rFonts w:ascii="Times New Roman" w:hAnsi="Times New Roman"/>
+                <w:color w:val="000000"/>
+                <w:lang w:val="vi-VN"/>
+              </w:rPr>
+              <w:t>(06/07 – 19/07)</w:t>
+            </w:r>
+          </w:p>
+        </w:tc>
+      </w:tr>
+      <w:tr>
+        <w:trPr>
+          <w:trHeight w:val="572"/>
+        </w:trPr>
+        <w:tc>
+          <w:tcPr>
+            <w:tcW w:w="539" w:type="pct"/>
+            <w:tcBorders>
+              <w:top w:val="single" w:color="auto" w:sz="4" w:space="0"/>
+              <w:left w:val="single" w:color="auto" w:sz="4" w:space="0"/>
+              <w:bottom w:val="single" w:color="auto" w:sz="4" w:space="0"/>
+              <w:right w:val="single" w:color="auto" w:sz="4" w:space="0"/>
+            </w:tcBorders>
+            <w:vAlign w:val="center"/>
+          </w:tcPr>
+          <w:p>
+            <w:pPr>
+              <w:pStyle w:val="ListParagraph"/>
+              <w:numPr>
+                <w:ilvl w:val="0"/>
+                <w:numId w:val="5"/>
+              </w:numPr>
+              <w:tabs>
+                <w:tab w:val="left" w:pos="0"/>
+                <w:tab w:val="left" w:leader="dot" w:pos="4678"/>
+                <w:tab w:val="left" w:leader="dot" w:pos="10490"/>
+              </w:tabs>
+              <w:spacing w:before="144" w:beforeLines="60" w:after="96" w:afterLines="40"/>
+              <w:jc w:val="center"/>
+              <w:rPr>
+                <w:rFonts w:ascii="Times New Roman" w:hAnsi="Times New Roman"/>
+                <w:bCs w:val="0"/>
+                <w:color w:val="000000"/>
+              </w:rPr>
+            </w:pPr>
+          </w:p>
+        </w:tc>
+        <w:tc>
+          <w:tcPr>
+            <w:tcW w:w="1316" w:type="pct"/>
+            <w:tcBorders>
+              <w:top w:val="single" w:color="auto" w:sz="4" w:space="0"/>
+              <w:left w:val="single" w:color="auto" w:sz="4" w:space="0"/>
+              <w:bottom w:val="single" w:color="auto" w:sz="4" w:space="0"/>
+              <w:right w:val="single" w:color="auto" w:sz="4" w:space="0"/>
+            </w:tcBorders>
+            <w:vAlign w:val="center"/>
+          </w:tcPr>
+          <w:p>
+            <w:pPr>
+              <w:tabs>
+                <w:tab w:val="left" w:pos="0"/>
+                <w:tab w:val="left" w:leader="dot" w:pos="4678"/>
+                <w:tab w:val="left" w:leader="dot" w:pos="10490"/>
+              </w:tabs>
+              <w:spacing w:before="144" w:beforeLines="60" w:after="96" w:afterLines="40"/>
+              <w:jc w:val="center"/>
+              <w:rPr>
+                <w:rFonts w:ascii="Times New Roman" w:hAnsi="Times New Roman"/>
+                <w:color w:val="000000"/>
+              </w:rPr>
+            </w:pPr>
+            <w:r>
+              <w:rPr>
+                <w:rFonts w:ascii="Times New Roman" w:hAnsi="Times New Roman"/>
+                <w:color w:val="000000"/>
+              </w:rPr>
+              <w:t>Thiết kế cơ sở dữ liệu</w:t>
+            </w:r>
+          </w:p>
+        </w:tc>
+        <w:tc>
+          <w:tcPr>
+            <w:tcW w:w="1081" w:type="pct"/>
+            <w:tcBorders>
+              <w:left w:val="single" w:color="auto" w:sz="4" w:space="0"/>
+              <w:right w:val="single" w:color="auto" w:sz="4" w:space="0"/>
+            </w:tcBorders>
+            <w:vAlign w:val="center"/>
+          </w:tcPr>
+          <w:p>
+            <w:pPr>
+              <w:tabs>
+                <w:tab w:val="left" w:pos="0"/>
+                <w:tab w:val="left" w:leader="dot" w:pos="4678"/>
+                <w:tab w:val="left" w:leader="dot" w:pos="10490"/>
+              </w:tabs>
+              <w:spacing w:before="144" w:beforeLines="60" w:after="96" w:afterLines="40"/>
+              <w:jc w:val="center"/>
+              <w:rPr>
+                <w:rFonts w:ascii="Times New Roman" w:hAnsi="Times New Roman"/>
+                <w:color w:val="000000"/>
+              </w:rPr>
+            </w:pPr>
+            <w:r>
+              <w:rPr>
+                <w:rFonts w:ascii="Times New Roman" w:hAnsi="Times New Roman"/>
+                <w:color w:val="000000"/>
+              </w:rPr>
+              <w:t>Bản vẽ các thực thể, thuộc tính và mối quan hệ giữa chúng</w:t>
+            </w:r>
+          </w:p>
+        </w:tc>
+        <w:tc>
+          <w:tcPr>
+            <w:tcW w:w="845" w:type="pct"/>
+            <w:tcBorders>
+              <w:left w:val="single" w:color="auto" w:sz="4" w:space="0"/>
+              <w:right w:val="single" w:color="auto" w:sz="4" w:space="0"/>
+            </w:tcBorders>
+            <w:vAlign w:val="center"/>
+          </w:tcPr>
+          <w:p>
+            <w:pPr>
+              <w:tabs>
+                <w:tab w:val="left" w:pos="0"/>
+                <w:tab w:val="left" w:leader="dot" w:pos="4678"/>
+                <w:tab w:val="left" w:leader="dot" w:pos="10490"/>
+              </w:tabs>
+              <w:spacing w:before="144" w:beforeLines="60" w:after="96" w:afterLines="40"/>
+              <w:jc w:val="center"/>
+              <w:rPr>
+                <w:rFonts w:ascii="Times New Roman" w:hAnsi="Times New Roman"/>
+                <w:color w:val="000000"/>
+                <w:lang w:val="vi-VN"/>
+              </w:rPr>
+            </w:pPr>
+            <w:r>
+              <w:rPr>
+                <w:rFonts w:ascii="Times New Roman" w:hAnsi="Times New Roman"/>
+                <w:color w:val="000000"/>
+              </w:rPr>
+              <w:t>Tiến</w:t>
+            </w:r>
+          </w:p>
+        </w:tc>
+        <w:tc>
+          <w:tcPr>
+            <w:tcW w:w="1219" w:type="pct"/>
+            <w:tcBorders>
+              <w:left w:val="single" w:color="auto" w:sz="4" w:space="0"/>
+              <w:right w:val="single" w:color="auto" w:sz="4" w:space="0"/>
+            </w:tcBorders>
+            <w:vAlign w:val="center"/>
+          </w:tcPr>
+          <w:p>
+            <w:pPr>
+              <w:tabs>
+                <w:tab w:val="left" w:pos="0"/>
+                <w:tab w:val="left" w:leader="dot" w:pos="4678"/>
+                <w:tab w:val="left" w:leader="dot" w:pos="10490"/>
+              </w:tabs>
+              <w:spacing w:before="144" w:beforeLines="60" w:after="96" w:afterLines="40"/>
+              <w:jc w:val="center"/>
+              <w:rPr>
+                <w:rFonts w:ascii="Times New Roman" w:hAnsi="Times New Roman"/>
+                <w:color w:val="000000"/>
+                <w:lang w:val="vi-VN"/>
+              </w:rPr>
+            </w:pPr>
+            <w:r>
+              <w:rPr>
+                <w:rFonts w:ascii="Times New Roman" w:hAnsi="Times New Roman"/>
+                <w:color w:val="000000"/>
+              </w:rPr>
+              <w:t>2</w:t>
+            </w:r>
+            <w:r>
+              <w:rPr>
+                <w:rFonts w:ascii="Times New Roman" w:hAnsi="Times New Roman"/>
+                <w:color w:val="000000"/>
+                <w:lang w:val="vi-VN"/>
+              </w:rPr>
+              <w:t xml:space="preserve"> tuần</w:t>
+            </w:r>
+          </w:p>
+          <w:p>
+            <w:pPr>
+              <w:tabs>
+                <w:tab w:val="left" w:pos="0"/>
+                <w:tab w:val="left" w:leader="dot" w:pos="4678"/>
+                <w:tab w:val="left" w:leader="dot" w:pos="10490"/>
+              </w:tabs>
+              <w:spacing w:before="144" w:beforeLines="60" w:after="96" w:afterLines="40"/>
+              <w:jc w:val="center"/>
+              <w:rPr>
+                <w:rFonts w:ascii="Times New Roman" w:hAnsi="Times New Roman"/>
+                <w:color w:val="000000"/>
+                <w:lang w:val="vi-VN"/>
+              </w:rPr>
+            </w:pPr>
+            <w:r>
+              <w:rPr>
+                <w:rFonts w:ascii="Times New Roman" w:hAnsi="Times New Roman"/>
+                <w:color w:val="000000"/>
+                <w:lang w:val="vi-VN"/>
+              </w:rPr>
+              <w:t>(</w:t>
+            </w:r>
+            <w:r>
+              <w:rPr>
+                <w:rFonts w:ascii="Times New Roman" w:hAnsi="Times New Roman"/>
+                <w:color w:val="000000"/>
+              </w:rPr>
+              <w:t>06/07</w:t>
+            </w:r>
+            <w:r>
+              <w:rPr>
+                <w:rFonts w:ascii="Times New Roman" w:hAnsi="Times New Roman"/>
+                <w:color w:val="000000"/>
+                <w:lang w:val="vi-VN"/>
+              </w:rPr>
+              <w:t xml:space="preserve"> – </w:t>
+            </w:r>
+            <w:r>
+              <w:rPr>
+                <w:rFonts w:ascii="Times New Roman" w:hAnsi="Times New Roman"/>
+                <w:color w:val="000000"/>
+              </w:rPr>
+              <w:t>19</w:t>
+            </w:r>
+            <w:r>
+              <w:rPr>
+                <w:rFonts w:ascii="Times New Roman" w:hAnsi="Times New Roman"/>
+                <w:color w:val="000000"/>
+              </w:rPr>
+              <w:t>/07)</w:t>
+            </w:r>
+          </w:p>
+        </w:tc>
+      </w:tr>
+      <w:tr>
+        <w:trPr>
+          <w:trHeight w:val="572"/>
+        </w:trPr>
+        <w:tc>
+          <w:tcPr>
+            <w:tcW w:w="539" w:type="pct"/>
+            <w:tcBorders>
+              <w:top w:val="single" w:color="auto" w:sz="4" w:space="0"/>
+              <w:left w:val="single" w:color="auto" w:sz="4" w:space="0"/>
+              <w:bottom w:val="single" w:color="auto" w:sz="4" w:space="0"/>
+              <w:right w:val="single" w:color="auto" w:sz="4" w:space="0"/>
+            </w:tcBorders>
+            <w:vAlign w:val="center"/>
+          </w:tcPr>
+          <w:p>
+            <w:pPr>
+              <w:pStyle w:val="ListParagraph"/>
+              <w:numPr>
+                <w:ilvl w:val="0"/>
+                <w:numId w:val="5"/>
+              </w:numPr>
+              <w:tabs>
+                <w:tab w:val="left" w:pos="0"/>
+                <w:tab w:val="left" w:leader="dot" w:pos="4678"/>
+                <w:tab w:val="left" w:leader="dot" w:pos="10490"/>
+              </w:tabs>
+              <w:spacing w:before="144" w:beforeLines="60" w:after="96" w:afterLines="40"/>
+              <w:jc w:val="center"/>
+              <w:rPr>
+                <w:rFonts w:ascii="Times New Roman" w:hAnsi="Times New Roman"/>
+                <w:bCs w:val="0"/>
+                <w:color w:val="000000"/>
+              </w:rPr>
+            </w:pPr>
+          </w:p>
+        </w:tc>
+        <w:tc>
+          <w:tcPr>
+            <w:tcW w:w="1316" w:type="pct"/>
+            <w:tcBorders>
+              <w:top w:val="single" w:color="auto" w:sz="4" w:space="0"/>
+              <w:left w:val="single" w:color="auto" w:sz="4" w:space="0"/>
+              <w:bottom w:val="single" w:color="auto" w:sz="4" w:space="0"/>
+              <w:right w:val="single" w:color="auto" w:sz="4" w:space="0"/>
+            </w:tcBorders>
+            <w:vAlign w:val="center"/>
+          </w:tcPr>
+          <w:p>
+            <w:pPr>
+              <w:tabs>
+                <w:tab w:val="left" w:pos="0"/>
+                <w:tab w:val="left" w:leader="dot" w:pos="4678"/>
+                <w:tab w:val="left" w:leader="dot" w:pos="10490"/>
+              </w:tabs>
+              <w:spacing w:before="144" w:beforeLines="60" w:after="96" w:afterLines="40"/>
+              <w:jc w:val="center"/>
+              <w:rPr>
+                <w:rFonts w:ascii="Times New Roman" w:hAnsi="Times New Roman"/>
+                <w:color w:val="000000"/>
+              </w:rPr>
+            </w:pPr>
+            <w:r>
+              <w:rPr>
+                <w:rFonts w:ascii="Times New Roman" w:hAnsi="Times New Roman"/>
+                <w:color w:val="000000"/>
+              </w:rPr>
+              <w:t>Chỉnh sửa, tối ưu mạch</w:t>
+            </w:r>
+          </w:p>
+        </w:tc>
+        <w:tc>
+          <w:tcPr>
+            <w:tcW w:w="1081" w:type="pct"/>
+            <w:tcBorders>
+              <w:left w:val="single" w:color="auto" w:sz="4" w:space="0"/>
+              <w:right w:val="single" w:color="auto" w:sz="4" w:space="0"/>
+            </w:tcBorders>
+            <w:vAlign w:val="center"/>
+          </w:tcPr>
+          <w:p>
+            <w:pPr>
+              <w:tabs>
+                <w:tab w:val="left" w:pos="0"/>
+                <w:tab w:val="left" w:leader="dot" w:pos="4678"/>
+                <w:tab w:val="left" w:leader="dot" w:pos="10490"/>
+              </w:tabs>
+              <w:spacing w:before="144" w:beforeLines="60" w:after="96" w:afterLines="40"/>
+              <w:jc w:val="center"/>
+              <w:rPr>
+                <w:rFonts w:ascii="Times New Roman" w:hAnsi="Times New Roman"/>
+                <w:color w:val="000000"/>
+              </w:rPr>
+            </w:pPr>
+            <w:r>
+              <w:rPr>
+                <w:rFonts w:ascii="Times New Roman" w:hAnsi="Times New Roman"/>
+                <w:color w:val="000000"/>
+              </w:rPr>
+              <w:t>Bản báo cáo các thay đổi sau mô phỏng</w:t>
+            </w:r>
+          </w:p>
+        </w:tc>
+        <w:tc>
+          <w:tcPr>
+            <w:tcW w:w="845" w:type="pct"/>
+            <w:tcBorders>
+              <w:left w:val="single" w:color="auto" w:sz="4" w:space="0"/>
+              <w:right w:val="single" w:color="auto" w:sz="4" w:space="0"/>
+            </w:tcBorders>
+            <w:vAlign w:val="center"/>
+          </w:tcPr>
+          <w:p>
+            <w:pPr>
+              <w:tabs>
+                <w:tab w:val="left" w:pos="0"/>
+                <w:tab w:val="left" w:leader="dot" w:pos="4678"/>
+                <w:tab w:val="left" w:leader="dot" w:pos="10490"/>
+              </w:tabs>
+              <w:spacing w:before="144" w:beforeLines="60" w:after="96" w:afterLines="40"/>
+              <w:jc w:val="center"/>
+              <w:rPr>
+                <w:rFonts w:ascii="Times New Roman" w:hAnsi="Times New Roman"/>
+                <w:color w:val="000000"/>
+              </w:rPr>
+            </w:pPr>
+            <w:r>
+              <w:rPr>
+                <w:rFonts w:ascii="Times New Roman" w:hAnsi="Times New Roman"/>
+                <w:color w:val="000000"/>
+              </w:rPr>
+              <w:t>Huy</w:t>
+            </w:r>
+          </w:p>
+        </w:tc>
+        <w:tc>
+          <w:tcPr>
+            <w:tcW w:w="1219" w:type="pct"/>
+            <w:tcBorders>
+              <w:left w:val="single" w:color="auto" w:sz="4" w:space="0"/>
+              <w:right w:val="single" w:color="auto" w:sz="4" w:space="0"/>
+            </w:tcBorders>
+            <w:vAlign w:val="center"/>
+          </w:tcPr>
+          <w:p>
+            <w:pPr>
+              <w:tabs>
+                <w:tab w:val="left" w:pos="0"/>
+                <w:tab w:val="left" w:leader="dot" w:pos="4678"/>
+                <w:tab w:val="left" w:leader="dot" w:pos="10490"/>
+              </w:tabs>
+              <w:spacing w:before="144" w:beforeLines="60" w:after="96" w:afterLines="40"/>
+              <w:jc w:val="center"/>
+              <w:rPr>
+                <w:rFonts w:ascii="Times New Roman" w:hAnsi="Times New Roman"/>
+                <w:color w:val="000000"/>
+                <w:lang w:val="vi-VN"/>
+              </w:rPr>
+            </w:pPr>
+            <w:r>
+              <w:rPr>
+                <w:rFonts w:ascii="Times New Roman" w:hAnsi="Times New Roman"/>
+                <w:color w:val="000000"/>
+              </w:rPr>
+              <w:t>2</w:t>
+            </w:r>
+            <w:r>
+              <w:rPr>
+                <w:rFonts w:ascii="Times New Roman" w:hAnsi="Times New Roman"/>
+                <w:color w:val="000000"/>
+                <w:lang w:val="vi-VN"/>
+              </w:rPr>
+              <w:t xml:space="preserve"> tuần</w:t>
+            </w:r>
+            <w:r>
+              <w:rPr>
+                <w:rFonts w:ascii="Times New Roman" w:hAnsi="Times New Roman"/>
+                <w:color w:val="000000"/>
+                <w:lang w:val="vi-VN"/>
+              </w:rPr>
+              <w:br/>
+            </w:r>
+            <w:r>
+              <w:rPr>
+                <w:rFonts w:ascii="Times New Roman" w:hAnsi="Times New Roman"/>
+                <w:color w:val="000000"/>
+                <w:lang w:val="vi-VN"/>
+              </w:rPr>
+              <w:t>(20/07 – 02/08)</w:t>
+            </w:r>
+          </w:p>
+        </w:tc>
+      </w:tr>
+      <w:tr>
+        <w:trPr>
+          <w:trHeight w:val="572"/>
+        </w:trPr>
+        <w:tc>
+          <w:tcPr>
+            <w:tcW w:w="539" w:type="pct"/>
+            <w:tcBorders>
+              <w:top w:val="single" w:color="auto" w:sz="4" w:space="0"/>
+              <w:left w:val="single" w:color="auto" w:sz="4" w:space="0"/>
+              <w:bottom w:val="single" w:color="auto" w:sz="4" w:space="0"/>
+              <w:right w:val="single" w:color="auto" w:sz="4" w:space="0"/>
+            </w:tcBorders>
+            <w:vAlign w:val="center"/>
+          </w:tcPr>
+          <w:p>
+            <w:pPr>
+              <w:pStyle w:val="ListParagraph"/>
+              <w:numPr>
+                <w:ilvl w:val="0"/>
+                <w:numId w:val="5"/>
+              </w:numPr>
+              <w:tabs>
+                <w:tab w:val="left" w:pos="0"/>
+                <w:tab w:val="left" w:leader="dot" w:pos="4678"/>
+                <w:tab w:val="left" w:leader="dot" w:pos="10490"/>
+              </w:tabs>
+              <w:spacing w:before="144" w:beforeLines="60" w:after="96" w:afterLines="40"/>
+              <w:jc w:val="center"/>
+              <w:rPr>
+                <w:rFonts w:ascii="Times New Roman" w:hAnsi="Times New Roman"/>
+                <w:bCs w:val="0"/>
+                <w:color w:val="000000"/>
+              </w:rPr>
+            </w:pPr>
+          </w:p>
+        </w:tc>
+        <w:tc>
+          <w:tcPr>
+            <w:tcW w:w="1316" w:type="pct"/>
+            <w:tcBorders>
+              <w:top w:val="single" w:color="auto" w:sz="4" w:space="0"/>
+              <w:left w:val="single" w:color="auto" w:sz="4" w:space="0"/>
+              <w:bottom w:val="single" w:color="auto" w:sz="4" w:space="0"/>
+              <w:right w:val="single" w:color="auto" w:sz="4" w:space="0"/>
+            </w:tcBorders>
+            <w:vAlign w:val="center"/>
+          </w:tcPr>
+          <w:p>
+            <w:pPr>
+              <w:tabs>
+                <w:tab w:val="left" w:pos="0"/>
+                <w:tab w:val="left" w:leader="dot" w:pos="4678"/>
+                <w:tab w:val="left" w:leader="dot" w:pos="10490"/>
+              </w:tabs>
+              <w:spacing w:before="144" w:beforeLines="60" w:after="96" w:afterLines="40"/>
+              <w:jc w:val="center"/>
+              <w:rPr>
+                <w:rFonts w:ascii="Times New Roman" w:hAnsi="Times New Roman"/>
+                <w:color w:val="000000"/>
+              </w:rPr>
+            </w:pPr>
+            <w:r>
+              <w:rPr>
+                <w:rFonts w:ascii="Times New Roman" w:hAnsi="Times New Roman"/>
+                <w:color w:val="000000"/>
+              </w:rPr>
+              <w:t>Lập trình kết nối WiFi &amp; Quản lý mạng</w:t>
+            </w:r>
+          </w:p>
+        </w:tc>
+        <w:tc>
+          <w:tcPr>
+            <w:tcW w:w="1081" w:type="pct"/>
+            <w:tcBorders>
+              <w:left w:val="single" w:color="auto" w:sz="4" w:space="0"/>
+              <w:right w:val="single" w:color="auto" w:sz="4" w:space="0"/>
+            </w:tcBorders>
+            <w:vAlign w:val="center"/>
+          </w:tcPr>
+          <w:p>
+            <w:pPr>
+              <w:tabs>
+                <w:tab w:val="left" w:pos="0"/>
+                <w:tab w:val="left" w:leader="dot" w:pos="4678"/>
+                <w:tab w:val="left" w:leader="dot" w:pos="10490"/>
+              </w:tabs>
+              <w:spacing w:before="144" w:beforeLines="60" w:after="96" w:afterLines="40"/>
+              <w:jc w:val="center"/>
+              <w:rPr>
+                <w:rFonts w:ascii="Times New Roman" w:hAnsi="Times New Roman"/>
+                <w:color w:val="000000"/>
+              </w:rPr>
+            </w:pPr>
+            <w:r>
+              <w:rPr>
+                <w:rFonts w:ascii="Times New Roman" w:hAnsi="Times New Roman"/>
+                <w:color w:val="000000"/>
+              </w:rPr>
+              <w:t>Module WiFi hoạt động ổn định.</w:t>
+            </w:r>
+          </w:p>
+        </w:tc>
+        <w:tc>
+          <w:tcPr>
+            <w:tcW w:w="845" w:type="pct"/>
+            <w:tcBorders>
+              <w:left w:val="single" w:color="auto" w:sz="4" w:space="0"/>
+              <w:right w:val="single" w:color="auto" w:sz="4" w:space="0"/>
+            </w:tcBorders>
+            <w:vAlign w:val="center"/>
+          </w:tcPr>
+          <w:p>
+            <w:pPr>
+              <w:tabs>
+                <w:tab w:val="left" w:pos="0"/>
+                <w:tab w:val="left" w:leader="dot" w:pos="4678"/>
+                <w:tab w:val="left" w:leader="dot" w:pos="10490"/>
+              </w:tabs>
+              <w:spacing w:before="144" w:beforeLines="60" w:after="96" w:afterLines="40"/>
+              <w:jc w:val="center"/>
+              <w:rPr>
+                <w:rFonts w:ascii="Times New Roman" w:hAnsi="Times New Roman"/>
+                <w:color w:val="000000"/>
+                <w:lang w:val="vi-VN"/>
+              </w:rPr>
+            </w:pPr>
+            <w:r>
+              <w:rPr>
+                <w:rFonts w:ascii="Times New Roman" w:hAnsi="Times New Roman"/>
+                <w:color w:val="000000"/>
+              </w:rPr>
+              <w:t>Tiến</w:t>
+            </w:r>
+            <w:r>
+              <w:rPr>
+                <w:rFonts w:ascii="Times New Roman" w:hAnsi="Times New Roman"/>
+                <w:color w:val="000000"/>
+                <w:lang w:val="vi-VN"/>
+              </w:rPr>
+              <w:t>, Huy</w:t>
+            </w:r>
+          </w:p>
+        </w:tc>
+        <w:tc>
+          <w:tcPr>
+            <w:tcW w:w="1219" w:type="pct"/>
+            <w:tcBorders>
+              <w:left w:val="single" w:color="auto" w:sz="4" w:space="0"/>
+              <w:right w:val="single" w:color="auto" w:sz="4" w:space="0"/>
+            </w:tcBorders>
+            <w:vAlign w:val="center"/>
+          </w:tcPr>
+          <w:p>
+            <w:pPr>
+              <w:tabs>
+                <w:tab w:val="left" w:pos="0"/>
+                <w:tab w:val="left" w:leader="dot" w:pos="4678"/>
+                <w:tab w:val="left" w:leader="dot" w:pos="10490"/>
+              </w:tabs>
+              <w:spacing w:before="144" w:beforeLines="60" w:after="96" w:afterLines="40"/>
+              <w:jc w:val="center"/>
+              <w:rPr>
+                <w:rFonts w:ascii="Times New Roman" w:hAnsi="Times New Roman"/>
+                <w:color w:val="000000"/>
+                <w:lang w:val="vi-VN"/>
+              </w:rPr>
+            </w:pPr>
+            <w:r>
+              <w:rPr>
+                <w:rFonts w:ascii="Times New Roman" w:hAnsi="Times New Roman"/>
+                <w:color w:val="000000"/>
+              </w:rPr>
+              <w:t>1</w:t>
+            </w:r>
+            <w:r>
+              <w:rPr>
+                <w:rFonts w:ascii="Times New Roman" w:hAnsi="Times New Roman"/>
+                <w:color w:val="000000"/>
+                <w:lang w:val="vi-VN"/>
+              </w:rPr>
+              <w:t xml:space="preserve"> tuần</w:t>
+            </w:r>
+            <w:r>
+              <w:rPr>
+                <w:rFonts w:ascii="Times New Roman" w:hAnsi="Times New Roman"/>
+                <w:color w:val="000000"/>
+                <w:lang w:val="vi-VN"/>
+              </w:rPr>
+              <w:br/>
+            </w:r>
+            <w:r>
+              <w:rPr>
+                <w:rFonts w:ascii="Times New Roman" w:hAnsi="Times New Roman"/>
+                <w:color w:val="000000"/>
+                <w:lang w:val="vi-VN"/>
+              </w:rPr>
+              <w:t>(20/07 – 26/07)</w:t>
+            </w:r>
+          </w:p>
+        </w:tc>
+      </w:tr>
+      <w:tr>
+        <w:trPr>
+          <w:trHeight w:val="572"/>
+        </w:trPr>
+        <w:tc>
+          <w:tcPr>
+            <w:tcW w:w="539" w:type="pct"/>
+            <w:tcBorders>
+              <w:top w:val="single" w:color="auto" w:sz="4" w:space="0"/>
+              <w:left w:val="single" w:color="auto" w:sz="4" w:space="0"/>
+              <w:bottom w:val="single" w:color="auto" w:sz="4" w:space="0"/>
+              <w:right w:val="single" w:color="auto" w:sz="4" w:space="0"/>
+            </w:tcBorders>
+            <w:vAlign w:val="center"/>
+          </w:tcPr>
+          <w:p>
+            <w:pPr>
+              <w:pStyle w:val="ListParagraph"/>
+              <w:numPr>
+                <w:ilvl w:val="0"/>
+                <w:numId w:val="5"/>
+              </w:numPr>
+              <w:tabs>
+                <w:tab w:val="left" w:pos="0"/>
+                <w:tab w:val="left" w:leader="dot" w:pos="4678"/>
+                <w:tab w:val="left" w:leader="dot" w:pos="10490"/>
+              </w:tabs>
+              <w:spacing w:before="144" w:beforeLines="60" w:after="96" w:afterLines="40"/>
+              <w:jc w:val="center"/>
+              <w:rPr>
+                <w:rFonts w:ascii="Times New Roman" w:hAnsi="Times New Roman"/>
+                <w:bCs w:val="0"/>
+                <w:color w:val="000000"/>
+              </w:rPr>
+            </w:pPr>
+          </w:p>
+        </w:tc>
+        <w:tc>
+          <w:tcPr>
+            <w:tcW w:w="1316" w:type="pct"/>
+            <w:tcBorders>
+              <w:top w:val="single" w:color="auto" w:sz="4" w:space="0"/>
+              <w:left w:val="single" w:color="auto" w:sz="4" w:space="0"/>
+              <w:bottom w:val="single" w:color="auto" w:sz="4" w:space="0"/>
+              <w:right w:val="single" w:color="auto" w:sz="4" w:space="0"/>
+            </w:tcBorders>
+            <w:vAlign w:val="center"/>
+          </w:tcPr>
+          <w:p>
+            <w:pPr>
+              <w:tabs>
+                <w:tab w:val="left" w:pos="0"/>
+                <w:tab w:val="left" w:leader="dot" w:pos="4678"/>
+                <w:tab w:val="left" w:leader="dot" w:pos="10490"/>
+              </w:tabs>
+              <w:spacing w:before="144" w:beforeLines="60" w:after="96" w:afterLines="40"/>
+              <w:jc w:val="center"/>
+              <w:rPr>
+                <w:rFonts w:ascii="Times New Roman" w:hAnsi="Times New Roman"/>
+                <w:color w:val="000000"/>
+              </w:rPr>
+            </w:pPr>
+            <w:r>
+              <w:rPr>
+                <w:rFonts w:ascii="Times New Roman" w:hAnsi="Times New Roman"/>
+                <w:color w:val="000000"/>
+              </w:rPr>
+              <w:t>Thiết kế giao diện phần mềm</w:t>
+            </w:r>
+          </w:p>
+        </w:tc>
+        <w:tc>
+          <w:tcPr>
+            <w:tcW w:w="1081" w:type="pct"/>
+            <w:tcBorders>
+              <w:left w:val="single" w:color="auto" w:sz="4" w:space="0"/>
+              <w:right w:val="single" w:color="auto" w:sz="4" w:space="0"/>
+            </w:tcBorders>
+            <w:vAlign w:val="center"/>
+          </w:tcPr>
+          <w:p>
+            <w:pPr>
+              <w:tabs>
+                <w:tab w:val="left" w:pos="0"/>
+                <w:tab w:val="left" w:leader="dot" w:pos="4678"/>
+                <w:tab w:val="left" w:leader="dot" w:pos="10490"/>
+              </w:tabs>
+              <w:spacing w:before="144" w:beforeLines="60" w:after="96" w:afterLines="40"/>
+              <w:jc w:val="center"/>
+              <w:rPr>
+                <w:rFonts w:ascii="Times New Roman" w:hAnsi="Times New Roman"/>
+                <w:color w:val="000000"/>
+              </w:rPr>
+            </w:pPr>
+            <w:r>
+              <w:rPr>
+                <w:rFonts w:ascii="Times New Roman" w:hAnsi="Times New Roman"/>
+                <w:color w:val="000000"/>
+              </w:rPr>
+              <w:t>Bản vẽ Wireframe hoặc Prototype hoàn chỉnh trên Figma</w:t>
+            </w:r>
+          </w:p>
+        </w:tc>
+        <w:tc>
+          <w:tcPr>
+            <w:tcW w:w="845" w:type="pct"/>
+            <w:tcBorders>
+              <w:left w:val="single" w:color="auto" w:sz="4" w:space="0"/>
+              <w:right w:val="single" w:color="auto" w:sz="4" w:space="0"/>
+            </w:tcBorders>
+            <w:vAlign w:val="center"/>
+          </w:tcPr>
+          <w:p>
+            <w:pPr>
+              <w:tabs>
+                <w:tab w:val="left" w:pos="0"/>
+                <w:tab w:val="left" w:leader="dot" w:pos="4678"/>
+                <w:tab w:val="left" w:leader="dot" w:pos="10490"/>
+              </w:tabs>
+              <w:spacing w:before="144" w:beforeLines="60" w:after="96" w:afterLines="40"/>
+              <w:jc w:val="center"/>
+              <w:rPr>
+                <w:rFonts w:ascii="Times New Roman" w:hAnsi="Times New Roman"/>
+                <w:color w:val="000000"/>
+              </w:rPr>
+            </w:pPr>
+            <w:r>
+              <w:rPr>
+                <w:rFonts w:ascii="Times New Roman" w:hAnsi="Times New Roman"/>
+                <w:color w:val="000000"/>
+              </w:rPr>
+              <w:t>Tiến</w:t>
+            </w:r>
+          </w:p>
+        </w:tc>
+        <w:tc>
+          <w:tcPr>
+            <w:tcW w:w="1219" w:type="pct"/>
+            <w:tcBorders>
+              <w:left w:val="single" w:color="auto" w:sz="4" w:space="0"/>
+              <w:right w:val="single" w:color="auto" w:sz="4" w:space="0"/>
+            </w:tcBorders>
+            <w:vAlign w:val="center"/>
+          </w:tcPr>
+          <w:p>
+            <w:pPr>
+              <w:tabs>
+                <w:tab w:val="left" w:pos="0"/>
+                <w:tab w:val="left" w:leader="dot" w:pos="4678"/>
+                <w:tab w:val="left" w:leader="dot" w:pos="10490"/>
+              </w:tabs>
+              <w:spacing w:before="144" w:beforeLines="60" w:after="96" w:afterLines="40"/>
+              <w:jc w:val="center"/>
+              <w:rPr>
+                <w:rFonts w:ascii="Times New Roman" w:hAnsi="Times New Roman"/>
+                <w:color w:val="000000"/>
+                <w:lang w:val="vi-VN"/>
+              </w:rPr>
+            </w:pPr>
+            <w:r>
+              <w:rPr>
+                <w:rFonts w:ascii="Times New Roman" w:hAnsi="Times New Roman"/>
+                <w:color w:val="000000"/>
+              </w:rPr>
+              <w:t>2</w:t>
+            </w:r>
+            <w:r>
+              <w:rPr>
+                <w:rFonts w:ascii="Times New Roman" w:hAnsi="Times New Roman"/>
+                <w:color w:val="000000"/>
+                <w:lang w:val="vi-VN"/>
+              </w:rPr>
+              <w:t xml:space="preserve"> tuần</w:t>
+            </w:r>
+            <w:r>
+              <w:rPr>
+                <w:rFonts w:ascii="Times New Roman" w:hAnsi="Times New Roman"/>
+                <w:color w:val="000000"/>
+                <w:lang w:val="vi-VN"/>
+              </w:rPr>
+              <w:br/>
+            </w:r>
+            <w:r>
+              <w:rPr>
+                <w:rFonts w:ascii="Times New Roman" w:hAnsi="Times New Roman"/>
+                <w:color w:val="000000"/>
+                <w:lang w:val="vi-VN"/>
+              </w:rPr>
+              <w:t>(20/07 – 26/07)</w:t>
+            </w:r>
+          </w:p>
+        </w:tc>
+      </w:tr>
+      <w:tr>
+        <w:trPr>
+          <w:trHeight w:val="572"/>
+        </w:trPr>
+        <w:tc>
+          <w:tcPr>
+            <w:tcW w:w="539" w:type="pct"/>
+            <w:tcBorders>
+              <w:top w:val="single" w:color="auto" w:sz="4" w:space="0"/>
+              <w:left w:val="single" w:color="auto" w:sz="4" w:space="0"/>
+              <w:bottom w:val="single" w:color="auto" w:sz="4" w:space="0"/>
+              <w:right w:val="single" w:color="auto" w:sz="4" w:space="0"/>
+            </w:tcBorders>
+            <w:vAlign w:val="center"/>
+          </w:tcPr>
+          <w:p>
+            <w:pPr>
+              <w:pStyle w:val="ListParagraph"/>
+              <w:numPr>
+                <w:ilvl w:val="0"/>
+                <w:numId w:val="5"/>
+              </w:numPr>
+              <w:tabs>
+                <w:tab w:val="left" w:pos="0"/>
+                <w:tab w:val="left" w:leader="dot" w:pos="4678"/>
+                <w:tab w:val="left" w:leader="dot" w:pos="10490"/>
+              </w:tabs>
+              <w:spacing w:before="144" w:beforeLines="60" w:after="96" w:afterLines="40"/>
+              <w:jc w:val="center"/>
+              <w:rPr>
+                <w:rFonts w:ascii="Times New Roman" w:hAnsi="Times New Roman"/>
+                <w:bCs w:val="0"/>
+                <w:color w:val="000000"/>
+              </w:rPr>
+            </w:pPr>
+          </w:p>
+        </w:tc>
+        <w:tc>
+          <w:tcPr>
+            <w:tcW w:w="1316" w:type="pct"/>
+            <w:tcBorders>
+              <w:top w:val="single" w:color="auto" w:sz="4" w:space="0"/>
+              <w:left w:val="single" w:color="auto" w:sz="4" w:space="0"/>
+              <w:bottom w:val="single" w:color="auto" w:sz="4" w:space="0"/>
+              <w:right w:val="single" w:color="auto" w:sz="4" w:space="0"/>
+            </w:tcBorders>
+            <w:vAlign w:val="center"/>
+          </w:tcPr>
+          <w:p>
+            <w:pPr>
+              <w:tabs>
+                <w:tab w:val="left" w:pos="0"/>
+                <w:tab w:val="left" w:leader="dot" w:pos="4678"/>
+                <w:tab w:val="left" w:leader="dot" w:pos="10490"/>
+              </w:tabs>
+              <w:spacing w:before="144" w:beforeLines="60" w:after="96" w:afterLines="40"/>
+              <w:jc w:val="center"/>
+              <w:rPr>
+                <w:rFonts w:ascii="Times New Roman" w:hAnsi="Times New Roman"/>
+                <w:color w:val="000000"/>
+              </w:rPr>
+            </w:pPr>
+            <w:r>
+              <w:rPr>
+                <w:rFonts w:ascii="Times New Roman" w:hAnsi="Times New Roman"/>
+                <w:color w:val="000000"/>
+              </w:rPr>
+              <w:t>Lập trình đọc/ghi dữ liệu ngoại vi</w:t>
+            </w:r>
+          </w:p>
+        </w:tc>
+        <w:tc>
+          <w:tcPr>
+            <w:tcW w:w="1081" w:type="pct"/>
+            <w:tcBorders>
+              <w:left w:val="single" w:color="auto" w:sz="4" w:space="0"/>
+              <w:right w:val="single" w:color="auto" w:sz="4" w:space="0"/>
+            </w:tcBorders>
+            <w:vAlign w:val="center"/>
+          </w:tcPr>
+          <w:p>
+            <w:pPr>
+              <w:tabs>
+                <w:tab w:val="left" w:pos="0"/>
+                <w:tab w:val="left" w:leader="dot" w:pos="4678"/>
+                <w:tab w:val="left" w:leader="dot" w:pos="10490"/>
+              </w:tabs>
+              <w:spacing w:before="144" w:beforeLines="60" w:after="96" w:afterLines="40"/>
+              <w:jc w:val="center"/>
+              <w:rPr>
+                <w:rFonts w:ascii="Times New Roman" w:hAnsi="Times New Roman"/>
+                <w:color w:val="000000"/>
+              </w:rPr>
+            </w:pPr>
+            <w:r>
+              <w:rPr>
+                <w:rFonts w:ascii="Times New Roman" w:hAnsi="Times New Roman"/>
+                <w:color w:val="000000"/>
+              </w:rPr>
+              <w:t>Mã nguồn giao tiếp với các thiết bị</w:t>
+            </w:r>
+          </w:p>
+        </w:tc>
+        <w:tc>
+          <w:tcPr>
+            <w:tcW w:w="845" w:type="pct"/>
+            <w:tcBorders>
+              <w:left w:val="single" w:color="auto" w:sz="4" w:space="0"/>
+              <w:right w:val="single" w:color="auto" w:sz="4" w:space="0"/>
+            </w:tcBorders>
+            <w:vAlign w:val="center"/>
+          </w:tcPr>
+          <w:p>
+            <w:pPr>
+              <w:tabs>
+                <w:tab w:val="left" w:pos="0"/>
+                <w:tab w:val="left" w:leader="dot" w:pos="4678"/>
+                <w:tab w:val="left" w:leader="dot" w:pos="10490"/>
+              </w:tabs>
+              <w:spacing w:before="144" w:beforeLines="60" w:after="96" w:afterLines="40"/>
+              <w:jc w:val="center"/>
+              <w:rPr>
+                <w:rFonts w:ascii="Times New Roman" w:hAnsi="Times New Roman"/>
+                <w:color w:val="000000"/>
+                <w:lang w:val="vi-VN"/>
+              </w:rPr>
+            </w:pPr>
+            <w:r>
+              <w:rPr>
+                <w:rFonts w:ascii="Times New Roman" w:hAnsi="Times New Roman"/>
+                <w:color w:val="000000"/>
+              </w:rPr>
+              <w:t>Tiến</w:t>
+            </w:r>
+            <w:r>
+              <w:rPr>
+                <w:rFonts w:ascii="Times New Roman" w:hAnsi="Times New Roman"/>
+                <w:color w:val="000000"/>
+                <w:lang w:val="vi-VN"/>
+              </w:rPr>
+              <w:t>, Huy</w:t>
+            </w:r>
+          </w:p>
+        </w:tc>
+        <w:tc>
+          <w:tcPr>
+            <w:tcW w:w="1219" w:type="pct"/>
+            <w:tcBorders>
+              <w:left w:val="single" w:color="auto" w:sz="4" w:space="0"/>
+              <w:right w:val="single" w:color="auto" w:sz="4" w:space="0"/>
+            </w:tcBorders>
+            <w:vAlign w:val="center"/>
+          </w:tcPr>
+          <w:p>
+            <w:pPr>
+              <w:tabs>
+                <w:tab w:val="left" w:pos="0"/>
+                <w:tab w:val="left" w:leader="dot" w:pos="4678"/>
+                <w:tab w:val="left" w:leader="dot" w:pos="10490"/>
+              </w:tabs>
+              <w:spacing w:before="144" w:beforeLines="60" w:after="96" w:afterLines="40"/>
+              <w:jc w:val="center"/>
+              <w:rPr>
+                <w:rFonts w:ascii="Times New Roman" w:hAnsi="Times New Roman"/>
+                <w:color w:val="000000"/>
+                <w:lang w:val="vi-VN"/>
+              </w:rPr>
+            </w:pPr>
+            <w:r>
+              <w:rPr>
+                <w:rFonts w:ascii="Times New Roman" w:hAnsi="Times New Roman"/>
+                <w:color w:val="000000"/>
+              </w:rPr>
+              <w:t>1</w:t>
+            </w:r>
+            <w:r>
+              <w:rPr>
+                <w:rFonts w:ascii="Times New Roman" w:hAnsi="Times New Roman"/>
+                <w:color w:val="000000"/>
+                <w:lang w:val="vi-VN"/>
+              </w:rPr>
+              <w:t xml:space="preserve"> tuần</w:t>
+            </w:r>
+            <w:r>
+              <w:rPr>
+                <w:rFonts w:ascii="Times New Roman" w:hAnsi="Times New Roman"/>
+                <w:color w:val="000000"/>
+                <w:lang w:val="vi-VN"/>
+              </w:rPr>
+              <w:br/>
+            </w:r>
+            <w:r>
+              <w:rPr>
+                <w:rFonts w:ascii="Times New Roman" w:hAnsi="Times New Roman"/>
+                <w:color w:val="000000"/>
+                <w:lang w:val="vi-VN"/>
+              </w:rPr>
+              <w:t xml:space="preserve">(27/07 </w:t>
+            </w:r>
+            <w:r>
+              <w:rPr>
+                <w:rFonts w:ascii="Times New Roman" w:hAnsi="Times New Roman"/>
+                <w:color w:val="000000"/>
+                <w:lang w:val="vi-VN"/>
+              </w:rPr>
+              <w:t>–</w:t>
+            </w:r>
+            <w:r>
+              <w:rPr>
+                <w:rFonts w:ascii="Times New Roman" w:hAnsi="Times New Roman"/>
+                <w:color w:val="000000"/>
+                <w:lang w:val="vi-VN"/>
+              </w:rPr>
+              <w:t xml:space="preserve"> </w:t>
+            </w:r>
+            <w:r>
+              <w:rPr>
+                <w:rFonts w:ascii="Times New Roman" w:hAnsi="Times New Roman"/>
+                <w:color w:val="000000"/>
+                <w:lang w:val="vi-VN"/>
+              </w:rPr>
+              <w:t>02/08)</w:t>
+            </w:r>
+          </w:p>
+        </w:tc>
+      </w:tr>
+      <w:tr>
+        <w:trPr>
+          <w:trHeight w:val="572"/>
+        </w:trPr>
+        <w:tc>
+          <w:tcPr>
+            <w:tcW w:w="539" w:type="pct"/>
+            <w:tcBorders>
+              <w:top w:val="single" w:color="auto" w:sz="4" w:space="0"/>
+              <w:left w:val="single" w:color="auto" w:sz="4" w:space="0"/>
+              <w:bottom w:val="single" w:color="auto" w:sz="4" w:space="0"/>
+              <w:right w:val="single" w:color="auto" w:sz="4" w:space="0"/>
+            </w:tcBorders>
+            <w:vAlign w:val="center"/>
+          </w:tcPr>
+          <w:p>
+            <w:pPr>
+              <w:pStyle w:val="ListParagraph"/>
+              <w:numPr>
+                <w:ilvl w:val="0"/>
+                <w:numId w:val="5"/>
+              </w:numPr>
+              <w:tabs>
+                <w:tab w:val="left" w:pos="0"/>
+                <w:tab w:val="left" w:leader="dot" w:pos="4678"/>
+                <w:tab w:val="left" w:leader="dot" w:pos="10490"/>
+              </w:tabs>
+              <w:spacing w:before="144" w:beforeLines="60" w:after="96" w:afterLines="40"/>
+              <w:jc w:val="center"/>
+              <w:rPr>
+                <w:rFonts w:ascii="Times New Roman" w:hAnsi="Times New Roman"/>
+                <w:bCs w:val="0"/>
+                <w:color w:val="000000"/>
+              </w:rPr>
+            </w:pPr>
+          </w:p>
+        </w:tc>
+        <w:tc>
+          <w:tcPr>
+            <w:tcW w:w="1316" w:type="pct"/>
+            <w:tcBorders>
+              <w:top w:val="single" w:color="auto" w:sz="4" w:space="0"/>
+              <w:left w:val="single" w:color="auto" w:sz="4" w:space="0"/>
+              <w:bottom w:val="single" w:color="auto" w:sz="4" w:space="0"/>
+              <w:right w:val="single" w:color="auto" w:sz="4" w:space="0"/>
+            </w:tcBorders>
+            <w:vAlign w:val="center"/>
+          </w:tcPr>
+          <w:p>
+            <w:pPr>
+              <w:tabs>
+                <w:tab w:val="left" w:pos="0"/>
+                <w:tab w:val="left" w:leader="dot" w:pos="4678"/>
+                <w:tab w:val="left" w:leader="dot" w:pos="10490"/>
+              </w:tabs>
+              <w:spacing w:before="144" w:beforeLines="60" w:after="96" w:afterLines="40"/>
+              <w:jc w:val="center"/>
+              <w:rPr>
+                <w:rFonts w:ascii="Times New Roman" w:hAnsi="Times New Roman"/>
+                <w:color w:val="000000"/>
+              </w:rPr>
+            </w:pPr>
+            <w:r>
+              <w:rPr>
+                <w:rFonts w:ascii="Times New Roman" w:hAnsi="Times New Roman"/>
+                <w:color w:val="000000"/>
+              </w:rPr>
+              <w:t>Vẽ schematic</w:t>
+            </w:r>
+          </w:p>
+        </w:tc>
+        <w:tc>
+          <w:tcPr>
+            <w:tcW w:w="1081" w:type="pct"/>
+            <w:tcBorders>
+              <w:left w:val="single" w:color="auto" w:sz="4" w:space="0"/>
+              <w:right w:val="single" w:color="auto" w:sz="4" w:space="0"/>
+            </w:tcBorders>
+            <w:vAlign w:val="center"/>
+          </w:tcPr>
+          <w:p>
+            <w:pPr>
+              <w:tabs>
+                <w:tab w:val="left" w:pos="0"/>
+                <w:tab w:val="left" w:leader="dot" w:pos="4678"/>
+                <w:tab w:val="left" w:leader="dot" w:pos="10490"/>
+              </w:tabs>
+              <w:spacing w:before="144" w:beforeLines="60" w:after="96" w:afterLines="40"/>
+              <w:jc w:val="center"/>
+              <w:rPr>
+                <w:rFonts w:ascii="Times New Roman" w:hAnsi="Times New Roman"/>
+                <w:color w:val="000000"/>
+              </w:rPr>
+            </w:pPr>
+            <w:r>
+              <w:rPr>
+                <w:rFonts w:ascii="Times New Roman" w:hAnsi="Times New Roman"/>
+                <w:color w:val="000000"/>
+              </w:rPr>
+              <w:t>Bản vẽ nguyên lý chi tiết</w:t>
+            </w:r>
+          </w:p>
+        </w:tc>
+        <w:tc>
+          <w:tcPr>
+            <w:tcW w:w="845" w:type="pct"/>
+            <w:tcBorders>
+              <w:left w:val="single" w:color="auto" w:sz="4" w:space="0"/>
+              <w:right w:val="single" w:color="auto" w:sz="4" w:space="0"/>
+            </w:tcBorders>
+            <w:vAlign w:val="center"/>
+          </w:tcPr>
+          <w:p>
+            <w:pPr>
+              <w:tabs>
+                <w:tab w:val="left" w:pos="0"/>
+                <w:tab w:val="left" w:leader="dot" w:pos="4678"/>
+                <w:tab w:val="left" w:leader="dot" w:pos="10490"/>
+              </w:tabs>
+              <w:spacing w:before="144" w:beforeLines="60" w:after="96" w:afterLines="40"/>
+              <w:jc w:val="center"/>
+              <w:rPr>
+                <w:rFonts w:ascii="Times New Roman" w:hAnsi="Times New Roman"/>
+                <w:color w:val="000000"/>
+              </w:rPr>
+            </w:pPr>
+            <w:r>
+              <w:rPr>
+                <w:rFonts w:ascii="Times New Roman" w:hAnsi="Times New Roman"/>
+                <w:color w:val="000000"/>
+              </w:rPr>
+              <w:t>Huy</w:t>
+            </w:r>
+          </w:p>
+        </w:tc>
+        <w:tc>
+          <w:tcPr>
+            <w:tcW w:w="1219" w:type="pct"/>
+            <w:tcBorders>
+              <w:left w:val="single" w:color="auto" w:sz="4" w:space="0"/>
+              <w:right w:val="single" w:color="auto" w:sz="4" w:space="0"/>
+            </w:tcBorders>
+            <w:vAlign w:val="center"/>
+          </w:tcPr>
+          <w:p>
+            <w:pPr>
+              <w:tabs>
+                <w:tab w:val="left" w:pos="0"/>
+                <w:tab w:val="left" w:leader="dot" w:pos="4678"/>
+                <w:tab w:val="left" w:leader="dot" w:pos="10490"/>
+              </w:tabs>
+              <w:spacing w:before="144" w:beforeLines="60" w:after="96" w:afterLines="40"/>
+              <w:jc w:val="center"/>
+              <w:rPr>
+                <w:rFonts w:ascii="Times New Roman" w:hAnsi="Times New Roman"/>
+                <w:color w:val="000000"/>
+                <w:lang w:val="vi-VN"/>
+              </w:rPr>
+            </w:pPr>
+            <w:r>
+              <w:rPr>
+                <w:rFonts w:ascii="Times New Roman" w:hAnsi="Times New Roman"/>
+                <w:color w:val="000000"/>
+              </w:rPr>
+              <w:t>3</w:t>
+            </w:r>
+            <w:r>
+              <w:rPr>
+                <w:rFonts w:ascii="Times New Roman" w:hAnsi="Times New Roman"/>
+                <w:color w:val="000000"/>
+                <w:lang w:val="vi-VN"/>
+              </w:rPr>
+              <w:t xml:space="preserve"> tuần</w:t>
+            </w:r>
+            <w:r>
+              <w:rPr>
+                <w:rFonts w:ascii="Times New Roman" w:hAnsi="Times New Roman"/>
+                <w:color w:val="000000"/>
+                <w:lang w:val="vi-VN"/>
+              </w:rPr>
+              <w:br/>
+            </w:r>
+            <w:r>
+              <w:rPr>
+                <w:rFonts w:ascii="Times New Roman" w:hAnsi="Times New Roman"/>
+                <w:color w:val="000000"/>
+                <w:lang w:val="vi-VN"/>
+              </w:rPr>
+              <w:t>(03/08 – 23/08)</w:t>
+            </w:r>
+          </w:p>
+        </w:tc>
+      </w:tr>
+      <w:tr>
+        <w:trPr>
+          <w:trHeight w:val="572"/>
+        </w:trPr>
+        <w:tc>
+          <w:tcPr>
+            <w:tcW w:w="539" w:type="pct"/>
+            <w:tcBorders>
+              <w:top w:val="single" w:color="auto" w:sz="4" w:space="0"/>
+              <w:left w:val="single" w:color="auto" w:sz="4" w:space="0"/>
+              <w:bottom w:val="single" w:color="auto" w:sz="4" w:space="0"/>
+              <w:right w:val="single" w:color="auto" w:sz="4" w:space="0"/>
+            </w:tcBorders>
+            <w:vAlign w:val="center"/>
+          </w:tcPr>
+          <w:p>
+            <w:pPr>
+              <w:pStyle w:val="ListParagraph"/>
+              <w:numPr>
+                <w:ilvl w:val="0"/>
+                <w:numId w:val="5"/>
+              </w:numPr>
+              <w:tabs>
+                <w:tab w:val="left" w:pos="0"/>
+                <w:tab w:val="left" w:leader="dot" w:pos="4678"/>
+                <w:tab w:val="left" w:leader="dot" w:pos="10490"/>
+              </w:tabs>
+              <w:spacing w:before="144" w:beforeLines="60" w:after="96" w:afterLines="40"/>
+              <w:jc w:val="center"/>
+              <w:rPr>
+                <w:rFonts w:ascii="Times New Roman" w:hAnsi="Times New Roman"/>
+                <w:bCs w:val="0"/>
+                <w:color w:val="000000"/>
+              </w:rPr>
+            </w:pPr>
+          </w:p>
+        </w:tc>
+        <w:tc>
+          <w:tcPr>
+            <w:tcW w:w="1316" w:type="pct"/>
+            <w:tcBorders>
+              <w:top w:val="single" w:color="auto" w:sz="4" w:space="0"/>
+              <w:left w:val="single" w:color="auto" w:sz="4" w:space="0"/>
+              <w:bottom w:val="single" w:color="auto" w:sz="4" w:space="0"/>
+              <w:right w:val="single" w:color="auto" w:sz="4" w:space="0"/>
+            </w:tcBorders>
+            <w:vAlign w:val="center"/>
+          </w:tcPr>
+          <w:p>
+            <w:pPr>
+              <w:tabs>
+                <w:tab w:val="left" w:pos="0"/>
+                <w:tab w:val="left" w:leader="dot" w:pos="4678"/>
+                <w:tab w:val="left" w:leader="dot" w:pos="10490"/>
+              </w:tabs>
+              <w:spacing w:before="144" w:beforeLines="60" w:after="96" w:afterLines="40"/>
+              <w:jc w:val="center"/>
+              <w:rPr>
+                <w:rFonts w:ascii="Times New Roman" w:hAnsi="Times New Roman"/>
+                <w:color w:val="000000"/>
+              </w:rPr>
+            </w:pPr>
+            <w:r>
+              <w:rPr>
+                <w:rFonts w:ascii="Times New Roman" w:hAnsi="Times New Roman"/>
+                <w:color w:val="000000"/>
+              </w:rPr>
+              <w:t>Xử lý logic nghiệp vụ</w:t>
+            </w:r>
+          </w:p>
+        </w:tc>
+        <w:tc>
+          <w:tcPr>
+            <w:tcW w:w="1081" w:type="pct"/>
+            <w:tcBorders>
+              <w:left w:val="single" w:color="auto" w:sz="4" w:space="0"/>
+              <w:right w:val="single" w:color="auto" w:sz="4" w:space="0"/>
+            </w:tcBorders>
+            <w:vAlign w:val="center"/>
+          </w:tcPr>
+          <w:p>
+            <w:pPr>
+              <w:tabs>
+                <w:tab w:val="left" w:pos="0"/>
+                <w:tab w:val="left" w:leader="dot" w:pos="4678"/>
+                <w:tab w:val="left" w:leader="dot" w:pos="10490"/>
+              </w:tabs>
+              <w:spacing w:before="144" w:beforeLines="60" w:after="96" w:afterLines="40"/>
+              <w:jc w:val="center"/>
+              <w:rPr>
+                <w:rFonts w:ascii="Times New Roman" w:hAnsi="Times New Roman"/>
+                <w:color w:val="000000"/>
+              </w:rPr>
+            </w:pPr>
+            <w:r>
+              <w:rPr>
+                <w:rFonts w:ascii="Times New Roman" w:hAnsi="Times New Roman"/>
+                <w:color w:val="000000"/>
+              </w:rPr>
+              <w:t>Mã nguồn các logic điều khiển chính</w:t>
+            </w:r>
+          </w:p>
+        </w:tc>
+        <w:tc>
+          <w:tcPr>
+            <w:tcW w:w="845" w:type="pct"/>
+            <w:tcBorders>
+              <w:left w:val="single" w:color="auto" w:sz="4" w:space="0"/>
+              <w:right w:val="single" w:color="auto" w:sz="4" w:space="0"/>
+            </w:tcBorders>
+            <w:vAlign w:val="center"/>
+          </w:tcPr>
+          <w:p>
+            <w:pPr>
+              <w:tabs>
+                <w:tab w:val="left" w:pos="0"/>
+                <w:tab w:val="left" w:leader="dot" w:pos="4678"/>
+                <w:tab w:val="left" w:leader="dot" w:pos="10490"/>
+              </w:tabs>
+              <w:spacing w:before="144" w:beforeLines="60" w:after="96" w:afterLines="40"/>
+              <w:jc w:val="center"/>
+              <w:rPr>
+                <w:rFonts w:ascii="Times New Roman" w:hAnsi="Times New Roman"/>
+                <w:color w:val="000000"/>
+              </w:rPr>
+            </w:pPr>
+            <w:r>
+              <w:rPr>
+                <w:rFonts w:ascii="Times New Roman" w:hAnsi="Times New Roman"/>
+                <w:color w:val="000000"/>
+              </w:rPr>
+              <w:t>Tiến</w:t>
+            </w:r>
+            <w:r>
+              <w:rPr>
+                <w:rFonts w:ascii="Times New Roman" w:hAnsi="Times New Roman"/>
+                <w:color w:val="000000"/>
+                <w:lang w:val="vi-VN"/>
+              </w:rPr>
+              <w:t>, Huy</w:t>
+            </w:r>
+          </w:p>
+        </w:tc>
+        <w:tc>
+          <w:tcPr>
+            <w:tcW w:w="1219" w:type="pct"/>
+            <w:tcBorders>
+              <w:left w:val="single" w:color="auto" w:sz="4" w:space="0"/>
+              <w:right w:val="single" w:color="auto" w:sz="4" w:space="0"/>
+            </w:tcBorders>
+            <w:vAlign w:val="center"/>
+          </w:tcPr>
+          <w:p>
+            <w:pPr>
+              <w:tabs>
+                <w:tab w:val="left" w:pos="0"/>
+                <w:tab w:val="left" w:leader="dot" w:pos="4678"/>
+                <w:tab w:val="left" w:leader="dot" w:pos="10490"/>
+              </w:tabs>
+              <w:spacing w:before="144" w:beforeLines="60" w:after="96" w:afterLines="40"/>
+              <w:jc w:val="center"/>
+              <w:rPr>
+                <w:rFonts w:ascii="Times New Roman" w:hAnsi="Times New Roman"/>
+                <w:color w:val="000000"/>
+              </w:rPr>
+            </w:pPr>
+            <w:r>
+              <w:rPr>
+                <w:rFonts w:ascii="Times New Roman" w:hAnsi="Times New Roman"/>
+                <w:color w:val="000000"/>
+                <w:lang w:val="vi-VN"/>
+              </w:rPr>
+              <w:t>10</w:t>
+            </w:r>
+            <w:r>
+              <w:rPr>
+                <w:rFonts w:ascii="Times New Roman" w:hAnsi="Times New Roman"/>
+                <w:color w:val="000000"/>
+                <w:lang w:val="vi-VN"/>
+              </w:rPr>
+              <w:t xml:space="preserve"> tuần</w:t>
+            </w:r>
+            <w:r>
+              <w:rPr>
+                <w:rFonts w:ascii="Times New Roman" w:hAnsi="Times New Roman"/>
+                <w:color w:val="000000"/>
+                <w:lang w:val="vi-VN"/>
+              </w:rPr>
+              <w:br/>
+            </w:r>
+            <w:r>
+              <w:rPr>
+                <w:rFonts w:ascii="Times New Roman" w:hAnsi="Times New Roman"/>
+                <w:color w:val="000000"/>
+                <w:lang w:val="vi-VN"/>
+              </w:rPr>
+              <w:t>(</w:t>
+            </w:r>
+            <w:r>
+              <w:rPr>
+                <w:rFonts w:ascii="Times New Roman" w:hAnsi="Times New Roman"/>
+                <w:color w:val="000000"/>
+                <w:lang w:val="vi-VN"/>
+              </w:rPr>
+              <w:t>03</w:t>
+            </w:r>
+            <w:r>
+              <w:rPr>
+                <w:rFonts w:ascii="Times New Roman" w:hAnsi="Times New Roman"/>
+                <w:color w:val="000000"/>
+                <w:lang w:val="vi-VN"/>
+              </w:rPr>
+              <w:t>/</w:t>
+            </w:r>
+            <w:r>
+              <w:rPr>
+                <w:rFonts w:ascii="Times New Roman" w:hAnsi="Times New Roman"/>
+                <w:color w:val="000000"/>
+                <w:lang w:val="vi-VN"/>
+              </w:rPr>
+              <w:t>08</w:t>
+            </w:r>
+            <w:r>
+              <w:rPr>
+                <w:rFonts w:ascii="Times New Roman" w:hAnsi="Times New Roman"/>
+                <w:color w:val="000000"/>
+                <w:lang w:val="vi-VN"/>
+              </w:rPr>
+              <w:t xml:space="preserve"> – </w:t>
+            </w:r>
+            <w:r>
+              <w:rPr>
+                <w:rFonts w:ascii="Times New Roman" w:hAnsi="Times New Roman"/>
+                <w:color w:val="000000"/>
+                <w:lang w:val="vi-VN"/>
+              </w:rPr>
+              <w:t>11</w:t>
+            </w:r>
+            <w:r>
+              <w:rPr>
+                <w:rFonts w:ascii="Times New Roman" w:hAnsi="Times New Roman"/>
+                <w:color w:val="000000"/>
+                <w:lang w:val="vi-VN"/>
+              </w:rPr>
+              <w:t>/</w:t>
+            </w:r>
+            <w:r>
+              <w:rPr>
+                <w:rFonts w:ascii="Times New Roman" w:hAnsi="Times New Roman"/>
+                <w:color w:val="000000"/>
+                <w:lang w:val="vi-VN"/>
+              </w:rPr>
+              <w:t>10</w:t>
+            </w:r>
+            <w:r>
+              <w:rPr>
+                <w:rFonts w:ascii="Times New Roman" w:hAnsi="Times New Roman"/>
+                <w:color w:val="000000"/>
+                <w:lang w:val="vi-VN"/>
+              </w:rPr>
+              <w:t>)</w:t>
+            </w:r>
+          </w:p>
+        </w:tc>
+      </w:tr>
+      <w:tr>
+        <w:trPr>
+          <w:trHeight w:val="572"/>
+        </w:trPr>
+        <w:tc>
+          <w:tcPr>
+            <w:tcW w:w="539" w:type="pct"/>
+            <w:tcBorders>
+              <w:top w:val="single" w:color="auto" w:sz="4" w:space="0"/>
+              <w:left w:val="single" w:color="auto" w:sz="4" w:space="0"/>
+              <w:bottom w:val="single" w:color="auto" w:sz="4" w:space="0"/>
+              <w:right w:val="single" w:color="auto" w:sz="4" w:space="0"/>
+            </w:tcBorders>
+            <w:vAlign w:val="center"/>
+          </w:tcPr>
+          <w:p>
+            <w:pPr>
+              <w:pStyle w:val="ListParagraph"/>
+              <w:numPr>
+                <w:ilvl w:val="0"/>
+                <w:numId w:val="5"/>
+              </w:numPr>
+              <w:tabs>
+                <w:tab w:val="left" w:pos="0"/>
+                <w:tab w:val="left" w:leader="dot" w:pos="4678"/>
+                <w:tab w:val="left" w:leader="dot" w:pos="10490"/>
+              </w:tabs>
+              <w:spacing w:before="144" w:beforeLines="60" w:after="96" w:afterLines="40"/>
+              <w:jc w:val="center"/>
+              <w:rPr>
+                <w:rFonts w:ascii="Times New Roman" w:hAnsi="Times New Roman"/>
+                <w:bCs w:val="0"/>
+                <w:color w:val="000000"/>
+              </w:rPr>
+            </w:pPr>
+          </w:p>
+        </w:tc>
+        <w:tc>
+          <w:tcPr>
+            <w:tcW w:w="1316" w:type="pct"/>
+            <w:tcBorders>
+              <w:top w:val="single" w:color="auto" w:sz="4" w:space="0"/>
+              <w:left w:val="single" w:color="auto" w:sz="4" w:space="0"/>
+              <w:bottom w:val="single" w:color="auto" w:sz="4" w:space="0"/>
+              <w:right w:val="single" w:color="auto" w:sz="4" w:space="0"/>
+            </w:tcBorders>
+            <w:vAlign w:val="center"/>
+          </w:tcPr>
+          <w:p>
+            <w:pPr>
+              <w:tabs>
+                <w:tab w:val="left" w:pos="0"/>
+                <w:tab w:val="left" w:leader="dot" w:pos="4678"/>
+                <w:tab w:val="left" w:leader="dot" w:pos="10490"/>
+              </w:tabs>
+              <w:spacing w:before="144" w:beforeLines="60" w:after="96" w:afterLines="40"/>
+              <w:jc w:val="center"/>
+              <w:rPr>
+                <w:rFonts w:ascii="Times New Roman" w:hAnsi="Times New Roman"/>
+                <w:color w:val="000000"/>
+              </w:rPr>
+            </w:pPr>
+            <w:r>
+              <w:rPr>
+                <w:rFonts w:ascii="Times New Roman" w:hAnsi="Times New Roman"/>
+                <w:color w:val="000000"/>
+              </w:rPr>
+              <w:t>Hoàn thiện các API endpoint</w:t>
+            </w:r>
+          </w:p>
+        </w:tc>
+        <w:tc>
+          <w:tcPr>
+            <w:tcW w:w="1081" w:type="pct"/>
+            <w:tcBorders>
+              <w:left w:val="single" w:color="auto" w:sz="4" w:space="0"/>
+              <w:right w:val="single" w:color="auto" w:sz="4" w:space="0"/>
+            </w:tcBorders>
+            <w:vAlign w:val="center"/>
+          </w:tcPr>
+          <w:p>
+            <w:pPr>
+              <w:tabs>
+                <w:tab w:val="left" w:pos="0"/>
+                <w:tab w:val="left" w:leader="dot" w:pos="4678"/>
+                <w:tab w:val="left" w:leader="dot" w:pos="10490"/>
+              </w:tabs>
+              <w:spacing w:before="144" w:beforeLines="60" w:after="96" w:afterLines="40"/>
+              <w:jc w:val="center"/>
+              <w:rPr>
+                <w:rFonts w:ascii="Times New Roman" w:hAnsi="Times New Roman"/>
+                <w:color w:val="000000"/>
+              </w:rPr>
+            </w:pPr>
+            <w:r>
+              <w:rPr>
+                <w:rFonts w:ascii="Times New Roman" w:hAnsi="Times New Roman"/>
+                <w:color w:val="000000"/>
+              </w:rPr>
+              <w:t>Tài liệu API và bộ mã nguồn Backend hoàn chỉnh đã được unit test.</w:t>
+            </w:r>
+          </w:p>
+        </w:tc>
+        <w:tc>
+          <w:tcPr>
+            <w:tcW w:w="845" w:type="pct"/>
+            <w:tcBorders>
+              <w:left w:val="single" w:color="auto" w:sz="4" w:space="0"/>
+              <w:right w:val="single" w:color="auto" w:sz="4" w:space="0"/>
+            </w:tcBorders>
+            <w:vAlign w:val="center"/>
+          </w:tcPr>
+          <w:p>
+            <w:pPr>
+              <w:tabs>
+                <w:tab w:val="left" w:pos="0"/>
+                <w:tab w:val="left" w:leader="dot" w:pos="4678"/>
+                <w:tab w:val="left" w:leader="dot" w:pos="10490"/>
+              </w:tabs>
+              <w:spacing w:before="144" w:beforeLines="60" w:after="96" w:afterLines="40"/>
+              <w:jc w:val="center"/>
+              <w:rPr>
+                <w:rFonts w:ascii="Times New Roman" w:hAnsi="Times New Roman"/>
+                <w:color w:val="000000"/>
+              </w:rPr>
+            </w:pPr>
+            <w:r>
+              <w:rPr>
+                <w:rFonts w:ascii="Times New Roman" w:hAnsi="Times New Roman"/>
+                <w:color w:val="000000"/>
+              </w:rPr>
+              <w:t>Tiến</w:t>
+            </w:r>
+          </w:p>
+        </w:tc>
+        <w:tc>
+          <w:tcPr>
+            <w:tcW w:w="1219" w:type="pct"/>
+            <w:tcBorders>
+              <w:left w:val="single" w:color="auto" w:sz="4" w:space="0"/>
+              <w:right w:val="single" w:color="auto" w:sz="4" w:space="0"/>
+            </w:tcBorders>
+            <w:vAlign w:val="center"/>
+          </w:tcPr>
+          <w:p>
+            <w:pPr>
+              <w:tabs>
+                <w:tab w:val="left" w:pos="0"/>
+                <w:tab w:val="left" w:leader="dot" w:pos="4678"/>
+                <w:tab w:val="left" w:leader="dot" w:pos="10490"/>
+              </w:tabs>
+              <w:spacing w:before="144" w:beforeLines="60" w:after="96" w:afterLines="40"/>
+              <w:jc w:val="center"/>
+              <w:rPr>
+                <w:rFonts w:ascii="Times New Roman" w:hAnsi="Times New Roman"/>
+                <w:color w:val="000000"/>
+                <w:lang w:val="vi-VN"/>
+              </w:rPr>
+            </w:pPr>
+            <w:r>
+              <w:rPr>
+                <w:rFonts w:ascii="Times New Roman" w:hAnsi="Times New Roman"/>
+                <w:color w:val="000000"/>
+                <w:lang w:val="vi-VN"/>
+              </w:rPr>
+              <w:t>5</w:t>
+            </w:r>
+            <w:r>
+              <w:rPr>
+                <w:rFonts w:ascii="Times New Roman" w:hAnsi="Times New Roman"/>
+                <w:color w:val="000000"/>
+                <w:lang w:val="vi-VN"/>
+              </w:rPr>
+              <w:t xml:space="preserve"> tuần</w:t>
+            </w:r>
+            <w:r>
+              <w:rPr>
+                <w:rFonts w:ascii="Times New Roman" w:hAnsi="Times New Roman"/>
+                <w:color w:val="000000"/>
+                <w:lang w:val="vi-VN"/>
+              </w:rPr>
+              <w:br/>
+            </w:r>
+            <w:r>
+              <w:rPr>
+                <w:rFonts w:ascii="Times New Roman" w:hAnsi="Times New Roman"/>
+                <w:color w:val="000000"/>
+                <w:lang w:val="vi-VN"/>
+              </w:rPr>
+              <w:t xml:space="preserve">(03/08 – </w:t>
+            </w:r>
+            <w:r>
+              <w:rPr>
+                <w:rFonts w:ascii="Times New Roman" w:hAnsi="Times New Roman"/>
+                <w:color w:val="000000"/>
+                <w:lang w:val="vi-VN"/>
+              </w:rPr>
+              <w:t>06/09</w:t>
+            </w:r>
+            <w:r>
+              <w:rPr>
+                <w:rFonts w:ascii="Times New Roman" w:hAnsi="Times New Roman"/>
+                <w:color w:val="000000"/>
+                <w:lang w:val="vi-VN"/>
+              </w:rPr>
+              <w:t>)</w:t>
+            </w:r>
+          </w:p>
+        </w:tc>
+      </w:tr>
+      <w:tr>
+        <w:trPr>
+          <w:trHeight w:val="572"/>
+        </w:trPr>
+        <w:tc>
+          <w:tcPr>
+            <w:tcW w:w="539" w:type="pct"/>
+            <w:tcBorders>
+              <w:top w:val="single" w:color="auto" w:sz="4" w:space="0"/>
+              <w:left w:val="single" w:color="auto" w:sz="4" w:space="0"/>
+              <w:bottom w:val="single" w:color="auto" w:sz="4" w:space="0"/>
+              <w:right w:val="single" w:color="auto" w:sz="4" w:space="0"/>
+            </w:tcBorders>
+            <w:vAlign w:val="center"/>
+          </w:tcPr>
+          <w:p>
+            <w:pPr>
+              <w:pStyle w:val="ListParagraph"/>
+              <w:numPr>
+                <w:ilvl w:val="0"/>
+                <w:numId w:val="5"/>
+              </w:numPr>
+              <w:tabs>
+                <w:tab w:val="left" w:pos="0"/>
+                <w:tab w:val="left" w:leader="dot" w:pos="4678"/>
+                <w:tab w:val="left" w:leader="dot" w:pos="10490"/>
+              </w:tabs>
+              <w:spacing w:before="144" w:beforeLines="60" w:after="96" w:afterLines="40"/>
+              <w:jc w:val="center"/>
+              <w:rPr>
+                <w:rFonts w:ascii="Times New Roman" w:hAnsi="Times New Roman"/>
+                <w:bCs w:val="0"/>
+                <w:color w:val="000000"/>
+              </w:rPr>
+            </w:pPr>
+          </w:p>
+        </w:tc>
+        <w:tc>
+          <w:tcPr>
+            <w:tcW w:w="1316" w:type="pct"/>
+            <w:tcBorders>
+              <w:top w:val="single" w:color="auto" w:sz="4" w:space="0"/>
+              <w:left w:val="single" w:color="auto" w:sz="4" w:space="0"/>
+              <w:bottom w:val="single" w:color="auto" w:sz="4" w:space="0"/>
+              <w:right w:val="single" w:color="auto" w:sz="4" w:space="0"/>
+            </w:tcBorders>
+            <w:vAlign w:val="center"/>
+          </w:tcPr>
+          <w:p>
+            <w:pPr>
+              <w:tabs>
+                <w:tab w:val="left" w:pos="0"/>
+                <w:tab w:val="left" w:leader="dot" w:pos="4678"/>
+                <w:tab w:val="left" w:leader="dot" w:pos="10490"/>
+              </w:tabs>
+              <w:spacing w:before="144" w:beforeLines="60" w:after="96" w:afterLines="40"/>
+              <w:jc w:val="center"/>
+              <w:rPr>
+                <w:rFonts w:ascii="Times New Roman" w:hAnsi="Times New Roman"/>
+                <w:color w:val="000000"/>
+              </w:rPr>
+            </w:pPr>
+            <w:r>
+              <w:rPr>
+                <w:rFonts w:ascii="Times New Roman" w:hAnsi="Times New Roman"/>
+                <w:color w:val="000000"/>
+              </w:rPr>
+              <w:t>Thiết kế PCB</w:t>
+            </w:r>
+          </w:p>
+        </w:tc>
+        <w:tc>
+          <w:tcPr>
+            <w:tcW w:w="1081" w:type="pct"/>
+            <w:tcBorders>
+              <w:left w:val="single" w:color="auto" w:sz="4" w:space="0"/>
+              <w:right w:val="single" w:color="auto" w:sz="4" w:space="0"/>
+            </w:tcBorders>
+            <w:vAlign w:val="center"/>
+          </w:tcPr>
+          <w:p>
+            <w:pPr>
+              <w:tabs>
+                <w:tab w:val="left" w:pos="0"/>
+                <w:tab w:val="left" w:leader="dot" w:pos="4678"/>
+                <w:tab w:val="left" w:leader="dot" w:pos="10490"/>
+              </w:tabs>
+              <w:spacing w:before="144" w:beforeLines="60" w:after="96" w:afterLines="40"/>
+              <w:jc w:val="center"/>
+              <w:rPr>
+                <w:rFonts w:ascii="Times New Roman" w:hAnsi="Times New Roman"/>
+                <w:color w:val="000000"/>
+              </w:rPr>
+            </w:pPr>
+            <w:r>
+              <w:rPr>
+                <w:rFonts w:ascii="Times New Roman" w:hAnsi="Times New Roman"/>
+                <w:color w:val="000000"/>
+              </w:rPr>
+              <w:t>File thiết kế mạch in và hình ảnh mô phỏng 3D của mạch.</w:t>
+            </w:r>
+          </w:p>
+        </w:tc>
+        <w:tc>
+          <w:tcPr>
+            <w:tcW w:w="845" w:type="pct"/>
+            <w:tcBorders>
+              <w:left w:val="single" w:color="auto" w:sz="4" w:space="0"/>
+              <w:right w:val="single" w:color="auto" w:sz="4" w:space="0"/>
+            </w:tcBorders>
+            <w:vAlign w:val="center"/>
+          </w:tcPr>
+          <w:p>
+            <w:pPr>
+              <w:tabs>
+                <w:tab w:val="left" w:pos="0"/>
+                <w:tab w:val="left" w:leader="dot" w:pos="4678"/>
+                <w:tab w:val="left" w:leader="dot" w:pos="10490"/>
+              </w:tabs>
+              <w:spacing w:before="144" w:beforeLines="60" w:after="96" w:afterLines="40"/>
+              <w:jc w:val="center"/>
+              <w:rPr>
+                <w:rFonts w:ascii="Times New Roman" w:hAnsi="Times New Roman"/>
+                <w:color w:val="000000"/>
+              </w:rPr>
+            </w:pPr>
+            <w:r>
+              <w:rPr>
+                <w:rFonts w:ascii="Times New Roman" w:hAnsi="Times New Roman"/>
+                <w:color w:val="000000"/>
+              </w:rPr>
+              <w:t>Huy</w:t>
+            </w:r>
+          </w:p>
+        </w:tc>
+        <w:tc>
+          <w:tcPr>
+            <w:tcW w:w="1219" w:type="pct"/>
+            <w:tcBorders>
+              <w:left w:val="single" w:color="auto" w:sz="4" w:space="0"/>
+              <w:right w:val="single" w:color="auto" w:sz="4" w:space="0"/>
+            </w:tcBorders>
+            <w:vAlign w:val="center"/>
+          </w:tcPr>
+          <w:p>
+            <w:pPr>
+              <w:tabs>
+                <w:tab w:val="left" w:pos="0"/>
+                <w:tab w:val="left" w:leader="dot" w:pos="4678"/>
+                <w:tab w:val="left" w:leader="dot" w:pos="10490"/>
+              </w:tabs>
+              <w:spacing w:before="144" w:beforeLines="60" w:after="96" w:afterLines="40"/>
+              <w:jc w:val="center"/>
+              <w:rPr>
+                <w:rFonts w:ascii="Times New Roman" w:hAnsi="Times New Roman"/>
+                <w:color w:val="000000"/>
+                <w:lang w:val="vi-VN"/>
+              </w:rPr>
+            </w:pPr>
+            <w:r>
+              <w:rPr>
+                <w:rFonts w:ascii="Times New Roman" w:hAnsi="Times New Roman"/>
+                <w:color w:val="000000"/>
+              </w:rPr>
+              <w:t>3</w:t>
+            </w:r>
+            <w:r>
+              <w:rPr>
+                <w:rFonts w:ascii="Times New Roman" w:hAnsi="Times New Roman"/>
+                <w:color w:val="000000"/>
+                <w:lang w:val="vi-VN"/>
+              </w:rPr>
+              <w:t xml:space="preserve"> tuần</w:t>
+            </w:r>
+            <w:r>
+              <w:rPr>
+                <w:rFonts w:ascii="Times New Roman" w:hAnsi="Times New Roman"/>
+                <w:color w:val="000000"/>
+                <w:lang w:val="vi-VN"/>
+              </w:rPr>
+              <w:br/>
+            </w:r>
+            <w:r>
+              <w:rPr>
+                <w:rFonts w:ascii="Times New Roman" w:hAnsi="Times New Roman"/>
+                <w:color w:val="000000"/>
+                <w:lang w:val="vi-VN"/>
+              </w:rPr>
+              <w:t>(24/08 – 13/09)</w:t>
+            </w:r>
+          </w:p>
+        </w:tc>
+      </w:tr>
+      <w:tr>
+        <w:trPr>
+          <w:trHeight w:val="572"/>
+        </w:trPr>
+        <w:tc>
+          <w:tcPr>
+            <w:tcW w:w="539" w:type="pct"/>
+            <w:tcBorders>
+              <w:top w:val="single" w:color="auto" w:sz="4" w:space="0"/>
+              <w:left w:val="single" w:color="auto" w:sz="4" w:space="0"/>
+              <w:bottom w:val="single" w:color="auto" w:sz="4" w:space="0"/>
+              <w:right w:val="single" w:color="auto" w:sz="4" w:space="0"/>
+            </w:tcBorders>
+            <w:vAlign w:val="center"/>
+          </w:tcPr>
+          <w:p>
+            <w:pPr>
+              <w:pStyle w:val="ListParagraph"/>
+              <w:numPr>
+                <w:ilvl w:val="0"/>
+                <w:numId w:val="5"/>
+              </w:numPr>
+              <w:tabs>
+                <w:tab w:val="left" w:pos="0"/>
+                <w:tab w:val="left" w:leader="dot" w:pos="4678"/>
+                <w:tab w:val="left" w:leader="dot" w:pos="10490"/>
+              </w:tabs>
+              <w:spacing w:before="144" w:beforeLines="60" w:after="96" w:afterLines="40"/>
+              <w:jc w:val="center"/>
+              <w:rPr>
+                <w:rFonts w:ascii="Times New Roman" w:hAnsi="Times New Roman"/>
+                <w:bCs w:val="0"/>
+                <w:color w:val="000000"/>
+              </w:rPr>
+            </w:pPr>
+          </w:p>
+        </w:tc>
+        <w:tc>
+          <w:tcPr>
+            <w:tcW w:w="1316" w:type="pct"/>
+            <w:tcBorders>
+              <w:top w:val="single" w:color="auto" w:sz="4" w:space="0"/>
+              <w:left w:val="single" w:color="auto" w:sz="4" w:space="0"/>
+              <w:bottom w:val="single" w:color="auto" w:sz="4" w:space="0"/>
+              <w:right w:val="single" w:color="auto" w:sz="4" w:space="0"/>
+            </w:tcBorders>
+            <w:vAlign w:val="center"/>
+          </w:tcPr>
+          <w:p>
+            <w:pPr>
+              <w:tabs>
+                <w:tab w:val="left" w:pos="0"/>
+                <w:tab w:val="left" w:leader="dot" w:pos="4678"/>
+                <w:tab w:val="left" w:leader="dot" w:pos="10490"/>
+              </w:tabs>
+              <w:spacing w:before="144" w:beforeLines="60" w:after="96" w:afterLines="40"/>
+              <w:jc w:val="center"/>
+              <w:rPr>
+                <w:rFonts w:ascii="Times New Roman" w:hAnsi="Times New Roman"/>
+                <w:color w:val="000000"/>
+              </w:rPr>
+            </w:pPr>
+            <w:r>
+              <w:rPr>
+                <w:rFonts w:ascii="Times New Roman" w:hAnsi="Times New Roman"/>
+                <w:color w:val="000000"/>
+              </w:rPr>
+              <w:t>Hoàn thiện giao diện ứng dụng</w:t>
+            </w:r>
+          </w:p>
+        </w:tc>
+        <w:tc>
+          <w:tcPr>
+            <w:tcW w:w="1081" w:type="pct"/>
+            <w:tcBorders>
+              <w:left w:val="single" w:color="auto" w:sz="4" w:space="0"/>
+              <w:right w:val="single" w:color="auto" w:sz="4" w:space="0"/>
+            </w:tcBorders>
+            <w:vAlign w:val="center"/>
+          </w:tcPr>
+          <w:p>
+            <w:pPr>
+              <w:tabs>
+                <w:tab w:val="left" w:pos="0"/>
+                <w:tab w:val="left" w:leader="dot" w:pos="4678"/>
+                <w:tab w:val="left" w:leader="dot" w:pos="10490"/>
+              </w:tabs>
+              <w:spacing w:before="144" w:beforeLines="60" w:after="96" w:afterLines="40"/>
+              <w:jc w:val="center"/>
+              <w:rPr>
+                <w:rFonts w:ascii="Times New Roman" w:hAnsi="Times New Roman"/>
+                <w:color w:val="000000"/>
+              </w:rPr>
+            </w:pPr>
+            <w:r>
+              <w:rPr>
+                <w:rFonts w:ascii="Times New Roman" w:hAnsi="Times New Roman"/>
+                <w:color w:val="000000"/>
+              </w:rPr>
+              <w:t xml:space="preserve">Mã nguồn Frontent hoàn chỉnh, khớp với </w:t>
+            </w:r>
+            <w:r>
+              <w:rPr>
+                <w:rFonts w:ascii="Times New Roman" w:hAnsi="Times New Roman"/>
+                <w:color w:val="000000"/>
+              </w:rPr>
+              <w:t>thiết kế Figma và đã kết nối dữ liệu từ API</w:t>
+            </w:r>
+          </w:p>
+        </w:tc>
+        <w:tc>
+          <w:tcPr>
+            <w:tcW w:w="845" w:type="pct"/>
+            <w:tcBorders>
+              <w:left w:val="single" w:color="auto" w:sz="4" w:space="0"/>
+              <w:right w:val="single" w:color="auto" w:sz="4" w:space="0"/>
+            </w:tcBorders>
+            <w:vAlign w:val="center"/>
+          </w:tcPr>
+          <w:p>
+            <w:pPr>
+              <w:tabs>
+                <w:tab w:val="left" w:pos="0"/>
+                <w:tab w:val="left" w:leader="dot" w:pos="4678"/>
+                <w:tab w:val="left" w:leader="dot" w:pos="10490"/>
+              </w:tabs>
+              <w:spacing w:before="144" w:beforeLines="60" w:after="96" w:afterLines="40"/>
+              <w:jc w:val="center"/>
+              <w:rPr>
+                <w:rFonts w:ascii="Times New Roman" w:hAnsi="Times New Roman"/>
+                <w:color w:val="000000"/>
+              </w:rPr>
+            </w:pPr>
+            <w:r>
+              <w:rPr>
+                <w:rFonts w:ascii="Times New Roman" w:hAnsi="Times New Roman"/>
+                <w:color w:val="000000"/>
+              </w:rPr>
+              <w:t>Tiến</w:t>
+            </w:r>
+          </w:p>
+        </w:tc>
+        <w:tc>
+          <w:tcPr>
+            <w:tcW w:w="1219" w:type="pct"/>
+            <w:tcBorders>
+              <w:left w:val="single" w:color="auto" w:sz="4" w:space="0"/>
+              <w:right w:val="single" w:color="auto" w:sz="4" w:space="0"/>
+            </w:tcBorders>
+            <w:vAlign w:val="center"/>
+          </w:tcPr>
+          <w:p>
+            <w:pPr>
+              <w:tabs>
+                <w:tab w:val="left" w:pos="0"/>
+                <w:tab w:val="left" w:leader="dot" w:pos="4678"/>
+                <w:tab w:val="left" w:leader="dot" w:pos="10490"/>
+              </w:tabs>
+              <w:spacing w:before="144" w:beforeLines="60" w:after="96" w:afterLines="40"/>
+              <w:jc w:val="center"/>
+              <w:rPr>
+                <w:rFonts w:ascii="Times New Roman" w:hAnsi="Times New Roman"/>
+                <w:color w:val="000000"/>
+                <w:lang w:val="vi-VN"/>
+              </w:rPr>
+            </w:pPr>
+            <w:r>
+              <w:rPr>
+                <w:rFonts w:ascii="Times New Roman" w:hAnsi="Times New Roman"/>
+                <w:color w:val="000000"/>
+                <w:lang w:val="vi-VN"/>
+              </w:rPr>
+              <w:t>5</w:t>
+            </w:r>
+            <w:r>
+              <w:rPr>
+                <w:rFonts w:ascii="Times New Roman" w:hAnsi="Times New Roman"/>
+                <w:color w:val="000000"/>
+                <w:lang w:val="vi-VN"/>
+              </w:rPr>
+              <w:t xml:space="preserve"> tuần</w:t>
+            </w:r>
+            <w:r>
+              <w:rPr>
+                <w:rFonts w:ascii="Times New Roman" w:hAnsi="Times New Roman"/>
+                <w:color w:val="000000"/>
+                <w:lang w:val="vi-VN"/>
+              </w:rPr>
+              <w:br/>
+            </w:r>
+            <w:r>
+              <w:rPr>
+                <w:rFonts w:ascii="Times New Roman" w:hAnsi="Times New Roman"/>
+                <w:color w:val="000000"/>
+                <w:lang w:val="vi-VN"/>
+              </w:rPr>
+              <w:t>(</w:t>
+            </w:r>
+            <w:r>
+              <w:rPr>
+                <w:rFonts w:ascii="Times New Roman" w:hAnsi="Times New Roman"/>
+                <w:color w:val="000000"/>
+                <w:lang w:val="vi-VN"/>
+              </w:rPr>
+              <w:t>07/09</w:t>
+            </w:r>
+            <w:r>
+              <w:rPr>
+                <w:rFonts w:ascii="Times New Roman" w:hAnsi="Times New Roman"/>
+                <w:color w:val="000000"/>
+                <w:lang w:val="vi-VN"/>
+              </w:rPr>
+              <w:t xml:space="preserve"> – </w:t>
+            </w:r>
+            <w:r>
+              <w:rPr>
+                <w:rFonts w:ascii="Times New Roman" w:hAnsi="Times New Roman"/>
+                <w:color w:val="000000"/>
+                <w:lang w:val="vi-VN"/>
+              </w:rPr>
+              <w:t>11/10</w:t>
+            </w:r>
+            <w:r>
+              <w:rPr>
+                <w:rFonts w:ascii="Times New Roman" w:hAnsi="Times New Roman"/>
+                <w:color w:val="000000"/>
+                <w:lang w:val="vi-VN"/>
+              </w:rPr>
+              <w:t>)</w:t>
+            </w:r>
+          </w:p>
+        </w:tc>
+      </w:tr>
+      <w:tr>
+        <w:trPr>
+          <w:trHeight w:val="572"/>
+        </w:trPr>
+        <w:tc>
+          <w:tcPr>
+            <w:tcW w:w="539" w:type="pct"/>
+            <w:tcBorders>
+              <w:top w:val="single" w:color="auto" w:sz="4" w:space="0"/>
+              <w:left w:val="single" w:color="auto" w:sz="4" w:space="0"/>
+              <w:bottom w:val="single" w:color="auto" w:sz="4" w:space="0"/>
+              <w:right w:val="single" w:color="auto" w:sz="4" w:space="0"/>
+            </w:tcBorders>
+            <w:vAlign w:val="center"/>
+          </w:tcPr>
+          <w:p>
+            <w:pPr>
+              <w:pStyle w:val="ListParagraph"/>
+              <w:numPr>
+                <w:ilvl w:val="0"/>
+                <w:numId w:val="5"/>
+              </w:numPr>
+              <w:tabs>
+                <w:tab w:val="left" w:pos="0"/>
+                <w:tab w:val="left" w:leader="dot" w:pos="4678"/>
+                <w:tab w:val="left" w:leader="dot" w:pos="10490"/>
+              </w:tabs>
+              <w:spacing w:before="144" w:beforeLines="60" w:after="96" w:afterLines="40"/>
+              <w:jc w:val="center"/>
+              <w:rPr>
+                <w:rFonts w:ascii="Times New Roman" w:hAnsi="Times New Roman"/>
+                <w:bCs w:val="0"/>
+                <w:color w:val="000000"/>
+              </w:rPr>
+            </w:pPr>
+          </w:p>
+        </w:tc>
+        <w:tc>
+          <w:tcPr>
+            <w:tcW w:w="1316" w:type="pct"/>
+            <w:tcBorders>
+              <w:top w:val="single" w:color="auto" w:sz="4" w:space="0"/>
+              <w:left w:val="single" w:color="auto" w:sz="4" w:space="0"/>
+              <w:bottom w:val="single" w:color="auto" w:sz="4" w:space="0"/>
+              <w:right w:val="single" w:color="auto" w:sz="4" w:space="0"/>
+            </w:tcBorders>
+            <w:vAlign w:val="center"/>
+          </w:tcPr>
+          <w:p>
+            <w:pPr>
+              <w:tabs>
+                <w:tab w:val="left" w:pos="0"/>
+                <w:tab w:val="left" w:leader="dot" w:pos="4678"/>
+                <w:tab w:val="left" w:leader="dot" w:pos="10490"/>
+              </w:tabs>
+              <w:spacing w:before="144" w:beforeLines="60" w:after="96" w:afterLines="40"/>
+              <w:jc w:val="center"/>
+              <w:rPr>
+                <w:rFonts w:ascii="Times New Roman" w:hAnsi="Times New Roman"/>
+                <w:color w:val="000000"/>
+              </w:rPr>
+            </w:pPr>
+            <w:r>
+              <w:rPr>
+                <w:rFonts w:ascii="Times New Roman" w:hAnsi="Times New Roman"/>
+                <w:color w:val="000000"/>
+              </w:rPr>
+              <w:t>Đặt mạch</w:t>
+            </w:r>
+          </w:p>
+        </w:tc>
+        <w:tc>
+          <w:tcPr>
+            <w:tcW w:w="1081" w:type="pct"/>
+            <w:tcBorders>
+              <w:left w:val="single" w:color="auto" w:sz="4" w:space="0"/>
+              <w:right w:val="single" w:color="auto" w:sz="4" w:space="0"/>
+            </w:tcBorders>
+            <w:vAlign w:val="center"/>
+          </w:tcPr>
+          <w:p>
+            <w:pPr>
+              <w:tabs>
+                <w:tab w:val="left" w:pos="0"/>
+                <w:tab w:val="left" w:leader="dot" w:pos="4678"/>
+                <w:tab w:val="left" w:leader="dot" w:pos="10490"/>
+              </w:tabs>
+              <w:spacing w:before="144" w:beforeLines="60" w:after="96" w:afterLines="40"/>
+              <w:jc w:val="center"/>
+              <w:rPr>
+                <w:rFonts w:ascii="Times New Roman" w:hAnsi="Times New Roman"/>
+                <w:color w:val="000000"/>
+              </w:rPr>
+            </w:pPr>
+            <w:r>
+              <w:rPr>
+                <w:rFonts w:ascii="Times New Roman" w:hAnsi="Times New Roman"/>
+                <w:color w:val="000000"/>
+              </w:rPr>
+              <w:t>File in và hóa đơn/xác nhận đặt hàng.</w:t>
+            </w:r>
+          </w:p>
+        </w:tc>
+        <w:tc>
+          <w:tcPr>
+            <w:tcW w:w="845" w:type="pct"/>
+            <w:tcBorders>
+              <w:left w:val="single" w:color="auto" w:sz="4" w:space="0"/>
+              <w:right w:val="single" w:color="auto" w:sz="4" w:space="0"/>
+            </w:tcBorders>
+            <w:vAlign w:val="center"/>
+          </w:tcPr>
+          <w:p>
+            <w:pPr>
+              <w:tabs>
+                <w:tab w:val="left" w:pos="0"/>
+                <w:tab w:val="left" w:leader="dot" w:pos="4678"/>
+                <w:tab w:val="left" w:leader="dot" w:pos="10490"/>
+              </w:tabs>
+              <w:spacing w:before="144" w:beforeLines="60" w:after="96" w:afterLines="40"/>
+              <w:jc w:val="center"/>
+              <w:rPr>
+                <w:rFonts w:ascii="Times New Roman" w:hAnsi="Times New Roman"/>
+                <w:color w:val="000000"/>
+              </w:rPr>
+            </w:pPr>
+            <w:r>
+              <w:rPr>
+                <w:rFonts w:ascii="Times New Roman" w:hAnsi="Times New Roman"/>
+                <w:color w:val="000000"/>
+              </w:rPr>
+              <w:t>Huy</w:t>
+            </w:r>
+          </w:p>
+        </w:tc>
+        <w:tc>
+          <w:tcPr>
+            <w:tcW w:w="1219" w:type="pct"/>
+            <w:tcBorders>
+              <w:left w:val="single" w:color="auto" w:sz="4" w:space="0"/>
+              <w:right w:val="single" w:color="auto" w:sz="4" w:space="0"/>
+            </w:tcBorders>
+            <w:vAlign w:val="center"/>
+          </w:tcPr>
+          <w:p>
+            <w:pPr>
+              <w:tabs>
+                <w:tab w:val="left" w:pos="0"/>
+                <w:tab w:val="left" w:leader="dot" w:pos="4678"/>
+                <w:tab w:val="left" w:leader="dot" w:pos="10490"/>
+              </w:tabs>
+              <w:spacing w:before="144" w:beforeLines="60" w:after="96" w:afterLines="40"/>
+              <w:jc w:val="center"/>
+              <w:rPr>
+                <w:rFonts w:ascii="Times New Roman" w:hAnsi="Times New Roman"/>
+                <w:color w:val="000000"/>
+                <w:lang w:val="vi-VN"/>
+              </w:rPr>
+            </w:pPr>
+            <w:r>
+              <w:rPr>
+                <w:rFonts w:ascii="Times New Roman" w:hAnsi="Times New Roman"/>
+                <w:color w:val="000000"/>
+                <w:lang w:val="vi-VN"/>
+              </w:rPr>
+              <w:t>4</w:t>
+            </w:r>
+            <w:r>
+              <w:rPr>
+                <w:rFonts w:ascii="Times New Roman" w:hAnsi="Times New Roman"/>
+                <w:color w:val="000000"/>
+                <w:lang w:val="vi-VN"/>
+              </w:rPr>
+              <w:t xml:space="preserve"> tuần</w:t>
+            </w:r>
+            <w:r>
+              <w:rPr>
+                <w:rFonts w:ascii="Times New Roman" w:hAnsi="Times New Roman"/>
+                <w:color w:val="000000"/>
+                <w:lang w:val="vi-VN"/>
+              </w:rPr>
+              <w:br/>
+            </w:r>
+            <w:r>
+              <w:rPr>
+                <w:rFonts w:ascii="Times New Roman" w:hAnsi="Times New Roman"/>
+                <w:color w:val="000000"/>
+                <w:lang w:val="vi-VN"/>
+              </w:rPr>
+              <w:t>(14/09 –</w:t>
+            </w:r>
+            <w:r>
+              <w:rPr>
+                <w:rFonts w:ascii="Times New Roman" w:hAnsi="Times New Roman"/>
+                <w:color w:val="000000"/>
+                <w:lang w:val="vi-VN"/>
+              </w:rPr>
+              <w:t xml:space="preserve"> 11</w:t>
+            </w:r>
+            <w:r>
+              <w:rPr>
+                <w:rFonts w:ascii="Times New Roman" w:hAnsi="Times New Roman"/>
+                <w:color w:val="000000"/>
+                <w:lang w:val="vi-VN"/>
+              </w:rPr>
+              <w:t>/</w:t>
+            </w:r>
+            <w:r>
+              <w:rPr>
+                <w:rFonts w:ascii="Times New Roman" w:hAnsi="Times New Roman"/>
+                <w:color w:val="000000"/>
+                <w:lang w:val="vi-VN"/>
+              </w:rPr>
+              <w:t>10</w:t>
+            </w:r>
+            <w:r>
+              <w:rPr>
+                <w:rFonts w:ascii="Times New Roman" w:hAnsi="Times New Roman"/>
+                <w:color w:val="000000"/>
+                <w:lang w:val="vi-VN"/>
+              </w:rPr>
+              <w:t>)</w:t>
+            </w:r>
+          </w:p>
+        </w:tc>
+      </w:tr>
+      <w:tr>
+        <w:trPr>
+          <w:trHeight w:val="572"/>
+        </w:trPr>
+        <w:tc>
+          <w:tcPr>
+            <w:tcW w:w="539" w:type="pct"/>
+            <w:tcBorders>
+              <w:top w:val="single" w:color="auto" w:sz="4" w:space="0"/>
+              <w:left w:val="single" w:color="auto" w:sz="4" w:space="0"/>
+              <w:bottom w:val="single" w:color="auto" w:sz="4" w:space="0"/>
+              <w:right w:val="single" w:color="auto" w:sz="4" w:space="0"/>
+            </w:tcBorders>
+            <w:vAlign w:val="center"/>
+          </w:tcPr>
+          <w:p>
+            <w:pPr>
+              <w:pStyle w:val="ListParagraph"/>
+              <w:numPr>
+                <w:ilvl w:val="0"/>
+                <w:numId w:val="5"/>
+              </w:numPr>
+              <w:tabs>
+                <w:tab w:val="left" w:pos="0"/>
+                <w:tab w:val="left" w:leader="dot" w:pos="4678"/>
+                <w:tab w:val="left" w:leader="dot" w:pos="10490"/>
+              </w:tabs>
+              <w:spacing w:before="144" w:beforeLines="60" w:after="96" w:afterLines="40"/>
+              <w:jc w:val="center"/>
+              <w:rPr>
+                <w:rFonts w:ascii="Times New Roman" w:hAnsi="Times New Roman"/>
+                <w:bCs w:val="0"/>
+                <w:color w:val="000000"/>
+              </w:rPr>
+            </w:pPr>
+          </w:p>
+        </w:tc>
+        <w:tc>
+          <w:tcPr>
+            <w:tcW w:w="1316" w:type="pct"/>
+            <w:tcBorders>
+              <w:top w:val="single" w:color="auto" w:sz="4" w:space="0"/>
+              <w:left w:val="single" w:color="auto" w:sz="4" w:space="0"/>
+              <w:bottom w:val="single" w:color="auto" w:sz="4" w:space="0"/>
+              <w:right w:val="single" w:color="auto" w:sz="4" w:space="0"/>
+            </w:tcBorders>
+            <w:vAlign w:val="center"/>
+          </w:tcPr>
+          <w:p>
+            <w:pPr>
+              <w:tabs>
+                <w:tab w:val="left" w:pos="0"/>
+                <w:tab w:val="left" w:leader="dot" w:pos="4678"/>
+                <w:tab w:val="left" w:leader="dot" w:pos="10490"/>
+              </w:tabs>
+              <w:spacing w:before="144" w:beforeLines="60" w:after="96" w:afterLines="40"/>
+              <w:jc w:val="center"/>
+              <w:rPr>
+                <w:rFonts w:ascii="Times New Roman" w:hAnsi="Times New Roman"/>
+                <w:color w:val="000000"/>
+                <w:lang w:val="vi-VN"/>
+              </w:rPr>
+            </w:pPr>
+            <w:r>
+              <w:rPr>
+                <w:rFonts w:ascii="Times New Roman" w:hAnsi="Times New Roman"/>
+                <w:color w:val="000000"/>
+              </w:rPr>
+              <w:t>Kiểm</w:t>
+            </w:r>
+            <w:r>
+              <w:rPr>
+                <w:rFonts w:ascii="Times New Roman" w:hAnsi="Times New Roman"/>
+                <w:color w:val="000000"/>
+                <w:lang w:val="vi-VN"/>
+              </w:rPr>
+              <w:t xml:space="preserve"> thử</w:t>
+            </w:r>
+          </w:p>
+        </w:tc>
+        <w:tc>
+          <w:tcPr>
+            <w:tcW w:w="1081" w:type="pct"/>
+            <w:tcBorders>
+              <w:left w:val="single" w:color="auto" w:sz="4" w:space="0"/>
+              <w:right w:val="single" w:color="auto" w:sz="4" w:space="0"/>
+            </w:tcBorders>
+            <w:vAlign w:val="center"/>
+          </w:tcPr>
+          <w:p>
+            <w:pPr>
+              <w:tabs>
+                <w:tab w:val="left" w:pos="0"/>
+                <w:tab w:val="left" w:leader="dot" w:pos="4678"/>
+                <w:tab w:val="left" w:leader="dot" w:pos="10490"/>
+              </w:tabs>
+              <w:spacing w:before="144" w:beforeLines="60" w:after="96" w:afterLines="40"/>
+              <w:jc w:val="center"/>
+              <w:rPr>
+                <w:rFonts w:ascii="Times New Roman" w:hAnsi="Times New Roman"/>
+                <w:color w:val="000000"/>
+                <w:lang w:val="vi-VN"/>
+              </w:rPr>
+            </w:pPr>
+            <w:r>
+              <w:rPr>
+                <w:rFonts w:ascii="Times New Roman" w:hAnsi="Times New Roman"/>
+                <w:color w:val="000000"/>
+              </w:rPr>
+              <w:t>Bảng</w:t>
+            </w:r>
+            <w:r>
+              <w:rPr>
+                <w:rFonts w:ascii="Times New Roman" w:hAnsi="Times New Roman"/>
+                <w:color w:val="000000"/>
+                <w:lang w:val="vi-VN"/>
+              </w:rPr>
+              <w:t xml:space="preserve"> kết quả kiểm thử các test cases</w:t>
+            </w:r>
+          </w:p>
+        </w:tc>
+        <w:tc>
+          <w:tcPr>
+            <w:tcW w:w="845" w:type="pct"/>
+            <w:tcBorders>
+              <w:left w:val="single" w:color="auto" w:sz="4" w:space="0"/>
+              <w:right w:val="single" w:color="auto" w:sz="4" w:space="0"/>
+            </w:tcBorders>
+            <w:vAlign w:val="center"/>
+          </w:tcPr>
+          <w:p>
+            <w:pPr>
+              <w:tabs>
+                <w:tab w:val="left" w:pos="0"/>
+                <w:tab w:val="left" w:leader="dot" w:pos="4678"/>
+                <w:tab w:val="left" w:leader="dot" w:pos="10490"/>
+              </w:tabs>
+              <w:spacing w:before="144" w:beforeLines="60" w:after="96" w:afterLines="40"/>
+              <w:jc w:val="center"/>
+              <w:rPr>
+                <w:rFonts w:ascii="Times New Roman" w:hAnsi="Times New Roman"/>
+                <w:color w:val="000000"/>
+                <w:lang w:val="vi-VN"/>
+              </w:rPr>
+            </w:pPr>
+            <w:r>
+              <w:rPr>
+                <w:rFonts w:ascii="Times New Roman" w:hAnsi="Times New Roman"/>
+                <w:color w:val="000000"/>
+              </w:rPr>
+              <w:t>Tiến</w:t>
+            </w:r>
+            <w:r>
+              <w:rPr>
+                <w:rFonts w:ascii="Times New Roman" w:hAnsi="Times New Roman"/>
+                <w:color w:val="000000"/>
+                <w:lang w:val="vi-VN"/>
+              </w:rPr>
+              <w:t>, Huy</w:t>
+            </w:r>
+          </w:p>
+        </w:tc>
+        <w:tc>
+          <w:tcPr>
+            <w:tcW w:w="1219" w:type="pct"/>
+            <w:tcBorders>
+              <w:left w:val="single" w:color="auto" w:sz="4" w:space="0"/>
+              <w:right w:val="single" w:color="auto" w:sz="4" w:space="0"/>
+            </w:tcBorders>
+            <w:vAlign w:val="center"/>
+          </w:tcPr>
+          <w:p>
+            <w:pPr>
+              <w:tabs>
+                <w:tab w:val="left" w:pos="0"/>
+                <w:tab w:val="left" w:leader="dot" w:pos="4678"/>
+                <w:tab w:val="left" w:leader="dot" w:pos="10490"/>
+              </w:tabs>
+              <w:spacing w:before="144" w:beforeLines="60" w:after="96" w:afterLines="40"/>
+              <w:jc w:val="center"/>
+              <w:rPr>
+                <w:rFonts w:ascii="Times New Roman" w:hAnsi="Times New Roman"/>
+                <w:color w:val="000000"/>
+                <w:lang w:val="vi-VN"/>
+              </w:rPr>
+            </w:pPr>
+            <w:r>
+              <w:rPr>
+                <w:rFonts w:ascii="Times New Roman" w:hAnsi="Times New Roman"/>
+                <w:color w:val="000000"/>
+                <w:lang w:val="vi-VN"/>
+              </w:rPr>
+              <w:t>4</w:t>
+            </w:r>
+            <w:r>
+              <w:rPr>
+                <w:rFonts w:ascii="Times New Roman" w:hAnsi="Times New Roman"/>
+                <w:color w:val="000000"/>
+                <w:lang w:val="vi-VN"/>
+              </w:rPr>
+              <w:t xml:space="preserve"> tuần</w:t>
+            </w:r>
+            <w:r>
+              <w:rPr>
+                <w:rFonts w:ascii="Times New Roman" w:hAnsi="Times New Roman"/>
+                <w:color w:val="000000"/>
+                <w:lang w:val="vi-VN"/>
+              </w:rPr>
+              <w:br/>
+            </w:r>
+            <w:r>
+              <w:rPr>
+                <w:rFonts w:ascii="Times New Roman" w:hAnsi="Times New Roman"/>
+                <w:color w:val="000000"/>
+                <w:lang w:val="vi-VN"/>
+              </w:rPr>
+              <w:t>(</w:t>
+            </w:r>
+            <w:r>
+              <w:rPr>
+                <w:rFonts w:ascii="Times New Roman" w:hAnsi="Times New Roman"/>
+                <w:color w:val="000000"/>
+                <w:lang w:val="vi-VN"/>
+              </w:rPr>
+              <w:t>12</w:t>
+            </w:r>
+            <w:r>
+              <w:rPr>
+                <w:rFonts w:ascii="Times New Roman" w:hAnsi="Times New Roman"/>
+                <w:color w:val="000000"/>
+                <w:lang w:val="vi-VN"/>
+              </w:rPr>
+              <w:t>/</w:t>
+            </w:r>
+            <w:r>
+              <w:rPr>
+                <w:rFonts w:ascii="Times New Roman" w:hAnsi="Times New Roman"/>
+                <w:color w:val="000000"/>
+                <w:lang w:val="vi-VN"/>
+              </w:rPr>
+              <w:t>10</w:t>
+            </w:r>
+            <w:r>
+              <w:rPr>
+                <w:rFonts w:ascii="Times New Roman" w:hAnsi="Times New Roman"/>
+                <w:color w:val="000000"/>
+                <w:lang w:val="vi-VN"/>
+              </w:rPr>
+              <w:t xml:space="preserve"> – </w:t>
+            </w:r>
+            <w:r>
+              <w:rPr>
+                <w:rFonts w:ascii="Times New Roman" w:hAnsi="Times New Roman"/>
+                <w:color w:val="000000"/>
+                <w:lang w:val="vi-VN"/>
+              </w:rPr>
+              <w:t>08</w:t>
+            </w:r>
+            <w:r>
+              <w:rPr>
+                <w:rFonts w:ascii="Times New Roman" w:hAnsi="Times New Roman"/>
+                <w:color w:val="000000"/>
+                <w:lang w:val="vi-VN"/>
+              </w:rPr>
+              <w:t>/</w:t>
+            </w:r>
+            <w:r>
+              <w:rPr>
+                <w:rFonts w:ascii="Times New Roman" w:hAnsi="Times New Roman"/>
+                <w:color w:val="000000"/>
+                <w:lang w:val="vi-VN"/>
+              </w:rPr>
+              <w:t>11</w:t>
+            </w:r>
+            <w:r>
+              <w:rPr>
+                <w:rFonts w:ascii="Times New Roman" w:hAnsi="Times New Roman"/>
+                <w:color w:val="000000"/>
+                <w:lang w:val="vi-VN"/>
+              </w:rPr>
+              <w:t>)</w:t>
+            </w:r>
+          </w:p>
+        </w:tc>
+      </w:tr>
+      <w:tr>
+        <w:trPr>
+          <w:trHeight w:val="572"/>
+        </w:trPr>
+        <w:tc>
+          <w:tcPr>
+            <w:tcW w:w="539" w:type="pct"/>
+            <w:tcBorders>
+              <w:top w:val="single" w:color="auto" w:sz="4" w:space="0"/>
+              <w:left w:val="single" w:color="auto" w:sz="4" w:space="0"/>
+              <w:bottom w:val="single" w:color="auto" w:sz="4" w:space="0"/>
+              <w:right w:val="single" w:color="auto" w:sz="4" w:space="0"/>
+            </w:tcBorders>
+            <w:vAlign w:val="center"/>
+          </w:tcPr>
+          <w:p>
+            <w:pPr>
+              <w:pStyle w:val="ListParagraph"/>
+              <w:numPr>
+                <w:ilvl w:val="0"/>
+                <w:numId w:val="5"/>
+              </w:numPr>
+              <w:tabs>
+                <w:tab w:val="left" w:pos="0"/>
+                <w:tab w:val="left" w:leader="dot" w:pos="4678"/>
+                <w:tab w:val="left" w:leader="dot" w:pos="10490"/>
+              </w:tabs>
+              <w:spacing w:before="144" w:beforeLines="60" w:after="96" w:afterLines="40"/>
+              <w:jc w:val="center"/>
+              <w:rPr>
+                <w:rFonts w:ascii="Times New Roman" w:hAnsi="Times New Roman"/>
+                <w:bCs w:val="0"/>
+                <w:color w:val="000000"/>
+              </w:rPr>
+            </w:pPr>
+          </w:p>
+        </w:tc>
+        <w:tc>
+          <w:tcPr>
+            <w:tcW w:w="1316" w:type="pct"/>
+            <w:tcBorders>
+              <w:top w:val="single" w:color="auto" w:sz="4" w:space="0"/>
+              <w:left w:val="single" w:color="auto" w:sz="4" w:space="0"/>
+              <w:bottom w:val="single" w:color="auto" w:sz="4" w:space="0"/>
+              <w:right w:val="single" w:color="auto" w:sz="4" w:space="0"/>
+            </w:tcBorders>
+            <w:vAlign w:val="center"/>
+          </w:tcPr>
+          <w:p>
+            <w:pPr>
+              <w:tabs>
+                <w:tab w:val="left" w:pos="0"/>
+                <w:tab w:val="left" w:leader="dot" w:pos="4678"/>
+                <w:tab w:val="left" w:leader="dot" w:pos="10490"/>
+              </w:tabs>
+              <w:spacing w:before="144" w:beforeLines="60" w:after="96" w:afterLines="40"/>
+              <w:jc w:val="center"/>
+              <w:rPr>
+                <w:rFonts w:ascii="Times New Roman" w:hAnsi="Times New Roman"/>
+                <w:color w:val="000000"/>
+              </w:rPr>
+            </w:pPr>
+            <w:r>
+              <w:rPr>
+                <w:rFonts w:ascii="Times New Roman" w:hAnsi="Times New Roman"/>
+                <w:color w:val="000000"/>
+              </w:rPr>
+              <w:t>Hoàn thành báo cáo</w:t>
+            </w:r>
+          </w:p>
+        </w:tc>
+        <w:tc>
+          <w:tcPr>
+            <w:tcW w:w="1081" w:type="pct"/>
+            <w:tcBorders>
+              <w:left w:val="single" w:color="auto" w:sz="4" w:space="0"/>
+              <w:bottom w:val="single" w:color="auto" w:sz="4" w:space="0"/>
+              <w:right w:val="single" w:color="auto" w:sz="4" w:space="0"/>
+            </w:tcBorders>
+            <w:vAlign w:val="center"/>
+          </w:tcPr>
+          <w:p>
+            <w:pPr>
+              <w:tabs>
+                <w:tab w:val="left" w:pos="0"/>
+                <w:tab w:val="left" w:leader="dot" w:pos="4678"/>
+                <w:tab w:val="left" w:leader="dot" w:pos="10490"/>
+              </w:tabs>
+              <w:spacing w:before="144" w:beforeLines="60" w:after="96" w:afterLines="40"/>
+              <w:jc w:val="center"/>
+              <w:rPr>
+                <w:rFonts w:ascii="Times New Roman" w:hAnsi="Times New Roman"/>
+                <w:color w:val="000000"/>
+                <w:lang w:val="vi-VN"/>
+              </w:rPr>
+            </w:pPr>
+            <w:r>
+              <w:rPr>
+                <w:rFonts w:ascii="Times New Roman" w:hAnsi="Times New Roman"/>
+                <w:color w:val="000000"/>
+              </w:rPr>
+              <w:t>File .docx, .pdf, .ppt</w:t>
+            </w:r>
+            <w:r>
+              <w:rPr>
+                <w:rFonts w:ascii="Times New Roman" w:hAnsi="Times New Roman"/>
+                <w:color w:val="000000"/>
+                <w:lang w:val="vi-VN"/>
+              </w:rPr>
+              <w:t xml:space="preserve"> để bảo vệ khóa luận</w:t>
+            </w:r>
+          </w:p>
+        </w:tc>
+        <w:tc>
+          <w:tcPr>
+            <w:tcW w:w="845" w:type="pct"/>
+            <w:tcBorders>
+              <w:left w:val="single" w:color="auto" w:sz="4" w:space="0"/>
+              <w:bottom w:val="single" w:color="auto" w:sz="4" w:space="0"/>
+              <w:right w:val="single" w:color="auto" w:sz="4" w:space="0"/>
+            </w:tcBorders>
+            <w:vAlign w:val="center"/>
+          </w:tcPr>
+          <w:p>
+            <w:pPr>
+              <w:tabs>
+                <w:tab w:val="left" w:pos="0"/>
+                <w:tab w:val="left" w:leader="dot" w:pos="4678"/>
+                <w:tab w:val="left" w:leader="dot" w:pos="10490"/>
+              </w:tabs>
+              <w:spacing w:before="144" w:beforeLines="60" w:after="96" w:afterLines="40"/>
+              <w:jc w:val="center"/>
+              <w:rPr>
+                <w:rFonts w:ascii="Times New Roman" w:hAnsi="Times New Roman"/>
+                <w:color w:val="000000"/>
+                <w:lang w:val="vi-VN"/>
+              </w:rPr>
+            </w:pPr>
+            <w:r>
+              <w:rPr>
+                <w:rFonts w:ascii="Times New Roman" w:hAnsi="Times New Roman"/>
+                <w:color w:val="000000"/>
+              </w:rPr>
+              <w:t>Tiến</w:t>
+            </w:r>
+            <w:r>
+              <w:rPr>
+                <w:rFonts w:ascii="Times New Roman" w:hAnsi="Times New Roman"/>
+                <w:color w:val="000000"/>
+                <w:lang w:val="vi-VN"/>
+              </w:rPr>
+              <w:t>, Huy</w:t>
+            </w:r>
+          </w:p>
+        </w:tc>
+        <w:tc>
+          <w:tcPr>
+            <w:tcW w:w="1219" w:type="pct"/>
+            <w:tcBorders>
+              <w:left w:val="single" w:color="auto" w:sz="4" w:space="0"/>
+              <w:bottom w:val="single" w:color="auto" w:sz="4" w:space="0"/>
+              <w:right w:val="single" w:color="auto" w:sz="4" w:space="0"/>
+            </w:tcBorders>
+            <w:vAlign w:val="center"/>
+          </w:tcPr>
+          <w:p>
+            <w:pPr>
+              <w:tabs>
+                <w:tab w:val="left" w:pos="0"/>
+                <w:tab w:val="left" w:leader="dot" w:pos="4678"/>
+                <w:tab w:val="left" w:leader="dot" w:pos="10490"/>
+              </w:tabs>
+              <w:spacing w:before="144" w:beforeLines="60" w:after="96" w:afterLines="40"/>
+              <w:jc w:val="center"/>
+              <w:rPr>
+                <w:rFonts w:ascii="Times New Roman" w:hAnsi="Times New Roman"/>
+                <w:color w:val="000000"/>
+                <w:lang w:val="vi-VN"/>
+              </w:rPr>
+            </w:pPr>
+            <w:r>
+              <w:rPr>
+                <w:rFonts w:ascii="Times New Roman" w:hAnsi="Times New Roman"/>
+                <w:color w:val="000000"/>
+                <w:lang w:val="vi-VN"/>
+              </w:rPr>
+              <w:t>4</w:t>
+            </w:r>
+            <w:r>
+              <w:rPr>
+                <w:rFonts w:ascii="Times New Roman" w:hAnsi="Times New Roman"/>
+                <w:color w:val="000000"/>
+                <w:lang w:val="vi-VN"/>
+              </w:rPr>
+              <w:t xml:space="preserve"> tuần</w:t>
+            </w:r>
+            <w:r>
+              <w:rPr>
+                <w:rFonts w:ascii="Times New Roman" w:hAnsi="Times New Roman"/>
+                <w:color w:val="000000"/>
+                <w:lang w:val="vi-VN"/>
+              </w:rPr>
+              <w:br/>
+            </w:r>
+            <w:r>
+              <w:rPr>
+                <w:rFonts w:ascii="Times New Roman" w:hAnsi="Times New Roman"/>
+                <w:color w:val="000000"/>
+                <w:lang w:val="vi-VN"/>
+              </w:rPr>
+              <w:t>(</w:t>
+            </w:r>
+            <w:r>
+              <w:rPr>
+                <w:rFonts w:ascii="Times New Roman" w:hAnsi="Times New Roman"/>
+                <w:color w:val="000000"/>
+                <w:lang w:val="vi-VN"/>
+              </w:rPr>
+              <w:t>09</w:t>
+            </w:r>
+            <w:r>
+              <w:rPr>
+                <w:rFonts w:ascii="Times New Roman" w:hAnsi="Times New Roman"/>
+                <w:color w:val="000000"/>
+                <w:lang w:val="vi-VN"/>
+              </w:rPr>
+              <w:t>/11 – 06/12)</w:t>
             </w:r>
           </w:p>
         </w:tc>
@@ -2315,31 +8102,16 @@
     </w:tbl>
     <w:p>
       <w:pPr>
-        <w:tabs>
-          <w:tab w:val="left" w:pos="0"/>
-          <w:tab w:val="left" w:leader="dot" w:pos="4678"/>
-          <w:tab w:val="left" w:leader="dot" w:pos="10490"/>
-        </w:tabs>
-        <w:spacing w:before="120" w:after="0" w:line="240" w:lineRule="auto"/>
-        <w:rPr>
-          <w:rFonts w:ascii="Times New Roman" w:eastAsia="Calibri" w:hAnsi="Times New Roman" w:cs="Times New Roman"/>
-          <w:sz w:val="26"/>
-          <w:szCs w:val="26"/>
+        <w:rPr>
+          <w:rFonts w:ascii="Times New Roman" w:hAnsi="Times New Roman" w:eastAsia="Calibri" w:cs="Times New Roman"/>
+          <w:sz w:val="26"/>
+          <w:szCs w:val="26"/>
+          <w:lang w:val="vi-VN"/>
         </w:rPr>
       </w:pPr>
-    </w:p>
-    <w:p>
-      <w:pPr>
-        <w:rPr>
-          <w:rFonts w:ascii="Times New Roman" w:eastAsia="Calibri" w:hAnsi="Times New Roman" w:cs="Times New Roman"/>
-          <w:sz w:val="26"/>
-          <w:szCs w:val="26"/>
-          <w:lang w:val="vi-VN"/>
-        </w:rPr>
-      </w:pPr>
-      <w:r>
-        <w:rPr>
-          <w:rFonts w:ascii="Times New Roman" w:eastAsia="Calibri" w:hAnsi="Times New Roman" w:cs="Times New Roman"/>
+      <w:r>
+        <w:rPr>
+          <w:rFonts w:ascii="Times New Roman" w:hAnsi="Times New Roman" w:eastAsia="Calibri" w:cs="Times New Roman"/>
           <w:sz w:val="26"/>
           <w:szCs w:val="26"/>
           <w:lang w:val="vi-VN"/>
@@ -2356,7 +8128,7 @@
         </w:tabs>
         <w:spacing w:before="120" w:after="0" w:line="240" w:lineRule="auto"/>
         <w:rPr>
-          <w:rFonts w:ascii="Times New Roman" w:eastAsia="Calibri" w:hAnsi="Times New Roman" w:cs="Times New Roman"/>
+          <w:rFonts w:ascii="Times New Roman" w:hAnsi="Times New Roman" w:eastAsia="Calibri" w:cs="Times New Roman"/>
           <w:sz w:val="26"/>
           <w:szCs w:val="26"/>
           <w:lang w:val="vi-VN"/>
@@ -2364,12 +8136,11 @@
       </w:pPr>
       <w:r>
         <w:rPr>
-          <w:rFonts w:ascii="Times New Roman" w:eastAsia="Calibri" w:hAnsi="Times New Roman" w:cs="Times New Roman"/>
-          <w:sz w:val="26"/>
-          <w:szCs w:val="26"/>
-          <w:lang w:val="vi-VN"/>
-        </w:rPr>
-        <w:lastRenderedPageBreak/>
+          <w:rFonts w:ascii="Times New Roman" w:hAnsi="Times New Roman" w:eastAsia="Calibri" w:cs="Times New Roman"/>
+          <w:sz w:val="26"/>
+          <w:szCs w:val="26"/>
+          <w:lang w:val="vi-VN"/>
+        </w:rPr>
         <w:t xml:space="preserve">Nhận xét của Giảng viên hướng dẫn: </w:t>
       </w:r>
     </w:p>
@@ -2381,14 +8152,14 @@
         </w:tabs>
         <w:spacing w:before="120" w:after="0" w:line="240" w:lineRule="auto"/>
         <w:rPr>
-          <w:rFonts w:ascii="Times New Roman" w:eastAsia="Calibri" w:hAnsi="Times New Roman" w:cs="Times New Roman"/>
+          <w:rFonts w:ascii="Times New Roman" w:hAnsi="Times New Roman" w:eastAsia="Calibri" w:cs="Times New Roman"/>
           <w:sz w:val="26"/>
           <w:szCs w:val="26"/>
         </w:rPr>
       </w:pPr>
       <w:r>
         <w:rPr>
-          <w:rFonts w:ascii="Times New Roman" w:eastAsia="Calibri" w:hAnsi="Times New Roman" w:cs="Times New Roman"/>
+          <w:rFonts w:ascii="Times New Roman" w:hAnsi="Times New Roman" w:eastAsia="Calibri" w:cs="Times New Roman"/>
           <w:sz w:val="26"/>
           <w:szCs w:val="26"/>
         </w:rPr>
@@ -2403,14 +8174,14 @@
         </w:tabs>
         <w:spacing w:before="120" w:after="0" w:line="240" w:lineRule="auto"/>
         <w:rPr>
-          <w:rFonts w:ascii="Times New Roman" w:eastAsia="Calibri" w:hAnsi="Times New Roman" w:cs="Times New Roman"/>
+          <w:rFonts w:ascii="Times New Roman" w:hAnsi="Times New Roman" w:eastAsia="Calibri" w:cs="Times New Roman"/>
           <w:sz w:val="26"/>
           <w:szCs w:val="26"/>
         </w:rPr>
       </w:pPr>
       <w:r>
         <w:rPr>
-          <w:rFonts w:ascii="Times New Roman" w:eastAsia="Calibri" w:hAnsi="Times New Roman" w:cs="Times New Roman"/>
+          <w:rFonts w:ascii="Times New Roman" w:hAnsi="Times New Roman" w:eastAsia="Calibri" w:cs="Times New Roman"/>
           <w:sz w:val="26"/>
           <w:szCs w:val="26"/>
         </w:rPr>
@@ -2425,14 +8196,14 @@
         </w:tabs>
         <w:spacing w:before="120" w:after="0" w:line="240" w:lineRule="auto"/>
         <w:rPr>
-          <w:rFonts w:ascii="Times New Roman" w:eastAsia="Calibri" w:hAnsi="Times New Roman" w:cs="Times New Roman"/>
+          <w:rFonts w:ascii="Times New Roman" w:hAnsi="Times New Roman" w:eastAsia="Calibri" w:cs="Times New Roman"/>
           <w:sz w:val="26"/>
           <w:szCs w:val="26"/>
         </w:rPr>
       </w:pPr>
       <w:r>
         <w:rPr>
-          <w:rFonts w:ascii="Times New Roman" w:eastAsia="Calibri" w:hAnsi="Times New Roman" w:cs="Times New Roman"/>
+          <w:rFonts w:ascii="Times New Roman" w:hAnsi="Times New Roman" w:eastAsia="Calibri" w:cs="Times New Roman"/>
           <w:sz w:val="26"/>
           <w:szCs w:val="26"/>
         </w:rPr>
@@ -2447,14 +8218,14 @@
         </w:tabs>
         <w:spacing w:before="120" w:after="0" w:line="240" w:lineRule="auto"/>
         <w:rPr>
-          <w:rFonts w:ascii="Times New Roman" w:eastAsia="Calibri" w:hAnsi="Times New Roman" w:cs="Times New Roman"/>
+          <w:rFonts w:ascii="Times New Roman" w:hAnsi="Times New Roman" w:eastAsia="Calibri" w:cs="Times New Roman"/>
           <w:sz w:val="26"/>
           <w:szCs w:val="26"/>
         </w:rPr>
       </w:pPr>
       <w:r>
         <w:rPr>
-          <w:rFonts w:ascii="Times New Roman" w:eastAsia="Calibri" w:hAnsi="Times New Roman" w:cs="Times New Roman"/>
+          <w:rFonts w:ascii="Times New Roman" w:hAnsi="Times New Roman" w:eastAsia="Calibri" w:cs="Times New Roman"/>
           <w:sz w:val="26"/>
           <w:szCs w:val="26"/>
         </w:rPr>
@@ -2469,14 +8240,14 @@
         </w:tabs>
         <w:spacing w:before="120" w:after="0" w:line="240" w:lineRule="auto"/>
         <w:rPr>
-          <w:rFonts w:ascii="Times New Roman" w:eastAsia="Calibri" w:hAnsi="Times New Roman" w:cs="Times New Roman"/>
+          <w:rFonts w:ascii="Times New Roman" w:hAnsi="Times New Roman" w:eastAsia="Calibri" w:cs="Times New Roman"/>
           <w:sz w:val="26"/>
           <w:szCs w:val="26"/>
         </w:rPr>
       </w:pPr>
       <w:r>
         <w:rPr>
-          <w:rFonts w:ascii="Times New Roman" w:eastAsia="Calibri" w:hAnsi="Times New Roman" w:cs="Times New Roman"/>
+          <w:rFonts w:ascii="Times New Roman" w:hAnsi="Times New Roman" w:eastAsia="Calibri" w:cs="Times New Roman"/>
           <w:sz w:val="26"/>
           <w:szCs w:val="26"/>
         </w:rPr>
@@ -2491,14 +8262,14 @@
         </w:tabs>
         <w:spacing w:before="120" w:after="0" w:line="240" w:lineRule="auto"/>
         <w:rPr>
-          <w:rFonts w:ascii="Times New Roman" w:eastAsia="Calibri" w:hAnsi="Times New Roman" w:cs="Times New Roman"/>
+          <w:rFonts w:ascii="Times New Roman" w:hAnsi="Times New Roman" w:eastAsia="Calibri" w:cs="Times New Roman"/>
           <w:sz w:val="26"/>
           <w:szCs w:val="26"/>
         </w:rPr>
       </w:pPr>
       <w:r>
         <w:rPr>
-          <w:rFonts w:ascii="Times New Roman" w:eastAsia="Calibri" w:hAnsi="Times New Roman" w:cs="Times New Roman"/>
+          <w:rFonts w:ascii="Times New Roman" w:hAnsi="Times New Roman" w:eastAsia="Calibri" w:cs="Times New Roman"/>
           <w:sz w:val="26"/>
           <w:szCs w:val="26"/>
         </w:rPr>
@@ -2513,14 +8284,14 @@
         </w:tabs>
         <w:spacing w:before="120" w:after="0" w:line="240" w:lineRule="auto"/>
         <w:rPr>
-          <w:rFonts w:ascii="Times New Roman" w:eastAsia="Calibri" w:hAnsi="Times New Roman" w:cs="Times New Roman"/>
+          <w:rFonts w:ascii="Times New Roman" w:hAnsi="Times New Roman" w:eastAsia="Calibri" w:cs="Times New Roman"/>
           <w:sz w:val="26"/>
           <w:szCs w:val="26"/>
         </w:rPr>
       </w:pPr>
       <w:r>
         <w:rPr>
-          <w:rFonts w:ascii="Times New Roman" w:eastAsia="Calibri" w:hAnsi="Times New Roman" w:cs="Times New Roman"/>
+          <w:rFonts w:ascii="Times New Roman" w:hAnsi="Times New Roman" w:eastAsia="Calibri" w:cs="Times New Roman"/>
           <w:sz w:val="26"/>
           <w:szCs w:val="26"/>
         </w:rPr>
@@ -2535,14 +8306,14 @@
         </w:tabs>
         <w:spacing w:before="120" w:after="0" w:line="240" w:lineRule="auto"/>
         <w:rPr>
-          <w:rFonts w:ascii="Times New Roman" w:eastAsia="Calibri" w:hAnsi="Times New Roman" w:cs="Times New Roman"/>
+          <w:rFonts w:ascii="Times New Roman" w:hAnsi="Times New Roman" w:eastAsia="Calibri" w:cs="Times New Roman"/>
           <w:sz w:val="26"/>
           <w:szCs w:val="26"/>
         </w:rPr>
       </w:pPr>
       <w:r>
         <w:rPr>
-          <w:rFonts w:ascii="Times New Roman" w:eastAsia="Calibri" w:hAnsi="Times New Roman" w:cs="Times New Roman"/>
+          <w:rFonts w:ascii="Times New Roman" w:hAnsi="Times New Roman" w:eastAsia="Calibri" w:cs="Times New Roman"/>
           <w:sz w:val="26"/>
           <w:szCs w:val="26"/>
         </w:rPr>
@@ -2557,14 +8328,14 @@
         </w:tabs>
         <w:spacing w:before="120" w:after="0" w:line="240" w:lineRule="auto"/>
         <w:rPr>
-          <w:rFonts w:ascii="Times New Roman" w:eastAsia="Calibri" w:hAnsi="Times New Roman" w:cs="Times New Roman"/>
+          <w:rFonts w:ascii="Times New Roman" w:hAnsi="Times New Roman" w:eastAsia="Calibri" w:cs="Times New Roman"/>
           <w:sz w:val="26"/>
           <w:szCs w:val="26"/>
         </w:rPr>
       </w:pPr>
       <w:r>
         <w:rPr>
-          <w:rFonts w:ascii="Times New Roman" w:eastAsia="Calibri" w:hAnsi="Times New Roman" w:cs="Times New Roman"/>
+          <w:rFonts w:ascii="Times New Roman" w:hAnsi="Times New Roman" w:eastAsia="Calibri" w:cs="Times New Roman"/>
           <w:sz w:val="26"/>
           <w:szCs w:val="26"/>
         </w:rPr>
@@ -2579,14 +8350,14 @@
         </w:tabs>
         <w:spacing w:before="120" w:after="0" w:line="240" w:lineRule="auto"/>
         <w:rPr>
-          <w:rFonts w:ascii="Times New Roman" w:eastAsia="Calibri" w:hAnsi="Times New Roman" w:cs="Times New Roman"/>
+          <w:rFonts w:ascii="Times New Roman" w:hAnsi="Times New Roman" w:eastAsia="Calibri" w:cs="Times New Roman"/>
           <w:sz w:val="26"/>
           <w:szCs w:val="26"/>
         </w:rPr>
       </w:pPr>
       <w:r>
         <w:rPr>
-          <w:rFonts w:ascii="Times New Roman" w:eastAsia="Calibri" w:hAnsi="Times New Roman" w:cs="Times New Roman"/>
+          <w:rFonts w:ascii="Times New Roman" w:hAnsi="Times New Roman" w:eastAsia="Calibri" w:cs="Times New Roman"/>
           <w:sz w:val="26"/>
           <w:szCs w:val="26"/>
         </w:rPr>
@@ -2601,7 +8372,7 @@
         </w:tabs>
         <w:spacing w:before="120" w:after="0" w:line="240" w:lineRule="auto"/>
         <w:rPr>
-          <w:rFonts w:ascii="Times New Roman" w:eastAsia="Calibri" w:hAnsi="Times New Roman" w:cs="Times New Roman"/>
+          <w:rFonts w:ascii="Times New Roman" w:hAnsi="Times New Roman" w:eastAsia="Calibri" w:cs="Times New Roman"/>
           <w:sz w:val="26"/>
           <w:szCs w:val="26"/>
           <w:lang w:val="vi-VN"/>
@@ -2609,7 +8380,7 @@
       </w:pPr>
       <w:r>
         <w:rPr>
-          <w:rFonts w:ascii="Times New Roman" w:eastAsia="Calibri" w:hAnsi="Times New Roman" w:cs="Times New Roman"/>
+          <w:rFonts w:ascii="Times New Roman" w:hAnsi="Times New Roman" w:eastAsia="Calibri" w:cs="Times New Roman"/>
           <w:sz w:val="26"/>
           <w:szCs w:val="26"/>
         </w:rPr>
@@ -2621,12 +8392,12 @@
         <w:tblStyle w:val="TableGrid1"/>
         <w:tblW w:w="9606" w:type="dxa"/>
         <w:tblBorders>
-          <w:top w:val="none" w:sz="0" w:space="0" w:color="auto"/>
-          <w:left w:val="none" w:sz="0" w:space="0" w:color="auto"/>
-          <w:bottom w:val="none" w:sz="0" w:space="0" w:color="auto"/>
-          <w:right w:val="none" w:sz="0" w:space="0" w:color="auto"/>
-          <w:insideH w:val="none" w:sz="0" w:space="0" w:color="auto"/>
-          <w:insideV w:val="none" w:sz="0" w:space="0" w:color="auto"/>
+          <w:top w:val="none" w:color="auto" w:sz="0" w:space="0"/>
+          <w:left w:val="none" w:color="auto" w:sz="0" w:space="0"/>
+          <w:bottom w:val="none" w:color="auto" w:sz="0" w:space="0"/>
+          <w:right w:val="none" w:color="auto" w:sz="0" w:space="0"/>
+          <w:insideH w:val="none" w:color="auto" w:sz="0" w:space="0"/>
+          <w:insideV w:val="none" w:color="auto" w:sz="0" w:space="0"/>
         </w:tblBorders>
         <w:tblLook w:val="04A0" w:firstRow="1" w:lastRow="0" w:firstColumn="1" w:lastColumn="0" w:noHBand="0" w:noVBand="1"/>
       </w:tblPr>
@@ -2649,24 +8420,24 @@
                 <w:tab w:val="left" w:leader="dot" w:pos="4678"/>
                 <w:tab w:val="left" w:leader="dot" w:pos="10490"/>
               </w:tabs>
-              <w:spacing w:beforeLines="60" w:before="144" w:afterLines="40" w:after="96"/>
-              <w:jc w:val="center"/>
-              <w:rPr>
-                <w:rFonts w:ascii="Times New Roman" w:eastAsia="Calibri" w:hAnsi="Times New Roman" w:cs="Times New Roman"/>
+              <w:spacing w:before="144" w:beforeLines="60" w:after="96" w:afterLines="40"/>
+              <w:jc w:val="center"/>
+              <w:rPr>
+                <w:rFonts w:ascii="Times New Roman" w:hAnsi="Times New Roman" w:eastAsia="Calibri" w:cs="Times New Roman"/>
                 <w:b/>
                 <w:lang w:val="vi-VN"/>
               </w:rPr>
             </w:pPr>
             <w:r>
               <w:rPr>
-                <w:rFonts w:ascii="Times New Roman" w:eastAsia="Calibri" w:hAnsi="Times New Roman" w:cs="Times New Roman"/>
+                <w:rFonts w:ascii="Times New Roman" w:hAnsi="Times New Roman" w:eastAsia="Calibri" w:cs="Times New Roman"/>
                 <w:b/>
               </w:rPr>
               <w:t>GIẢNG VIÊN</w:t>
             </w:r>
             <w:r>
               <w:rPr>
-                <w:rFonts w:ascii="Times New Roman" w:eastAsia="Calibri" w:hAnsi="Times New Roman" w:cs="Times New Roman"/>
+                <w:rFonts w:ascii="Times New Roman" w:hAnsi="Times New Roman" w:eastAsia="Calibri" w:cs="Times New Roman"/>
                 <w:b/>
                 <w:lang w:val="vi-VN"/>
               </w:rPr>
@@ -2680,16 +8451,16 @@
                 <w:tab w:val="left" w:leader="dot" w:pos="4678"/>
                 <w:tab w:val="left" w:leader="dot" w:pos="10490"/>
               </w:tabs>
-              <w:spacing w:beforeLines="60" w:before="144" w:afterLines="40" w:after="96"/>
-              <w:jc w:val="center"/>
-              <w:rPr>
-                <w:rFonts w:ascii="Times New Roman" w:eastAsia="Calibri" w:hAnsi="Times New Roman" w:cs="Times New Roman"/>
-                <w:lang w:val="vi-VN"/>
-              </w:rPr>
-            </w:pPr>
-            <w:r>
-              <w:rPr>
-                <w:rFonts w:ascii="Times New Roman" w:eastAsia="Calibri" w:hAnsi="Times New Roman" w:cs="Times New Roman"/>
+              <w:spacing w:before="144" w:beforeLines="60" w:after="96" w:afterLines="40"/>
+              <w:jc w:val="center"/>
+              <w:rPr>
+                <w:rFonts w:ascii="Times New Roman" w:hAnsi="Times New Roman" w:eastAsia="Calibri" w:cs="Times New Roman"/>
+                <w:lang w:val="vi-VN"/>
+              </w:rPr>
+            </w:pPr>
+            <w:r>
+              <w:rPr>
+                <w:rFonts w:ascii="Times New Roman" w:hAnsi="Times New Roman" w:eastAsia="Calibri" w:cs="Times New Roman"/>
                 <w:lang w:val="vi-VN"/>
               </w:rPr>
               <w:t>(Ký và ghi rõ họ tên)</w:t>
@@ -2707,17 +8478,17 @@
                 <w:tab w:val="left" w:leader="dot" w:pos="4678"/>
                 <w:tab w:val="left" w:leader="dot" w:pos="10490"/>
               </w:tabs>
-              <w:spacing w:beforeLines="60" w:before="144" w:afterLines="40" w:after="96"/>
-              <w:jc w:val="center"/>
-              <w:rPr>
-                <w:rFonts w:ascii="Times New Roman" w:eastAsia="Calibri" w:hAnsi="Times New Roman" w:cs="Times New Roman"/>
+              <w:spacing w:before="144" w:beforeLines="60" w:after="96" w:afterLines="40"/>
+              <w:jc w:val="center"/>
+              <w:rPr>
+                <w:rFonts w:ascii="Times New Roman" w:hAnsi="Times New Roman" w:eastAsia="Calibri" w:cs="Times New Roman"/>
                 <w:b/>
                 <w:lang w:val="vi-VN"/>
               </w:rPr>
             </w:pPr>
             <w:r>
               <w:rPr>
-                <w:rFonts w:ascii="Times New Roman" w:eastAsia="Calibri" w:hAnsi="Times New Roman" w:cs="Times New Roman"/>
+                <w:rFonts w:ascii="Times New Roman" w:hAnsi="Times New Roman" w:eastAsia="Calibri" w:cs="Times New Roman"/>
                 <w:b/>
                 <w:lang w:val="vi-VN"/>
               </w:rPr>
@@ -2731,16 +8502,16 @@
                 <w:tab w:val="left" w:leader="dot" w:pos="4678"/>
                 <w:tab w:val="left" w:leader="dot" w:pos="10490"/>
               </w:tabs>
-              <w:spacing w:beforeLines="60" w:before="144" w:afterLines="40" w:after="96"/>
-              <w:jc w:val="center"/>
-              <w:rPr>
-                <w:rFonts w:ascii="Times New Roman" w:eastAsia="Calibri" w:hAnsi="Times New Roman" w:cs="Times New Roman"/>
-                <w:lang w:val="vi-VN"/>
-              </w:rPr>
-            </w:pPr>
-            <w:r>
-              <w:rPr>
-                <w:rFonts w:ascii="Times New Roman" w:eastAsia="Calibri" w:hAnsi="Times New Roman" w:cs="Times New Roman"/>
+              <w:spacing w:before="144" w:beforeLines="60" w:after="96" w:afterLines="40"/>
+              <w:jc w:val="center"/>
+              <w:rPr>
+                <w:rFonts w:ascii="Times New Roman" w:hAnsi="Times New Roman" w:eastAsia="Calibri" w:cs="Times New Roman"/>
+                <w:lang w:val="vi-VN"/>
+              </w:rPr>
+            </w:pPr>
+            <w:r>
+              <w:rPr>
+                <w:rFonts w:ascii="Times New Roman" w:hAnsi="Times New Roman" w:eastAsia="Calibri" w:cs="Times New Roman"/>
                 <w:lang w:val="vi-VN"/>
               </w:rPr>
               <w:t>(Ký và ghi rõ họ tên)</w:t>
@@ -2758,7 +8529,7 @@
       </w:pPr>
     </w:p>
     <w:sectPr>
-      <w:pgSz w:w="12240" w:h="15840"/>
+      <w:pgSz w:w="12240" w:h="15840" w:orient="portrait"/>
       <w:pgMar w:top="1440" w:right="1440" w:bottom="1440" w:left="1440" w:header="720" w:footer="720" w:gutter="0"/>
       <w:cols w:space="720"/>
       <w:docGrid w:linePitch="360"/>
@@ -2767,9 +8538,148 @@
 </w:document>
 </file>
 
+<file path=word/endnotes.xml><?xml version="1.0" encoding="utf-8"?>
+<w:endnotes xmlns:wpc="http://schemas.microsoft.com/office/word/2010/wordprocessingCanvas" xmlns:cx="http://schemas.microsoft.com/office/drawing/2014/chartex" xmlns:cx1="http://schemas.microsoft.com/office/drawing/2015/9/8/chartex" xmlns:cx2="http://schemas.microsoft.com/office/drawing/2015/10/21/chartex" xmlns:cx3="http://schemas.microsoft.com/office/drawing/2016/5/9/chartex" xmlns:cx4="http://schemas.microsoft.com/office/drawing/2016/5/10/chartex" xmlns:cx5="http://schemas.microsoft.com/office/drawing/2016/5/11/chartex" xmlns:cx6="http://schemas.microsoft.com/office/drawing/2016/5/12/chartex" xmlns:cx7="http://schemas.microsoft.com/office/drawing/2016/5/13/chartex" xmlns:cx8="http://schemas.microsoft.com/office/drawing/2016/5/14/chartex" xmlns:mc="http://schemas.openxmlformats.org/markup-compatibility/2006" xmlns:aink="http://schemas.microsoft.com/office/drawing/2016/ink" xmlns:am3d="http://schemas.microsoft.com/office/drawing/2017/model3d" xmlns:o="urn:schemas-microsoft-com:office:office" xmlns:oel="http://schemas.microsoft.com/office/2019/extlst" xmlns:r="http://schemas.openxmlformats.org/officeDocument/2006/relationships" xmlns:m="http://schemas.openxmlformats.org/officeDocument/2006/math" xmlns:v="urn:schemas-microsoft-com:vml" xmlns:wp14="http://schemas.microsoft.com/office/word/2010/wordprocessingDrawing" xmlns:wp="http://schemas.openxmlformats.org/drawingml/2006/wordprocessingDrawing" xmlns:w10="urn:schemas-microsoft-com:office:word" xmlns:w="http://schemas.openxmlformats.org/wordprocessingml/2006/main" xmlns:w14="http://schemas.microsoft.com/office/word/2010/wordml" xmlns:w15="http://schemas.microsoft.com/office/word/2012/wordml" xmlns:w16cex="http://schemas.microsoft.com/office/word/2018/wordml/cex" xmlns:w16cid="http://schemas.microsoft.com/office/word/2016/wordml/cid" xmlns:w16="http://schemas.microsoft.com/office/word/2018/wordml" xmlns:w16du="http://schemas.microsoft.com/office/word/2023/wordml/word16du" xmlns:w16sdtdh="http://schemas.microsoft.com/office/word/2020/wordml/sdtdatahash" xmlns:w16sdtfl="http://schemas.microsoft.com/office/word/2024/wordml/sdtformatlock" xmlns:w16se="http://schemas.microsoft.com/office/word/2015/wordml/symex" xmlns:wpg="http://schemas.microsoft.com/office/word/2010/wordprocessingGroup" xmlns:wpi="http://schemas.microsoft.com/office/word/2010/wordprocessingInk" xmlns:wne="http://schemas.microsoft.com/office/word/2006/wordml" xmlns:wps="http://schemas.microsoft.com/office/word/2010/wordprocessingShape" mc:Ignorable="w14 w15 w16se w16cid w16 w16cex w16sdtdh w16sdtfl w16du wp14">
+  <w:endnote w:type="separator" w:id="-1">
+    <w:p>
+      <w:pPr>
+        <w:spacing w:after="0" w:line="240" w:lineRule="auto"/>
+      </w:pPr>
+      <w:r>
+        <w:separator/>
+      </w:r>
+    </w:p>
+  </w:endnote>
+  <w:endnote w:type="continuationSeparator" w:id="0">
+    <w:p>
+      <w:pPr>
+        <w:spacing w:after="0" w:line="240" w:lineRule="auto"/>
+      </w:pPr>
+      <w:r>
+        <w:continuationSeparator/>
+      </w:r>
+    </w:p>
+  </w:endnote>
+</w:endnotes>
+</file>
+
+<file path=word/footnotes.xml><?xml version="1.0" encoding="utf-8"?>
+<w:footnotes xmlns:wpc="http://schemas.microsoft.com/office/word/2010/wordprocessingCanvas" xmlns:cx="http://schemas.microsoft.com/office/drawing/2014/chartex" xmlns:cx1="http://schemas.microsoft.com/office/drawing/2015/9/8/chartex" xmlns:cx2="http://schemas.microsoft.com/office/drawing/2015/10/21/chartex" xmlns:cx3="http://schemas.microsoft.com/office/drawing/2016/5/9/chartex" xmlns:cx4="http://schemas.microsoft.com/office/drawing/2016/5/10/chartex" xmlns:cx5="http://schemas.microsoft.com/office/drawing/2016/5/11/chartex" xmlns:cx6="http://schemas.microsoft.com/office/drawing/2016/5/12/chartex" xmlns:cx7="http://schemas.microsoft.com/office/drawing/2016/5/13/chartex" xmlns:cx8="http://schemas.microsoft.com/office/drawing/2016/5/14/chartex" xmlns:mc="http://schemas.openxmlformats.org/markup-compatibility/2006" xmlns:aink="http://schemas.microsoft.com/office/drawing/2016/ink" xmlns:am3d="http://schemas.microsoft.com/office/drawing/2017/model3d" xmlns:o="urn:schemas-microsoft-com:office:office" xmlns:oel="http://schemas.microsoft.com/office/2019/extlst" xmlns:r="http://schemas.openxmlformats.org/officeDocument/2006/relationships" xmlns:m="http://schemas.openxmlformats.org/officeDocument/2006/math" xmlns:v="urn:schemas-microsoft-com:vml" xmlns:wp14="http://schemas.microsoft.com/office/word/2010/wordprocessingDrawing" xmlns:wp="http://schemas.openxmlformats.org/drawingml/2006/wordprocessingDrawing" xmlns:w10="urn:schemas-microsoft-com:office:word" xmlns:w="http://schemas.openxmlformats.org/wordprocessingml/2006/main" xmlns:w14="http://schemas.microsoft.com/office/word/2010/wordml" xmlns:w15="http://schemas.microsoft.com/office/word/2012/wordml" xmlns:w16cex="http://schemas.microsoft.com/office/word/2018/wordml/cex" xmlns:w16cid="http://schemas.microsoft.com/office/word/2016/wordml/cid" xmlns:w16="http://schemas.microsoft.com/office/word/2018/wordml" xmlns:w16du="http://schemas.microsoft.com/office/word/2023/wordml/word16du" xmlns:w16sdtdh="http://schemas.microsoft.com/office/word/2020/wordml/sdtdatahash" xmlns:w16sdtfl="http://schemas.microsoft.com/office/word/2024/wordml/sdtformatlock" xmlns:w16se="http://schemas.microsoft.com/office/word/2015/wordml/symex" xmlns:wpg="http://schemas.microsoft.com/office/word/2010/wordprocessingGroup" xmlns:wpi="http://schemas.microsoft.com/office/word/2010/wordprocessingInk" xmlns:wne="http://schemas.microsoft.com/office/word/2006/wordml" xmlns:wps="http://schemas.microsoft.com/office/word/2010/wordprocessingShape" mc:Ignorable="w14 w15 w16se w16cid w16 w16cex w16sdtdh w16sdtfl w16du wp14">
+  <w:footnote w:type="separator" w:id="-1">
+    <w:p>
+      <w:pPr>
+        <w:spacing w:after="0" w:line="240" w:lineRule="auto"/>
+      </w:pPr>
+      <w:r>
+        <w:separator/>
+      </w:r>
+    </w:p>
+  </w:footnote>
+  <w:footnote w:type="continuationSeparator" w:id="0">
+    <w:p>
+      <w:pPr>
+        <w:spacing w:after="0" w:line="240" w:lineRule="auto"/>
+      </w:pPr>
+      <w:r>
+        <w:continuationSeparator/>
+      </w:r>
+    </w:p>
+  </w:footnote>
+</w:footnotes>
+</file>
+
 <file path=word/numbering.xml><?xml version="1.0" encoding="utf-8"?>
 <w:numbering xmlns:wpc="http://schemas.microsoft.com/office/word/2010/wordprocessingCanvas" xmlns:cx="http://schemas.microsoft.com/office/drawing/2014/chartex" xmlns:cx1="http://schemas.microsoft.com/office/drawing/2015/9/8/chartex" xmlns:cx2="http://schemas.microsoft.com/office/drawing/2015/10/21/chartex" xmlns:cx3="http://schemas.microsoft.com/office/drawing/2016/5/9/chartex" xmlns:cx4="http://schemas.microsoft.com/office/drawing/2016/5/10/chartex" xmlns:cx5="http://schemas.microsoft.com/office/drawing/2016/5/11/chartex" xmlns:cx6="http://schemas.microsoft.com/office/drawing/2016/5/12/chartex" xmlns:cx7="http://schemas.microsoft.com/office/drawing/2016/5/13/chartex" xmlns:cx8="http://schemas.microsoft.com/office/drawing/2016/5/14/chartex" xmlns:mc="http://schemas.openxmlformats.org/markup-compatibility/2006" xmlns:aink="http://schemas.microsoft.com/office/drawing/2016/ink" xmlns:am3d="http://schemas.microsoft.com/office/drawing/2017/model3d" xmlns:o="urn:schemas-microsoft-com:office:office" xmlns:oel="http://schemas.microsoft.com/office/2019/extlst" xmlns:r="http://schemas.openxmlformats.org/officeDocument/2006/relationships" xmlns:m="http://schemas.openxmlformats.org/officeDocument/2006/math" xmlns:v="urn:schemas-microsoft-com:vml" xmlns:wp14="http://schemas.microsoft.com/office/word/2010/wordprocessingDrawing" xmlns:wp="http://schemas.openxmlformats.org/drawingml/2006/wordprocessingDrawing" xmlns:w10="urn:schemas-microsoft-com:office:word" xmlns:w="http://schemas.openxmlformats.org/wordprocessingml/2006/main" xmlns:w14="http://schemas.microsoft.com/office/word/2010/wordml" xmlns:w15="http://schemas.microsoft.com/office/word/2012/wordml" xmlns:w16cex="http://schemas.microsoft.com/office/word/2018/wordml/cex" xmlns:w16cid="http://schemas.microsoft.com/office/word/2016/wordml/cid" xmlns:w16="http://schemas.microsoft.com/office/word/2018/wordml" xmlns:w16du="http://schemas.microsoft.com/office/word/2023/wordml/word16du" xmlns:w16sdtdh="http://schemas.microsoft.com/office/word/2020/wordml/sdtdatahash" xmlns:w16sdtfl="http://schemas.microsoft.com/office/word/2024/wordml/sdtformatlock" xmlns:w16se="http://schemas.microsoft.com/office/word/2015/wordml/symex" xmlns:wpg="http://schemas.microsoft.com/office/word/2010/wordprocessingGroup" xmlns:wpi="http://schemas.microsoft.com/office/word/2010/wordprocessingInk" xmlns:wne="http://schemas.microsoft.com/office/word/2006/wordml" xmlns:wps="http://schemas.microsoft.com/office/word/2010/wordprocessingShape" mc:Ignorable="w14 w15 w16se w16cid w16 w16cex w16sdtdh w16sdtfl w16du wp14">
   <w:abstractNum w:abstractNumId="0" w15:restartNumberingAfterBreak="0">
+    <w:nsid w:val="07207F54"/>
+    <w:multiLevelType w:val="hybridMultilevel"/>
+    <w:tmpl w:val="BFC2166E"/>
+    <w:lvl w:ilvl="0" w:tplc="FFFFFFFF">
+      <w:start w:val="1"/>
+      <w:numFmt w:val="decimal"/>
+      <w:lvlText w:val="%1"/>
+      <w:lvlJc w:val="left"/>
+      <w:pPr>
+        <w:ind w:left="720" w:hanging="360"/>
+      </w:pPr>
+      <w:rPr>
+        <w:rFonts w:hint="default"/>
+      </w:rPr>
+    </w:lvl>
+    <w:lvl w:ilvl="1" w:tplc="FFFFFFFF" w:tentative="1">
+      <w:start w:val="1"/>
+      <w:numFmt w:val="lowerLetter"/>
+      <w:lvlText w:val="%2."/>
+      <w:lvlJc w:val="left"/>
+      <w:pPr>
+        <w:ind w:left="1440" w:hanging="360"/>
+      </w:pPr>
+    </w:lvl>
+    <w:lvl w:ilvl="2" w:tplc="FFFFFFFF" w:tentative="1">
+      <w:start w:val="1"/>
+      <w:numFmt w:val="lowerRoman"/>
+      <w:lvlText w:val="%3."/>
+      <w:lvlJc w:val="right"/>
+      <w:pPr>
+        <w:ind w:left="2160" w:hanging="180"/>
+      </w:pPr>
+    </w:lvl>
+    <w:lvl w:ilvl="3" w:tplc="FFFFFFFF" w:tentative="1">
+      <w:start w:val="1"/>
+      <w:numFmt w:val="decimal"/>
+      <w:lvlText w:val="%4."/>
+      <w:lvlJc w:val="left"/>
+      <w:pPr>
+        <w:ind w:left="2880" w:hanging="360"/>
+      </w:pPr>
+    </w:lvl>
+    <w:lvl w:ilvl="4" w:tplc="FFFFFFFF" w:tentative="1">
+      <w:start w:val="1"/>
+      <w:numFmt w:val="lowerLetter"/>
+      <w:lvlText w:val="%5."/>
+      <w:lvlJc w:val="left"/>
+      <w:pPr>
+        <w:ind w:left="3600" w:hanging="360"/>
+      </w:pPr>
+    </w:lvl>
+    <w:lvl w:ilvl="5" w:tplc="FFFFFFFF" w:tentative="1">
+      <w:start w:val="1"/>
+      <w:numFmt w:val="lowerRoman"/>
+      <w:lvlText w:val="%6."/>
+      <w:lvlJc w:val="right"/>
+      <w:pPr>
+        <w:ind w:left="4320" w:hanging="180"/>
+      </w:pPr>
+    </w:lvl>
+    <w:lvl w:ilvl="6" w:tplc="FFFFFFFF" w:tentative="1">
+      <w:start w:val="1"/>
+      <w:numFmt w:val="decimal"/>
+      <w:lvlText w:val="%7."/>
+      <w:lvlJc w:val="left"/>
+      <w:pPr>
+        <w:ind w:left="5040" w:hanging="360"/>
+      </w:pPr>
+    </w:lvl>
+    <w:lvl w:ilvl="7" w:tplc="FFFFFFFF" w:tentative="1">
+      <w:start w:val="1"/>
+      <w:numFmt w:val="lowerLetter"/>
+      <w:lvlText w:val="%8."/>
+      <w:lvlJc w:val="left"/>
+      <w:pPr>
+        <w:ind w:left="5760" w:hanging="360"/>
+      </w:pPr>
+    </w:lvl>
+    <w:lvl w:ilvl="8" w:tplc="FFFFFFFF" w:tentative="1">
+      <w:start w:val="1"/>
+      <w:numFmt w:val="lowerRoman"/>
+      <w:lvlText w:val="%9."/>
+      <w:lvlJc w:val="right"/>
+      <w:pPr>
+        <w:ind w:left="6480" w:hanging="180"/>
+      </w:pPr>
+    </w:lvl>
+  </w:abstractNum>
+  <w:abstractNum w:abstractNumId="1" w15:restartNumberingAfterBreak="0">
     <w:nsid w:val="2694313E"/>
     <w:multiLevelType w:val="hybridMultilevel"/>
     <w:tmpl w:val="14544C62"/>
@@ -2858,7 +8768,7 @@
       </w:pPr>
     </w:lvl>
   </w:abstractNum>
-  <w:abstractNum w:abstractNumId="1" w15:restartNumberingAfterBreak="0">
+  <w:abstractNum w:abstractNumId="2" w15:restartNumberingAfterBreak="0">
     <w:nsid w:val="43AC6B00"/>
     <w:multiLevelType w:val="hybridMultilevel"/>
     <w:tmpl w:val="235615AA"/>
@@ -2947,7 +8857,7 @@
       </w:pPr>
     </w:lvl>
   </w:abstractNum>
-  <w:abstractNum w:abstractNumId="2" w15:restartNumberingAfterBreak="0">
+  <w:abstractNum w:abstractNumId="3" w15:restartNumberingAfterBreak="0">
     <w:nsid w:val="4AA97540"/>
     <w:multiLevelType w:val="hybridMultilevel"/>
     <w:tmpl w:val="26C6029E"/>
@@ -3036,24 +8946,119 @@
       </w:pPr>
     </w:lvl>
   </w:abstractNum>
+  <w:abstractNum w:abstractNumId="4" w15:restartNumberingAfterBreak="0">
+    <w:nsid w:val="4B5E1B78"/>
+    <w:multiLevelType w:val="hybridMultilevel"/>
+    <w:tmpl w:val="BFC2166E"/>
+    <w:lvl w:ilvl="0" w:tplc="BAC00886">
+      <w:start w:val="1"/>
+      <w:numFmt w:val="decimal"/>
+      <w:lvlText w:val="%1"/>
+      <w:lvlJc w:val="left"/>
+      <w:pPr>
+        <w:ind w:left="720" w:hanging="360"/>
+      </w:pPr>
+      <w:rPr>
+        <w:rFonts w:hint="default"/>
+      </w:rPr>
+    </w:lvl>
+    <w:lvl w:ilvl="1" w:tplc="04090019" w:tentative="1">
+      <w:start w:val="1"/>
+      <w:numFmt w:val="lowerLetter"/>
+      <w:lvlText w:val="%2."/>
+      <w:lvlJc w:val="left"/>
+      <w:pPr>
+        <w:ind w:left="1440" w:hanging="360"/>
+      </w:pPr>
+    </w:lvl>
+    <w:lvl w:ilvl="2" w:tplc="0409001B" w:tentative="1">
+      <w:start w:val="1"/>
+      <w:numFmt w:val="lowerRoman"/>
+      <w:lvlText w:val="%3."/>
+      <w:lvlJc w:val="right"/>
+      <w:pPr>
+        <w:ind w:left="2160" w:hanging="180"/>
+      </w:pPr>
+    </w:lvl>
+    <w:lvl w:ilvl="3" w:tplc="0409000F" w:tentative="1">
+      <w:start w:val="1"/>
+      <w:numFmt w:val="decimal"/>
+      <w:lvlText w:val="%4."/>
+      <w:lvlJc w:val="left"/>
+      <w:pPr>
+        <w:ind w:left="2880" w:hanging="360"/>
+      </w:pPr>
+    </w:lvl>
+    <w:lvl w:ilvl="4" w:tplc="04090019" w:tentative="1">
+      <w:start w:val="1"/>
+      <w:numFmt w:val="lowerLetter"/>
+      <w:lvlText w:val="%5."/>
+      <w:lvlJc w:val="left"/>
+      <w:pPr>
+        <w:ind w:left="3600" w:hanging="360"/>
+      </w:pPr>
+    </w:lvl>
+    <w:lvl w:ilvl="5" w:tplc="0409001B" w:tentative="1">
+      <w:start w:val="1"/>
+      <w:numFmt w:val="lowerRoman"/>
+      <w:lvlText w:val="%6."/>
+      <w:lvlJc w:val="right"/>
+      <w:pPr>
+        <w:ind w:left="4320" w:hanging="180"/>
+      </w:pPr>
+    </w:lvl>
+    <w:lvl w:ilvl="6" w:tplc="0409000F" w:tentative="1">
+      <w:start w:val="1"/>
+      <w:numFmt w:val="decimal"/>
+      <w:lvlText w:val="%7."/>
+      <w:lvlJc w:val="left"/>
+      <w:pPr>
+        <w:ind w:left="5040" w:hanging="360"/>
+      </w:pPr>
+    </w:lvl>
+    <w:lvl w:ilvl="7" w:tplc="04090019" w:tentative="1">
+      <w:start w:val="1"/>
+      <w:numFmt w:val="lowerLetter"/>
+      <w:lvlText w:val="%8."/>
+      <w:lvlJc w:val="left"/>
+      <w:pPr>
+        <w:ind w:left="5760" w:hanging="360"/>
+      </w:pPr>
+    </w:lvl>
+    <w:lvl w:ilvl="8" w:tplc="0409001B" w:tentative="1">
+      <w:start w:val="1"/>
+      <w:numFmt w:val="lowerRoman"/>
+      <w:lvlText w:val="%9."/>
+      <w:lvlJc w:val="right"/>
+      <w:pPr>
+        <w:ind w:left="6480" w:hanging="180"/>
+      </w:pPr>
+    </w:lvl>
+  </w:abstractNum>
   <w:num w:numId="1" w16cid:durableId="1975135660">
+    <w:abstractNumId w:val="3"/>
+  </w:num>
+  <w:num w:numId="2" w16cid:durableId="290019944">
+    <w:abstractNumId w:val="1"/>
+  </w:num>
+  <w:num w:numId="3" w16cid:durableId="721445048">
     <w:abstractNumId w:val="2"/>
   </w:num>
-  <w:num w:numId="2" w16cid:durableId="290019944">
+  <w:num w:numId="4" w16cid:durableId="550112501">
+    <w:abstractNumId w:val="4"/>
+  </w:num>
+  <w:num w:numId="5" w16cid:durableId="2121100140">
     <w:abstractNumId w:val="0"/>
-  </w:num>
-  <w:num w:numId="3" w16cid:durableId="721445048">
-    <w:abstractNumId w:val="1"/>
   </w:num>
 </w:numbering>
 </file>
 
 <file path=word/styles.xml><?xml version="1.0" encoding="utf-8"?>
-<w:styles xmlns:mc="http://schemas.openxmlformats.org/markup-compatibility/2006" xmlns:r="http://schemas.openxmlformats.org/officeDocument/2006/relationships" xmlns:w="http://schemas.openxmlformats.org/wordprocessingml/2006/main" xmlns:w14="http://schemas.microsoft.com/office/word/2010/wordml" xmlns:w15="http://schemas.microsoft.com/office/word/2012/wordml" xmlns:w16cex="http://schemas.microsoft.com/office/word/2018/wordml/cex" xmlns:w16cid="http://schemas.microsoft.com/office/word/2016/wordml/cid" xmlns:w16="http://schemas.microsoft.com/office/word/2018/wordml" xmlns:w16du="http://schemas.microsoft.com/office/word/2023/wordml/word16du" xmlns:w16sdtdh="http://schemas.microsoft.com/office/word/2020/wordml/sdtdatahash" xmlns:w16sdtfl="http://schemas.microsoft.com/office/word/2024/wordml/sdtformatlock" xmlns:w16se="http://schemas.microsoft.com/office/word/2015/wordml/symex" mc:Ignorable="w14 w15 w16se w16cid w16 w16cex w16sdtdh w16sdtfl w16du">
+<w:styles xmlns:wp14="http://schemas.microsoft.com/office/word/2010/wordprocessingDrawing" xmlns:mc="http://schemas.openxmlformats.org/markup-compatibility/2006" xmlns:r="http://schemas.openxmlformats.org/officeDocument/2006/relationships" xmlns:w="http://schemas.openxmlformats.org/wordprocessingml/2006/main" xmlns:w14="http://schemas.microsoft.com/office/word/2010/wordml" xmlns:w15="http://schemas.microsoft.com/office/word/2012/wordml" xmlns:w16cex="http://schemas.microsoft.com/office/word/2018/wordml/cex" xmlns:w16cid="http://schemas.microsoft.com/office/word/2016/wordml/cid" xmlns:w16="http://schemas.microsoft.com/office/word/2018/wordml" xmlns:w16du="http://schemas.microsoft.com/office/word/2023/wordml/word16du" xmlns:w16sdtdh="http://schemas.microsoft.com/office/word/2020/wordml/sdtdatahash" xmlns:w16sdtfl="http://schemas.microsoft.com/office/word/2024/wordml/sdtformatlock" xmlns:w16se="http://schemas.microsoft.com/office/word/2015/wordml/symex" mc:Ignorable="w14 w15 w16se w16cid w16 w16cex w16sdtdh w16sdtfl w16du wp14">
   <w:docDefaults>
     <w:rPrDefault>
       <w:rPr>
-        <w:rFonts w:asciiTheme="minorHAnsi" w:eastAsiaTheme="minorHAnsi" w:hAnsiTheme="minorHAnsi" w:cstheme="minorBidi"/>
+        <w:rFonts w:asciiTheme="minorHAnsi" w:hAnsiTheme="minorHAnsi" w:eastAsiaTheme="minorHAnsi" w:cstheme="minorBidi"/>
         <w:sz w:val="22"/>
         <w:szCs w:val="22"/>
         <w:lang w:val="en-US" w:eastAsia="en-US" w:bidi="ar-SA"/>
@@ -3068,14 +9073,14 @@
   <w:latentStyles w:defLockedState="0" w:defUIPriority="99" w:defSemiHidden="0" w:defUnhideWhenUsed="0" w:defQFormat="0" w:count="376">
     <w:lsdException w:name="Normal" w:uiPriority="0" w:qFormat="1"/>
     <w:lsdException w:name="heading 1" w:uiPriority="9" w:qFormat="1"/>
-    <w:lsdException w:name="heading 2" w:semiHidden="1" w:uiPriority="9" w:unhideWhenUsed="1" w:qFormat="1"/>
-    <w:lsdException w:name="heading 3" w:semiHidden="1" w:uiPriority="9" w:unhideWhenUsed="1" w:qFormat="1"/>
-    <w:lsdException w:name="heading 4" w:semiHidden="1" w:uiPriority="9" w:unhideWhenUsed="1" w:qFormat="1"/>
-    <w:lsdException w:name="heading 5" w:semiHidden="1" w:uiPriority="9" w:unhideWhenUsed="1" w:qFormat="1"/>
-    <w:lsdException w:name="heading 6" w:semiHidden="1" w:uiPriority="9" w:unhideWhenUsed="1" w:qFormat="1"/>
-    <w:lsdException w:name="heading 7" w:semiHidden="1" w:uiPriority="9" w:unhideWhenUsed="1" w:qFormat="1"/>
-    <w:lsdException w:name="heading 8" w:semiHidden="1" w:uiPriority="9" w:unhideWhenUsed="1" w:qFormat="1"/>
-    <w:lsdException w:name="heading 9" w:semiHidden="1" w:uiPriority="9" w:unhideWhenUsed="1" w:qFormat="1"/>
+    <w:lsdException w:name="heading 2" w:uiPriority="9" w:semiHidden="1" w:unhideWhenUsed="1" w:qFormat="1"/>
+    <w:lsdException w:name="heading 3" w:uiPriority="9" w:semiHidden="1" w:unhideWhenUsed="1" w:qFormat="1"/>
+    <w:lsdException w:name="heading 4" w:uiPriority="9" w:semiHidden="1" w:unhideWhenUsed="1" w:qFormat="1"/>
+    <w:lsdException w:name="heading 5" w:uiPriority="9" w:semiHidden="1" w:unhideWhenUsed="1" w:qFormat="1"/>
+    <w:lsdException w:name="heading 6" w:uiPriority="9" w:semiHidden="1" w:unhideWhenUsed="1" w:qFormat="1"/>
+    <w:lsdException w:name="heading 7" w:uiPriority="9" w:semiHidden="1" w:unhideWhenUsed="1" w:qFormat="1"/>
+    <w:lsdException w:name="heading 8" w:uiPriority="9" w:semiHidden="1" w:unhideWhenUsed="1" w:qFormat="1"/>
+    <w:lsdException w:name="heading 9" w:uiPriority="9" w:semiHidden="1" w:unhideWhenUsed="1" w:qFormat="1"/>
     <w:lsdException w:name="index 1" w:semiHidden="1" w:unhideWhenUsed="1"/>
     <w:lsdException w:name="index 2" w:semiHidden="1" w:unhideWhenUsed="1"/>
     <w:lsdException w:name="index 3" w:semiHidden="1" w:unhideWhenUsed="1"/>
@@ -3085,22 +9090,22 @@
     <w:lsdException w:name="index 7" w:semiHidden="1" w:unhideWhenUsed="1"/>
     <w:lsdException w:name="index 8" w:semiHidden="1" w:unhideWhenUsed="1"/>
     <w:lsdException w:name="index 9" w:semiHidden="1" w:unhideWhenUsed="1"/>
-    <w:lsdException w:name="toc 1" w:semiHidden="1" w:uiPriority="39" w:unhideWhenUsed="1"/>
-    <w:lsdException w:name="toc 2" w:semiHidden="1" w:uiPriority="39" w:unhideWhenUsed="1"/>
-    <w:lsdException w:name="toc 3" w:semiHidden="1" w:uiPriority="39" w:unhideWhenUsed="1"/>
-    <w:lsdException w:name="toc 4" w:semiHidden="1" w:uiPriority="39" w:unhideWhenUsed="1"/>
-    <w:lsdException w:name="toc 5" w:semiHidden="1" w:uiPriority="39" w:unhideWhenUsed="1"/>
-    <w:lsdException w:name="toc 6" w:semiHidden="1" w:uiPriority="39" w:unhideWhenUsed="1"/>
-    <w:lsdException w:name="toc 7" w:semiHidden="1" w:uiPriority="39" w:unhideWhenUsed="1"/>
-    <w:lsdException w:name="toc 8" w:semiHidden="1" w:uiPriority="39" w:unhideWhenUsed="1"/>
-    <w:lsdException w:name="toc 9" w:semiHidden="1" w:uiPriority="39" w:unhideWhenUsed="1"/>
+    <w:lsdException w:name="toc 1" w:uiPriority="39" w:semiHidden="1" w:unhideWhenUsed="1"/>
+    <w:lsdException w:name="toc 2" w:uiPriority="39" w:semiHidden="1" w:unhideWhenUsed="1"/>
+    <w:lsdException w:name="toc 3" w:uiPriority="39" w:semiHidden="1" w:unhideWhenUsed="1"/>
+    <w:lsdException w:name="toc 4" w:uiPriority="39" w:semiHidden="1" w:unhideWhenUsed="1"/>
+    <w:lsdException w:name="toc 5" w:uiPriority="39" w:semiHidden="1" w:unhideWhenUsed="1"/>
+    <w:lsdException w:name="toc 6" w:uiPriority="39" w:semiHidden="1" w:unhideWhenUsed="1"/>
+    <w:lsdException w:name="toc 7" w:uiPriority="39" w:semiHidden="1" w:unhideWhenUsed="1"/>
+    <w:lsdException w:name="toc 8" w:uiPriority="39" w:semiHidden="1" w:unhideWhenUsed="1"/>
+    <w:lsdException w:name="toc 9" w:uiPriority="39" w:semiHidden="1" w:unhideWhenUsed="1"/>
     <w:lsdException w:name="Normal Indent" w:semiHidden="1" w:unhideWhenUsed="1"/>
     <w:lsdException w:name="footnote text" w:semiHidden="1" w:unhideWhenUsed="1"/>
     <w:lsdException w:name="annotation text" w:semiHidden="1" w:unhideWhenUsed="1"/>
     <w:lsdException w:name="header" w:semiHidden="1" w:unhideWhenUsed="1"/>
     <w:lsdException w:name="footer" w:semiHidden="1" w:unhideWhenUsed="1"/>
     <w:lsdException w:name="index heading" w:semiHidden="1" w:unhideWhenUsed="1"/>
-    <w:lsdException w:name="caption" w:semiHidden="1" w:uiPriority="35" w:unhideWhenUsed="1" w:qFormat="1"/>
+    <w:lsdException w:name="caption" w:uiPriority="35" w:semiHidden="1" w:unhideWhenUsed="1" w:qFormat="1"/>
     <w:lsdException w:name="table of figures" w:semiHidden="1" w:unhideWhenUsed="1"/>
     <w:lsdException w:name="envelope address" w:semiHidden="1" w:unhideWhenUsed="1"/>
     <w:lsdException w:name="envelope return" w:semiHidden="1" w:unhideWhenUsed="1"/>
@@ -3131,7 +9136,7 @@
     <w:lsdException w:name="Title" w:uiPriority="10" w:qFormat="1"/>
     <w:lsdException w:name="Closing" w:semiHidden="1" w:unhideWhenUsed="1"/>
     <w:lsdException w:name="Signature" w:semiHidden="1" w:unhideWhenUsed="1"/>
-    <w:lsdException w:name="Default Paragraph Font" w:semiHidden="1" w:uiPriority="1" w:unhideWhenUsed="1"/>
+    <w:lsdException w:name="Default Paragraph Font" w:uiPriority="1" w:semiHidden="1" w:unhideWhenUsed="1"/>
     <w:lsdException w:name="Body Text" w:semiHidden="1" w:unhideWhenUsed="1"/>
     <w:lsdException w:name="Body Text Indent" w:semiHidden="1" w:unhideWhenUsed="1"/>
     <w:lsdException w:name="List Continue" w:semiHidden="1" w:unhideWhenUsed="1"/>
@@ -3331,8 +9336,8 @@
     <w:lsdException w:name="Subtle Reference" w:uiPriority="31" w:qFormat="1"/>
     <w:lsdException w:name="Intense Reference" w:uiPriority="32" w:qFormat="1"/>
     <w:lsdException w:name="Book Title" w:uiPriority="33" w:qFormat="1"/>
-    <w:lsdException w:name="Bibliography" w:semiHidden="1" w:uiPriority="37" w:unhideWhenUsed="1"/>
-    <w:lsdException w:name="TOC Heading" w:semiHidden="1" w:uiPriority="39" w:unhideWhenUsed="1" w:qFormat="1"/>
+    <w:lsdException w:name="Bibliography" w:uiPriority="37" w:semiHidden="1" w:unhideWhenUsed="1"/>
+    <w:lsdException w:name="TOC Heading" w:uiPriority="39" w:semiHidden="1" w:unhideWhenUsed="1" w:qFormat="1"/>
     <w:lsdException w:name="Plain Table 1" w:uiPriority="41"/>
     <w:lsdException w:name="Plain Table 2" w:uiPriority="42"/>
     <w:lsdException w:name="Plain Table 3" w:uiPriority="43"/>
@@ -3443,17 +9448,18 @@
     <w:lsdException w:name="Unresolved Mention" w:semiHidden="1" w:unhideWhenUsed="1"/>
     <w:lsdException w:name="Smart Link" w:semiHidden="1" w:unhideWhenUsed="1"/>
   </w:latentStyles>
-  <w:style w:type="paragraph" w:default="1" w:styleId="Normal">
+  <w:style w:type="paragraph" w:styleId="Normal" w:default="1">
     <w:name w:val="Normal"/>
     <w:qFormat/>
-    <w:rsid w:val="00BB1E07"/>
+    <w:rsid w:val="00280771"/>
   </w:style>
-  <w:style w:type="character" w:default="1" w:styleId="DefaultParagraphFont">
+  <w:style w:type="character" w:styleId="DefaultParagraphFont" w:default="1">
     <w:name w:val="Default Paragraph Font"/>
     <w:uiPriority w:val="1"/>
+    <w:semiHidden/>
     <w:unhideWhenUsed/>
   </w:style>
-  <w:style w:type="table" w:default="1" w:styleId="TableNormal">
+  <w:style w:type="table" w:styleId="TableNormal" w:default="1">
     <w:name w:val="Normal Table"/>
     <w:uiPriority w:val="99"/>
     <w:semiHidden/>
@@ -3468,13 +9474,13 @@
       </w:tblCellMar>
     </w:tblPr>
   </w:style>
-  <w:style w:type="numbering" w:default="1" w:styleId="NoList">
+  <w:style w:type="numbering" w:styleId="NoList" w:default="1">
     <w:name w:val="No List"/>
     <w:uiPriority w:val="99"/>
     <w:semiHidden/>
     <w:unhideWhenUsed/>
   </w:style>
-  <w:style w:type="table" w:customStyle="1" w:styleId="TableGrid1">
+  <w:style w:type="table" w:styleId="TableGrid1" w:customStyle="1">
     <w:name w:val="Table Grid1"/>
     <w:basedOn w:val="TableNormal"/>
     <w:uiPriority w:val="59"/>
@@ -3489,12 +9495,12 @@
     </w:rPr>
     <w:tblPr>
       <w:tblBorders>
-        <w:top w:val="single" w:sz="4" w:space="0" w:color="auto"/>
-        <w:left w:val="single" w:sz="4" w:space="0" w:color="auto"/>
-        <w:bottom w:val="single" w:sz="4" w:space="0" w:color="auto"/>
-        <w:right w:val="single" w:sz="4" w:space="0" w:color="auto"/>
-        <w:insideH w:val="single" w:sz="4" w:space="0" w:color="auto"/>
-        <w:insideV w:val="single" w:sz="4" w:space="0" w:color="auto"/>
+        <w:top w:val="single" w:color="auto" w:sz="4" w:space="0"/>
+        <w:left w:val="single" w:color="auto" w:sz="4" w:space="0"/>
+        <w:bottom w:val="single" w:color="auto" w:sz="4" w:space="0"/>
+        <w:right w:val="single" w:color="auto" w:sz="4" w:space="0"/>
+        <w:insideH w:val="single" w:color="auto" w:sz="4" w:space="0"/>
+        <w:insideV w:val="single" w:color="auto" w:sz="4" w:space="0"/>
       </w:tblBorders>
     </w:tblPr>
   </w:style>
@@ -3508,12 +9514,12 @@
     </w:pPr>
     <w:tblPr>
       <w:tblBorders>
-        <w:top w:val="single" w:sz="4" w:space="0" w:color="000000" w:themeColor="text1"/>
-        <w:left w:val="single" w:sz="4" w:space="0" w:color="000000" w:themeColor="text1"/>
-        <w:bottom w:val="single" w:sz="4" w:space="0" w:color="000000" w:themeColor="text1"/>
-        <w:right w:val="single" w:sz="4" w:space="0" w:color="000000" w:themeColor="text1"/>
-        <w:insideH w:val="single" w:sz="4" w:space="0" w:color="000000" w:themeColor="text1"/>
-        <w:insideV w:val="single" w:sz="4" w:space="0" w:color="000000" w:themeColor="text1"/>
+        <w:top w:val="single" w:color="000000" w:themeColor="text1" w:sz="4" w:space="0"/>
+        <w:left w:val="single" w:color="000000" w:themeColor="text1" w:sz="4" w:space="0"/>
+        <w:bottom w:val="single" w:color="000000" w:themeColor="text1" w:sz="4" w:space="0"/>
+        <w:right w:val="single" w:color="000000" w:themeColor="text1" w:sz="4" w:space="0"/>
+        <w:insideH w:val="single" w:color="000000" w:themeColor="text1" w:sz="4" w:space="0"/>
+        <w:insideV w:val="single" w:color="000000" w:themeColor="text1" w:sz="4" w:space="0"/>
       </w:tblBorders>
     </w:tblPr>
   </w:style>
@@ -3550,6 +9556,50 @@
       <w:ind w:left="720"/>
       <w:contextualSpacing/>
     </w:pPr>
+  </w:style>
+  <w:style w:type="paragraph" w:styleId="Header">
+    <w:name w:val="header"/>
+    <w:basedOn w:val="Normal"/>
+    <w:link w:val="HeaderChar"/>
+    <w:uiPriority w:val="99"/>
+    <w:unhideWhenUsed/>
+    <w:rsid w:val="00DB4155"/>
+    <w:pPr>
+      <w:tabs>
+        <w:tab w:val="center" w:pos="4680"/>
+        <w:tab w:val="right" w:pos="9360"/>
+      </w:tabs>
+      <w:spacing w:after="0" w:line="240" w:lineRule="auto"/>
+    </w:pPr>
+  </w:style>
+  <w:style w:type="character" w:styleId="HeaderChar" w:customStyle="1">
+    <w:name w:val="Header Char"/>
+    <w:basedOn w:val="DefaultParagraphFont"/>
+    <w:link w:val="Header"/>
+    <w:uiPriority w:val="99"/>
+    <w:rsid w:val="00DB4155"/>
+  </w:style>
+  <w:style w:type="paragraph" w:styleId="Footer">
+    <w:name w:val="footer"/>
+    <w:basedOn w:val="Normal"/>
+    <w:link w:val="FooterChar"/>
+    <w:uiPriority w:val="99"/>
+    <w:unhideWhenUsed/>
+    <w:rsid w:val="00DB4155"/>
+    <w:pPr>
+      <w:tabs>
+        <w:tab w:val="center" w:pos="4680"/>
+        <w:tab w:val="right" w:pos="9360"/>
+      </w:tabs>
+      <w:spacing w:after="0" w:line="240" w:lineRule="auto"/>
+    </w:pPr>
+  </w:style>
+  <w:style w:type="character" w:styleId="FooterChar" w:customStyle="1">
+    <w:name w:val="Footer Char"/>
+    <w:basedOn w:val="DefaultParagraphFont"/>
+    <w:link w:val="Footer"/>
+    <w:uiPriority w:val="99"/>
+    <w:rsid w:val="00DB4155"/>
   </w:style>
 </w:styles>
 </file>
